--- a/docs/test-cases/TC-bbox-batch-add-class.docx
+++ b/docs/test-cases/TC-bbox-batch-add-class.docx
@@ -7982,6 +7982,7027 @@
           <w:sz w:val="21"/>
         </w:rPr>
         <w:t>Core logic (IO, filter, append, guard) đều verified bằng code thật với YOLO model thật.</w:t>
+      </w:r>
+    </w:p>
+    <w:p>
+      <w:pPr>
+        <w:pBdr>
+          <w:bottom w:val="single" w:sz="6" w:space="1" w:color="F05922"/>
+        </w:pBdr>
+        <w:spacing w:after="120"/>
+      </w:pPr>
+    </w:p>
+    <w:p>
+      <w:pPr>
+        <w:pStyle w:val="Heading2"/>
+        <w:spacing w:before="200" w:after="80"/>
+      </w:pPr>
+      <w:r>
+        <w:rPr>
+          <w:color w:val="F05922"/>
+          <w:sz w:val="28"/>
+        </w:rPr>
+        <w:t>Amendment (Phase 4) — commit 970e598</w:t>
+      </w:r>
+    </w:p>
+    <w:p>
+      <w:pPr>
+        <w:pStyle w:val="Heading3"/>
+        <w:spacing w:before="160" w:after="60"/>
+      </w:pPr>
+      <w:r>
+        <w:rPr>
+          <w:color w:val="4A3F8C"/>
+          <w:sz w:val="24"/>
+        </w:rPr>
+        <w:t>Môi trường test Amendment</w:t>
+      </w:r>
+    </w:p>
+    <w:p>
+      <w:pPr>
+        <w:pStyle w:val="ListBullet"/>
+        <w:spacing w:after="20"/>
+        <w:ind w:left="283"/>
+      </w:pPr>
+      <w:r>
+        <w:rPr>
+          <w:b/>
+          <w:sz w:val="21"/>
+        </w:rPr>
+        <w:t>Build:</w:t>
+      </w:r>
+      <w:r>
+        <w:rPr>
+          <w:sz w:val="21"/>
+        </w:rPr>
+        <w:t xml:space="preserve"> commit 970e598 (reviewed + approved bước 4.3)</w:t>
+      </w:r>
+    </w:p>
+    <w:p>
+      <w:pPr>
+        <w:pStyle w:val="ListBullet"/>
+        <w:spacing w:after="20"/>
+        <w:ind w:left="283"/>
+      </w:pPr>
+      <w:r>
+        <w:rPr>
+          <w:b/>
+          <w:sz w:val="21"/>
+        </w:rPr>
+        <w:t>Ngày test:</w:t>
+      </w:r>
+      <w:r>
+        <w:rPr>
+          <w:sz w:val="21"/>
+        </w:rPr>
+        <w:t xml:space="preserve"> 2026-07-08</w:t>
+      </w:r>
+    </w:p>
+    <w:p>
+      <w:pPr>
+        <w:pStyle w:val="ListBullet"/>
+        <w:spacing w:after="20"/>
+        <w:ind w:left="283"/>
+      </w:pPr>
+      <w:r>
+        <w:rPr>
+          <w:b/>
+          <w:sz w:val="21"/>
+        </w:rPr>
+        <w:t>Tk khả dụng:</w:t>
+      </w:r>
+      <w:r>
+        <w:rPr>
+          <w:sz w:val="21"/>
+        </w:rPr>
+        <w:t xml:space="preserve"> Có — </w:t>
+      </w:r>
+      <w:r>
+        <w:rPr>
+          <w:rFonts w:ascii="Courier New" w:hAnsi="Courier New"/>
+          <w:color w:val="F05922"/>
+          <w:sz w:val="21"/>
+        </w:rPr>
+        <w:t>tkinter.Tk()</w:t>
+      </w:r>
+      <w:r>
+        <w:rPr>
+          <w:sz w:val="21"/>
+        </w:rPr>
+        <w:t xml:space="preserve"> thành công (Windows 11 headless draw mode)</w:t>
+      </w:r>
+    </w:p>
+    <w:p>
+      <w:pPr>
+        <w:pStyle w:val="ListBullet"/>
+        <w:spacing w:after="20"/>
+        <w:ind w:left="283"/>
+      </w:pPr>
+      <w:r>
+        <w:rPr>
+          <w:b/>
+          <w:sz w:val="21"/>
+        </w:rPr>
+        <w:t>Phương án test:</w:t>
+      </w:r>
+      <w:r>
+        <w:rPr>
+          <w:sz w:val="21"/>
+        </w:rPr>
+        <w:t xml:space="preserve"> Code-level hybrid — method trực tiếp (không cần full instance) + Tk StringVar/Label thật + real YOLO detect (yolo11n.pt)</w:t>
+      </w:r>
+    </w:p>
+    <w:p>
+      <w:pPr>
+        <w:pStyle w:val="ListBullet"/>
+        <w:spacing w:after="20"/>
+        <w:ind w:left="283"/>
+      </w:pPr>
+      <w:r>
+        <w:rPr>
+          <w:b/>
+          <w:sz w:val="21"/>
+        </w:rPr>
+        <w:t>Test data tạm:</w:t>
+      </w:r>
+      <w:r>
+        <w:rPr>
+          <w:sz w:val="21"/>
+        </w:rPr>
+        <w:t xml:space="preserve"> Scratchpad (img_a/b/c.jpg 640x480, lbl_dst/, lbl_src/) — đã xóa sau sign-off</w:t>
+      </w:r>
+    </w:p>
+    <w:p>
+      <w:pPr>
+        <w:pBdr>
+          <w:bottom w:val="single" w:sz="6" w:space="1" w:color="F05922"/>
+        </w:pBdr>
+        <w:spacing w:after="120"/>
+      </w:pPr>
+    </w:p>
+    <w:p>
+      <w:pPr>
+        <w:pStyle w:val="Heading3"/>
+        <w:spacing w:before="160" w:after="60"/>
+      </w:pPr>
+      <w:r>
+        <w:rPr>
+          <w:color w:val="4A3F8C"/>
+          <w:sz w:val="24"/>
+        </w:rPr>
+        <w:t>Group AME-A: Model detect + Append (Regression)</w:t>
+      </w:r>
+    </w:p>
+    <w:p>
+      <w:pPr>
+        <w:pStyle w:val="Heading4"/>
+      </w:pPr>
+      <w:r>
+        <w:rPr>
+          <w:color w:val="251C53"/>
+          <w:sz w:val="22"/>
+        </w:rPr>
+        <w:t>TC-AME-A1: Real YOLO detect + Append — OBB 9-token preserved</w:t>
+      </w:r>
+    </w:p>
+    <w:tbl>
+      <w:tblPr>
+        <w:tblStyle w:val="TableGrid"/>
+        <w:tblW w:type="auto" w:w="0"/>
+        <w:tblLook w:firstColumn="1" w:firstRow="1" w:lastColumn="0" w:lastRow="0" w:noHBand="0" w:noVBand="1" w:val="04A0"/>
+      </w:tblPr>
+      <w:tblGrid>
+        <w:gridCol w:w="4844"/>
+        <w:gridCol w:w="4844"/>
+      </w:tblGrid>
+      <w:tr>
+        <w:tc>
+          <w:tcPr>
+            <w:tcW w:type="dxa" w:w="4844"/>
+            <w:shd w:val="clear" w:color="auto" w:fill="251C53"/>
+            <w:tcBorders>
+              <w:top w:val="single" w:sz="4" w:space="0" w:color="251C53"/>
+              <w:left w:val="single" w:sz="4" w:space="0" w:color="251C53"/>
+              <w:bottom w:val="single" w:sz="4" w:space="0" w:color="251C53"/>
+              <w:right w:val="single" w:sz="4" w:space="0" w:color="251C53"/>
+            </w:tcBorders>
+          </w:tcPr>
+          <w:p>
+            <w:r>
+              <w:rPr>
+                <w:b/>
+                <w:color w:val="FFFFFF"/>
+                <w:sz w:val="20"/>
+              </w:rPr>
+            </w:r>
+          </w:p>
+        </w:tc>
+        <w:tc>
+          <w:tcPr>
+            <w:tcW w:type="dxa" w:w="4844"/>
+            <w:shd w:val="clear" w:color="auto" w:fill="251C53"/>
+            <w:tcBorders>
+              <w:top w:val="single" w:sz="4" w:space="0" w:color="251C53"/>
+              <w:left w:val="single" w:sz="4" w:space="0" w:color="251C53"/>
+              <w:bottom w:val="single" w:sz="4" w:space="0" w:color="251C53"/>
+              <w:right w:val="single" w:sz="4" w:space="0" w:color="251C53"/>
+            </w:tcBorders>
+          </w:tcPr>
+          <w:p>
+            <w:r>
+              <w:rPr>
+                <w:b/>
+                <w:color w:val="FFFFFF"/>
+                <w:sz w:val="20"/>
+              </w:rPr>
+            </w:r>
+          </w:p>
+        </w:tc>
+      </w:tr>
+      <w:tr>
+        <w:tc>
+          <w:tcPr>
+            <w:tcW w:type="dxa" w:w="4844"/>
+            <w:tcBorders>
+              <w:top w:val="single" w:sz="4" w:space="0" w:color="CBCBCB"/>
+              <w:left w:val="single" w:sz="4" w:space="0" w:color="CBCBCB"/>
+              <w:bottom w:val="single" w:sz="4" w:space="0" w:color="CBCBCB"/>
+              <w:right w:val="single" w:sz="4" w:space="0" w:color="CBCBCB"/>
+            </w:tcBorders>
+          </w:tcPr>
+          <w:p>
+            <w:r>
+              <w:rPr>
+                <w:sz w:val="20"/>
+              </w:rPr>
+              <w:t>---</w:t>
+            </w:r>
+          </w:p>
+        </w:tc>
+        <w:tc>
+          <w:tcPr>
+            <w:tcW w:type="dxa" w:w="4844"/>
+            <w:tcBorders>
+              <w:top w:val="single" w:sz="4" w:space="0" w:color="CBCBCB"/>
+              <w:left w:val="single" w:sz="4" w:space="0" w:color="CBCBCB"/>
+              <w:bottom w:val="single" w:sz="4" w:space="0" w:color="CBCBCB"/>
+              <w:right w:val="single" w:sz="4" w:space="0" w:color="CBCBCB"/>
+            </w:tcBorders>
+          </w:tcPr>
+          <w:p>
+            <w:r>
+              <w:rPr>
+                <w:sz w:val="20"/>
+              </w:rPr>
+              <w:t>---</w:t>
+            </w:r>
+          </w:p>
+        </w:tc>
+      </w:tr>
+      <w:tr>
+        <w:tc>
+          <w:tcPr>
+            <w:tcW w:type="dxa" w:w="4844"/>
+            <w:shd w:val="clear" w:color="auto" w:fill="B8B3D6"/>
+            <w:tcBorders>
+              <w:top w:val="single" w:sz="4" w:space="0" w:color="CBCBCB"/>
+              <w:left w:val="single" w:sz="4" w:space="0" w:color="CBCBCB"/>
+              <w:bottom w:val="single" w:sz="4" w:space="0" w:color="CBCBCB"/>
+              <w:right w:val="single" w:sz="4" w:space="0" w:color="CBCBCB"/>
+            </w:tcBorders>
+          </w:tcPr>
+          <w:p>
+            <w:r>
+              <w:rPr>
+                <w:b/>
+                <w:sz w:val="20"/>
+              </w:rPr>
+              <w:t>Given</w:t>
+            </w:r>
+          </w:p>
+        </w:tc>
+        <w:tc>
+          <w:tcPr>
+            <w:tcW w:type="dxa" w:w="4844"/>
+            <w:shd w:val="clear" w:color="auto" w:fill="B8B3D6"/>
+            <w:tcBorders>
+              <w:top w:val="single" w:sz="4" w:space="0" w:color="CBCBCB"/>
+              <w:left w:val="single" w:sz="4" w:space="0" w:color="CBCBCB"/>
+              <w:bottom w:val="single" w:sz="4" w:space="0" w:color="CBCBCB"/>
+              <w:right w:val="single" w:sz="4" w:space="0" w:color="CBCBCB"/>
+            </w:tcBorders>
+          </w:tcPr>
+          <w:p>
+            <w:r>
+              <w:rPr>
+                <w:rFonts w:ascii="Courier New" w:hAnsi="Courier New"/>
+                <w:color w:val="F05922"/>
+                <w:sz w:val="20"/>
+              </w:rPr>
+              <w:t>train_batch0.jpg</w:t>
+            </w:r>
+            <w:r>
+              <w:rPr>
+                <w:sz w:val="20"/>
+              </w:rPr>
+              <w:t xml:space="preserve"> (1280x1280), existing labels: 5-token cid=3 + OBB 9-token cid=2. Model </w:t>
+            </w:r>
+            <w:r>
+              <w:rPr>
+                <w:rFonts w:ascii="Courier New" w:hAnsi="Courier New"/>
+                <w:color w:val="F05922"/>
+                <w:sz w:val="20"/>
+              </w:rPr>
+              <w:t>yolo11n.pt</w:t>
+            </w:r>
+            <w:r>
+              <w:rPr>
+                <w:sz w:val="20"/>
+              </w:rPr>
+              <w:t>, filter class 22 (zebra), dst_cid=0</w:t>
+            </w:r>
+          </w:p>
+        </w:tc>
+      </w:tr>
+      <w:tr>
+        <w:tc>
+          <w:tcPr>
+            <w:tcW w:type="dxa" w:w="4844"/>
+            <w:tcBorders>
+              <w:top w:val="single" w:sz="4" w:space="0" w:color="CBCBCB"/>
+              <w:left w:val="single" w:sz="4" w:space="0" w:color="CBCBCB"/>
+              <w:bottom w:val="single" w:sz="4" w:space="0" w:color="CBCBCB"/>
+              <w:right w:val="single" w:sz="4" w:space="0" w:color="CBCBCB"/>
+            </w:tcBorders>
+          </w:tcPr>
+          <w:p>
+            <w:r>
+              <w:rPr>
+                <w:b/>
+                <w:sz w:val="20"/>
+              </w:rPr>
+              <w:t>When</w:t>
+            </w:r>
+          </w:p>
+        </w:tc>
+        <w:tc>
+          <w:tcPr>
+            <w:tcW w:type="dxa" w:w="4844"/>
+            <w:tcBorders>
+              <w:top w:val="single" w:sz="4" w:space="0" w:color="CBCBCB"/>
+              <w:left w:val="single" w:sz="4" w:space="0" w:color="CBCBCB"/>
+              <w:bottom w:val="single" w:sz="4" w:space="0" w:color="CBCBCB"/>
+              <w:right w:val="single" w:sz="4" w:space="0" w:color="CBCBCB"/>
+            </w:tcBorders>
+          </w:tcPr>
+          <w:p>
+            <w:r>
+              <w:rPr>
+                <w:rFonts w:ascii="Courier New" w:hAnsi="Courier New"/>
+                <w:color w:val="F05922"/>
+                <w:sz w:val="20"/>
+              </w:rPr>
+              <w:t>run_model_predict</w:t>
+            </w:r>
+            <w:r>
+              <w:rPr>
+                <w:sz w:val="20"/>
+              </w:rPr>
+              <w:t xml:space="preserve"> → format new_lines_norm → </w:t>
+            </w:r>
+            <w:r>
+              <w:rPr>
+                <w:rFonts w:ascii="Courier New" w:hAnsi="Courier New"/>
+                <w:color w:val="F05922"/>
+                <w:sz w:val="20"/>
+              </w:rPr>
+              <w:t>_batch_write_new_lines(..., replace_mode=False)</w:t>
+            </w:r>
+            <w:r>
+              <w:rPr>
+                <w:sz w:val="20"/>
+              </w:rPr>
+              <w:t xml:space="preserve"> → read back</w:t>
+            </w:r>
+          </w:p>
+        </w:tc>
+      </w:tr>
+      <w:tr>
+        <w:tc>
+          <w:tcPr>
+            <w:tcW w:type="dxa" w:w="4844"/>
+            <w:shd w:val="clear" w:color="auto" w:fill="B8B3D6"/>
+            <w:tcBorders>
+              <w:top w:val="single" w:sz="4" w:space="0" w:color="CBCBCB"/>
+              <w:left w:val="single" w:sz="4" w:space="0" w:color="CBCBCB"/>
+              <w:bottom w:val="single" w:sz="4" w:space="0" w:color="CBCBCB"/>
+              <w:right w:val="single" w:sz="4" w:space="0" w:color="CBCBCB"/>
+            </w:tcBorders>
+          </w:tcPr>
+          <w:p>
+            <w:r>
+              <w:rPr>
+                <w:b/>
+                <w:sz w:val="20"/>
+              </w:rPr>
+              <w:t>Then</w:t>
+            </w:r>
+          </w:p>
+        </w:tc>
+        <w:tc>
+          <w:tcPr>
+            <w:tcW w:type="dxa" w:w="4844"/>
+            <w:shd w:val="clear" w:color="auto" w:fill="B8B3D6"/>
+            <w:tcBorders>
+              <w:top w:val="single" w:sz="4" w:space="0" w:color="CBCBCB"/>
+              <w:left w:val="single" w:sz="4" w:space="0" w:color="CBCBCB"/>
+              <w:bottom w:val="single" w:sz="4" w:space="0" w:color="CBCBCB"/>
+              <w:right w:val="single" w:sz="4" w:space="0" w:color="CBCBCB"/>
+            </w:tcBorders>
+          </w:tcPr>
+          <w:p>
+            <w:r>
+              <w:rPr>
+                <w:sz w:val="20"/>
+              </w:rPr>
+              <w:t>total=8 lines (2 old + 6 new zebra); box[0] len=5 cid=3 (5-tok old intact); box[1] len=9 cid=2 (OBB old intact); box[2..7] cid=0 (new appended)</w:t>
+            </w:r>
+          </w:p>
+        </w:tc>
+      </w:tr>
+      <w:tr>
+        <w:tc>
+          <w:tcPr>
+            <w:tcW w:type="dxa" w:w="4844"/>
+            <w:tcBorders>
+              <w:top w:val="single" w:sz="4" w:space="0" w:color="CBCBCB"/>
+              <w:left w:val="single" w:sz="4" w:space="0" w:color="CBCBCB"/>
+              <w:bottom w:val="single" w:sz="4" w:space="0" w:color="CBCBCB"/>
+              <w:right w:val="single" w:sz="4" w:space="0" w:color="CBCBCB"/>
+            </w:tcBorders>
+          </w:tcPr>
+          <w:p>
+            <w:r>
+              <w:rPr>
+                <w:b/>
+                <w:sz w:val="20"/>
+              </w:rPr>
+              <w:t>Result</w:t>
+            </w:r>
+          </w:p>
+        </w:tc>
+        <w:tc>
+          <w:tcPr>
+            <w:tcW w:type="dxa" w:w="4844"/>
+            <w:tcBorders>
+              <w:top w:val="single" w:sz="4" w:space="0" w:color="CBCBCB"/>
+              <w:left w:val="single" w:sz="4" w:space="0" w:color="CBCBCB"/>
+              <w:bottom w:val="single" w:sz="4" w:space="0" w:color="CBCBCB"/>
+              <w:right w:val="single" w:sz="4" w:space="0" w:color="CBCBCB"/>
+            </w:tcBorders>
+          </w:tcPr>
+          <w:p>
+            <w:r>
+              <w:rPr>
+                <w:b/>
+                <w:sz w:val="20"/>
+              </w:rPr>
+              <w:t>PASS</w:t>
+            </w:r>
+          </w:p>
+        </w:tc>
+      </w:tr>
+      <w:tr>
+        <w:tc>
+          <w:tcPr>
+            <w:tcW w:type="dxa" w:w="4844"/>
+            <w:shd w:val="clear" w:color="auto" w:fill="B8B3D6"/>
+            <w:tcBorders>
+              <w:top w:val="single" w:sz="4" w:space="0" w:color="CBCBCB"/>
+              <w:left w:val="single" w:sz="4" w:space="0" w:color="CBCBCB"/>
+              <w:bottom w:val="single" w:sz="4" w:space="0" w:color="CBCBCB"/>
+              <w:right w:val="single" w:sz="4" w:space="0" w:color="CBCBCB"/>
+            </w:tcBorders>
+          </w:tcPr>
+          <w:p>
+            <w:r>
+              <w:rPr>
+                <w:b/>
+                <w:sz w:val="20"/>
+              </w:rPr>
+              <w:t>Note</w:t>
+            </w:r>
+          </w:p>
+        </w:tc>
+        <w:tc>
+          <w:tcPr>
+            <w:tcW w:type="dxa" w:w="4844"/>
+            <w:shd w:val="clear" w:color="auto" w:fill="B8B3D6"/>
+            <w:tcBorders>
+              <w:top w:val="single" w:sz="4" w:space="0" w:color="CBCBCB"/>
+              <w:left w:val="single" w:sz="4" w:space="0" w:color="CBCBCB"/>
+              <w:bottom w:val="single" w:sz="4" w:space="0" w:color="CBCBCB"/>
+              <w:right w:val="single" w:sz="4" w:space="0" w:color="CBCBCB"/>
+            </w:tcBorders>
+          </w:tcPr>
+          <w:p>
+            <w:r>
+              <w:rPr>
+                <w:sz w:val="20"/>
+              </w:rPr>
+              <w:t>6 zebra detected. Default path (model+append) IDENTICAL Phase 3 — regression confirmed.</w:t>
+            </w:r>
+          </w:p>
+        </w:tc>
+      </w:tr>
+    </w:tbl>
+    <w:p/>
+    <w:p>
+      <w:pPr>
+        <w:pBdr>
+          <w:bottom w:val="single" w:sz="6" w:space="1" w:color="F05922"/>
+        </w:pBdr>
+        <w:spacing w:after="120"/>
+      </w:pPr>
+    </w:p>
+    <w:p>
+      <w:pPr>
+        <w:pStyle w:val="Heading3"/>
+        <w:spacing w:before="160" w:after="60"/>
+      </w:pPr>
+      <w:r>
+        <w:rPr>
+          <w:color w:val="4A3F8C"/>
+          <w:sz w:val="24"/>
+        </w:rPr>
+        <w:t>Group AME-B: _batch_write_new_lines (Replace mode)</w:t>
+      </w:r>
+    </w:p>
+    <w:p>
+      <w:pPr>
+        <w:pStyle w:val="Heading4"/>
+      </w:pPr>
+      <w:r>
+        <w:rPr>
+          <w:color w:val="251C53"/>
+          <w:sz w:val="22"/>
+        </w:rPr>
+        <w:t>TC-AME-B1: Append to non-existent file creates new file</w:t>
+      </w:r>
+    </w:p>
+    <w:tbl>
+      <w:tblPr>
+        <w:tblStyle w:val="TableGrid"/>
+        <w:tblW w:type="auto" w:w="0"/>
+        <w:tblLook w:firstColumn="1" w:firstRow="1" w:lastColumn="0" w:lastRow="0" w:noHBand="0" w:noVBand="1" w:val="04A0"/>
+      </w:tblPr>
+      <w:tblGrid>
+        <w:gridCol w:w="4844"/>
+        <w:gridCol w:w="4844"/>
+      </w:tblGrid>
+      <w:tr>
+        <w:tc>
+          <w:tcPr>
+            <w:tcW w:type="dxa" w:w="4844"/>
+            <w:shd w:val="clear" w:color="auto" w:fill="251C53"/>
+            <w:tcBorders>
+              <w:top w:val="single" w:sz="4" w:space="0" w:color="251C53"/>
+              <w:left w:val="single" w:sz="4" w:space="0" w:color="251C53"/>
+              <w:bottom w:val="single" w:sz="4" w:space="0" w:color="251C53"/>
+              <w:right w:val="single" w:sz="4" w:space="0" w:color="251C53"/>
+            </w:tcBorders>
+          </w:tcPr>
+          <w:p>
+            <w:r>
+              <w:rPr>
+                <w:b/>
+                <w:color w:val="FFFFFF"/>
+                <w:sz w:val="20"/>
+              </w:rPr>
+            </w:r>
+          </w:p>
+        </w:tc>
+        <w:tc>
+          <w:tcPr>
+            <w:tcW w:type="dxa" w:w="4844"/>
+            <w:shd w:val="clear" w:color="auto" w:fill="251C53"/>
+            <w:tcBorders>
+              <w:top w:val="single" w:sz="4" w:space="0" w:color="251C53"/>
+              <w:left w:val="single" w:sz="4" w:space="0" w:color="251C53"/>
+              <w:bottom w:val="single" w:sz="4" w:space="0" w:color="251C53"/>
+              <w:right w:val="single" w:sz="4" w:space="0" w:color="251C53"/>
+            </w:tcBorders>
+          </w:tcPr>
+          <w:p>
+            <w:r>
+              <w:rPr>
+                <w:b/>
+                <w:color w:val="FFFFFF"/>
+                <w:sz w:val="20"/>
+              </w:rPr>
+            </w:r>
+          </w:p>
+        </w:tc>
+      </w:tr>
+      <w:tr>
+        <w:tc>
+          <w:tcPr>
+            <w:tcW w:type="dxa" w:w="4844"/>
+            <w:tcBorders>
+              <w:top w:val="single" w:sz="4" w:space="0" w:color="CBCBCB"/>
+              <w:left w:val="single" w:sz="4" w:space="0" w:color="CBCBCB"/>
+              <w:bottom w:val="single" w:sz="4" w:space="0" w:color="CBCBCB"/>
+              <w:right w:val="single" w:sz="4" w:space="0" w:color="CBCBCB"/>
+            </w:tcBorders>
+          </w:tcPr>
+          <w:p>
+            <w:r>
+              <w:rPr>
+                <w:sz w:val="20"/>
+              </w:rPr>
+              <w:t>---</w:t>
+            </w:r>
+          </w:p>
+        </w:tc>
+        <w:tc>
+          <w:tcPr>
+            <w:tcW w:type="dxa" w:w="4844"/>
+            <w:tcBorders>
+              <w:top w:val="single" w:sz="4" w:space="0" w:color="CBCBCB"/>
+              <w:left w:val="single" w:sz="4" w:space="0" w:color="CBCBCB"/>
+              <w:bottom w:val="single" w:sz="4" w:space="0" w:color="CBCBCB"/>
+              <w:right w:val="single" w:sz="4" w:space="0" w:color="CBCBCB"/>
+            </w:tcBorders>
+          </w:tcPr>
+          <w:p>
+            <w:r>
+              <w:rPr>
+                <w:sz w:val="20"/>
+              </w:rPr>
+              <w:t>---</w:t>
+            </w:r>
+          </w:p>
+        </w:tc>
+      </w:tr>
+      <w:tr>
+        <w:tc>
+          <w:tcPr>
+            <w:tcW w:type="dxa" w:w="4844"/>
+            <w:shd w:val="clear" w:color="auto" w:fill="B8B3D6"/>
+            <w:tcBorders>
+              <w:top w:val="single" w:sz="4" w:space="0" w:color="CBCBCB"/>
+              <w:left w:val="single" w:sz="4" w:space="0" w:color="CBCBCB"/>
+              <w:bottom w:val="single" w:sz="4" w:space="0" w:color="CBCBCB"/>
+              <w:right w:val="single" w:sz="4" w:space="0" w:color="CBCBCB"/>
+            </w:tcBorders>
+          </w:tcPr>
+          <w:p>
+            <w:r>
+              <w:rPr>
+                <w:b/>
+                <w:sz w:val="20"/>
+              </w:rPr>
+              <w:t>Given</w:t>
+            </w:r>
+          </w:p>
+        </w:tc>
+        <w:tc>
+          <w:tcPr>
+            <w:tcW w:type="dxa" w:w="4844"/>
+            <w:shd w:val="clear" w:color="auto" w:fill="B8B3D6"/>
+            <w:tcBorders>
+              <w:top w:val="single" w:sz="4" w:space="0" w:color="CBCBCB"/>
+              <w:left w:val="single" w:sz="4" w:space="0" w:color="CBCBCB"/>
+              <w:bottom w:val="single" w:sz="4" w:space="0" w:color="CBCBCB"/>
+              <w:right w:val="single" w:sz="4" w:space="0" w:color="CBCBCB"/>
+            </w:tcBorders>
+          </w:tcPr>
+          <w:p>
+            <w:r>
+              <w:rPr>
+                <w:rFonts w:ascii="Courier New" w:hAnsi="Courier New"/>
+                <w:color w:val="F05922"/>
+                <w:sz w:val="20"/>
+              </w:rPr>
+              <w:t>lbl_path</w:t>
+            </w:r>
+            <w:r>
+              <w:rPr>
+                <w:sz w:val="20"/>
+              </w:rPr>
+              <w:t xml:space="preserve"> không tồn tại</w:t>
+            </w:r>
+          </w:p>
+        </w:tc>
+      </w:tr>
+      <w:tr>
+        <w:tc>
+          <w:tcPr>
+            <w:tcW w:type="dxa" w:w="4844"/>
+            <w:tcBorders>
+              <w:top w:val="single" w:sz="4" w:space="0" w:color="CBCBCB"/>
+              <w:left w:val="single" w:sz="4" w:space="0" w:color="CBCBCB"/>
+              <w:bottom w:val="single" w:sz="4" w:space="0" w:color="CBCBCB"/>
+              <w:right w:val="single" w:sz="4" w:space="0" w:color="CBCBCB"/>
+            </w:tcBorders>
+          </w:tcPr>
+          <w:p>
+            <w:r>
+              <w:rPr>
+                <w:b/>
+                <w:sz w:val="20"/>
+              </w:rPr>
+              <w:t>When</w:t>
+            </w:r>
+          </w:p>
+        </w:tc>
+        <w:tc>
+          <w:tcPr>
+            <w:tcW w:type="dxa" w:w="4844"/>
+            <w:tcBorders>
+              <w:top w:val="single" w:sz="4" w:space="0" w:color="CBCBCB"/>
+              <w:left w:val="single" w:sz="4" w:space="0" w:color="CBCBCB"/>
+              <w:bottom w:val="single" w:sz="4" w:space="0" w:color="CBCBCB"/>
+              <w:right w:val="single" w:sz="4" w:space="0" w:color="CBCBCB"/>
+            </w:tcBorders>
+          </w:tcPr>
+          <w:p>
+            <w:r>
+              <w:rPr>
+                <w:rFonts w:ascii="Courier New" w:hAnsi="Courier New"/>
+                <w:color w:val="F05922"/>
+                <w:sz w:val="20"/>
+              </w:rPr>
+              <w:t>_batch_write_new_lines(lbl_path, new_lines, dst_cid=5, replace_mode=False)</w:t>
+            </w:r>
+          </w:p>
+        </w:tc>
+      </w:tr>
+      <w:tr>
+        <w:tc>
+          <w:tcPr>
+            <w:tcW w:type="dxa" w:w="4844"/>
+            <w:shd w:val="clear" w:color="auto" w:fill="B8B3D6"/>
+            <w:tcBorders>
+              <w:top w:val="single" w:sz="4" w:space="0" w:color="CBCBCB"/>
+              <w:left w:val="single" w:sz="4" w:space="0" w:color="CBCBCB"/>
+              <w:bottom w:val="single" w:sz="4" w:space="0" w:color="CBCBCB"/>
+              <w:right w:val="single" w:sz="4" w:space="0" w:color="CBCBCB"/>
+            </w:tcBorders>
+          </w:tcPr>
+          <w:p>
+            <w:r>
+              <w:rPr>
+                <w:b/>
+                <w:sz w:val="20"/>
+              </w:rPr>
+              <w:t>Then</w:t>
+            </w:r>
+          </w:p>
+        </w:tc>
+        <w:tc>
+          <w:tcPr>
+            <w:tcW w:type="dxa" w:w="4844"/>
+            <w:shd w:val="clear" w:color="auto" w:fill="B8B3D6"/>
+            <w:tcBorders>
+              <w:top w:val="single" w:sz="4" w:space="0" w:color="CBCBCB"/>
+              <w:left w:val="single" w:sz="4" w:space="0" w:color="CBCBCB"/>
+              <w:bottom w:val="single" w:sz="4" w:space="0" w:color="CBCBCB"/>
+              <w:right w:val="single" w:sz="4" w:space="0" w:color="CBCBCB"/>
+            </w:tcBorders>
+          </w:tcPr>
+          <w:p>
+            <w:r>
+              <w:rPr>
+                <w:sz w:val="20"/>
+              </w:rPr>
+              <w:t>File được tạo mới với 2 dòng cid=5</w:t>
+            </w:r>
+          </w:p>
+        </w:tc>
+      </w:tr>
+      <w:tr>
+        <w:tc>
+          <w:tcPr>
+            <w:tcW w:type="dxa" w:w="4844"/>
+            <w:tcBorders>
+              <w:top w:val="single" w:sz="4" w:space="0" w:color="CBCBCB"/>
+              <w:left w:val="single" w:sz="4" w:space="0" w:color="CBCBCB"/>
+              <w:bottom w:val="single" w:sz="4" w:space="0" w:color="CBCBCB"/>
+              <w:right w:val="single" w:sz="4" w:space="0" w:color="CBCBCB"/>
+            </w:tcBorders>
+          </w:tcPr>
+          <w:p>
+            <w:r>
+              <w:rPr>
+                <w:b/>
+                <w:sz w:val="20"/>
+              </w:rPr>
+              <w:t>Result</w:t>
+            </w:r>
+          </w:p>
+        </w:tc>
+        <w:tc>
+          <w:tcPr>
+            <w:tcW w:type="dxa" w:w="4844"/>
+            <w:tcBorders>
+              <w:top w:val="single" w:sz="4" w:space="0" w:color="CBCBCB"/>
+              <w:left w:val="single" w:sz="4" w:space="0" w:color="CBCBCB"/>
+              <w:bottom w:val="single" w:sz="4" w:space="0" w:color="CBCBCB"/>
+              <w:right w:val="single" w:sz="4" w:space="0" w:color="CBCBCB"/>
+            </w:tcBorders>
+          </w:tcPr>
+          <w:p>
+            <w:r>
+              <w:rPr>
+                <w:b/>
+                <w:sz w:val="20"/>
+              </w:rPr>
+              <w:t>PASS</w:t>
+            </w:r>
+          </w:p>
+        </w:tc>
+      </w:tr>
+    </w:tbl>
+    <w:p/>
+    <w:p>
+      <w:pPr>
+        <w:pStyle w:val="Heading4"/>
+      </w:pPr>
+      <w:r>
+        <w:rPr>
+          <w:color w:val="251C53"/>
+          <w:sz w:val="22"/>
+        </w:rPr>
+        <w:t>TC-AME-B2: Replace mode — xóa dst_cid, giữ OBB + cid khác, append mới</w:t>
+      </w:r>
+    </w:p>
+    <w:tbl>
+      <w:tblPr>
+        <w:tblStyle w:val="TableGrid"/>
+        <w:tblW w:type="auto" w:w="0"/>
+        <w:tblLook w:firstColumn="1" w:firstRow="1" w:lastColumn="0" w:lastRow="0" w:noHBand="0" w:noVBand="1" w:val="04A0"/>
+      </w:tblPr>
+      <w:tblGrid>
+        <w:gridCol w:w="4844"/>
+        <w:gridCol w:w="4844"/>
+      </w:tblGrid>
+      <w:tr>
+        <w:tc>
+          <w:tcPr>
+            <w:tcW w:type="dxa" w:w="4844"/>
+            <w:shd w:val="clear" w:color="auto" w:fill="251C53"/>
+            <w:tcBorders>
+              <w:top w:val="single" w:sz="4" w:space="0" w:color="251C53"/>
+              <w:left w:val="single" w:sz="4" w:space="0" w:color="251C53"/>
+              <w:bottom w:val="single" w:sz="4" w:space="0" w:color="251C53"/>
+              <w:right w:val="single" w:sz="4" w:space="0" w:color="251C53"/>
+            </w:tcBorders>
+          </w:tcPr>
+          <w:p>
+            <w:r>
+              <w:rPr>
+                <w:b/>
+                <w:color w:val="FFFFFF"/>
+                <w:sz w:val="20"/>
+              </w:rPr>
+            </w:r>
+          </w:p>
+        </w:tc>
+        <w:tc>
+          <w:tcPr>
+            <w:tcW w:type="dxa" w:w="4844"/>
+            <w:shd w:val="clear" w:color="auto" w:fill="251C53"/>
+            <w:tcBorders>
+              <w:top w:val="single" w:sz="4" w:space="0" w:color="251C53"/>
+              <w:left w:val="single" w:sz="4" w:space="0" w:color="251C53"/>
+              <w:bottom w:val="single" w:sz="4" w:space="0" w:color="251C53"/>
+              <w:right w:val="single" w:sz="4" w:space="0" w:color="251C53"/>
+            </w:tcBorders>
+          </w:tcPr>
+          <w:p>
+            <w:r>
+              <w:rPr>
+                <w:b/>
+                <w:color w:val="FFFFFF"/>
+                <w:sz w:val="20"/>
+              </w:rPr>
+            </w:r>
+          </w:p>
+        </w:tc>
+      </w:tr>
+      <w:tr>
+        <w:tc>
+          <w:tcPr>
+            <w:tcW w:type="dxa" w:w="4844"/>
+            <w:tcBorders>
+              <w:top w:val="single" w:sz="4" w:space="0" w:color="CBCBCB"/>
+              <w:left w:val="single" w:sz="4" w:space="0" w:color="CBCBCB"/>
+              <w:bottom w:val="single" w:sz="4" w:space="0" w:color="CBCBCB"/>
+              <w:right w:val="single" w:sz="4" w:space="0" w:color="CBCBCB"/>
+            </w:tcBorders>
+          </w:tcPr>
+          <w:p>
+            <w:r>
+              <w:rPr>
+                <w:sz w:val="20"/>
+              </w:rPr>
+              <w:t>---</w:t>
+            </w:r>
+          </w:p>
+        </w:tc>
+        <w:tc>
+          <w:tcPr>
+            <w:tcW w:type="dxa" w:w="4844"/>
+            <w:tcBorders>
+              <w:top w:val="single" w:sz="4" w:space="0" w:color="CBCBCB"/>
+              <w:left w:val="single" w:sz="4" w:space="0" w:color="CBCBCB"/>
+              <w:bottom w:val="single" w:sz="4" w:space="0" w:color="CBCBCB"/>
+              <w:right w:val="single" w:sz="4" w:space="0" w:color="CBCBCB"/>
+            </w:tcBorders>
+          </w:tcPr>
+          <w:p>
+            <w:r>
+              <w:rPr>
+                <w:sz w:val="20"/>
+              </w:rPr>
+              <w:t>---</w:t>
+            </w:r>
+          </w:p>
+        </w:tc>
+      </w:tr>
+      <w:tr>
+        <w:tc>
+          <w:tcPr>
+            <w:tcW w:type="dxa" w:w="4844"/>
+            <w:shd w:val="clear" w:color="auto" w:fill="B8B3D6"/>
+            <w:tcBorders>
+              <w:top w:val="single" w:sz="4" w:space="0" w:color="CBCBCB"/>
+              <w:left w:val="single" w:sz="4" w:space="0" w:color="CBCBCB"/>
+              <w:bottom w:val="single" w:sz="4" w:space="0" w:color="CBCBCB"/>
+              <w:right w:val="single" w:sz="4" w:space="0" w:color="CBCBCB"/>
+            </w:tcBorders>
+          </w:tcPr>
+          <w:p>
+            <w:r>
+              <w:rPr>
+                <w:b/>
+                <w:sz w:val="20"/>
+              </w:rPr>
+              <w:t>Given</w:t>
+            </w:r>
+          </w:p>
+        </w:tc>
+        <w:tc>
+          <w:tcPr>
+            <w:tcW w:type="dxa" w:w="4844"/>
+            <w:shd w:val="clear" w:color="auto" w:fill="B8B3D6"/>
+            <w:tcBorders>
+              <w:top w:val="single" w:sz="4" w:space="0" w:color="CBCBCB"/>
+              <w:left w:val="single" w:sz="4" w:space="0" w:color="CBCBCB"/>
+              <w:bottom w:val="single" w:sz="4" w:space="0" w:color="CBCBCB"/>
+              <w:right w:val="single" w:sz="4" w:space="0" w:color="CBCBCB"/>
+            </w:tcBorders>
+          </w:tcPr>
+          <w:p>
+            <w:r>
+              <w:rPr>
+                <w:sz w:val="20"/>
+              </w:rPr>
+              <w:t xml:space="preserve">File có: 5-token cid=3, OBB 9-token cid=1, 5-token cid=5. </w:t>
+            </w:r>
+            <w:r>
+              <w:rPr>
+                <w:rFonts w:ascii="Courier New" w:hAnsi="Courier New"/>
+                <w:color w:val="F05922"/>
+                <w:sz w:val="20"/>
+              </w:rPr>
+              <w:t>dst_cid=3</w:t>
+            </w:r>
+            <w:r>
+              <w:rPr>
+                <w:sz w:val="20"/>
+              </w:rPr>
+              <w:t xml:space="preserve">, </w:t>
+            </w:r>
+            <w:r>
+              <w:rPr>
+                <w:rFonts w:ascii="Courier New" w:hAnsi="Courier New"/>
+                <w:color w:val="F05922"/>
+                <w:sz w:val="20"/>
+              </w:rPr>
+              <w:t>replace_mode=True</w:t>
+            </w:r>
+          </w:p>
+        </w:tc>
+      </w:tr>
+      <w:tr>
+        <w:tc>
+          <w:tcPr>
+            <w:tcW w:type="dxa" w:w="4844"/>
+            <w:tcBorders>
+              <w:top w:val="single" w:sz="4" w:space="0" w:color="CBCBCB"/>
+              <w:left w:val="single" w:sz="4" w:space="0" w:color="CBCBCB"/>
+              <w:bottom w:val="single" w:sz="4" w:space="0" w:color="CBCBCB"/>
+              <w:right w:val="single" w:sz="4" w:space="0" w:color="CBCBCB"/>
+            </w:tcBorders>
+          </w:tcPr>
+          <w:p>
+            <w:r>
+              <w:rPr>
+                <w:b/>
+                <w:sz w:val="20"/>
+              </w:rPr>
+              <w:t>When</w:t>
+            </w:r>
+          </w:p>
+        </w:tc>
+        <w:tc>
+          <w:tcPr>
+            <w:tcW w:type="dxa" w:w="4844"/>
+            <w:tcBorders>
+              <w:top w:val="single" w:sz="4" w:space="0" w:color="CBCBCB"/>
+              <w:left w:val="single" w:sz="4" w:space="0" w:color="CBCBCB"/>
+              <w:bottom w:val="single" w:sz="4" w:space="0" w:color="CBCBCB"/>
+              <w:right w:val="single" w:sz="4" w:space="0" w:color="CBCBCB"/>
+            </w:tcBorders>
+          </w:tcPr>
+          <w:p>
+            <w:r>
+              <w:rPr>
+                <w:rFonts w:ascii="Courier New" w:hAnsi="Courier New"/>
+                <w:color w:val="F05922"/>
+                <w:sz w:val="20"/>
+              </w:rPr>
+              <w:t>_batch_write_new_lines</w:t>
+            </w:r>
+            <w:r>
+              <w:rPr>
+                <w:sz w:val="20"/>
+              </w:rPr>
+              <w:t xml:space="preserve"> với new_lines=["3 0.55 0.55 0.15 0.15"]</w:t>
+            </w:r>
+          </w:p>
+        </w:tc>
+      </w:tr>
+      <w:tr>
+        <w:tc>
+          <w:tcPr>
+            <w:tcW w:type="dxa" w:w="4844"/>
+            <w:shd w:val="clear" w:color="auto" w:fill="B8B3D6"/>
+            <w:tcBorders>
+              <w:top w:val="single" w:sz="4" w:space="0" w:color="CBCBCB"/>
+              <w:left w:val="single" w:sz="4" w:space="0" w:color="CBCBCB"/>
+              <w:bottom w:val="single" w:sz="4" w:space="0" w:color="CBCBCB"/>
+              <w:right w:val="single" w:sz="4" w:space="0" w:color="CBCBCB"/>
+            </w:tcBorders>
+          </w:tcPr>
+          <w:p>
+            <w:r>
+              <w:rPr>
+                <w:b/>
+                <w:sz w:val="20"/>
+              </w:rPr>
+              <w:t>Then</w:t>
+            </w:r>
+          </w:p>
+        </w:tc>
+        <w:tc>
+          <w:tcPr>
+            <w:tcW w:type="dxa" w:w="4844"/>
+            <w:shd w:val="clear" w:color="auto" w:fill="B8B3D6"/>
+            <w:tcBorders>
+              <w:top w:val="single" w:sz="4" w:space="0" w:color="CBCBCB"/>
+              <w:left w:val="single" w:sz="4" w:space="0" w:color="CBCBCB"/>
+              <w:bottom w:val="single" w:sz="4" w:space="0" w:color="CBCBCB"/>
+              <w:right w:val="single" w:sz="4" w:space="0" w:color="CBCBCB"/>
+            </w:tcBorders>
+          </w:tcPr>
+          <w:p>
+            <w:r>
+              <w:rPr>
+                <w:sz w:val="20"/>
+              </w:rPr>
+              <w:t>cids=[1, 5, 3]. Dòng cid=3 cũ bị xóa, OBB 9-token cid=1 giữ nguyên (9 token), cid=5 giữ, cid=3 mới được append</w:t>
+            </w:r>
+          </w:p>
+        </w:tc>
+      </w:tr>
+      <w:tr>
+        <w:tc>
+          <w:tcPr>
+            <w:tcW w:type="dxa" w:w="4844"/>
+            <w:tcBorders>
+              <w:top w:val="single" w:sz="4" w:space="0" w:color="CBCBCB"/>
+              <w:left w:val="single" w:sz="4" w:space="0" w:color="CBCBCB"/>
+              <w:bottom w:val="single" w:sz="4" w:space="0" w:color="CBCBCB"/>
+              <w:right w:val="single" w:sz="4" w:space="0" w:color="CBCBCB"/>
+            </w:tcBorders>
+          </w:tcPr>
+          <w:p>
+            <w:r>
+              <w:rPr>
+                <w:b/>
+                <w:sz w:val="20"/>
+              </w:rPr>
+              <w:t>Result</w:t>
+            </w:r>
+          </w:p>
+        </w:tc>
+        <w:tc>
+          <w:tcPr>
+            <w:tcW w:type="dxa" w:w="4844"/>
+            <w:tcBorders>
+              <w:top w:val="single" w:sz="4" w:space="0" w:color="CBCBCB"/>
+              <w:left w:val="single" w:sz="4" w:space="0" w:color="CBCBCB"/>
+              <w:bottom w:val="single" w:sz="4" w:space="0" w:color="CBCBCB"/>
+              <w:right w:val="single" w:sz="4" w:space="0" w:color="CBCBCB"/>
+            </w:tcBorders>
+          </w:tcPr>
+          <w:p>
+            <w:r>
+              <w:rPr>
+                <w:b/>
+                <w:sz w:val="20"/>
+              </w:rPr>
+              <w:t>PASS</w:t>
+            </w:r>
+          </w:p>
+        </w:tc>
+      </w:tr>
+      <w:tr>
+        <w:tc>
+          <w:tcPr>
+            <w:tcW w:type="dxa" w:w="4844"/>
+            <w:shd w:val="clear" w:color="auto" w:fill="B8B3D6"/>
+            <w:tcBorders>
+              <w:top w:val="single" w:sz="4" w:space="0" w:color="CBCBCB"/>
+              <w:left w:val="single" w:sz="4" w:space="0" w:color="CBCBCB"/>
+              <w:bottom w:val="single" w:sz="4" w:space="0" w:color="CBCBCB"/>
+              <w:right w:val="single" w:sz="4" w:space="0" w:color="CBCBCB"/>
+            </w:tcBorders>
+          </w:tcPr>
+          <w:p>
+            <w:r>
+              <w:rPr>
+                <w:b/>
+                <w:sz w:val="20"/>
+              </w:rPr>
+              <w:t>Note</w:t>
+            </w:r>
+          </w:p>
+        </w:tc>
+        <w:tc>
+          <w:tcPr>
+            <w:tcW w:type="dxa" w:w="4844"/>
+            <w:shd w:val="clear" w:color="auto" w:fill="B8B3D6"/>
+            <w:tcBorders>
+              <w:top w:val="single" w:sz="4" w:space="0" w:color="CBCBCB"/>
+              <w:left w:val="single" w:sz="4" w:space="0" w:color="CBCBCB"/>
+              <w:bottom w:val="single" w:sz="4" w:space="0" w:color="CBCBCB"/>
+              <w:right w:val="single" w:sz="4" w:space="0" w:color="CBCBCB"/>
+            </w:tcBorders>
+          </w:tcPr>
+          <w:p>
+            <w:r>
+              <w:rPr>
+                <w:rFonts w:ascii="Courier New" w:hAnsi="Courier New"/>
+                <w:color w:val="F05922"/>
+                <w:sz w:val="20"/>
+              </w:rPr>
+              <w:t>obb_tokens=9</w:t>
+            </w:r>
+            <w:r>
+              <w:rPr>
+                <w:sz w:val="20"/>
+              </w:rPr>
+              <w:t xml:space="preserve"> — OBB không bị convert. Key test case cho replace mode.</w:t>
+            </w:r>
+          </w:p>
+        </w:tc>
+      </w:tr>
+    </w:tbl>
+    <w:p/>
+    <w:p>
+      <w:pPr>
+        <w:pStyle w:val="Heading4"/>
+      </w:pPr>
+      <w:r>
+        <w:rPr>
+          <w:color w:val="251C53"/>
+          <w:sz w:val="22"/>
+        </w:rPr>
+        <w:t>TC-AME-B3: Replace mode khi dst_cid không có trong existing → chỉ append</w:t>
+      </w:r>
+    </w:p>
+    <w:tbl>
+      <w:tblPr>
+        <w:tblStyle w:val="TableGrid"/>
+        <w:tblW w:type="auto" w:w="0"/>
+        <w:tblLook w:firstColumn="1" w:firstRow="1" w:lastColumn="0" w:lastRow="0" w:noHBand="0" w:noVBand="1" w:val="04A0"/>
+      </w:tblPr>
+      <w:tblGrid>
+        <w:gridCol w:w="4844"/>
+        <w:gridCol w:w="4844"/>
+      </w:tblGrid>
+      <w:tr>
+        <w:tc>
+          <w:tcPr>
+            <w:tcW w:type="dxa" w:w="4844"/>
+            <w:shd w:val="clear" w:color="auto" w:fill="251C53"/>
+            <w:tcBorders>
+              <w:top w:val="single" w:sz="4" w:space="0" w:color="251C53"/>
+              <w:left w:val="single" w:sz="4" w:space="0" w:color="251C53"/>
+              <w:bottom w:val="single" w:sz="4" w:space="0" w:color="251C53"/>
+              <w:right w:val="single" w:sz="4" w:space="0" w:color="251C53"/>
+            </w:tcBorders>
+          </w:tcPr>
+          <w:p>
+            <w:r>
+              <w:rPr>
+                <w:b/>
+                <w:color w:val="FFFFFF"/>
+                <w:sz w:val="20"/>
+              </w:rPr>
+            </w:r>
+          </w:p>
+        </w:tc>
+        <w:tc>
+          <w:tcPr>
+            <w:tcW w:type="dxa" w:w="4844"/>
+            <w:shd w:val="clear" w:color="auto" w:fill="251C53"/>
+            <w:tcBorders>
+              <w:top w:val="single" w:sz="4" w:space="0" w:color="251C53"/>
+              <w:left w:val="single" w:sz="4" w:space="0" w:color="251C53"/>
+              <w:bottom w:val="single" w:sz="4" w:space="0" w:color="251C53"/>
+              <w:right w:val="single" w:sz="4" w:space="0" w:color="251C53"/>
+            </w:tcBorders>
+          </w:tcPr>
+          <w:p>
+            <w:r>
+              <w:rPr>
+                <w:b/>
+                <w:color w:val="FFFFFF"/>
+                <w:sz w:val="20"/>
+              </w:rPr>
+            </w:r>
+          </w:p>
+        </w:tc>
+      </w:tr>
+      <w:tr>
+        <w:tc>
+          <w:tcPr>
+            <w:tcW w:type="dxa" w:w="4844"/>
+            <w:tcBorders>
+              <w:top w:val="single" w:sz="4" w:space="0" w:color="CBCBCB"/>
+              <w:left w:val="single" w:sz="4" w:space="0" w:color="CBCBCB"/>
+              <w:bottom w:val="single" w:sz="4" w:space="0" w:color="CBCBCB"/>
+              <w:right w:val="single" w:sz="4" w:space="0" w:color="CBCBCB"/>
+            </w:tcBorders>
+          </w:tcPr>
+          <w:p>
+            <w:r>
+              <w:rPr>
+                <w:sz w:val="20"/>
+              </w:rPr>
+              <w:t>---</w:t>
+            </w:r>
+          </w:p>
+        </w:tc>
+        <w:tc>
+          <w:tcPr>
+            <w:tcW w:type="dxa" w:w="4844"/>
+            <w:tcBorders>
+              <w:top w:val="single" w:sz="4" w:space="0" w:color="CBCBCB"/>
+              <w:left w:val="single" w:sz="4" w:space="0" w:color="CBCBCB"/>
+              <w:bottom w:val="single" w:sz="4" w:space="0" w:color="CBCBCB"/>
+              <w:right w:val="single" w:sz="4" w:space="0" w:color="CBCBCB"/>
+            </w:tcBorders>
+          </w:tcPr>
+          <w:p>
+            <w:r>
+              <w:rPr>
+                <w:sz w:val="20"/>
+              </w:rPr>
+              <w:t>---</w:t>
+            </w:r>
+          </w:p>
+        </w:tc>
+      </w:tr>
+      <w:tr>
+        <w:tc>
+          <w:tcPr>
+            <w:tcW w:type="dxa" w:w="4844"/>
+            <w:shd w:val="clear" w:color="auto" w:fill="B8B3D6"/>
+            <w:tcBorders>
+              <w:top w:val="single" w:sz="4" w:space="0" w:color="CBCBCB"/>
+              <w:left w:val="single" w:sz="4" w:space="0" w:color="CBCBCB"/>
+              <w:bottom w:val="single" w:sz="4" w:space="0" w:color="CBCBCB"/>
+              <w:right w:val="single" w:sz="4" w:space="0" w:color="CBCBCB"/>
+            </w:tcBorders>
+          </w:tcPr>
+          <w:p>
+            <w:r>
+              <w:rPr>
+                <w:b/>
+                <w:sz w:val="20"/>
+              </w:rPr>
+              <w:t>Given</w:t>
+            </w:r>
+          </w:p>
+        </w:tc>
+        <w:tc>
+          <w:tcPr>
+            <w:tcW w:type="dxa" w:w="4844"/>
+            <w:shd w:val="clear" w:color="auto" w:fill="B8B3D6"/>
+            <w:tcBorders>
+              <w:top w:val="single" w:sz="4" w:space="0" w:color="CBCBCB"/>
+              <w:left w:val="single" w:sz="4" w:space="0" w:color="CBCBCB"/>
+              <w:bottom w:val="single" w:sz="4" w:space="0" w:color="CBCBCB"/>
+              <w:right w:val="single" w:sz="4" w:space="0" w:color="CBCBCB"/>
+            </w:tcBorders>
+          </w:tcPr>
+          <w:p>
+            <w:r>
+              <w:rPr>
+                <w:sz w:val="20"/>
+              </w:rPr>
+              <w:t xml:space="preserve">File có OBB cid=1 + cid=5. </w:t>
+            </w:r>
+            <w:r>
+              <w:rPr>
+                <w:rFonts w:ascii="Courier New" w:hAnsi="Courier New"/>
+                <w:color w:val="F05922"/>
+                <w:sz w:val="20"/>
+              </w:rPr>
+              <w:t>dst_cid=3</w:t>
+            </w:r>
+            <w:r>
+              <w:rPr>
+                <w:sz w:val="20"/>
+              </w:rPr>
+              <w:t xml:space="preserve"> (vắng mặt), </w:t>
+            </w:r>
+            <w:r>
+              <w:rPr>
+                <w:rFonts w:ascii="Courier New" w:hAnsi="Courier New"/>
+                <w:color w:val="F05922"/>
+                <w:sz w:val="20"/>
+              </w:rPr>
+              <w:t>replace_mode=True</w:t>
+            </w:r>
+          </w:p>
+        </w:tc>
+      </w:tr>
+      <w:tr>
+        <w:tc>
+          <w:tcPr>
+            <w:tcW w:type="dxa" w:w="4844"/>
+            <w:tcBorders>
+              <w:top w:val="single" w:sz="4" w:space="0" w:color="CBCBCB"/>
+              <w:left w:val="single" w:sz="4" w:space="0" w:color="CBCBCB"/>
+              <w:bottom w:val="single" w:sz="4" w:space="0" w:color="CBCBCB"/>
+              <w:right w:val="single" w:sz="4" w:space="0" w:color="CBCBCB"/>
+            </w:tcBorders>
+          </w:tcPr>
+          <w:p>
+            <w:r>
+              <w:rPr>
+                <w:b/>
+                <w:sz w:val="20"/>
+              </w:rPr>
+              <w:t>When</w:t>
+            </w:r>
+          </w:p>
+        </w:tc>
+        <w:tc>
+          <w:tcPr>
+            <w:tcW w:type="dxa" w:w="4844"/>
+            <w:tcBorders>
+              <w:top w:val="single" w:sz="4" w:space="0" w:color="CBCBCB"/>
+              <w:left w:val="single" w:sz="4" w:space="0" w:color="CBCBCB"/>
+              <w:bottom w:val="single" w:sz="4" w:space="0" w:color="CBCBCB"/>
+              <w:right w:val="single" w:sz="4" w:space="0" w:color="CBCBCB"/>
+            </w:tcBorders>
+          </w:tcPr>
+          <w:p>
+            <w:r>
+              <w:rPr>
+                <w:rFonts w:ascii="Courier New" w:hAnsi="Courier New"/>
+                <w:color w:val="F05922"/>
+                <w:sz w:val="20"/>
+              </w:rPr>
+              <w:t>_batch_write_new_lines</w:t>
+            </w:r>
+            <w:r>
+              <w:rPr>
+                <w:sz w:val="20"/>
+              </w:rPr>
+              <w:t xml:space="preserve"> với new_lines=["3 0.5 0.5 0.1 0.1"]</w:t>
+            </w:r>
+          </w:p>
+        </w:tc>
+      </w:tr>
+      <w:tr>
+        <w:tc>
+          <w:tcPr>
+            <w:tcW w:type="dxa" w:w="4844"/>
+            <w:shd w:val="clear" w:color="auto" w:fill="B8B3D6"/>
+            <w:tcBorders>
+              <w:top w:val="single" w:sz="4" w:space="0" w:color="CBCBCB"/>
+              <w:left w:val="single" w:sz="4" w:space="0" w:color="CBCBCB"/>
+              <w:bottom w:val="single" w:sz="4" w:space="0" w:color="CBCBCB"/>
+              <w:right w:val="single" w:sz="4" w:space="0" w:color="CBCBCB"/>
+            </w:tcBorders>
+          </w:tcPr>
+          <w:p>
+            <w:r>
+              <w:rPr>
+                <w:b/>
+                <w:sz w:val="20"/>
+              </w:rPr>
+              <w:t>Then</w:t>
+            </w:r>
+          </w:p>
+        </w:tc>
+        <w:tc>
+          <w:tcPr>
+            <w:tcW w:type="dxa" w:w="4844"/>
+            <w:shd w:val="clear" w:color="auto" w:fill="B8B3D6"/>
+            <w:tcBorders>
+              <w:top w:val="single" w:sz="4" w:space="0" w:color="CBCBCB"/>
+              <w:left w:val="single" w:sz="4" w:space="0" w:color="CBCBCB"/>
+              <w:bottom w:val="single" w:sz="4" w:space="0" w:color="CBCBCB"/>
+              <w:right w:val="single" w:sz="4" w:space="0" w:color="CBCBCB"/>
+            </w:tcBorders>
+          </w:tcPr>
+          <w:p>
+            <w:r>
+              <w:rPr>
+                <w:sz w:val="20"/>
+              </w:rPr>
+              <w:t>cids=[1, 5, 3] — không có dòng nào bị xóa, cid=3 mới được append</w:t>
+            </w:r>
+          </w:p>
+        </w:tc>
+      </w:tr>
+      <w:tr>
+        <w:tc>
+          <w:tcPr>
+            <w:tcW w:type="dxa" w:w="4844"/>
+            <w:tcBorders>
+              <w:top w:val="single" w:sz="4" w:space="0" w:color="CBCBCB"/>
+              <w:left w:val="single" w:sz="4" w:space="0" w:color="CBCBCB"/>
+              <w:bottom w:val="single" w:sz="4" w:space="0" w:color="CBCBCB"/>
+              <w:right w:val="single" w:sz="4" w:space="0" w:color="CBCBCB"/>
+            </w:tcBorders>
+          </w:tcPr>
+          <w:p>
+            <w:r>
+              <w:rPr>
+                <w:b/>
+                <w:sz w:val="20"/>
+              </w:rPr>
+              <w:t>Result</w:t>
+            </w:r>
+          </w:p>
+        </w:tc>
+        <w:tc>
+          <w:tcPr>
+            <w:tcW w:type="dxa" w:w="4844"/>
+            <w:tcBorders>
+              <w:top w:val="single" w:sz="4" w:space="0" w:color="CBCBCB"/>
+              <w:left w:val="single" w:sz="4" w:space="0" w:color="CBCBCB"/>
+              <w:bottom w:val="single" w:sz="4" w:space="0" w:color="CBCBCB"/>
+              <w:right w:val="single" w:sz="4" w:space="0" w:color="CBCBCB"/>
+            </w:tcBorders>
+          </w:tcPr>
+          <w:p>
+            <w:r>
+              <w:rPr>
+                <w:b/>
+                <w:sz w:val="20"/>
+              </w:rPr>
+              <w:t>PASS</w:t>
+            </w:r>
+          </w:p>
+        </w:tc>
+      </w:tr>
+    </w:tbl>
+    <w:p/>
+    <w:p>
+      <w:pPr>
+        <w:pStyle w:val="Heading4"/>
+      </w:pPr>
+      <w:r>
+        <w:rPr>
+          <w:color w:val="251C53"/>
+          <w:sz w:val="22"/>
+        </w:rPr>
+        <w:t>TC-AME-B4: Append mode OBB 9-token preserved (regression)</w:t>
+      </w:r>
+    </w:p>
+    <w:tbl>
+      <w:tblPr>
+        <w:tblStyle w:val="TableGrid"/>
+        <w:tblW w:type="auto" w:w="0"/>
+        <w:tblLook w:firstColumn="1" w:firstRow="1" w:lastColumn="0" w:lastRow="0" w:noHBand="0" w:noVBand="1" w:val="04A0"/>
+      </w:tblPr>
+      <w:tblGrid>
+        <w:gridCol w:w="4844"/>
+        <w:gridCol w:w="4844"/>
+      </w:tblGrid>
+      <w:tr>
+        <w:tc>
+          <w:tcPr>
+            <w:tcW w:type="dxa" w:w="4844"/>
+            <w:shd w:val="clear" w:color="auto" w:fill="251C53"/>
+            <w:tcBorders>
+              <w:top w:val="single" w:sz="4" w:space="0" w:color="251C53"/>
+              <w:left w:val="single" w:sz="4" w:space="0" w:color="251C53"/>
+              <w:bottom w:val="single" w:sz="4" w:space="0" w:color="251C53"/>
+              <w:right w:val="single" w:sz="4" w:space="0" w:color="251C53"/>
+            </w:tcBorders>
+          </w:tcPr>
+          <w:p>
+            <w:r>
+              <w:rPr>
+                <w:b/>
+                <w:color w:val="FFFFFF"/>
+                <w:sz w:val="20"/>
+              </w:rPr>
+            </w:r>
+          </w:p>
+        </w:tc>
+        <w:tc>
+          <w:tcPr>
+            <w:tcW w:type="dxa" w:w="4844"/>
+            <w:shd w:val="clear" w:color="auto" w:fill="251C53"/>
+            <w:tcBorders>
+              <w:top w:val="single" w:sz="4" w:space="0" w:color="251C53"/>
+              <w:left w:val="single" w:sz="4" w:space="0" w:color="251C53"/>
+              <w:bottom w:val="single" w:sz="4" w:space="0" w:color="251C53"/>
+              <w:right w:val="single" w:sz="4" w:space="0" w:color="251C53"/>
+            </w:tcBorders>
+          </w:tcPr>
+          <w:p>
+            <w:r>
+              <w:rPr>
+                <w:b/>
+                <w:color w:val="FFFFFF"/>
+                <w:sz w:val="20"/>
+              </w:rPr>
+            </w:r>
+          </w:p>
+        </w:tc>
+      </w:tr>
+      <w:tr>
+        <w:tc>
+          <w:tcPr>
+            <w:tcW w:type="dxa" w:w="4844"/>
+            <w:tcBorders>
+              <w:top w:val="single" w:sz="4" w:space="0" w:color="CBCBCB"/>
+              <w:left w:val="single" w:sz="4" w:space="0" w:color="CBCBCB"/>
+              <w:bottom w:val="single" w:sz="4" w:space="0" w:color="CBCBCB"/>
+              <w:right w:val="single" w:sz="4" w:space="0" w:color="CBCBCB"/>
+            </w:tcBorders>
+          </w:tcPr>
+          <w:p>
+            <w:r>
+              <w:rPr>
+                <w:sz w:val="20"/>
+              </w:rPr>
+              <w:t>---</w:t>
+            </w:r>
+          </w:p>
+        </w:tc>
+        <w:tc>
+          <w:tcPr>
+            <w:tcW w:type="dxa" w:w="4844"/>
+            <w:tcBorders>
+              <w:top w:val="single" w:sz="4" w:space="0" w:color="CBCBCB"/>
+              <w:left w:val="single" w:sz="4" w:space="0" w:color="CBCBCB"/>
+              <w:bottom w:val="single" w:sz="4" w:space="0" w:color="CBCBCB"/>
+              <w:right w:val="single" w:sz="4" w:space="0" w:color="CBCBCB"/>
+            </w:tcBorders>
+          </w:tcPr>
+          <w:p>
+            <w:r>
+              <w:rPr>
+                <w:sz w:val="20"/>
+              </w:rPr>
+              <w:t>---</w:t>
+            </w:r>
+          </w:p>
+        </w:tc>
+      </w:tr>
+      <w:tr>
+        <w:tc>
+          <w:tcPr>
+            <w:tcW w:type="dxa" w:w="4844"/>
+            <w:shd w:val="clear" w:color="auto" w:fill="B8B3D6"/>
+            <w:tcBorders>
+              <w:top w:val="single" w:sz="4" w:space="0" w:color="CBCBCB"/>
+              <w:left w:val="single" w:sz="4" w:space="0" w:color="CBCBCB"/>
+              <w:bottom w:val="single" w:sz="4" w:space="0" w:color="CBCBCB"/>
+              <w:right w:val="single" w:sz="4" w:space="0" w:color="CBCBCB"/>
+            </w:tcBorders>
+          </w:tcPr>
+          <w:p>
+            <w:r>
+              <w:rPr>
+                <w:b/>
+                <w:sz w:val="20"/>
+              </w:rPr>
+              <w:t>Given</w:t>
+            </w:r>
+          </w:p>
+        </w:tc>
+        <w:tc>
+          <w:tcPr>
+            <w:tcW w:type="dxa" w:w="4844"/>
+            <w:shd w:val="clear" w:color="auto" w:fill="B8B3D6"/>
+            <w:tcBorders>
+              <w:top w:val="single" w:sz="4" w:space="0" w:color="CBCBCB"/>
+              <w:left w:val="single" w:sz="4" w:space="0" w:color="CBCBCB"/>
+              <w:bottom w:val="single" w:sz="4" w:space="0" w:color="CBCBCB"/>
+              <w:right w:val="single" w:sz="4" w:space="0" w:color="CBCBCB"/>
+            </w:tcBorders>
+          </w:tcPr>
+          <w:p>
+            <w:r>
+              <w:rPr>
+                <w:sz w:val="20"/>
+              </w:rPr>
+              <w:t xml:space="preserve">File có 5-token cid=3 + OBB 9-token cid=1. </w:t>
+            </w:r>
+            <w:r>
+              <w:rPr>
+                <w:rFonts w:ascii="Courier New" w:hAnsi="Courier New"/>
+                <w:color w:val="F05922"/>
+                <w:sz w:val="20"/>
+              </w:rPr>
+              <w:t>replace_mode=False</w:t>
+            </w:r>
+          </w:p>
+        </w:tc>
+      </w:tr>
+      <w:tr>
+        <w:tc>
+          <w:tcPr>
+            <w:tcW w:type="dxa" w:w="4844"/>
+            <w:tcBorders>
+              <w:top w:val="single" w:sz="4" w:space="0" w:color="CBCBCB"/>
+              <w:left w:val="single" w:sz="4" w:space="0" w:color="CBCBCB"/>
+              <w:bottom w:val="single" w:sz="4" w:space="0" w:color="CBCBCB"/>
+              <w:right w:val="single" w:sz="4" w:space="0" w:color="CBCBCB"/>
+            </w:tcBorders>
+          </w:tcPr>
+          <w:p>
+            <w:r>
+              <w:rPr>
+                <w:b/>
+                <w:sz w:val="20"/>
+              </w:rPr>
+              <w:t>When</w:t>
+            </w:r>
+          </w:p>
+        </w:tc>
+        <w:tc>
+          <w:tcPr>
+            <w:tcW w:type="dxa" w:w="4844"/>
+            <w:tcBorders>
+              <w:top w:val="single" w:sz="4" w:space="0" w:color="CBCBCB"/>
+              <w:left w:val="single" w:sz="4" w:space="0" w:color="CBCBCB"/>
+              <w:bottom w:val="single" w:sz="4" w:space="0" w:color="CBCBCB"/>
+              <w:right w:val="single" w:sz="4" w:space="0" w:color="CBCBCB"/>
+            </w:tcBorders>
+          </w:tcPr>
+          <w:p>
+            <w:r>
+              <w:rPr>
+                <w:sz w:val="20"/>
+              </w:rPr>
+              <w:t>Append new_lines=["5 0.6 0.6 0.1 0.1"]</w:t>
+            </w:r>
+          </w:p>
+        </w:tc>
+      </w:tr>
+      <w:tr>
+        <w:tc>
+          <w:tcPr>
+            <w:tcW w:type="dxa" w:w="4844"/>
+            <w:shd w:val="clear" w:color="auto" w:fill="B8B3D6"/>
+            <w:tcBorders>
+              <w:top w:val="single" w:sz="4" w:space="0" w:color="CBCBCB"/>
+              <w:left w:val="single" w:sz="4" w:space="0" w:color="CBCBCB"/>
+              <w:bottom w:val="single" w:sz="4" w:space="0" w:color="CBCBCB"/>
+              <w:right w:val="single" w:sz="4" w:space="0" w:color="CBCBCB"/>
+            </w:tcBorders>
+          </w:tcPr>
+          <w:p>
+            <w:r>
+              <w:rPr>
+                <w:b/>
+                <w:sz w:val="20"/>
+              </w:rPr>
+              <w:t>Then</w:t>
+            </w:r>
+          </w:p>
+        </w:tc>
+        <w:tc>
+          <w:tcPr>
+            <w:tcW w:type="dxa" w:w="4844"/>
+            <w:shd w:val="clear" w:color="auto" w:fill="B8B3D6"/>
+            <w:tcBorders>
+              <w:top w:val="single" w:sz="4" w:space="0" w:color="CBCBCB"/>
+              <w:left w:val="single" w:sz="4" w:space="0" w:color="CBCBCB"/>
+              <w:bottom w:val="single" w:sz="4" w:space="0" w:color="CBCBCB"/>
+              <w:right w:val="single" w:sz="4" w:space="0" w:color="CBCBCB"/>
+            </w:tcBorders>
+          </w:tcPr>
+          <w:p>
+            <w:r>
+              <w:rPr>
+                <w:sz w:val="20"/>
+              </w:rPr>
+              <w:t xml:space="preserve">cids=[3, 1, 5], </w:t>
+            </w:r>
+            <w:r>
+              <w:rPr>
+                <w:rFonts w:ascii="Courier New" w:hAnsi="Courier New"/>
+                <w:color w:val="F05922"/>
+                <w:sz w:val="20"/>
+              </w:rPr>
+              <w:t>obb_tokens=9</w:t>
+            </w:r>
+            <w:r>
+              <w:rPr>
+                <w:sz w:val="20"/>
+              </w:rPr>
+              <w:t xml:space="preserve"> — OBB không bị phá</w:t>
+            </w:r>
+          </w:p>
+        </w:tc>
+      </w:tr>
+      <w:tr>
+        <w:tc>
+          <w:tcPr>
+            <w:tcW w:type="dxa" w:w="4844"/>
+            <w:tcBorders>
+              <w:top w:val="single" w:sz="4" w:space="0" w:color="CBCBCB"/>
+              <w:left w:val="single" w:sz="4" w:space="0" w:color="CBCBCB"/>
+              <w:bottom w:val="single" w:sz="4" w:space="0" w:color="CBCBCB"/>
+              <w:right w:val="single" w:sz="4" w:space="0" w:color="CBCBCB"/>
+            </w:tcBorders>
+          </w:tcPr>
+          <w:p>
+            <w:r>
+              <w:rPr>
+                <w:b/>
+                <w:sz w:val="20"/>
+              </w:rPr>
+              <w:t>Result</w:t>
+            </w:r>
+          </w:p>
+        </w:tc>
+        <w:tc>
+          <w:tcPr>
+            <w:tcW w:type="dxa" w:w="4844"/>
+            <w:tcBorders>
+              <w:top w:val="single" w:sz="4" w:space="0" w:color="CBCBCB"/>
+              <w:left w:val="single" w:sz="4" w:space="0" w:color="CBCBCB"/>
+              <w:bottom w:val="single" w:sz="4" w:space="0" w:color="CBCBCB"/>
+              <w:right w:val="single" w:sz="4" w:space="0" w:color="CBCBCB"/>
+            </w:tcBorders>
+          </w:tcPr>
+          <w:p>
+            <w:r>
+              <w:rPr>
+                <w:b/>
+                <w:sz w:val="20"/>
+              </w:rPr>
+              <w:t>PASS</w:t>
+            </w:r>
+          </w:p>
+        </w:tc>
+      </w:tr>
+    </w:tbl>
+    <w:p/>
+    <w:p>
+      <w:pPr>
+        <w:pStyle w:val="Heading4"/>
+      </w:pPr>
+      <w:r>
+        <w:rPr>
+          <w:color w:val="251C53"/>
+          <w:sz w:val="22"/>
+        </w:rPr>
+        <w:t>TC-AME-B5: Non-existent path với sub-directory → mkdir parents</w:t>
+      </w:r>
+    </w:p>
+    <w:tbl>
+      <w:tblPr>
+        <w:tblStyle w:val="TableGrid"/>
+        <w:tblW w:type="auto" w:w="0"/>
+        <w:tblLook w:firstColumn="1" w:firstRow="1" w:lastColumn="0" w:lastRow="0" w:noHBand="0" w:noVBand="1" w:val="04A0"/>
+      </w:tblPr>
+      <w:tblGrid>
+        <w:gridCol w:w="4844"/>
+        <w:gridCol w:w="4844"/>
+      </w:tblGrid>
+      <w:tr>
+        <w:tc>
+          <w:tcPr>
+            <w:tcW w:type="dxa" w:w="4844"/>
+            <w:shd w:val="clear" w:color="auto" w:fill="251C53"/>
+            <w:tcBorders>
+              <w:top w:val="single" w:sz="4" w:space="0" w:color="251C53"/>
+              <w:left w:val="single" w:sz="4" w:space="0" w:color="251C53"/>
+              <w:bottom w:val="single" w:sz="4" w:space="0" w:color="251C53"/>
+              <w:right w:val="single" w:sz="4" w:space="0" w:color="251C53"/>
+            </w:tcBorders>
+          </w:tcPr>
+          <w:p>
+            <w:r>
+              <w:rPr>
+                <w:b/>
+                <w:color w:val="FFFFFF"/>
+                <w:sz w:val="20"/>
+              </w:rPr>
+            </w:r>
+          </w:p>
+        </w:tc>
+        <w:tc>
+          <w:tcPr>
+            <w:tcW w:type="dxa" w:w="4844"/>
+            <w:shd w:val="clear" w:color="auto" w:fill="251C53"/>
+            <w:tcBorders>
+              <w:top w:val="single" w:sz="4" w:space="0" w:color="251C53"/>
+              <w:left w:val="single" w:sz="4" w:space="0" w:color="251C53"/>
+              <w:bottom w:val="single" w:sz="4" w:space="0" w:color="251C53"/>
+              <w:right w:val="single" w:sz="4" w:space="0" w:color="251C53"/>
+            </w:tcBorders>
+          </w:tcPr>
+          <w:p>
+            <w:r>
+              <w:rPr>
+                <w:b/>
+                <w:color w:val="FFFFFF"/>
+                <w:sz w:val="20"/>
+              </w:rPr>
+            </w:r>
+          </w:p>
+        </w:tc>
+      </w:tr>
+      <w:tr>
+        <w:tc>
+          <w:tcPr>
+            <w:tcW w:type="dxa" w:w="4844"/>
+            <w:tcBorders>
+              <w:top w:val="single" w:sz="4" w:space="0" w:color="CBCBCB"/>
+              <w:left w:val="single" w:sz="4" w:space="0" w:color="CBCBCB"/>
+              <w:bottom w:val="single" w:sz="4" w:space="0" w:color="CBCBCB"/>
+              <w:right w:val="single" w:sz="4" w:space="0" w:color="CBCBCB"/>
+            </w:tcBorders>
+          </w:tcPr>
+          <w:p>
+            <w:r>
+              <w:rPr>
+                <w:sz w:val="20"/>
+              </w:rPr>
+              <w:t>---</w:t>
+            </w:r>
+          </w:p>
+        </w:tc>
+        <w:tc>
+          <w:tcPr>
+            <w:tcW w:type="dxa" w:w="4844"/>
+            <w:tcBorders>
+              <w:top w:val="single" w:sz="4" w:space="0" w:color="CBCBCB"/>
+              <w:left w:val="single" w:sz="4" w:space="0" w:color="CBCBCB"/>
+              <w:bottom w:val="single" w:sz="4" w:space="0" w:color="CBCBCB"/>
+              <w:right w:val="single" w:sz="4" w:space="0" w:color="CBCBCB"/>
+            </w:tcBorders>
+          </w:tcPr>
+          <w:p>
+            <w:r>
+              <w:rPr>
+                <w:sz w:val="20"/>
+              </w:rPr>
+              <w:t>---</w:t>
+            </w:r>
+          </w:p>
+        </w:tc>
+      </w:tr>
+      <w:tr>
+        <w:tc>
+          <w:tcPr>
+            <w:tcW w:type="dxa" w:w="4844"/>
+            <w:shd w:val="clear" w:color="auto" w:fill="B8B3D6"/>
+            <w:tcBorders>
+              <w:top w:val="single" w:sz="4" w:space="0" w:color="CBCBCB"/>
+              <w:left w:val="single" w:sz="4" w:space="0" w:color="CBCBCB"/>
+              <w:bottom w:val="single" w:sz="4" w:space="0" w:color="CBCBCB"/>
+              <w:right w:val="single" w:sz="4" w:space="0" w:color="CBCBCB"/>
+            </w:tcBorders>
+          </w:tcPr>
+          <w:p>
+            <w:r>
+              <w:rPr>
+                <w:b/>
+                <w:sz w:val="20"/>
+              </w:rPr>
+              <w:t>Given</w:t>
+            </w:r>
+          </w:p>
+        </w:tc>
+        <w:tc>
+          <w:tcPr>
+            <w:tcW w:type="dxa" w:w="4844"/>
+            <w:shd w:val="clear" w:color="auto" w:fill="B8B3D6"/>
+            <w:tcBorders>
+              <w:top w:val="single" w:sz="4" w:space="0" w:color="CBCBCB"/>
+              <w:left w:val="single" w:sz="4" w:space="0" w:color="CBCBCB"/>
+              <w:bottom w:val="single" w:sz="4" w:space="0" w:color="CBCBCB"/>
+              <w:right w:val="single" w:sz="4" w:space="0" w:color="CBCBCB"/>
+            </w:tcBorders>
+          </w:tcPr>
+          <w:p>
+            <w:r>
+              <w:rPr>
+                <w:rFonts w:ascii="Courier New" w:hAnsi="Courier New"/>
+                <w:color w:val="F05922"/>
+                <w:sz w:val="20"/>
+              </w:rPr>
+              <w:t>lbl_path = scratchpad/nonexistent_subdir/test_new.txt</w:t>
+            </w:r>
+            <w:r>
+              <w:rPr>
+                <w:sz w:val="20"/>
+              </w:rPr>
+              <w:t xml:space="preserve"> (thư mục chưa tồn tại)</w:t>
+            </w:r>
+          </w:p>
+        </w:tc>
+      </w:tr>
+      <w:tr>
+        <w:tc>
+          <w:tcPr>
+            <w:tcW w:type="dxa" w:w="4844"/>
+            <w:tcBorders>
+              <w:top w:val="single" w:sz="4" w:space="0" w:color="CBCBCB"/>
+              <w:left w:val="single" w:sz="4" w:space="0" w:color="CBCBCB"/>
+              <w:bottom w:val="single" w:sz="4" w:space="0" w:color="CBCBCB"/>
+              <w:right w:val="single" w:sz="4" w:space="0" w:color="CBCBCB"/>
+            </w:tcBorders>
+          </w:tcPr>
+          <w:p>
+            <w:r>
+              <w:rPr>
+                <w:b/>
+                <w:sz w:val="20"/>
+              </w:rPr>
+              <w:t>When</w:t>
+            </w:r>
+          </w:p>
+        </w:tc>
+        <w:tc>
+          <w:tcPr>
+            <w:tcW w:type="dxa" w:w="4844"/>
+            <w:tcBorders>
+              <w:top w:val="single" w:sz="4" w:space="0" w:color="CBCBCB"/>
+              <w:left w:val="single" w:sz="4" w:space="0" w:color="CBCBCB"/>
+              <w:bottom w:val="single" w:sz="4" w:space="0" w:color="CBCBCB"/>
+              <w:right w:val="single" w:sz="4" w:space="0" w:color="CBCBCB"/>
+            </w:tcBorders>
+          </w:tcPr>
+          <w:p>
+            <w:r>
+              <w:rPr>
+                <w:rFonts w:ascii="Courier New" w:hAnsi="Courier New"/>
+                <w:color w:val="F05922"/>
+                <w:sz w:val="20"/>
+              </w:rPr>
+              <w:t>_batch_write_new_lines(lbl_path, ...)</w:t>
+            </w:r>
+          </w:p>
+        </w:tc>
+      </w:tr>
+      <w:tr>
+        <w:tc>
+          <w:tcPr>
+            <w:tcW w:type="dxa" w:w="4844"/>
+            <w:shd w:val="clear" w:color="auto" w:fill="B8B3D6"/>
+            <w:tcBorders>
+              <w:top w:val="single" w:sz="4" w:space="0" w:color="CBCBCB"/>
+              <w:left w:val="single" w:sz="4" w:space="0" w:color="CBCBCB"/>
+              <w:bottom w:val="single" w:sz="4" w:space="0" w:color="CBCBCB"/>
+              <w:right w:val="single" w:sz="4" w:space="0" w:color="CBCBCB"/>
+            </w:tcBorders>
+          </w:tcPr>
+          <w:p>
+            <w:r>
+              <w:rPr>
+                <w:b/>
+                <w:sz w:val="20"/>
+              </w:rPr>
+              <w:t>Then</w:t>
+            </w:r>
+          </w:p>
+        </w:tc>
+        <w:tc>
+          <w:tcPr>
+            <w:tcW w:type="dxa" w:w="4844"/>
+            <w:shd w:val="clear" w:color="auto" w:fill="B8B3D6"/>
+            <w:tcBorders>
+              <w:top w:val="single" w:sz="4" w:space="0" w:color="CBCBCB"/>
+              <w:left w:val="single" w:sz="4" w:space="0" w:color="CBCBCB"/>
+              <w:bottom w:val="single" w:sz="4" w:space="0" w:color="CBCBCB"/>
+              <w:right w:val="single" w:sz="4" w:space="0" w:color="CBCBCB"/>
+            </w:tcBorders>
+          </w:tcPr>
+          <w:p>
+            <w:r>
+              <w:rPr>
+                <w:sz w:val="20"/>
+              </w:rPr>
+              <w:t>Thư mục tự động tạo, file được ghi thành công</w:t>
+            </w:r>
+          </w:p>
+        </w:tc>
+      </w:tr>
+      <w:tr>
+        <w:tc>
+          <w:tcPr>
+            <w:tcW w:type="dxa" w:w="4844"/>
+            <w:tcBorders>
+              <w:top w:val="single" w:sz="4" w:space="0" w:color="CBCBCB"/>
+              <w:left w:val="single" w:sz="4" w:space="0" w:color="CBCBCB"/>
+              <w:bottom w:val="single" w:sz="4" w:space="0" w:color="CBCBCB"/>
+              <w:right w:val="single" w:sz="4" w:space="0" w:color="CBCBCB"/>
+            </w:tcBorders>
+          </w:tcPr>
+          <w:p>
+            <w:r>
+              <w:rPr>
+                <w:b/>
+                <w:sz w:val="20"/>
+              </w:rPr>
+              <w:t>Result</w:t>
+            </w:r>
+          </w:p>
+        </w:tc>
+        <w:tc>
+          <w:tcPr>
+            <w:tcW w:type="dxa" w:w="4844"/>
+            <w:tcBorders>
+              <w:top w:val="single" w:sz="4" w:space="0" w:color="CBCBCB"/>
+              <w:left w:val="single" w:sz="4" w:space="0" w:color="CBCBCB"/>
+              <w:bottom w:val="single" w:sz="4" w:space="0" w:color="CBCBCB"/>
+              <w:right w:val="single" w:sz="4" w:space="0" w:color="CBCBCB"/>
+            </w:tcBorders>
+          </w:tcPr>
+          <w:p>
+            <w:r>
+              <w:rPr>
+                <w:b/>
+                <w:sz w:val="20"/>
+              </w:rPr>
+              <w:t>PASS</w:t>
+            </w:r>
+          </w:p>
+        </w:tc>
+      </w:tr>
+    </w:tbl>
+    <w:p/>
+    <w:p>
+      <w:pPr>
+        <w:pBdr>
+          <w:bottom w:val="single" w:sz="6" w:space="1" w:color="F05922"/>
+        </w:pBdr>
+        <w:spacing w:after="120"/>
+      </w:pPr>
+    </w:p>
+    <w:p>
+      <w:pPr>
+        <w:pStyle w:val="Heading3"/>
+        <w:spacing w:before="160" w:after="60"/>
+      </w:pPr>
+      <w:r>
+        <w:rPr>
+          <w:color w:val="4A3F8C"/>
+          <w:sz w:val="24"/>
+        </w:rPr>
+        <w:t>Group AME-C: _batch_get_new_boxes_for_image (Folder source mode)</w:t>
+      </w:r>
+    </w:p>
+    <w:p>
+      <w:pPr>
+        <w:pStyle w:val="Heading4"/>
+      </w:pPr>
+      <w:r>
+        <w:rPr>
+          <w:color w:val="251C53"/>
+          <w:sz w:val="22"/>
+        </w:rPr>
+        <w:t>TC-AME-C1: folder+auto img_a — filter cid={0,2} → dst_cid=9</w:t>
+      </w:r>
+    </w:p>
+    <w:tbl>
+      <w:tblPr>
+        <w:tblStyle w:val="TableGrid"/>
+        <w:tblW w:type="auto" w:w="0"/>
+        <w:tblLook w:firstColumn="1" w:firstRow="1" w:lastColumn="0" w:lastRow="0" w:noHBand="0" w:noVBand="1" w:val="04A0"/>
+      </w:tblPr>
+      <w:tblGrid>
+        <w:gridCol w:w="4844"/>
+        <w:gridCol w:w="4844"/>
+      </w:tblGrid>
+      <w:tr>
+        <w:tc>
+          <w:tcPr>
+            <w:tcW w:type="dxa" w:w="4844"/>
+            <w:shd w:val="clear" w:color="auto" w:fill="251C53"/>
+            <w:tcBorders>
+              <w:top w:val="single" w:sz="4" w:space="0" w:color="251C53"/>
+              <w:left w:val="single" w:sz="4" w:space="0" w:color="251C53"/>
+              <w:bottom w:val="single" w:sz="4" w:space="0" w:color="251C53"/>
+              <w:right w:val="single" w:sz="4" w:space="0" w:color="251C53"/>
+            </w:tcBorders>
+          </w:tcPr>
+          <w:p>
+            <w:r>
+              <w:rPr>
+                <w:b/>
+                <w:color w:val="FFFFFF"/>
+                <w:sz w:val="20"/>
+              </w:rPr>
+            </w:r>
+          </w:p>
+        </w:tc>
+        <w:tc>
+          <w:tcPr>
+            <w:tcW w:type="dxa" w:w="4844"/>
+            <w:shd w:val="clear" w:color="auto" w:fill="251C53"/>
+            <w:tcBorders>
+              <w:top w:val="single" w:sz="4" w:space="0" w:color="251C53"/>
+              <w:left w:val="single" w:sz="4" w:space="0" w:color="251C53"/>
+              <w:bottom w:val="single" w:sz="4" w:space="0" w:color="251C53"/>
+              <w:right w:val="single" w:sz="4" w:space="0" w:color="251C53"/>
+            </w:tcBorders>
+          </w:tcPr>
+          <w:p>
+            <w:r>
+              <w:rPr>
+                <w:b/>
+                <w:color w:val="FFFFFF"/>
+                <w:sz w:val="20"/>
+              </w:rPr>
+            </w:r>
+          </w:p>
+        </w:tc>
+      </w:tr>
+      <w:tr>
+        <w:tc>
+          <w:tcPr>
+            <w:tcW w:type="dxa" w:w="4844"/>
+            <w:tcBorders>
+              <w:top w:val="single" w:sz="4" w:space="0" w:color="CBCBCB"/>
+              <w:left w:val="single" w:sz="4" w:space="0" w:color="CBCBCB"/>
+              <w:bottom w:val="single" w:sz="4" w:space="0" w:color="CBCBCB"/>
+              <w:right w:val="single" w:sz="4" w:space="0" w:color="CBCBCB"/>
+            </w:tcBorders>
+          </w:tcPr>
+          <w:p>
+            <w:r>
+              <w:rPr>
+                <w:sz w:val="20"/>
+              </w:rPr>
+              <w:t>---</w:t>
+            </w:r>
+          </w:p>
+        </w:tc>
+        <w:tc>
+          <w:tcPr>
+            <w:tcW w:type="dxa" w:w="4844"/>
+            <w:tcBorders>
+              <w:top w:val="single" w:sz="4" w:space="0" w:color="CBCBCB"/>
+              <w:left w:val="single" w:sz="4" w:space="0" w:color="CBCBCB"/>
+              <w:bottom w:val="single" w:sz="4" w:space="0" w:color="CBCBCB"/>
+              <w:right w:val="single" w:sz="4" w:space="0" w:color="CBCBCB"/>
+            </w:tcBorders>
+          </w:tcPr>
+          <w:p>
+            <w:r>
+              <w:rPr>
+                <w:sz w:val="20"/>
+              </w:rPr>
+              <w:t>---</w:t>
+            </w:r>
+          </w:p>
+        </w:tc>
+      </w:tr>
+      <w:tr>
+        <w:tc>
+          <w:tcPr>
+            <w:tcW w:type="dxa" w:w="4844"/>
+            <w:shd w:val="clear" w:color="auto" w:fill="B8B3D6"/>
+            <w:tcBorders>
+              <w:top w:val="single" w:sz="4" w:space="0" w:color="CBCBCB"/>
+              <w:left w:val="single" w:sz="4" w:space="0" w:color="CBCBCB"/>
+              <w:bottom w:val="single" w:sz="4" w:space="0" w:color="CBCBCB"/>
+              <w:right w:val="single" w:sz="4" w:space="0" w:color="CBCBCB"/>
+            </w:tcBorders>
+          </w:tcPr>
+          <w:p>
+            <w:r>
+              <w:rPr>
+                <w:b/>
+                <w:sz w:val="20"/>
+              </w:rPr>
+              <w:t>Given</w:t>
+            </w:r>
+          </w:p>
+        </w:tc>
+        <w:tc>
+          <w:tcPr>
+            <w:tcW w:type="dxa" w:w="4844"/>
+            <w:shd w:val="clear" w:color="auto" w:fill="B8B3D6"/>
+            <w:tcBorders>
+              <w:top w:val="single" w:sz="4" w:space="0" w:color="CBCBCB"/>
+              <w:left w:val="single" w:sz="4" w:space="0" w:color="CBCBCB"/>
+              <w:bottom w:val="single" w:sz="4" w:space="0" w:color="CBCBCB"/>
+              <w:right w:val="single" w:sz="4" w:space="0" w:color="CBCBCB"/>
+            </w:tcBorders>
+          </w:tcPr>
+          <w:p>
+            <w:r>
+              <w:rPr>
+                <w:sz w:val="20"/>
+              </w:rPr>
+              <w:t xml:space="preserve">Source file </w:t>
+            </w:r>
+            <w:r>
+              <w:rPr>
+                <w:rFonts w:ascii="Courier New" w:hAnsi="Courier New"/>
+                <w:color w:val="F05922"/>
+                <w:sz w:val="20"/>
+              </w:rPr>
+              <w:t>img_a.txt</w:t>
+            </w:r>
+            <w:r>
+              <w:rPr>
+                <w:sz w:val="20"/>
+              </w:rPr>
+              <w:t xml:space="preserve"> có: cid=0 (0.5 0.5 0.2 0.2), cid=2 (0.3 0.3 0.15 0.15), cid=7 (should be filtered). </w:t>
+            </w:r>
+            <w:r>
+              <w:rPr>
+                <w:rFonts w:ascii="Courier New" w:hAnsi="Courier New"/>
+                <w:color w:val="F05922"/>
+                <w:sz w:val="20"/>
+              </w:rPr>
+              <w:t>src_ids={0,2}</w:t>
+            </w:r>
+            <w:r>
+              <w:rPr>
+                <w:sz w:val="20"/>
+              </w:rPr>
+              <w:t xml:space="preserve">, </w:t>
+            </w:r>
+            <w:r>
+              <w:rPr>
+                <w:rFonts w:ascii="Courier New" w:hAnsi="Courier New"/>
+                <w:color w:val="F05922"/>
+                <w:sz w:val="20"/>
+              </w:rPr>
+              <w:t>dst_cid=9</w:t>
+            </w:r>
+            <w:r>
+              <w:rPr>
+                <w:sz w:val="20"/>
+              </w:rPr>
+              <w:t xml:space="preserve">, </w:t>
+            </w:r>
+            <w:r>
+              <w:rPr>
+                <w:rFonts w:ascii="Courier New" w:hAnsi="Courier New"/>
+                <w:color w:val="F05922"/>
+                <w:sz w:val="20"/>
+              </w:rPr>
+              <w:t>need_preview_px=False</w:t>
+            </w:r>
+          </w:p>
+        </w:tc>
+      </w:tr>
+      <w:tr>
+        <w:tc>
+          <w:tcPr>
+            <w:tcW w:type="dxa" w:w="4844"/>
+            <w:tcBorders>
+              <w:top w:val="single" w:sz="4" w:space="0" w:color="CBCBCB"/>
+              <w:left w:val="single" w:sz="4" w:space="0" w:color="CBCBCB"/>
+              <w:bottom w:val="single" w:sz="4" w:space="0" w:color="CBCBCB"/>
+              <w:right w:val="single" w:sz="4" w:space="0" w:color="CBCBCB"/>
+            </w:tcBorders>
+          </w:tcPr>
+          <w:p>
+            <w:r>
+              <w:rPr>
+                <w:b/>
+                <w:sz w:val="20"/>
+              </w:rPr>
+              <w:t>When</w:t>
+            </w:r>
+          </w:p>
+        </w:tc>
+        <w:tc>
+          <w:tcPr>
+            <w:tcW w:type="dxa" w:w="4844"/>
+            <w:tcBorders>
+              <w:top w:val="single" w:sz="4" w:space="0" w:color="CBCBCB"/>
+              <w:left w:val="single" w:sz="4" w:space="0" w:color="CBCBCB"/>
+              <w:bottom w:val="single" w:sz="4" w:space="0" w:color="CBCBCB"/>
+              <w:right w:val="single" w:sz="4" w:space="0" w:color="CBCBCB"/>
+            </w:tcBorders>
+          </w:tcPr>
+          <w:p>
+            <w:r>
+              <w:rPr>
+                <w:rFonts w:ascii="Courier New" w:hAnsi="Courier New"/>
+                <w:color w:val="F05922"/>
+                <w:sz w:val="20"/>
+              </w:rPr>
+              <w:t>_batch_get_new_boxes_for_image(IMG_A, src_ids={0,2}, dst_cid=9, source_mode="folder", ...)</w:t>
+            </w:r>
+          </w:p>
+        </w:tc>
+      </w:tr>
+      <w:tr>
+        <w:tc>
+          <w:tcPr>
+            <w:tcW w:type="dxa" w:w="4844"/>
+            <w:shd w:val="clear" w:color="auto" w:fill="B8B3D6"/>
+            <w:tcBorders>
+              <w:top w:val="single" w:sz="4" w:space="0" w:color="CBCBCB"/>
+              <w:left w:val="single" w:sz="4" w:space="0" w:color="CBCBCB"/>
+              <w:bottom w:val="single" w:sz="4" w:space="0" w:color="CBCBCB"/>
+              <w:right w:val="single" w:sz="4" w:space="0" w:color="CBCBCB"/>
+            </w:tcBorders>
+          </w:tcPr>
+          <w:p>
+            <w:r>
+              <w:rPr>
+                <w:b/>
+                <w:sz w:val="20"/>
+              </w:rPr>
+              <w:t>Then</w:t>
+            </w:r>
+          </w:p>
+        </w:tc>
+        <w:tc>
+          <w:tcPr>
+            <w:tcW w:type="dxa" w:w="4844"/>
+            <w:shd w:val="clear" w:color="auto" w:fill="B8B3D6"/>
+            <w:tcBorders>
+              <w:top w:val="single" w:sz="4" w:space="0" w:color="CBCBCB"/>
+              <w:left w:val="single" w:sz="4" w:space="0" w:color="CBCBCB"/>
+              <w:bottom w:val="single" w:sz="4" w:space="0" w:color="CBCBCB"/>
+              <w:right w:val="single" w:sz="4" w:space="0" w:color="CBCBCB"/>
+            </w:tcBorders>
+          </w:tcPr>
+          <w:p>
+            <w:r>
+              <w:rPr>
+                <w:rFonts w:ascii="Courier New" w:hAnsi="Courier New"/>
+                <w:color w:val="F05922"/>
+                <w:sz w:val="20"/>
+              </w:rPr>
+              <w:t>(new_lines_norm=2, new_boxes_px=[], iw=0, ih=0)</w:t>
+            </w:r>
+            <w:r>
+              <w:rPr>
+                <w:sz w:val="20"/>
+              </w:rPr>
+              <w:t>. new_lines = ['9 0.5 0.5 0.2 0.2', '9 0.3 0.3 0.15 0.15']. cid=7 bị lọc.</w:t>
+            </w:r>
+          </w:p>
+        </w:tc>
+      </w:tr>
+      <w:tr>
+        <w:tc>
+          <w:tcPr>
+            <w:tcW w:type="dxa" w:w="4844"/>
+            <w:tcBorders>
+              <w:top w:val="single" w:sz="4" w:space="0" w:color="CBCBCB"/>
+              <w:left w:val="single" w:sz="4" w:space="0" w:color="CBCBCB"/>
+              <w:bottom w:val="single" w:sz="4" w:space="0" w:color="CBCBCB"/>
+              <w:right w:val="single" w:sz="4" w:space="0" w:color="CBCBCB"/>
+            </w:tcBorders>
+          </w:tcPr>
+          <w:p>
+            <w:r>
+              <w:rPr>
+                <w:b/>
+                <w:sz w:val="20"/>
+              </w:rPr>
+              <w:t>Result</w:t>
+            </w:r>
+          </w:p>
+        </w:tc>
+        <w:tc>
+          <w:tcPr>
+            <w:tcW w:type="dxa" w:w="4844"/>
+            <w:tcBorders>
+              <w:top w:val="single" w:sz="4" w:space="0" w:color="CBCBCB"/>
+              <w:left w:val="single" w:sz="4" w:space="0" w:color="CBCBCB"/>
+              <w:bottom w:val="single" w:sz="4" w:space="0" w:color="CBCBCB"/>
+              <w:right w:val="single" w:sz="4" w:space="0" w:color="CBCBCB"/>
+            </w:tcBorders>
+          </w:tcPr>
+          <w:p>
+            <w:r>
+              <w:rPr>
+                <w:b/>
+                <w:sz w:val="20"/>
+              </w:rPr>
+              <w:t>PASS</w:t>
+            </w:r>
+          </w:p>
+        </w:tc>
+      </w:tr>
+      <w:tr>
+        <w:tc>
+          <w:tcPr>
+            <w:tcW w:type="dxa" w:w="4844"/>
+            <w:shd w:val="clear" w:color="auto" w:fill="B8B3D6"/>
+            <w:tcBorders>
+              <w:top w:val="single" w:sz="4" w:space="0" w:color="CBCBCB"/>
+              <w:left w:val="single" w:sz="4" w:space="0" w:color="CBCBCB"/>
+              <w:bottom w:val="single" w:sz="4" w:space="0" w:color="CBCBCB"/>
+              <w:right w:val="single" w:sz="4" w:space="0" w:color="CBCBCB"/>
+            </w:tcBorders>
+          </w:tcPr>
+          <w:p>
+            <w:r>
+              <w:rPr>
+                <w:b/>
+                <w:sz w:val="20"/>
+              </w:rPr>
+              <w:t>Note</w:t>
+            </w:r>
+          </w:p>
+        </w:tc>
+        <w:tc>
+          <w:tcPr>
+            <w:tcW w:type="dxa" w:w="4844"/>
+            <w:shd w:val="clear" w:color="auto" w:fill="B8B3D6"/>
+            <w:tcBorders>
+              <w:top w:val="single" w:sz="4" w:space="0" w:color="CBCBCB"/>
+              <w:left w:val="single" w:sz="4" w:space="0" w:color="CBCBCB"/>
+              <w:bottom w:val="single" w:sz="4" w:space="0" w:color="CBCBCB"/>
+              <w:right w:val="single" w:sz="4" w:space="0" w:color="CBCBCB"/>
+            </w:tcBorders>
+          </w:tcPr>
+          <w:p>
+            <w:r>
+              <w:rPr>
+                <w:sz w:val="20"/>
+              </w:rPr>
+              <w:t>Không mở PIL, không cần model khi auto+folder</w:t>
+            </w:r>
+          </w:p>
+        </w:tc>
+      </w:tr>
+    </w:tbl>
+    <w:p/>
+    <w:p>
+      <w:pPr>
+        <w:pStyle w:val="Heading4"/>
+      </w:pPr>
+      <w:r>
+        <w:rPr>
+          <w:color w:val="251C53"/>
+          <w:sz w:val="22"/>
+        </w:rPr>
+        <w:t>TC-AME-C2: img_c không có file nguồn → return None (skip im lặng)</w:t>
+      </w:r>
+    </w:p>
+    <w:tbl>
+      <w:tblPr>
+        <w:tblStyle w:val="TableGrid"/>
+        <w:tblW w:type="auto" w:w="0"/>
+        <w:tblLook w:firstColumn="1" w:firstRow="1" w:lastColumn="0" w:lastRow="0" w:noHBand="0" w:noVBand="1" w:val="04A0"/>
+      </w:tblPr>
+      <w:tblGrid>
+        <w:gridCol w:w="4844"/>
+        <w:gridCol w:w="4844"/>
+      </w:tblGrid>
+      <w:tr>
+        <w:tc>
+          <w:tcPr>
+            <w:tcW w:type="dxa" w:w="4844"/>
+            <w:shd w:val="clear" w:color="auto" w:fill="251C53"/>
+            <w:tcBorders>
+              <w:top w:val="single" w:sz="4" w:space="0" w:color="251C53"/>
+              <w:left w:val="single" w:sz="4" w:space="0" w:color="251C53"/>
+              <w:bottom w:val="single" w:sz="4" w:space="0" w:color="251C53"/>
+              <w:right w:val="single" w:sz="4" w:space="0" w:color="251C53"/>
+            </w:tcBorders>
+          </w:tcPr>
+          <w:p>
+            <w:r>
+              <w:rPr>
+                <w:b/>
+                <w:color w:val="FFFFFF"/>
+                <w:sz w:val="20"/>
+              </w:rPr>
+            </w:r>
+          </w:p>
+        </w:tc>
+        <w:tc>
+          <w:tcPr>
+            <w:tcW w:type="dxa" w:w="4844"/>
+            <w:shd w:val="clear" w:color="auto" w:fill="251C53"/>
+            <w:tcBorders>
+              <w:top w:val="single" w:sz="4" w:space="0" w:color="251C53"/>
+              <w:left w:val="single" w:sz="4" w:space="0" w:color="251C53"/>
+              <w:bottom w:val="single" w:sz="4" w:space="0" w:color="251C53"/>
+              <w:right w:val="single" w:sz="4" w:space="0" w:color="251C53"/>
+            </w:tcBorders>
+          </w:tcPr>
+          <w:p>
+            <w:r>
+              <w:rPr>
+                <w:b/>
+                <w:color w:val="FFFFFF"/>
+                <w:sz w:val="20"/>
+              </w:rPr>
+            </w:r>
+          </w:p>
+        </w:tc>
+      </w:tr>
+      <w:tr>
+        <w:tc>
+          <w:tcPr>
+            <w:tcW w:type="dxa" w:w="4844"/>
+            <w:tcBorders>
+              <w:top w:val="single" w:sz="4" w:space="0" w:color="CBCBCB"/>
+              <w:left w:val="single" w:sz="4" w:space="0" w:color="CBCBCB"/>
+              <w:bottom w:val="single" w:sz="4" w:space="0" w:color="CBCBCB"/>
+              <w:right w:val="single" w:sz="4" w:space="0" w:color="CBCBCB"/>
+            </w:tcBorders>
+          </w:tcPr>
+          <w:p>
+            <w:r>
+              <w:rPr>
+                <w:sz w:val="20"/>
+              </w:rPr>
+              <w:t>---</w:t>
+            </w:r>
+          </w:p>
+        </w:tc>
+        <w:tc>
+          <w:tcPr>
+            <w:tcW w:type="dxa" w:w="4844"/>
+            <w:tcBorders>
+              <w:top w:val="single" w:sz="4" w:space="0" w:color="CBCBCB"/>
+              <w:left w:val="single" w:sz="4" w:space="0" w:color="CBCBCB"/>
+              <w:bottom w:val="single" w:sz="4" w:space="0" w:color="CBCBCB"/>
+              <w:right w:val="single" w:sz="4" w:space="0" w:color="CBCBCB"/>
+            </w:tcBorders>
+          </w:tcPr>
+          <w:p>
+            <w:r>
+              <w:rPr>
+                <w:sz w:val="20"/>
+              </w:rPr>
+              <w:t>---</w:t>
+            </w:r>
+          </w:p>
+        </w:tc>
+      </w:tr>
+      <w:tr>
+        <w:tc>
+          <w:tcPr>
+            <w:tcW w:type="dxa" w:w="4844"/>
+            <w:shd w:val="clear" w:color="auto" w:fill="B8B3D6"/>
+            <w:tcBorders>
+              <w:top w:val="single" w:sz="4" w:space="0" w:color="CBCBCB"/>
+              <w:left w:val="single" w:sz="4" w:space="0" w:color="CBCBCB"/>
+              <w:bottom w:val="single" w:sz="4" w:space="0" w:color="CBCBCB"/>
+              <w:right w:val="single" w:sz="4" w:space="0" w:color="CBCBCB"/>
+            </w:tcBorders>
+          </w:tcPr>
+          <w:p>
+            <w:r>
+              <w:rPr>
+                <w:b/>
+                <w:sz w:val="20"/>
+              </w:rPr>
+              <w:t>Given</w:t>
+            </w:r>
+          </w:p>
+        </w:tc>
+        <w:tc>
+          <w:tcPr>
+            <w:tcW w:type="dxa" w:w="4844"/>
+            <w:shd w:val="clear" w:color="auto" w:fill="B8B3D6"/>
+            <w:tcBorders>
+              <w:top w:val="single" w:sz="4" w:space="0" w:color="CBCBCB"/>
+              <w:left w:val="single" w:sz="4" w:space="0" w:color="CBCBCB"/>
+              <w:bottom w:val="single" w:sz="4" w:space="0" w:color="CBCBCB"/>
+              <w:right w:val="single" w:sz="4" w:space="0" w:color="CBCBCB"/>
+            </w:tcBorders>
+          </w:tcPr>
+          <w:p>
+            <w:r>
+              <w:rPr>
+                <w:rFonts w:ascii="Courier New" w:hAnsi="Courier New"/>
+                <w:color w:val="F05922"/>
+                <w:sz w:val="20"/>
+              </w:rPr>
+              <w:t>SRC_LABEL_DIR/img_c.txt</w:t>
+            </w:r>
+            <w:r>
+              <w:rPr>
+                <w:sz w:val="20"/>
+              </w:rPr>
+              <w:t xml:space="preserve"> không tồn tại</w:t>
+            </w:r>
+          </w:p>
+        </w:tc>
+      </w:tr>
+      <w:tr>
+        <w:tc>
+          <w:tcPr>
+            <w:tcW w:type="dxa" w:w="4844"/>
+            <w:tcBorders>
+              <w:top w:val="single" w:sz="4" w:space="0" w:color="CBCBCB"/>
+              <w:left w:val="single" w:sz="4" w:space="0" w:color="CBCBCB"/>
+              <w:bottom w:val="single" w:sz="4" w:space="0" w:color="CBCBCB"/>
+              <w:right w:val="single" w:sz="4" w:space="0" w:color="CBCBCB"/>
+            </w:tcBorders>
+          </w:tcPr>
+          <w:p>
+            <w:r>
+              <w:rPr>
+                <w:b/>
+                <w:sz w:val="20"/>
+              </w:rPr>
+              <w:t>When</w:t>
+            </w:r>
+          </w:p>
+        </w:tc>
+        <w:tc>
+          <w:tcPr>
+            <w:tcW w:type="dxa" w:w="4844"/>
+            <w:tcBorders>
+              <w:top w:val="single" w:sz="4" w:space="0" w:color="CBCBCB"/>
+              <w:left w:val="single" w:sz="4" w:space="0" w:color="CBCBCB"/>
+              <w:bottom w:val="single" w:sz="4" w:space="0" w:color="CBCBCB"/>
+              <w:right w:val="single" w:sz="4" w:space="0" w:color="CBCBCB"/>
+            </w:tcBorders>
+          </w:tcPr>
+          <w:p>
+            <w:r>
+              <w:rPr>
+                <w:rFonts w:ascii="Courier New" w:hAnsi="Courier New"/>
+                <w:color w:val="F05922"/>
+                <w:sz w:val="20"/>
+              </w:rPr>
+              <w:t>_batch_get_new_boxes_for_image(IMG_C, ..., source_mode="folder")</w:t>
+            </w:r>
+          </w:p>
+        </w:tc>
+      </w:tr>
+      <w:tr>
+        <w:tc>
+          <w:tcPr>
+            <w:tcW w:type="dxa" w:w="4844"/>
+            <w:shd w:val="clear" w:color="auto" w:fill="B8B3D6"/>
+            <w:tcBorders>
+              <w:top w:val="single" w:sz="4" w:space="0" w:color="CBCBCB"/>
+              <w:left w:val="single" w:sz="4" w:space="0" w:color="CBCBCB"/>
+              <w:bottom w:val="single" w:sz="4" w:space="0" w:color="CBCBCB"/>
+              <w:right w:val="single" w:sz="4" w:space="0" w:color="CBCBCB"/>
+            </w:tcBorders>
+          </w:tcPr>
+          <w:p>
+            <w:r>
+              <w:rPr>
+                <w:b/>
+                <w:sz w:val="20"/>
+              </w:rPr>
+              <w:t>Then</w:t>
+            </w:r>
+          </w:p>
+        </w:tc>
+        <w:tc>
+          <w:tcPr>
+            <w:tcW w:type="dxa" w:w="4844"/>
+            <w:shd w:val="clear" w:color="auto" w:fill="B8B3D6"/>
+            <w:tcBorders>
+              <w:top w:val="single" w:sz="4" w:space="0" w:color="CBCBCB"/>
+              <w:left w:val="single" w:sz="4" w:space="0" w:color="CBCBCB"/>
+              <w:bottom w:val="single" w:sz="4" w:space="0" w:color="CBCBCB"/>
+              <w:right w:val="single" w:sz="4" w:space="0" w:color="CBCBCB"/>
+            </w:tcBorders>
+          </w:tcPr>
+          <w:p>
+            <w:r>
+              <w:rPr>
+                <w:rFonts w:ascii="Courier New" w:hAnsi="Courier New"/>
+                <w:color w:val="F05922"/>
+                <w:sz w:val="20"/>
+              </w:rPr>
+              <w:t>return None</w:t>
+            </w:r>
+            <w:r>
+              <w:rPr>
+                <w:sz w:val="20"/>
+              </w:rPr>
+              <w:t xml:space="preserve"> — không raise exception</w:t>
+            </w:r>
+          </w:p>
+        </w:tc>
+      </w:tr>
+      <w:tr>
+        <w:tc>
+          <w:tcPr>
+            <w:tcW w:type="dxa" w:w="4844"/>
+            <w:tcBorders>
+              <w:top w:val="single" w:sz="4" w:space="0" w:color="CBCBCB"/>
+              <w:left w:val="single" w:sz="4" w:space="0" w:color="CBCBCB"/>
+              <w:bottom w:val="single" w:sz="4" w:space="0" w:color="CBCBCB"/>
+              <w:right w:val="single" w:sz="4" w:space="0" w:color="CBCBCB"/>
+            </w:tcBorders>
+          </w:tcPr>
+          <w:p>
+            <w:r>
+              <w:rPr>
+                <w:b/>
+                <w:sz w:val="20"/>
+              </w:rPr>
+              <w:t>Result</w:t>
+            </w:r>
+          </w:p>
+        </w:tc>
+        <w:tc>
+          <w:tcPr>
+            <w:tcW w:type="dxa" w:w="4844"/>
+            <w:tcBorders>
+              <w:top w:val="single" w:sz="4" w:space="0" w:color="CBCBCB"/>
+              <w:left w:val="single" w:sz="4" w:space="0" w:color="CBCBCB"/>
+              <w:bottom w:val="single" w:sz="4" w:space="0" w:color="CBCBCB"/>
+              <w:right w:val="single" w:sz="4" w:space="0" w:color="CBCBCB"/>
+            </w:tcBorders>
+          </w:tcPr>
+          <w:p>
+            <w:r>
+              <w:rPr>
+                <w:b/>
+                <w:sz w:val="20"/>
+              </w:rPr>
+              <w:t>PASS</w:t>
+            </w:r>
+          </w:p>
+        </w:tc>
+      </w:tr>
+    </w:tbl>
+    <w:p/>
+    <w:p>
+      <w:pPr>
+        <w:pStyle w:val="Heading4"/>
+      </w:pPr>
+      <w:r>
+        <w:rPr>
+          <w:color w:val="251C53"/>
+          <w:sz w:val="22"/>
+        </w:rPr>
+        <w:t>TC-AME-C3: folder+auto img_b — filter cid={0} → dst_cid=5</w:t>
+      </w:r>
+    </w:p>
+    <w:tbl>
+      <w:tblPr>
+        <w:tblStyle w:val="TableGrid"/>
+        <w:tblW w:type="auto" w:w="0"/>
+        <w:tblLook w:firstColumn="1" w:firstRow="1" w:lastColumn="0" w:lastRow="0" w:noHBand="0" w:noVBand="1" w:val="04A0"/>
+      </w:tblPr>
+      <w:tblGrid>
+        <w:gridCol w:w="4844"/>
+        <w:gridCol w:w="4844"/>
+      </w:tblGrid>
+      <w:tr>
+        <w:tc>
+          <w:tcPr>
+            <w:tcW w:type="dxa" w:w="4844"/>
+            <w:shd w:val="clear" w:color="auto" w:fill="251C53"/>
+            <w:tcBorders>
+              <w:top w:val="single" w:sz="4" w:space="0" w:color="251C53"/>
+              <w:left w:val="single" w:sz="4" w:space="0" w:color="251C53"/>
+              <w:bottom w:val="single" w:sz="4" w:space="0" w:color="251C53"/>
+              <w:right w:val="single" w:sz="4" w:space="0" w:color="251C53"/>
+            </w:tcBorders>
+          </w:tcPr>
+          <w:p>
+            <w:r>
+              <w:rPr>
+                <w:b/>
+                <w:color w:val="FFFFFF"/>
+                <w:sz w:val="20"/>
+              </w:rPr>
+            </w:r>
+          </w:p>
+        </w:tc>
+        <w:tc>
+          <w:tcPr>
+            <w:tcW w:type="dxa" w:w="4844"/>
+            <w:shd w:val="clear" w:color="auto" w:fill="251C53"/>
+            <w:tcBorders>
+              <w:top w:val="single" w:sz="4" w:space="0" w:color="251C53"/>
+              <w:left w:val="single" w:sz="4" w:space="0" w:color="251C53"/>
+              <w:bottom w:val="single" w:sz="4" w:space="0" w:color="251C53"/>
+              <w:right w:val="single" w:sz="4" w:space="0" w:color="251C53"/>
+            </w:tcBorders>
+          </w:tcPr>
+          <w:p>
+            <w:r>
+              <w:rPr>
+                <w:b/>
+                <w:color w:val="FFFFFF"/>
+                <w:sz w:val="20"/>
+              </w:rPr>
+            </w:r>
+          </w:p>
+        </w:tc>
+      </w:tr>
+      <w:tr>
+        <w:tc>
+          <w:tcPr>
+            <w:tcW w:type="dxa" w:w="4844"/>
+            <w:tcBorders>
+              <w:top w:val="single" w:sz="4" w:space="0" w:color="CBCBCB"/>
+              <w:left w:val="single" w:sz="4" w:space="0" w:color="CBCBCB"/>
+              <w:bottom w:val="single" w:sz="4" w:space="0" w:color="CBCBCB"/>
+              <w:right w:val="single" w:sz="4" w:space="0" w:color="CBCBCB"/>
+            </w:tcBorders>
+          </w:tcPr>
+          <w:p>
+            <w:r>
+              <w:rPr>
+                <w:sz w:val="20"/>
+              </w:rPr>
+              <w:t>---</w:t>
+            </w:r>
+          </w:p>
+        </w:tc>
+        <w:tc>
+          <w:tcPr>
+            <w:tcW w:type="dxa" w:w="4844"/>
+            <w:tcBorders>
+              <w:top w:val="single" w:sz="4" w:space="0" w:color="CBCBCB"/>
+              <w:left w:val="single" w:sz="4" w:space="0" w:color="CBCBCB"/>
+              <w:bottom w:val="single" w:sz="4" w:space="0" w:color="CBCBCB"/>
+              <w:right w:val="single" w:sz="4" w:space="0" w:color="CBCBCB"/>
+            </w:tcBorders>
+          </w:tcPr>
+          <w:p>
+            <w:r>
+              <w:rPr>
+                <w:sz w:val="20"/>
+              </w:rPr>
+              <w:t>---</w:t>
+            </w:r>
+          </w:p>
+        </w:tc>
+      </w:tr>
+      <w:tr>
+        <w:tc>
+          <w:tcPr>
+            <w:tcW w:type="dxa" w:w="4844"/>
+            <w:shd w:val="clear" w:color="auto" w:fill="B8B3D6"/>
+            <w:tcBorders>
+              <w:top w:val="single" w:sz="4" w:space="0" w:color="CBCBCB"/>
+              <w:left w:val="single" w:sz="4" w:space="0" w:color="CBCBCB"/>
+              <w:bottom w:val="single" w:sz="4" w:space="0" w:color="CBCBCB"/>
+              <w:right w:val="single" w:sz="4" w:space="0" w:color="CBCBCB"/>
+            </w:tcBorders>
+          </w:tcPr>
+          <w:p>
+            <w:r>
+              <w:rPr>
+                <w:b/>
+                <w:sz w:val="20"/>
+              </w:rPr>
+              <w:t>Given</w:t>
+            </w:r>
+          </w:p>
+        </w:tc>
+        <w:tc>
+          <w:tcPr>
+            <w:tcW w:type="dxa" w:w="4844"/>
+            <w:shd w:val="clear" w:color="auto" w:fill="B8B3D6"/>
+            <w:tcBorders>
+              <w:top w:val="single" w:sz="4" w:space="0" w:color="CBCBCB"/>
+              <w:left w:val="single" w:sz="4" w:space="0" w:color="CBCBCB"/>
+              <w:bottom w:val="single" w:sz="4" w:space="0" w:color="CBCBCB"/>
+              <w:right w:val="single" w:sz="4" w:space="0" w:color="CBCBCB"/>
+            </w:tcBorders>
+          </w:tcPr>
+          <w:p>
+            <w:r>
+              <w:rPr>
+                <w:sz w:val="20"/>
+              </w:rPr>
+              <w:t xml:space="preserve">Source </w:t>
+            </w:r>
+            <w:r>
+              <w:rPr>
+                <w:rFonts w:ascii="Courier New" w:hAnsi="Courier New"/>
+                <w:color w:val="F05922"/>
+                <w:sz w:val="20"/>
+              </w:rPr>
+              <w:t>img_b.txt</w:t>
+            </w:r>
+            <w:r>
+              <w:rPr>
+                <w:sz w:val="20"/>
+              </w:rPr>
+              <w:t xml:space="preserve"> có cid=0 only</w:t>
+            </w:r>
+          </w:p>
+        </w:tc>
+      </w:tr>
+      <w:tr>
+        <w:tc>
+          <w:tcPr>
+            <w:tcW w:type="dxa" w:w="4844"/>
+            <w:tcBorders>
+              <w:top w:val="single" w:sz="4" w:space="0" w:color="CBCBCB"/>
+              <w:left w:val="single" w:sz="4" w:space="0" w:color="CBCBCB"/>
+              <w:bottom w:val="single" w:sz="4" w:space="0" w:color="CBCBCB"/>
+              <w:right w:val="single" w:sz="4" w:space="0" w:color="CBCBCB"/>
+            </w:tcBorders>
+          </w:tcPr>
+          <w:p>
+            <w:r>
+              <w:rPr>
+                <w:b/>
+                <w:sz w:val="20"/>
+              </w:rPr>
+              <w:t>When</w:t>
+            </w:r>
+          </w:p>
+        </w:tc>
+        <w:tc>
+          <w:tcPr>
+            <w:tcW w:type="dxa" w:w="4844"/>
+            <w:tcBorders>
+              <w:top w:val="single" w:sz="4" w:space="0" w:color="CBCBCB"/>
+              <w:left w:val="single" w:sz="4" w:space="0" w:color="CBCBCB"/>
+              <w:bottom w:val="single" w:sz="4" w:space="0" w:color="CBCBCB"/>
+              <w:right w:val="single" w:sz="4" w:space="0" w:color="CBCBCB"/>
+            </w:tcBorders>
+          </w:tcPr>
+          <w:p>
+            <w:r>
+              <w:rPr>
+                <w:rFonts w:ascii="Courier New" w:hAnsi="Courier New"/>
+                <w:color w:val="F05922"/>
+                <w:sz w:val="20"/>
+              </w:rPr>
+              <w:t>src_ids={0}, dst_cid=5, need_preview_px=False</w:t>
+            </w:r>
+          </w:p>
+        </w:tc>
+      </w:tr>
+      <w:tr>
+        <w:tc>
+          <w:tcPr>
+            <w:tcW w:type="dxa" w:w="4844"/>
+            <w:shd w:val="clear" w:color="auto" w:fill="B8B3D6"/>
+            <w:tcBorders>
+              <w:top w:val="single" w:sz="4" w:space="0" w:color="CBCBCB"/>
+              <w:left w:val="single" w:sz="4" w:space="0" w:color="CBCBCB"/>
+              <w:bottom w:val="single" w:sz="4" w:space="0" w:color="CBCBCB"/>
+              <w:right w:val="single" w:sz="4" w:space="0" w:color="CBCBCB"/>
+            </w:tcBorders>
+          </w:tcPr>
+          <w:p>
+            <w:r>
+              <w:rPr>
+                <w:b/>
+                <w:sz w:val="20"/>
+              </w:rPr>
+              <w:t>Then</w:t>
+            </w:r>
+          </w:p>
+        </w:tc>
+        <w:tc>
+          <w:tcPr>
+            <w:tcW w:type="dxa" w:w="4844"/>
+            <w:shd w:val="clear" w:color="auto" w:fill="B8B3D6"/>
+            <w:tcBorders>
+              <w:top w:val="single" w:sz="4" w:space="0" w:color="CBCBCB"/>
+              <w:left w:val="single" w:sz="4" w:space="0" w:color="CBCBCB"/>
+              <w:bottom w:val="single" w:sz="4" w:space="0" w:color="CBCBCB"/>
+              <w:right w:val="single" w:sz="4" w:space="0" w:color="CBCBCB"/>
+            </w:tcBorders>
+          </w:tcPr>
+          <w:p>
+            <w:r>
+              <w:rPr>
+                <w:rFonts w:ascii="Courier New" w:hAnsi="Courier New"/>
+                <w:color w:val="F05922"/>
+                <w:sz w:val="20"/>
+              </w:rPr>
+              <w:t>new_lines=['5 0.2 0.8 0.1 0.1']</w:t>
+            </w:r>
+            <w:r>
+              <w:rPr>
+                <w:sz w:val="20"/>
+              </w:rPr>
+              <w:t xml:space="preserve"> (1 dòng)</w:t>
+            </w:r>
+          </w:p>
+        </w:tc>
+      </w:tr>
+      <w:tr>
+        <w:tc>
+          <w:tcPr>
+            <w:tcW w:type="dxa" w:w="4844"/>
+            <w:tcBorders>
+              <w:top w:val="single" w:sz="4" w:space="0" w:color="CBCBCB"/>
+              <w:left w:val="single" w:sz="4" w:space="0" w:color="CBCBCB"/>
+              <w:bottom w:val="single" w:sz="4" w:space="0" w:color="CBCBCB"/>
+              <w:right w:val="single" w:sz="4" w:space="0" w:color="CBCBCB"/>
+            </w:tcBorders>
+          </w:tcPr>
+          <w:p>
+            <w:r>
+              <w:rPr>
+                <w:b/>
+                <w:sz w:val="20"/>
+              </w:rPr>
+              <w:t>Result</w:t>
+            </w:r>
+          </w:p>
+        </w:tc>
+        <w:tc>
+          <w:tcPr>
+            <w:tcW w:type="dxa" w:w="4844"/>
+            <w:tcBorders>
+              <w:top w:val="single" w:sz="4" w:space="0" w:color="CBCBCB"/>
+              <w:left w:val="single" w:sz="4" w:space="0" w:color="CBCBCB"/>
+              <w:bottom w:val="single" w:sz="4" w:space="0" w:color="CBCBCB"/>
+              <w:right w:val="single" w:sz="4" w:space="0" w:color="CBCBCB"/>
+            </w:tcBorders>
+          </w:tcPr>
+          <w:p>
+            <w:r>
+              <w:rPr>
+                <w:b/>
+                <w:sz w:val="20"/>
+              </w:rPr>
+              <w:t>PASS</w:t>
+            </w:r>
+          </w:p>
+        </w:tc>
+      </w:tr>
+    </w:tbl>
+    <w:p/>
+    <w:p>
+      <w:pPr>
+        <w:pStyle w:val="Heading4"/>
+      </w:pPr>
+      <w:r>
+        <w:rPr>
+          <w:color w:val="251C53"/>
+          <w:sz w:val="22"/>
+        </w:rPr>
+        <w:t>TC-AME-C4: folder+review need_preview_px=True → mở PIL lấy size, tính pixel coords</w:t>
+      </w:r>
+    </w:p>
+    <w:tbl>
+      <w:tblPr>
+        <w:tblStyle w:val="TableGrid"/>
+        <w:tblW w:type="auto" w:w="0"/>
+        <w:tblLook w:firstColumn="1" w:firstRow="1" w:lastColumn="0" w:lastRow="0" w:noHBand="0" w:noVBand="1" w:val="04A0"/>
+      </w:tblPr>
+      <w:tblGrid>
+        <w:gridCol w:w="4844"/>
+        <w:gridCol w:w="4844"/>
+      </w:tblGrid>
+      <w:tr>
+        <w:tc>
+          <w:tcPr>
+            <w:tcW w:type="dxa" w:w="4844"/>
+            <w:shd w:val="clear" w:color="auto" w:fill="251C53"/>
+            <w:tcBorders>
+              <w:top w:val="single" w:sz="4" w:space="0" w:color="251C53"/>
+              <w:left w:val="single" w:sz="4" w:space="0" w:color="251C53"/>
+              <w:bottom w:val="single" w:sz="4" w:space="0" w:color="251C53"/>
+              <w:right w:val="single" w:sz="4" w:space="0" w:color="251C53"/>
+            </w:tcBorders>
+          </w:tcPr>
+          <w:p>
+            <w:r>
+              <w:rPr>
+                <w:b/>
+                <w:color w:val="FFFFFF"/>
+                <w:sz w:val="20"/>
+              </w:rPr>
+            </w:r>
+          </w:p>
+        </w:tc>
+        <w:tc>
+          <w:tcPr>
+            <w:tcW w:type="dxa" w:w="4844"/>
+            <w:shd w:val="clear" w:color="auto" w:fill="251C53"/>
+            <w:tcBorders>
+              <w:top w:val="single" w:sz="4" w:space="0" w:color="251C53"/>
+              <w:left w:val="single" w:sz="4" w:space="0" w:color="251C53"/>
+              <w:bottom w:val="single" w:sz="4" w:space="0" w:color="251C53"/>
+              <w:right w:val="single" w:sz="4" w:space="0" w:color="251C53"/>
+            </w:tcBorders>
+          </w:tcPr>
+          <w:p>
+            <w:r>
+              <w:rPr>
+                <w:b/>
+                <w:color w:val="FFFFFF"/>
+                <w:sz w:val="20"/>
+              </w:rPr>
+            </w:r>
+          </w:p>
+        </w:tc>
+      </w:tr>
+      <w:tr>
+        <w:tc>
+          <w:tcPr>
+            <w:tcW w:type="dxa" w:w="4844"/>
+            <w:tcBorders>
+              <w:top w:val="single" w:sz="4" w:space="0" w:color="CBCBCB"/>
+              <w:left w:val="single" w:sz="4" w:space="0" w:color="CBCBCB"/>
+              <w:bottom w:val="single" w:sz="4" w:space="0" w:color="CBCBCB"/>
+              <w:right w:val="single" w:sz="4" w:space="0" w:color="CBCBCB"/>
+            </w:tcBorders>
+          </w:tcPr>
+          <w:p>
+            <w:r>
+              <w:rPr>
+                <w:sz w:val="20"/>
+              </w:rPr>
+              <w:t>---</w:t>
+            </w:r>
+          </w:p>
+        </w:tc>
+        <w:tc>
+          <w:tcPr>
+            <w:tcW w:type="dxa" w:w="4844"/>
+            <w:tcBorders>
+              <w:top w:val="single" w:sz="4" w:space="0" w:color="CBCBCB"/>
+              <w:left w:val="single" w:sz="4" w:space="0" w:color="CBCBCB"/>
+              <w:bottom w:val="single" w:sz="4" w:space="0" w:color="CBCBCB"/>
+              <w:right w:val="single" w:sz="4" w:space="0" w:color="CBCBCB"/>
+            </w:tcBorders>
+          </w:tcPr>
+          <w:p>
+            <w:r>
+              <w:rPr>
+                <w:sz w:val="20"/>
+              </w:rPr>
+              <w:t>---</w:t>
+            </w:r>
+          </w:p>
+        </w:tc>
+      </w:tr>
+      <w:tr>
+        <w:tc>
+          <w:tcPr>
+            <w:tcW w:type="dxa" w:w="4844"/>
+            <w:shd w:val="clear" w:color="auto" w:fill="B8B3D6"/>
+            <w:tcBorders>
+              <w:top w:val="single" w:sz="4" w:space="0" w:color="CBCBCB"/>
+              <w:left w:val="single" w:sz="4" w:space="0" w:color="CBCBCB"/>
+              <w:bottom w:val="single" w:sz="4" w:space="0" w:color="CBCBCB"/>
+              <w:right w:val="single" w:sz="4" w:space="0" w:color="CBCBCB"/>
+            </w:tcBorders>
+          </w:tcPr>
+          <w:p>
+            <w:r>
+              <w:rPr>
+                <w:b/>
+                <w:sz w:val="20"/>
+              </w:rPr>
+              <w:t>Given</w:t>
+            </w:r>
+          </w:p>
+        </w:tc>
+        <w:tc>
+          <w:tcPr>
+            <w:tcW w:type="dxa" w:w="4844"/>
+            <w:shd w:val="clear" w:color="auto" w:fill="B8B3D6"/>
+            <w:tcBorders>
+              <w:top w:val="single" w:sz="4" w:space="0" w:color="CBCBCB"/>
+              <w:left w:val="single" w:sz="4" w:space="0" w:color="CBCBCB"/>
+              <w:bottom w:val="single" w:sz="4" w:space="0" w:color="CBCBCB"/>
+              <w:right w:val="single" w:sz="4" w:space="0" w:color="CBCBCB"/>
+            </w:tcBorders>
+          </w:tcPr>
+          <w:p>
+            <w:r>
+              <w:rPr>
+                <w:rFonts w:ascii="Courier New" w:hAnsi="Courier New"/>
+                <w:color w:val="F05922"/>
+                <w:sz w:val="20"/>
+              </w:rPr>
+              <w:t>IMG_A</w:t>
+            </w:r>
+            <w:r>
+              <w:rPr>
+                <w:sz w:val="20"/>
+              </w:rPr>
+              <w:t xml:space="preserve"> (640x480 PIL). Source </w:t>
+            </w:r>
+            <w:r>
+              <w:rPr>
+                <w:rFonts w:ascii="Courier New" w:hAnsi="Courier New"/>
+                <w:color w:val="F05922"/>
+                <w:sz w:val="20"/>
+              </w:rPr>
+              <w:t>img_a.txt</w:t>
+            </w:r>
+            <w:r>
+              <w:rPr>
+                <w:sz w:val="20"/>
+              </w:rPr>
+              <w:t xml:space="preserve"> có 2 dòng cid={0,2}. </w:t>
+            </w:r>
+            <w:r>
+              <w:rPr>
+                <w:rFonts w:ascii="Courier New" w:hAnsi="Courier New"/>
+                <w:color w:val="F05922"/>
+                <w:sz w:val="20"/>
+              </w:rPr>
+              <w:t>need_preview_px=True</w:t>
+            </w:r>
+          </w:p>
+        </w:tc>
+      </w:tr>
+      <w:tr>
+        <w:tc>
+          <w:tcPr>
+            <w:tcW w:type="dxa" w:w="4844"/>
+            <w:tcBorders>
+              <w:top w:val="single" w:sz="4" w:space="0" w:color="CBCBCB"/>
+              <w:left w:val="single" w:sz="4" w:space="0" w:color="CBCBCB"/>
+              <w:bottom w:val="single" w:sz="4" w:space="0" w:color="CBCBCB"/>
+              <w:right w:val="single" w:sz="4" w:space="0" w:color="CBCBCB"/>
+            </w:tcBorders>
+          </w:tcPr>
+          <w:p>
+            <w:r>
+              <w:rPr>
+                <w:b/>
+                <w:sz w:val="20"/>
+              </w:rPr>
+              <w:t>When</w:t>
+            </w:r>
+          </w:p>
+        </w:tc>
+        <w:tc>
+          <w:tcPr>
+            <w:tcW w:type="dxa" w:w="4844"/>
+            <w:tcBorders>
+              <w:top w:val="single" w:sz="4" w:space="0" w:color="CBCBCB"/>
+              <w:left w:val="single" w:sz="4" w:space="0" w:color="CBCBCB"/>
+              <w:bottom w:val="single" w:sz="4" w:space="0" w:color="CBCBCB"/>
+              <w:right w:val="single" w:sz="4" w:space="0" w:color="CBCBCB"/>
+            </w:tcBorders>
+          </w:tcPr>
+          <w:p>
+            <w:r>
+              <w:rPr>
+                <w:rFonts w:ascii="Courier New" w:hAnsi="Courier New"/>
+                <w:color w:val="F05922"/>
+                <w:sz w:val="20"/>
+              </w:rPr>
+              <w:t>_batch_get_new_boxes_for_image(IMG_A, ..., need_preview_px=True)</w:t>
+            </w:r>
+          </w:p>
+        </w:tc>
+      </w:tr>
+      <w:tr>
+        <w:tc>
+          <w:tcPr>
+            <w:tcW w:type="dxa" w:w="4844"/>
+            <w:shd w:val="clear" w:color="auto" w:fill="B8B3D6"/>
+            <w:tcBorders>
+              <w:top w:val="single" w:sz="4" w:space="0" w:color="CBCBCB"/>
+              <w:left w:val="single" w:sz="4" w:space="0" w:color="CBCBCB"/>
+              <w:bottom w:val="single" w:sz="4" w:space="0" w:color="CBCBCB"/>
+              <w:right w:val="single" w:sz="4" w:space="0" w:color="CBCBCB"/>
+            </w:tcBorders>
+          </w:tcPr>
+          <w:p>
+            <w:r>
+              <w:rPr>
+                <w:b/>
+                <w:sz w:val="20"/>
+              </w:rPr>
+              <w:t>Then</w:t>
+            </w:r>
+          </w:p>
+        </w:tc>
+        <w:tc>
+          <w:tcPr>
+            <w:tcW w:type="dxa" w:w="4844"/>
+            <w:shd w:val="clear" w:color="auto" w:fill="B8B3D6"/>
+            <w:tcBorders>
+              <w:top w:val="single" w:sz="4" w:space="0" w:color="CBCBCB"/>
+              <w:left w:val="single" w:sz="4" w:space="0" w:color="CBCBCB"/>
+              <w:bottom w:val="single" w:sz="4" w:space="0" w:color="CBCBCB"/>
+              <w:right w:val="single" w:sz="4" w:space="0" w:color="CBCBCB"/>
+            </w:tcBorders>
+          </w:tcPr>
+          <w:p>
+            <w:r>
+              <w:rPr>
+                <w:rFonts w:ascii="Courier New" w:hAnsi="Courier New"/>
+                <w:color w:val="F05922"/>
+                <w:sz w:val="20"/>
+              </w:rPr>
+              <w:t>new_lines=2, new_boxes_px=2, iw=640, ih=480</w:t>
+            </w:r>
+            <w:r>
+              <w:rPr>
+                <w:sz w:val="20"/>
+              </w:rPr>
+              <w:t>. Coords được convert normalized→pixel.</w:t>
+            </w:r>
+          </w:p>
+        </w:tc>
+      </w:tr>
+      <w:tr>
+        <w:tc>
+          <w:tcPr>
+            <w:tcW w:type="dxa" w:w="4844"/>
+            <w:tcBorders>
+              <w:top w:val="single" w:sz="4" w:space="0" w:color="CBCBCB"/>
+              <w:left w:val="single" w:sz="4" w:space="0" w:color="CBCBCB"/>
+              <w:bottom w:val="single" w:sz="4" w:space="0" w:color="CBCBCB"/>
+              <w:right w:val="single" w:sz="4" w:space="0" w:color="CBCBCB"/>
+            </w:tcBorders>
+          </w:tcPr>
+          <w:p>
+            <w:r>
+              <w:rPr>
+                <w:b/>
+                <w:sz w:val="20"/>
+              </w:rPr>
+              <w:t>Result</w:t>
+            </w:r>
+          </w:p>
+        </w:tc>
+        <w:tc>
+          <w:tcPr>
+            <w:tcW w:type="dxa" w:w="4844"/>
+            <w:tcBorders>
+              <w:top w:val="single" w:sz="4" w:space="0" w:color="CBCBCB"/>
+              <w:left w:val="single" w:sz="4" w:space="0" w:color="CBCBCB"/>
+              <w:bottom w:val="single" w:sz="4" w:space="0" w:color="CBCBCB"/>
+              <w:right w:val="single" w:sz="4" w:space="0" w:color="CBCBCB"/>
+            </w:tcBorders>
+          </w:tcPr>
+          <w:p>
+            <w:r>
+              <w:rPr>
+                <w:b/>
+                <w:sz w:val="20"/>
+              </w:rPr>
+              <w:t>PASS</w:t>
+            </w:r>
+          </w:p>
+        </w:tc>
+      </w:tr>
+      <w:tr>
+        <w:tc>
+          <w:tcPr>
+            <w:tcW w:type="dxa" w:w="4844"/>
+            <w:shd w:val="clear" w:color="auto" w:fill="B8B3D6"/>
+            <w:tcBorders>
+              <w:top w:val="single" w:sz="4" w:space="0" w:color="CBCBCB"/>
+              <w:left w:val="single" w:sz="4" w:space="0" w:color="CBCBCB"/>
+              <w:bottom w:val="single" w:sz="4" w:space="0" w:color="CBCBCB"/>
+              <w:right w:val="single" w:sz="4" w:space="0" w:color="CBCBCB"/>
+            </w:tcBorders>
+          </w:tcPr>
+          <w:p>
+            <w:r>
+              <w:rPr>
+                <w:b/>
+                <w:sz w:val="20"/>
+              </w:rPr>
+              <w:t>Note</w:t>
+            </w:r>
+          </w:p>
+        </w:tc>
+        <w:tc>
+          <w:tcPr>
+            <w:tcW w:type="dxa" w:w="4844"/>
+            <w:shd w:val="clear" w:color="auto" w:fill="B8B3D6"/>
+            <w:tcBorders>
+              <w:top w:val="single" w:sz="4" w:space="0" w:color="CBCBCB"/>
+              <w:left w:val="single" w:sz="4" w:space="0" w:color="CBCBCB"/>
+              <w:bottom w:val="single" w:sz="4" w:space="0" w:color="CBCBCB"/>
+              <w:right w:val="single" w:sz="4" w:space="0" w:color="CBCBCB"/>
+            </w:tcBorders>
+          </w:tcPr>
+          <w:p>
+            <w:r>
+              <w:rPr>
+                <w:sz w:val="20"/>
+              </w:rPr>
+              <w:t>Review mode mở PIL chỉ để lấy size. Không cần model.</w:t>
+            </w:r>
+          </w:p>
+        </w:tc>
+      </w:tr>
+    </w:tbl>
+    <w:p/>
+    <w:p>
+      <w:pPr>
+        <w:pBdr>
+          <w:bottom w:val="single" w:sz="6" w:space="1" w:color="F05922"/>
+        </w:pBdr>
+        <w:spacing w:after="120"/>
+      </w:pPr>
+    </w:p>
+    <w:p>
+      <w:pPr>
+        <w:pStyle w:val="Heading3"/>
+        <w:spacing w:before="160" w:after="60"/>
+      </w:pPr>
+      <w:r>
+        <w:rPr>
+          <w:color w:val="4A3F8C"/>
+          <w:sz w:val="24"/>
+        </w:rPr>
+        <w:t>Group AME-D: Folder source + Replace mode (end-to-end)</w:t>
+      </w:r>
+    </w:p>
+    <w:p>
+      <w:pPr>
+        <w:pStyle w:val="Heading4"/>
+      </w:pPr>
+      <w:r>
+        <w:rPr>
+          <w:color w:val="251C53"/>
+          <w:sz w:val="22"/>
+        </w:rPr>
+        <w:t>TC-AME-D1: folder source + replace mode combined</w:t>
+      </w:r>
+    </w:p>
+    <w:tbl>
+      <w:tblPr>
+        <w:tblStyle w:val="TableGrid"/>
+        <w:tblW w:type="auto" w:w="0"/>
+        <w:tblLook w:firstColumn="1" w:firstRow="1" w:lastColumn="0" w:lastRow="0" w:noHBand="0" w:noVBand="1" w:val="04A0"/>
+      </w:tblPr>
+      <w:tblGrid>
+        <w:gridCol w:w="4844"/>
+        <w:gridCol w:w="4844"/>
+      </w:tblGrid>
+      <w:tr>
+        <w:tc>
+          <w:tcPr>
+            <w:tcW w:type="dxa" w:w="4844"/>
+            <w:shd w:val="clear" w:color="auto" w:fill="251C53"/>
+            <w:tcBorders>
+              <w:top w:val="single" w:sz="4" w:space="0" w:color="251C53"/>
+              <w:left w:val="single" w:sz="4" w:space="0" w:color="251C53"/>
+              <w:bottom w:val="single" w:sz="4" w:space="0" w:color="251C53"/>
+              <w:right w:val="single" w:sz="4" w:space="0" w:color="251C53"/>
+            </w:tcBorders>
+          </w:tcPr>
+          <w:p>
+            <w:r>
+              <w:rPr>
+                <w:b/>
+                <w:color w:val="FFFFFF"/>
+                <w:sz w:val="20"/>
+              </w:rPr>
+            </w:r>
+          </w:p>
+        </w:tc>
+        <w:tc>
+          <w:tcPr>
+            <w:tcW w:type="dxa" w:w="4844"/>
+            <w:shd w:val="clear" w:color="auto" w:fill="251C53"/>
+            <w:tcBorders>
+              <w:top w:val="single" w:sz="4" w:space="0" w:color="251C53"/>
+              <w:left w:val="single" w:sz="4" w:space="0" w:color="251C53"/>
+              <w:bottom w:val="single" w:sz="4" w:space="0" w:color="251C53"/>
+              <w:right w:val="single" w:sz="4" w:space="0" w:color="251C53"/>
+            </w:tcBorders>
+          </w:tcPr>
+          <w:p>
+            <w:r>
+              <w:rPr>
+                <w:b/>
+                <w:color w:val="FFFFFF"/>
+                <w:sz w:val="20"/>
+              </w:rPr>
+            </w:r>
+          </w:p>
+        </w:tc>
+      </w:tr>
+      <w:tr>
+        <w:tc>
+          <w:tcPr>
+            <w:tcW w:type="dxa" w:w="4844"/>
+            <w:tcBorders>
+              <w:top w:val="single" w:sz="4" w:space="0" w:color="CBCBCB"/>
+              <w:left w:val="single" w:sz="4" w:space="0" w:color="CBCBCB"/>
+              <w:bottom w:val="single" w:sz="4" w:space="0" w:color="CBCBCB"/>
+              <w:right w:val="single" w:sz="4" w:space="0" w:color="CBCBCB"/>
+            </w:tcBorders>
+          </w:tcPr>
+          <w:p>
+            <w:r>
+              <w:rPr>
+                <w:sz w:val="20"/>
+              </w:rPr>
+              <w:t>---</w:t>
+            </w:r>
+          </w:p>
+        </w:tc>
+        <w:tc>
+          <w:tcPr>
+            <w:tcW w:type="dxa" w:w="4844"/>
+            <w:tcBorders>
+              <w:top w:val="single" w:sz="4" w:space="0" w:color="CBCBCB"/>
+              <w:left w:val="single" w:sz="4" w:space="0" w:color="CBCBCB"/>
+              <w:bottom w:val="single" w:sz="4" w:space="0" w:color="CBCBCB"/>
+              <w:right w:val="single" w:sz="4" w:space="0" w:color="CBCBCB"/>
+            </w:tcBorders>
+          </w:tcPr>
+          <w:p>
+            <w:r>
+              <w:rPr>
+                <w:sz w:val="20"/>
+              </w:rPr>
+              <w:t>---</w:t>
+            </w:r>
+          </w:p>
+        </w:tc>
+      </w:tr>
+      <w:tr>
+        <w:tc>
+          <w:tcPr>
+            <w:tcW w:type="dxa" w:w="4844"/>
+            <w:shd w:val="clear" w:color="auto" w:fill="B8B3D6"/>
+            <w:tcBorders>
+              <w:top w:val="single" w:sz="4" w:space="0" w:color="CBCBCB"/>
+              <w:left w:val="single" w:sz="4" w:space="0" w:color="CBCBCB"/>
+              <w:bottom w:val="single" w:sz="4" w:space="0" w:color="CBCBCB"/>
+              <w:right w:val="single" w:sz="4" w:space="0" w:color="CBCBCB"/>
+            </w:tcBorders>
+          </w:tcPr>
+          <w:p>
+            <w:r>
+              <w:rPr>
+                <w:b/>
+                <w:sz w:val="20"/>
+              </w:rPr>
+              <w:t>Given</w:t>
+            </w:r>
+          </w:p>
+        </w:tc>
+        <w:tc>
+          <w:tcPr>
+            <w:tcW w:type="dxa" w:w="4844"/>
+            <w:shd w:val="clear" w:color="auto" w:fill="B8B3D6"/>
+            <w:tcBorders>
+              <w:top w:val="single" w:sz="4" w:space="0" w:color="CBCBCB"/>
+              <w:left w:val="single" w:sz="4" w:space="0" w:color="CBCBCB"/>
+              <w:bottom w:val="single" w:sz="4" w:space="0" w:color="CBCBCB"/>
+              <w:right w:val="single" w:sz="4" w:space="0" w:color="CBCBCB"/>
+            </w:tcBorders>
+          </w:tcPr>
+          <w:p>
+            <w:r>
+              <w:rPr>
+                <w:sz w:val="20"/>
+              </w:rPr>
+              <w:t xml:space="preserve">Dest file có: cid=9 (sẽ bị xóa), OBB cid=1 (giữ), cid=3 (giữ). Source </w:t>
+            </w:r>
+            <w:r>
+              <w:rPr>
+                <w:rFonts w:ascii="Courier New" w:hAnsi="Courier New"/>
+                <w:color w:val="F05922"/>
+                <w:sz w:val="20"/>
+              </w:rPr>
+              <w:t>img_a.txt</w:t>
+            </w:r>
+            <w:r>
+              <w:rPr>
+                <w:sz w:val="20"/>
+              </w:rPr>
+              <w:t xml:space="preserve"> cid={0} → dst_cid=9</w:t>
+            </w:r>
+          </w:p>
+        </w:tc>
+      </w:tr>
+      <w:tr>
+        <w:tc>
+          <w:tcPr>
+            <w:tcW w:type="dxa" w:w="4844"/>
+            <w:tcBorders>
+              <w:top w:val="single" w:sz="4" w:space="0" w:color="CBCBCB"/>
+              <w:left w:val="single" w:sz="4" w:space="0" w:color="CBCBCB"/>
+              <w:bottom w:val="single" w:sz="4" w:space="0" w:color="CBCBCB"/>
+              <w:right w:val="single" w:sz="4" w:space="0" w:color="CBCBCB"/>
+            </w:tcBorders>
+          </w:tcPr>
+          <w:p>
+            <w:r>
+              <w:rPr>
+                <w:b/>
+                <w:sz w:val="20"/>
+              </w:rPr>
+              <w:t>When</w:t>
+            </w:r>
+          </w:p>
+        </w:tc>
+        <w:tc>
+          <w:tcPr>
+            <w:tcW w:type="dxa" w:w="4844"/>
+            <w:tcBorders>
+              <w:top w:val="single" w:sz="4" w:space="0" w:color="CBCBCB"/>
+              <w:left w:val="single" w:sz="4" w:space="0" w:color="CBCBCB"/>
+              <w:bottom w:val="single" w:sz="4" w:space="0" w:color="CBCBCB"/>
+              <w:right w:val="single" w:sz="4" w:space="0" w:color="CBCBCB"/>
+            </w:tcBorders>
+          </w:tcPr>
+          <w:p>
+            <w:r>
+              <w:rPr>
+                <w:rFonts w:ascii="Courier New" w:hAnsi="Courier New"/>
+                <w:color w:val="F05922"/>
+                <w:sz w:val="20"/>
+              </w:rPr>
+              <w:t>_batch_get_new_boxes_for_image</w:t>
+            </w:r>
+            <w:r>
+              <w:rPr>
+                <w:sz w:val="20"/>
+              </w:rPr>
+              <w:t xml:space="preserve"> folder+auto → </w:t>
+            </w:r>
+            <w:r>
+              <w:rPr>
+                <w:rFonts w:ascii="Courier New" w:hAnsi="Courier New"/>
+                <w:color w:val="F05922"/>
+                <w:sz w:val="20"/>
+              </w:rPr>
+              <w:t>_batch_write_new_lines(..., replace_mode=True)</w:t>
+            </w:r>
+          </w:p>
+        </w:tc>
+      </w:tr>
+      <w:tr>
+        <w:tc>
+          <w:tcPr>
+            <w:tcW w:type="dxa" w:w="4844"/>
+            <w:shd w:val="clear" w:color="auto" w:fill="B8B3D6"/>
+            <w:tcBorders>
+              <w:top w:val="single" w:sz="4" w:space="0" w:color="CBCBCB"/>
+              <w:left w:val="single" w:sz="4" w:space="0" w:color="CBCBCB"/>
+              <w:bottom w:val="single" w:sz="4" w:space="0" w:color="CBCBCB"/>
+              <w:right w:val="single" w:sz="4" w:space="0" w:color="CBCBCB"/>
+            </w:tcBorders>
+          </w:tcPr>
+          <w:p>
+            <w:r>
+              <w:rPr>
+                <w:b/>
+                <w:sz w:val="20"/>
+              </w:rPr>
+              <w:t>Then</w:t>
+            </w:r>
+          </w:p>
+        </w:tc>
+        <w:tc>
+          <w:tcPr>
+            <w:tcW w:type="dxa" w:w="4844"/>
+            <w:shd w:val="clear" w:color="auto" w:fill="B8B3D6"/>
+            <w:tcBorders>
+              <w:top w:val="single" w:sz="4" w:space="0" w:color="CBCBCB"/>
+              <w:left w:val="single" w:sz="4" w:space="0" w:color="CBCBCB"/>
+              <w:bottom w:val="single" w:sz="4" w:space="0" w:color="CBCBCB"/>
+              <w:right w:val="single" w:sz="4" w:space="0" w:color="CBCBCB"/>
+            </w:tcBorders>
+          </w:tcPr>
+          <w:p>
+            <w:r>
+              <w:rPr>
+                <w:sz w:val="20"/>
+              </w:rPr>
+              <w:t>cids=[1, 3, 9] — old cid=9 xóa, OBB cid=1 + cid=3 giữ, new cid=9 append</w:t>
+            </w:r>
+          </w:p>
+        </w:tc>
+      </w:tr>
+      <w:tr>
+        <w:tc>
+          <w:tcPr>
+            <w:tcW w:type="dxa" w:w="4844"/>
+            <w:tcBorders>
+              <w:top w:val="single" w:sz="4" w:space="0" w:color="CBCBCB"/>
+              <w:left w:val="single" w:sz="4" w:space="0" w:color="CBCBCB"/>
+              <w:bottom w:val="single" w:sz="4" w:space="0" w:color="CBCBCB"/>
+              <w:right w:val="single" w:sz="4" w:space="0" w:color="CBCBCB"/>
+            </w:tcBorders>
+          </w:tcPr>
+          <w:p>
+            <w:r>
+              <w:rPr>
+                <w:b/>
+                <w:sz w:val="20"/>
+              </w:rPr>
+              <w:t>Result</w:t>
+            </w:r>
+          </w:p>
+        </w:tc>
+        <w:tc>
+          <w:tcPr>
+            <w:tcW w:type="dxa" w:w="4844"/>
+            <w:tcBorders>
+              <w:top w:val="single" w:sz="4" w:space="0" w:color="CBCBCB"/>
+              <w:left w:val="single" w:sz="4" w:space="0" w:color="CBCBCB"/>
+              <w:bottom w:val="single" w:sz="4" w:space="0" w:color="CBCBCB"/>
+              <w:right w:val="single" w:sz="4" w:space="0" w:color="CBCBCB"/>
+            </w:tcBorders>
+          </w:tcPr>
+          <w:p>
+            <w:r>
+              <w:rPr>
+                <w:b/>
+                <w:sz w:val="20"/>
+              </w:rPr>
+              <w:t>PASS</w:t>
+            </w:r>
+          </w:p>
+        </w:tc>
+      </w:tr>
+    </w:tbl>
+    <w:p/>
+    <w:p>
+      <w:pPr>
+        <w:pBdr>
+          <w:bottom w:val="single" w:sz="6" w:space="1" w:color="F05922"/>
+        </w:pBdr>
+        <w:spacing w:after="120"/>
+      </w:pPr>
+    </w:p>
+    <w:p>
+      <w:pPr>
+        <w:pStyle w:val="Heading3"/>
+        <w:spacing w:before="160" w:after="60"/>
+      </w:pPr>
+      <w:r>
+        <w:rPr>
+          <w:color w:val="4A3F8C"/>
+          <w:sz w:val="24"/>
+        </w:rPr>
+        <w:t>Group AME-E: _batch_parse_src_ids (nhiều class_id nguồn)</w:t>
+      </w:r>
+    </w:p>
+    <w:tbl>
+      <w:tblPr>
+        <w:tblStyle w:val="TableGrid"/>
+        <w:tblW w:type="auto" w:w="0"/>
+        <w:tblLook w:firstColumn="1" w:firstRow="1" w:lastColumn="0" w:lastRow="0" w:noHBand="0" w:noVBand="1" w:val="04A0"/>
+      </w:tblPr>
+      <w:tblGrid>
+        <w:gridCol w:w="2422"/>
+        <w:gridCol w:w="2422"/>
+        <w:gridCol w:w="2422"/>
+        <w:gridCol w:w="2422"/>
+      </w:tblGrid>
+      <w:tr>
+        <w:tc>
+          <w:tcPr>
+            <w:tcW w:type="dxa" w:w="2422"/>
+            <w:shd w:val="clear" w:color="auto" w:fill="251C53"/>
+            <w:tcBorders>
+              <w:top w:val="single" w:sz="4" w:space="0" w:color="251C53"/>
+              <w:left w:val="single" w:sz="4" w:space="0" w:color="251C53"/>
+              <w:bottom w:val="single" w:sz="4" w:space="0" w:color="251C53"/>
+              <w:right w:val="single" w:sz="4" w:space="0" w:color="251C53"/>
+            </w:tcBorders>
+          </w:tcPr>
+          <w:p>
+            <w:r>
+              <w:rPr>
+                <w:b/>
+                <w:color w:val="FFFFFF"/>
+                <w:sz w:val="20"/>
+              </w:rPr>
+              <w:t>Input</w:t>
+            </w:r>
+          </w:p>
+        </w:tc>
+        <w:tc>
+          <w:tcPr>
+            <w:tcW w:type="dxa" w:w="2422"/>
+            <w:shd w:val="clear" w:color="auto" w:fill="251C53"/>
+            <w:tcBorders>
+              <w:top w:val="single" w:sz="4" w:space="0" w:color="251C53"/>
+              <w:left w:val="single" w:sz="4" w:space="0" w:color="251C53"/>
+              <w:bottom w:val="single" w:sz="4" w:space="0" w:color="251C53"/>
+              <w:right w:val="single" w:sz="4" w:space="0" w:color="251C53"/>
+            </w:tcBorders>
+          </w:tcPr>
+          <w:p>
+            <w:r>
+              <w:rPr>
+                <w:b/>
+                <w:color w:val="FFFFFF"/>
+                <w:sz w:val="20"/>
+              </w:rPr>
+              <w:t>Expected</w:t>
+            </w:r>
+          </w:p>
+        </w:tc>
+        <w:tc>
+          <w:tcPr>
+            <w:tcW w:type="dxa" w:w="2422"/>
+            <w:shd w:val="clear" w:color="auto" w:fill="251C53"/>
+            <w:tcBorders>
+              <w:top w:val="single" w:sz="4" w:space="0" w:color="251C53"/>
+              <w:left w:val="single" w:sz="4" w:space="0" w:color="251C53"/>
+              <w:bottom w:val="single" w:sz="4" w:space="0" w:color="251C53"/>
+              <w:right w:val="single" w:sz="4" w:space="0" w:color="251C53"/>
+            </w:tcBorders>
+          </w:tcPr>
+          <w:p>
+            <w:r>
+              <w:rPr>
+                <w:b/>
+                <w:color w:val="FFFFFF"/>
+                <w:sz w:val="20"/>
+              </w:rPr>
+              <w:t>Result</w:t>
+            </w:r>
+          </w:p>
+        </w:tc>
+        <w:tc>
+          <w:tcPr>
+            <w:tcW w:type="dxa" w:w="2422"/>
+            <w:shd w:val="clear" w:color="auto" w:fill="251C53"/>
+            <w:tcBorders>
+              <w:top w:val="single" w:sz="4" w:space="0" w:color="251C53"/>
+              <w:left w:val="single" w:sz="4" w:space="0" w:color="251C53"/>
+              <w:bottom w:val="single" w:sz="4" w:space="0" w:color="251C53"/>
+              <w:right w:val="single" w:sz="4" w:space="0" w:color="251C53"/>
+            </w:tcBorders>
+          </w:tcPr>
+          <w:p>
+            <w:r>
+              <w:rPr>
+                <w:b/>
+                <w:color w:val="FFFFFF"/>
+                <w:sz w:val="20"/>
+              </w:rPr>
+              <w:t>Note</w:t>
+            </w:r>
+          </w:p>
+        </w:tc>
+      </w:tr>
+      <w:tr>
+        <w:tc>
+          <w:tcPr>
+            <w:tcW w:type="dxa" w:w="2422"/>
+            <w:tcBorders>
+              <w:top w:val="single" w:sz="4" w:space="0" w:color="CBCBCB"/>
+              <w:left w:val="single" w:sz="4" w:space="0" w:color="CBCBCB"/>
+              <w:bottom w:val="single" w:sz="4" w:space="0" w:color="CBCBCB"/>
+              <w:right w:val="single" w:sz="4" w:space="0" w:color="CBCBCB"/>
+            </w:tcBorders>
+          </w:tcPr>
+          <w:p>
+            <w:r>
+              <w:rPr>
+                <w:sz w:val="20"/>
+              </w:rPr>
+              <w:t>---</w:t>
+            </w:r>
+          </w:p>
+        </w:tc>
+        <w:tc>
+          <w:tcPr>
+            <w:tcW w:type="dxa" w:w="2422"/>
+            <w:tcBorders>
+              <w:top w:val="single" w:sz="4" w:space="0" w:color="CBCBCB"/>
+              <w:left w:val="single" w:sz="4" w:space="0" w:color="CBCBCB"/>
+              <w:bottom w:val="single" w:sz="4" w:space="0" w:color="CBCBCB"/>
+              <w:right w:val="single" w:sz="4" w:space="0" w:color="CBCBCB"/>
+            </w:tcBorders>
+          </w:tcPr>
+          <w:p>
+            <w:r>
+              <w:rPr>
+                <w:sz w:val="20"/>
+              </w:rPr>
+              <w:t>---</w:t>
+            </w:r>
+          </w:p>
+        </w:tc>
+        <w:tc>
+          <w:tcPr>
+            <w:tcW w:type="dxa" w:w="2422"/>
+            <w:tcBorders>
+              <w:top w:val="single" w:sz="4" w:space="0" w:color="CBCBCB"/>
+              <w:left w:val="single" w:sz="4" w:space="0" w:color="CBCBCB"/>
+              <w:bottom w:val="single" w:sz="4" w:space="0" w:color="CBCBCB"/>
+              <w:right w:val="single" w:sz="4" w:space="0" w:color="CBCBCB"/>
+            </w:tcBorders>
+          </w:tcPr>
+          <w:p>
+            <w:r>
+              <w:rPr>
+                <w:sz w:val="20"/>
+              </w:rPr>
+              <w:t>---</w:t>
+            </w:r>
+          </w:p>
+        </w:tc>
+        <w:tc>
+          <w:tcPr>
+            <w:tcW w:type="dxa" w:w="2422"/>
+            <w:tcBorders>
+              <w:top w:val="single" w:sz="4" w:space="0" w:color="CBCBCB"/>
+              <w:left w:val="single" w:sz="4" w:space="0" w:color="CBCBCB"/>
+              <w:bottom w:val="single" w:sz="4" w:space="0" w:color="CBCBCB"/>
+              <w:right w:val="single" w:sz="4" w:space="0" w:color="CBCBCB"/>
+            </w:tcBorders>
+          </w:tcPr>
+          <w:p>
+            <w:r>
+              <w:rPr>
+                <w:sz w:val="20"/>
+              </w:rPr>
+              <w:t>---</w:t>
+            </w:r>
+          </w:p>
+        </w:tc>
+      </w:tr>
+      <w:tr>
+        <w:tc>
+          <w:tcPr>
+            <w:tcW w:type="dxa" w:w="2422"/>
+            <w:shd w:val="clear" w:color="auto" w:fill="B8B3D6"/>
+            <w:tcBorders>
+              <w:top w:val="single" w:sz="4" w:space="0" w:color="CBCBCB"/>
+              <w:left w:val="single" w:sz="4" w:space="0" w:color="CBCBCB"/>
+              <w:bottom w:val="single" w:sz="4" w:space="0" w:color="CBCBCB"/>
+              <w:right w:val="single" w:sz="4" w:space="0" w:color="CBCBCB"/>
+            </w:tcBorders>
+          </w:tcPr>
+          <w:p>
+            <w:r>
+              <w:rPr>
+                <w:rFonts w:ascii="Courier New" w:hAnsi="Courier New"/>
+                <w:color w:val="F05922"/>
+                <w:sz w:val="20"/>
+              </w:rPr>
+              <w:t>"0"</w:t>
+            </w:r>
+          </w:p>
+        </w:tc>
+        <w:tc>
+          <w:tcPr>
+            <w:tcW w:type="dxa" w:w="2422"/>
+            <w:shd w:val="clear" w:color="auto" w:fill="B8B3D6"/>
+            <w:tcBorders>
+              <w:top w:val="single" w:sz="4" w:space="0" w:color="CBCBCB"/>
+              <w:left w:val="single" w:sz="4" w:space="0" w:color="CBCBCB"/>
+              <w:bottom w:val="single" w:sz="4" w:space="0" w:color="CBCBCB"/>
+              <w:right w:val="single" w:sz="4" w:space="0" w:color="CBCBCB"/>
+            </w:tcBorders>
+          </w:tcPr>
+          <w:p>
+            <w:r>
+              <w:rPr>
+                <w:rFonts w:ascii="Courier New" w:hAnsi="Courier New"/>
+                <w:color w:val="F05922"/>
+                <w:sz w:val="20"/>
+              </w:rPr>
+              <w:t>{0}</w:t>
+            </w:r>
+            <w:r>
+              <w:rPr>
+                <w:sz w:val="20"/>
+              </w:rPr>
+              <w:t>, err=''</w:t>
+            </w:r>
+          </w:p>
+        </w:tc>
+        <w:tc>
+          <w:tcPr>
+            <w:tcW w:type="dxa" w:w="2422"/>
+            <w:shd w:val="clear" w:color="auto" w:fill="B8B3D6"/>
+            <w:tcBorders>
+              <w:top w:val="single" w:sz="4" w:space="0" w:color="CBCBCB"/>
+              <w:left w:val="single" w:sz="4" w:space="0" w:color="CBCBCB"/>
+              <w:bottom w:val="single" w:sz="4" w:space="0" w:color="CBCBCB"/>
+              <w:right w:val="single" w:sz="4" w:space="0" w:color="CBCBCB"/>
+            </w:tcBorders>
+          </w:tcPr>
+          <w:p>
+            <w:r>
+              <w:rPr>
+                <w:b/>
+                <w:sz w:val="20"/>
+              </w:rPr>
+              <w:t>PASS</w:t>
+            </w:r>
+          </w:p>
+        </w:tc>
+        <w:tc>
+          <w:tcPr>
+            <w:tcW w:type="dxa" w:w="2422"/>
+            <w:shd w:val="clear" w:color="auto" w:fill="B8B3D6"/>
+            <w:tcBorders>
+              <w:top w:val="single" w:sz="4" w:space="0" w:color="CBCBCB"/>
+              <w:left w:val="single" w:sz="4" w:space="0" w:color="CBCBCB"/>
+              <w:bottom w:val="single" w:sz="4" w:space="0" w:color="CBCBCB"/>
+              <w:right w:val="single" w:sz="4" w:space="0" w:color="CBCBCB"/>
+            </w:tcBorders>
+          </w:tcPr>
+          <w:p>
+            <w:r>
+              <w:rPr>
+                <w:sz w:val="20"/>
+              </w:rPr>
+              <w:t>Single id</w:t>
+            </w:r>
+          </w:p>
+        </w:tc>
+      </w:tr>
+      <w:tr>
+        <w:tc>
+          <w:tcPr>
+            <w:tcW w:type="dxa" w:w="2422"/>
+            <w:tcBorders>
+              <w:top w:val="single" w:sz="4" w:space="0" w:color="CBCBCB"/>
+              <w:left w:val="single" w:sz="4" w:space="0" w:color="CBCBCB"/>
+              <w:bottom w:val="single" w:sz="4" w:space="0" w:color="CBCBCB"/>
+              <w:right w:val="single" w:sz="4" w:space="0" w:color="CBCBCB"/>
+            </w:tcBorders>
+          </w:tcPr>
+          <w:p>
+            <w:r>
+              <w:rPr>
+                <w:rFonts w:ascii="Courier New" w:hAnsi="Courier New"/>
+                <w:color w:val="F05922"/>
+                <w:sz w:val="20"/>
+              </w:rPr>
+              <w:t>"0,2,5"</w:t>
+            </w:r>
+          </w:p>
+        </w:tc>
+        <w:tc>
+          <w:tcPr>
+            <w:tcW w:type="dxa" w:w="2422"/>
+            <w:tcBorders>
+              <w:top w:val="single" w:sz="4" w:space="0" w:color="CBCBCB"/>
+              <w:left w:val="single" w:sz="4" w:space="0" w:color="CBCBCB"/>
+              <w:bottom w:val="single" w:sz="4" w:space="0" w:color="CBCBCB"/>
+              <w:right w:val="single" w:sz="4" w:space="0" w:color="CBCBCB"/>
+            </w:tcBorders>
+          </w:tcPr>
+          <w:p>
+            <w:r>
+              <w:rPr>
+                <w:rFonts w:ascii="Courier New" w:hAnsi="Courier New"/>
+                <w:color w:val="F05922"/>
+                <w:sz w:val="20"/>
+              </w:rPr>
+              <w:t>{0,2,5}</w:t>
+            </w:r>
+            <w:r>
+              <w:rPr>
+                <w:sz w:val="20"/>
+              </w:rPr>
+              <w:t>, err=''</w:t>
+            </w:r>
+          </w:p>
+        </w:tc>
+        <w:tc>
+          <w:tcPr>
+            <w:tcW w:type="dxa" w:w="2422"/>
+            <w:tcBorders>
+              <w:top w:val="single" w:sz="4" w:space="0" w:color="CBCBCB"/>
+              <w:left w:val="single" w:sz="4" w:space="0" w:color="CBCBCB"/>
+              <w:bottom w:val="single" w:sz="4" w:space="0" w:color="CBCBCB"/>
+              <w:right w:val="single" w:sz="4" w:space="0" w:color="CBCBCB"/>
+            </w:tcBorders>
+          </w:tcPr>
+          <w:p>
+            <w:r>
+              <w:rPr>
+                <w:b/>
+                <w:sz w:val="20"/>
+              </w:rPr>
+              <w:t>PASS</w:t>
+            </w:r>
+          </w:p>
+        </w:tc>
+        <w:tc>
+          <w:tcPr>
+            <w:tcW w:type="dxa" w:w="2422"/>
+            <w:tcBorders>
+              <w:top w:val="single" w:sz="4" w:space="0" w:color="CBCBCB"/>
+              <w:left w:val="single" w:sz="4" w:space="0" w:color="CBCBCB"/>
+              <w:bottom w:val="single" w:sz="4" w:space="0" w:color="CBCBCB"/>
+              <w:right w:val="single" w:sz="4" w:space="0" w:color="CBCBCB"/>
+            </w:tcBorders>
+          </w:tcPr>
+          <w:p>
+            <w:r>
+              <w:rPr>
+                <w:sz w:val="20"/>
+              </w:rPr>
+              <w:t>Comma-separated</w:t>
+            </w:r>
+          </w:p>
+        </w:tc>
+      </w:tr>
+      <w:tr>
+        <w:tc>
+          <w:tcPr>
+            <w:tcW w:type="dxa" w:w="2422"/>
+            <w:shd w:val="clear" w:color="auto" w:fill="B8B3D6"/>
+            <w:tcBorders>
+              <w:top w:val="single" w:sz="4" w:space="0" w:color="CBCBCB"/>
+              <w:left w:val="single" w:sz="4" w:space="0" w:color="CBCBCB"/>
+              <w:bottom w:val="single" w:sz="4" w:space="0" w:color="CBCBCB"/>
+              <w:right w:val="single" w:sz="4" w:space="0" w:color="CBCBCB"/>
+            </w:tcBorders>
+          </w:tcPr>
+          <w:p>
+            <w:r>
+              <w:rPr>
+                <w:rFonts w:ascii="Courier New" w:hAnsi="Courier New"/>
+                <w:color w:val="F05922"/>
+                <w:sz w:val="20"/>
+              </w:rPr>
+              <w:t>"0; 2; 5"</w:t>
+            </w:r>
+          </w:p>
+        </w:tc>
+        <w:tc>
+          <w:tcPr>
+            <w:tcW w:type="dxa" w:w="2422"/>
+            <w:shd w:val="clear" w:color="auto" w:fill="B8B3D6"/>
+            <w:tcBorders>
+              <w:top w:val="single" w:sz="4" w:space="0" w:color="CBCBCB"/>
+              <w:left w:val="single" w:sz="4" w:space="0" w:color="CBCBCB"/>
+              <w:bottom w:val="single" w:sz="4" w:space="0" w:color="CBCBCB"/>
+              <w:right w:val="single" w:sz="4" w:space="0" w:color="CBCBCB"/>
+            </w:tcBorders>
+          </w:tcPr>
+          <w:p>
+            <w:r>
+              <w:rPr>
+                <w:rFonts w:ascii="Courier New" w:hAnsi="Courier New"/>
+                <w:color w:val="F05922"/>
+                <w:sz w:val="20"/>
+              </w:rPr>
+              <w:t>{0,2,5}</w:t>
+            </w:r>
+            <w:r>
+              <w:rPr>
+                <w:sz w:val="20"/>
+              </w:rPr>
+              <w:t>, err=''</w:t>
+            </w:r>
+          </w:p>
+        </w:tc>
+        <w:tc>
+          <w:tcPr>
+            <w:tcW w:type="dxa" w:w="2422"/>
+            <w:shd w:val="clear" w:color="auto" w:fill="B8B3D6"/>
+            <w:tcBorders>
+              <w:top w:val="single" w:sz="4" w:space="0" w:color="CBCBCB"/>
+              <w:left w:val="single" w:sz="4" w:space="0" w:color="CBCBCB"/>
+              <w:bottom w:val="single" w:sz="4" w:space="0" w:color="CBCBCB"/>
+              <w:right w:val="single" w:sz="4" w:space="0" w:color="CBCBCB"/>
+            </w:tcBorders>
+          </w:tcPr>
+          <w:p>
+            <w:r>
+              <w:rPr>
+                <w:b/>
+                <w:sz w:val="20"/>
+              </w:rPr>
+              <w:t>PASS</w:t>
+            </w:r>
+          </w:p>
+        </w:tc>
+        <w:tc>
+          <w:tcPr>
+            <w:tcW w:type="dxa" w:w="2422"/>
+            <w:shd w:val="clear" w:color="auto" w:fill="B8B3D6"/>
+            <w:tcBorders>
+              <w:top w:val="single" w:sz="4" w:space="0" w:color="CBCBCB"/>
+              <w:left w:val="single" w:sz="4" w:space="0" w:color="CBCBCB"/>
+              <w:bottom w:val="single" w:sz="4" w:space="0" w:color="CBCBCB"/>
+              <w:right w:val="single" w:sz="4" w:space="0" w:color="CBCBCB"/>
+            </w:tcBorders>
+          </w:tcPr>
+          <w:p>
+            <w:r>
+              <w:rPr>
+                <w:sz w:val="20"/>
+              </w:rPr>
+              <w:t>Semicolon+space</w:t>
+            </w:r>
+          </w:p>
+        </w:tc>
+      </w:tr>
+      <w:tr>
+        <w:tc>
+          <w:tcPr>
+            <w:tcW w:type="dxa" w:w="2422"/>
+            <w:tcBorders>
+              <w:top w:val="single" w:sz="4" w:space="0" w:color="CBCBCB"/>
+              <w:left w:val="single" w:sz="4" w:space="0" w:color="CBCBCB"/>
+              <w:bottom w:val="single" w:sz="4" w:space="0" w:color="CBCBCB"/>
+              <w:right w:val="single" w:sz="4" w:space="0" w:color="CBCBCB"/>
+            </w:tcBorders>
+          </w:tcPr>
+          <w:p>
+            <w:r>
+              <w:rPr>
+                <w:rFonts w:ascii="Courier New" w:hAnsi="Courier New"/>
+                <w:color w:val="F05922"/>
+                <w:sz w:val="20"/>
+              </w:rPr>
+              <w:t>"0 2 5"</w:t>
+            </w:r>
+          </w:p>
+        </w:tc>
+        <w:tc>
+          <w:tcPr>
+            <w:tcW w:type="dxa" w:w="2422"/>
+            <w:tcBorders>
+              <w:top w:val="single" w:sz="4" w:space="0" w:color="CBCBCB"/>
+              <w:left w:val="single" w:sz="4" w:space="0" w:color="CBCBCB"/>
+              <w:bottom w:val="single" w:sz="4" w:space="0" w:color="CBCBCB"/>
+              <w:right w:val="single" w:sz="4" w:space="0" w:color="CBCBCB"/>
+            </w:tcBorders>
+          </w:tcPr>
+          <w:p>
+            <w:r>
+              <w:rPr>
+                <w:sz w:val="20"/>
+              </w:rPr>
+              <w:t>set(), err≠''</w:t>
+            </w:r>
+          </w:p>
+        </w:tc>
+        <w:tc>
+          <w:tcPr>
+            <w:tcW w:type="dxa" w:w="2422"/>
+            <w:tcBorders>
+              <w:top w:val="single" w:sz="4" w:space="0" w:color="CBCBCB"/>
+              <w:left w:val="single" w:sz="4" w:space="0" w:color="CBCBCB"/>
+              <w:bottom w:val="single" w:sz="4" w:space="0" w:color="CBCBCB"/>
+              <w:right w:val="single" w:sz="4" w:space="0" w:color="CBCBCB"/>
+            </w:tcBorders>
+          </w:tcPr>
+          <w:p>
+            <w:r>
+              <w:rPr>
+                <w:b/>
+                <w:sz w:val="20"/>
+              </w:rPr>
+              <w:t>PASS</w:t>
+            </w:r>
+          </w:p>
+        </w:tc>
+        <w:tc>
+          <w:tcPr>
+            <w:tcW w:type="dxa" w:w="2422"/>
+            <w:tcBorders>
+              <w:top w:val="single" w:sz="4" w:space="0" w:color="CBCBCB"/>
+              <w:left w:val="single" w:sz="4" w:space="0" w:color="CBCBCB"/>
+              <w:bottom w:val="single" w:sz="4" w:space="0" w:color="CBCBCB"/>
+              <w:right w:val="single" w:sz="4" w:space="0" w:color="CBCBCB"/>
+            </w:tcBorders>
+          </w:tcPr>
+          <w:p>
+            <w:r>
+              <w:rPr>
+                <w:sz w:val="20"/>
+              </w:rPr>
+              <w:t>Space-only không được hỗ trợ → treat as 1 token "0 2 5" → int() fail → error msg</w:t>
+            </w:r>
+          </w:p>
+        </w:tc>
+      </w:tr>
+      <w:tr>
+        <w:tc>
+          <w:tcPr>
+            <w:tcW w:type="dxa" w:w="2422"/>
+            <w:shd w:val="clear" w:color="auto" w:fill="B8B3D6"/>
+            <w:tcBorders>
+              <w:top w:val="single" w:sz="4" w:space="0" w:color="CBCBCB"/>
+              <w:left w:val="single" w:sz="4" w:space="0" w:color="CBCBCB"/>
+              <w:bottom w:val="single" w:sz="4" w:space="0" w:color="CBCBCB"/>
+              <w:right w:val="single" w:sz="4" w:space="0" w:color="CBCBCB"/>
+            </w:tcBorders>
+          </w:tcPr>
+          <w:p>
+            <w:r>
+              <w:rPr>
+                <w:rFonts w:ascii="Courier New" w:hAnsi="Courier New"/>
+                <w:color w:val="F05922"/>
+                <w:sz w:val="20"/>
+              </w:rPr>
+              <w:t>"abc"</w:t>
+            </w:r>
+          </w:p>
+        </w:tc>
+        <w:tc>
+          <w:tcPr>
+            <w:tcW w:type="dxa" w:w="2422"/>
+            <w:shd w:val="clear" w:color="auto" w:fill="B8B3D6"/>
+            <w:tcBorders>
+              <w:top w:val="single" w:sz="4" w:space="0" w:color="CBCBCB"/>
+              <w:left w:val="single" w:sz="4" w:space="0" w:color="CBCBCB"/>
+              <w:bottom w:val="single" w:sz="4" w:space="0" w:color="CBCBCB"/>
+              <w:right w:val="single" w:sz="4" w:space="0" w:color="CBCBCB"/>
+            </w:tcBorders>
+          </w:tcPr>
+          <w:p>
+            <w:r>
+              <w:rPr>
+                <w:sz w:val="20"/>
+              </w:rPr>
+              <w:t>set(), err≠''</w:t>
+            </w:r>
+          </w:p>
+        </w:tc>
+        <w:tc>
+          <w:tcPr>
+            <w:tcW w:type="dxa" w:w="2422"/>
+            <w:shd w:val="clear" w:color="auto" w:fill="B8B3D6"/>
+            <w:tcBorders>
+              <w:top w:val="single" w:sz="4" w:space="0" w:color="CBCBCB"/>
+              <w:left w:val="single" w:sz="4" w:space="0" w:color="CBCBCB"/>
+              <w:bottom w:val="single" w:sz="4" w:space="0" w:color="CBCBCB"/>
+              <w:right w:val="single" w:sz="4" w:space="0" w:color="CBCBCB"/>
+            </w:tcBorders>
+          </w:tcPr>
+          <w:p>
+            <w:r>
+              <w:rPr>
+                <w:b/>
+                <w:sz w:val="20"/>
+              </w:rPr>
+              <w:t>PASS</w:t>
+            </w:r>
+          </w:p>
+        </w:tc>
+        <w:tc>
+          <w:tcPr>
+            <w:tcW w:type="dxa" w:w="2422"/>
+            <w:shd w:val="clear" w:color="auto" w:fill="B8B3D6"/>
+            <w:tcBorders>
+              <w:top w:val="single" w:sz="4" w:space="0" w:color="CBCBCB"/>
+              <w:left w:val="single" w:sz="4" w:space="0" w:color="CBCBCB"/>
+              <w:bottom w:val="single" w:sz="4" w:space="0" w:color="CBCBCB"/>
+              <w:right w:val="single" w:sz="4" w:space="0" w:color="CBCBCB"/>
+            </w:tcBorders>
+          </w:tcPr>
+          <w:p>
+            <w:r>
+              <w:rPr>
+                <w:sz w:val="20"/>
+              </w:rPr>
+              <w:t>Non-numeric → error</w:t>
+            </w:r>
+          </w:p>
+        </w:tc>
+      </w:tr>
+      <w:tr>
+        <w:tc>
+          <w:tcPr>
+            <w:tcW w:type="dxa" w:w="2422"/>
+            <w:tcBorders>
+              <w:top w:val="single" w:sz="4" w:space="0" w:color="CBCBCB"/>
+              <w:left w:val="single" w:sz="4" w:space="0" w:color="CBCBCB"/>
+              <w:bottom w:val="single" w:sz="4" w:space="0" w:color="CBCBCB"/>
+              <w:right w:val="single" w:sz="4" w:space="0" w:color="CBCBCB"/>
+            </w:tcBorders>
+          </w:tcPr>
+          <w:p>
+            <w:r>
+              <w:rPr>
+                <w:rFonts w:ascii="Courier New" w:hAnsi="Courier New"/>
+                <w:color w:val="F05922"/>
+                <w:sz w:val="20"/>
+              </w:rPr>
+              <w:t>""</w:t>
+            </w:r>
+          </w:p>
+        </w:tc>
+        <w:tc>
+          <w:tcPr>
+            <w:tcW w:type="dxa" w:w="2422"/>
+            <w:tcBorders>
+              <w:top w:val="single" w:sz="4" w:space="0" w:color="CBCBCB"/>
+              <w:left w:val="single" w:sz="4" w:space="0" w:color="CBCBCB"/>
+              <w:bottom w:val="single" w:sz="4" w:space="0" w:color="CBCBCB"/>
+              <w:right w:val="single" w:sz="4" w:space="0" w:color="CBCBCB"/>
+            </w:tcBorders>
+          </w:tcPr>
+          <w:p>
+            <w:r>
+              <w:rPr>
+                <w:sz w:val="20"/>
+              </w:rPr>
+              <w:t>set(), err≠''</w:t>
+            </w:r>
+          </w:p>
+        </w:tc>
+        <w:tc>
+          <w:tcPr>
+            <w:tcW w:type="dxa" w:w="2422"/>
+            <w:tcBorders>
+              <w:top w:val="single" w:sz="4" w:space="0" w:color="CBCBCB"/>
+              <w:left w:val="single" w:sz="4" w:space="0" w:color="CBCBCB"/>
+              <w:bottom w:val="single" w:sz="4" w:space="0" w:color="CBCBCB"/>
+              <w:right w:val="single" w:sz="4" w:space="0" w:color="CBCBCB"/>
+            </w:tcBorders>
+          </w:tcPr>
+          <w:p>
+            <w:r>
+              <w:rPr>
+                <w:b/>
+                <w:sz w:val="20"/>
+              </w:rPr>
+              <w:t>PASS</w:t>
+            </w:r>
+          </w:p>
+        </w:tc>
+        <w:tc>
+          <w:tcPr>
+            <w:tcW w:type="dxa" w:w="2422"/>
+            <w:tcBorders>
+              <w:top w:val="single" w:sz="4" w:space="0" w:color="CBCBCB"/>
+              <w:left w:val="single" w:sz="4" w:space="0" w:color="CBCBCB"/>
+              <w:bottom w:val="single" w:sz="4" w:space="0" w:color="CBCBCB"/>
+              <w:right w:val="single" w:sz="4" w:space="0" w:color="CBCBCB"/>
+            </w:tcBorders>
+          </w:tcPr>
+          <w:p>
+            <w:r>
+              <w:rPr>
+                <w:sz w:val="20"/>
+              </w:rPr>
+              <w:t>Empty → error msg</w:t>
+            </w:r>
+          </w:p>
+        </w:tc>
+      </w:tr>
+      <w:tr>
+        <w:tc>
+          <w:tcPr>
+            <w:tcW w:type="dxa" w:w="2422"/>
+            <w:shd w:val="clear" w:color="auto" w:fill="B8B3D6"/>
+            <w:tcBorders>
+              <w:top w:val="single" w:sz="4" w:space="0" w:color="CBCBCB"/>
+              <w:left w:val="single" w:sz="4" w:space="0" w:color="CBCBCB"/>
+              <w:bottom w:val="single" w:sz="4" w:space="0" w:color="CBCBCB"/>
+              <w:right w:val="single" w:sz="4" w:space="0" w:color="CBCBCB"/>
+            </w:tcBorders>
+          </w:tcPr>
+          <w:p>
+            <w:r>
+              <w:rPr>
+                <w:rFonts w:ascii="Courier New" w:hAnsi="Courier New"/>
+                <w:color w:val="F05922"/>
+                <w:sz w:val="20"/>
+              </w:rPr>
+              <w:t>"0,,2"</w:t>
+            </w:r>
+          </w:p>
+        </w:tc>
+        <w:tc>
+          <w:tcPr>
+            <w:tcW w:type="dxa" w:w="2422"/>
+            <w:shd w:val="clear" w:color="auto" w:fill="B8B3D6"/>
+            <w:tcBorders>
+              <w:top w:val="single" w:sz="4" w:space="0" w:color="CBCBCB"/>
+              <w:left w:val="single" w:sz="4" w:space="0" w:color="CBCBCB"/>
+              <w:bottom w:val="single" w:sz="4" w:space="0" w:color="CBCBCB"/>
+              <w:right w:val="single" w:sz="4" w:space="0" w:color="CBCBCB"/>
+            </w:tcBorders>
+          </w:tcPr>
+          <w:p>
+            <w:r>
+              <w:rPr>
+                <w:rFonts w:ascii="Courier New" w:hAnsi="Courier New"/>
+                <w:color w:val="F05922"/>
+                <w:sz w:val="20"/>
+              </w:rPr>
+              <w:t>{0,2}</w:t>
+            </w:r>
+            <w:r>
+              <w:rPr>
+                <w:sz w:val="20"/>
+              </w:rPr>
+              <w:t>, err=''</w:t>
+            </w:r>
+          </w:p>
+        </w:tc>
+        <w:tc>
+          <w:tcPr>
+            <w:tcW w:type="dxa" w:w="2422"/>
+            <w:shd w:val="clear" w:color="auto" w:fill="B8B3D6"/>
+            <w:tcBorders>
+              <w:top w:val="single" w:sz="4" w:space="0" w:color="CBCBCB"/>
+              <w:left w:val="single" w:sz="4" w:space="0" w:color="CBCBCB"/>
+              <w:bottom w:val="single" w:sz="4" w:space="0" w:color="CBCBCB"/>
+              <w:right w:val="single" w:sz="4" w:space="0" w:color="CBCBCB"/>
+            </w:tcBorders>
+          </w:tcPr>
+          <w:p>
+            <w:r>
+              <w:rPr>
+                <w:b/>
+                <w:sz w:val="20"/>
+              </w:rPr>
+              <w:t>PASS</w:t>
+            </w:r>
+          </w:p>
+        </w:tc>
+        <w:tc>
+          <w:tcPr>
+            <w:tcW w:type="dxa" w:w="2422"/>
+            <w:shd w:val="clear" w:color="auto" w:fill="B8B3D6"/>
+            <w:tcBorders>
+              <w:top w:val="single" w:sz="4" w:space="0" w:color="CBCBCB"/>
+              <w:left w:val="single" w:sz="4" w:space="0" w:color="CBCBCB"/>
+              <w:bottom w:val="single" w:sz="4" w:space="0" w:color="CBCBCB"/>
+              <w:right w:val="single" w:sz="4" w:space="0" w:color="CBCBCB"/>
+            </w:tcBorders>
+          </w:tcPr>
+          <w:p>
+            <w:r>
+              <w:rPr>
+                <w:sz w:val="20"/>
+              </w:rPr>
+              <w:t>Double-comma → skip empty token → OK</w:t>
+            </w:r>
+          </w:p>
+        </w:tc>
+      </w:tr>
+    </w:tbl>
+    <w:p/>
+    <w:p>
+      <w:pPr>
+        <w:spacing w:after="80"/>
+      </w:pPr>
+      <w:r>
+        <w:rPr>
+          <w:b/>
+          <w:sz w:val="21"/>
+        </w:rPr>
+        <w:t>Hành vi `"0 2 5"` (documented):</w:t>
+      </w:r>
+      <w:r>
+        <w:rPr>
+          <w:sz w:val="21"/>
+        </w:rPr>
+        <w:t xml:space="preserve"> Token duy nhất "0 2 5" → </w:t>
+      </w:r>
+      <w:r>
+        <w:rPr>
+          <w:rFonts w:ascii="Courier New" w:hAnsi="Courier New"/>
+          <w:color w:val="F05922"/>
+          <w:sz w:val="18"/>
+        </w:rPr>
+        <w:t>int("0 2 5")</w:t>
+      </w:r>
+      <w:r>
+        <w:rPr>
+          <w:sz w:val="21"/>
+        </w:rPr>
+        <w:t xml:space="preserve"> fail → error message </w:t>
+      </w:r>
+      <w:r>
+        <w:rPr>
+          <w:rFonts w:ascii="Courier New" w:hAnsi="Courier New"/>
+          <w:color w:val="F05922"/>
+          <w:sz w:val="18"/>
+        </w:rPr>
+        <w:t>"Class id không hợp lệ: '0 2 5' (phải là số nguyên)."</w:t>
+      </w:r>
+      <w:r>
+        <w:rPr>
+          <w:sz w:val="21"/>
+        </w:rPr>
+        <w:t xml:space="preserve"> — chỉ dấu phẩy/chấm phẩy được hỗ trợ.</w:t>
+      </w:r>
+    </w:p>
+    <w:p>
+      <w:pPr>
+        <w:pBdr>
+          <w:bottom w:val="single" w:sz="6" w:space="1" w:color="F05922"/>
+        </w:pBdr>
+        <w:spacing w:after="120"/>
+      </w:pPr>
+    </w:p>
+    <w:p>
+      <w:pPr>
+        <w:pStyle w:val="Heading3"/>
+        <w:spacing w:before="160" w:after="60"/>
+      </w:pPr>
+      <w:r>
+        <w:rPr>
+          <w:color w:val="4A3F8C"/>
+          <w:sz w:val="24"/>
+        </w:rPr>
+        <w:t>Group AME-F: _batch_refresh_model_display (Model picker mới)</w:t>
+      </w:r>
+    </w:p>
+    <w:p>
+      <w:pPr>
+        <w:pStyle w:val="Heading4"/>
+      </w:pPr>
+      <w:r>
+        <w:rPr>
+          <w:color w:val="251C53"/>
+          <w:sz w:val="22"/>
+        </w:rPr>
+        <w:t>TC-AME-F1: Hàm được định nghĩa đúng</w:t>
+      </w:r>
+    </w:p>
+    <w:tbl>
+      <w:tblPr>
+        <w:tblStyle w:val="TableGrid"/>
+        <w:tblW w:type="auto" w:w="0"/>
+        <w:tblLook w:firstColumn="1" w:firstRow="1" w:lastColumn="0" w:lastRow="0" w:noHBand="0" w:noVBand="1" w:val="04A0"/>
+      </w:tblPr>
+      <w:tblGrid>
+        <w:gridCol w:w="4844"/>
+        <w:gridCol w:w="4844"/>
+      </w:tblGrid>
+      <w:tr>
+        <w:tc>
+          <w:tcPr>
+            <w:tcW w:type="dxa" w:w="4844"/>
+            <w:shd w:val="clear" w:color="auto" w:fill="251C53"/>
+            <w:tcBorders>
+              <w:top w:val="single" w:sz="4" w:space="0" w:color="251C53"/>
+              <w:left w:val="single" w:sz="4" w:space="0" w:color="251C53"/>
+              <w:bottom w:val="single" w:sz="4" w:space="0" w:color="251C53"/>
+              <w:right w:val="single" w:sz="4" w:space="0" w:color="251C53"/>
+            </w:tcBorders>
+          </w:tcPr>
+          <w:p>
+            <w:r>
+              <w:rPr>
+                <w:b/>
+                <w:color w:val="FFFFFF"/>
+                <w:sz w:val="20"/>
+              </w:rPr>
+            </w:r>
+          </w:p>
+        </w:tc>
+        <w:tc>
+          <w:tcPr>
+            <w:tcW w:type="dxa" w:w="4844"/>
+            <w:shd w:val="clear" w:color="auto" w:fill="251C53"/>
+            <w:tcBorders>
+              <w:top w:val="single" w:sz="4" w:space="0" w:color="251C53"/>
+              <w:left w:val="single" w:sz="4" w:space="0" w:color="251C53"/>
+              <w:bottom w:val="single" w:sz="4" w:space="0" w:color="251C53"/>
+              <w:right w:val="single" w:sz="4" w:space="0" w:color="251C53"/>
+            </w:tcBorders>
+          </w:tcPr>
+          <w:p>
+            <w:r>
+              <w:rPr>
+                <w:b/>
+                <w:color w:val="FFFFFF"/>
+                <w:sz w:val="20"/>
+              </w:rPr>
+            </w:r>
+          </w:p>
+        </w:tc>
+      </w:tr>
+      <w:tr>
+        <w:tc>
+          <w:tcPr>
+            <w:tcW w:type="dxa" w:w="4844"/>
+            <w:tcBorders>
+              <w:top w:val="single" w:sz="4" w:space="0" w:color="CBCBCB"/>
+              <w:left w:val="single" w:sz="4" w:space="0" w:color="CBCBCB"/>
+              <w:bottom w:val="single" w:sz="4" w:space="0" w:color="CBCBCB"/>
+              <w:right w:val="single" w:sz="4" w:space="0" w:color="CBCBCB"/>
+            </w:tcBorders>
+          </w:tcPr>
+          <w:p>
+            <w:r>
+              <w:rPr>
+                <w:sz w:val="20"/>
+              </w:rPr>
+              <w:t>---</w:t>
+            </w:r>
+          </w:p>
+        </w:tc>
+        <w:tc>
+          <w:tcPr>
+            <w:tcW w:type="dxa" w:w="4844"/>
+            <w:tcBorders>
+              <w:top w:val="single" w:sz="4" w:space="0" w:color="CBCBCB"/>
+              <w:left w:val="single" w:sz="4" w:space="0" w:color="CBCBCB"/>
+              <w:bottom w:val="single" w:sz="4" w:space="0" w:color="CBCBCB"/>
+              <w:right w:val="single" w:sz="4" w:space="0" w:color="CBCBCB"/>
+            </w:tcBorders>
+          </w:tcPr>
+          <w:p>
+            <w:r>
+              <w:rPr>
+                <w:sz w:val="20"/>
+              </w:rPr>
+              <w:t>---</w:t>
+            </w:r>
+          </w:p>
+        </w:tc>
+      </w:tr>
+      <w:tr>
+        <w:tc>
+          <w:tcPr>
+            <w:tcW w:type="dxa" w:w="4844"/>
+            <w:shd w:val="clear" w:color="auto" w:fill="B8B3D6"/>
+            <w:tcBorders>
+              <w:top w:val="single" w:sz="4" w:space="0" w:color="CBCBCB"/>
+              <w:left w:val="single" w:sz="4" w:space="0" w:color="CBCBCB"/>
+              <w:bottom w:val="single" w:sz="4" w:space="0" w:color="CBCBCB"/>
+              <w:right w:val="single" w:sz="4" w:space="0" w:color="CBCBCB"/>
+            </w:tcBorders>
+          </w:tcPr>
+          <w:p>
+            <w:r>
+              <w:rPr>
+                <w:b/>
+                <w:sz w:val="20"/>
+              </w:rPr>
+              <w:t>Given</w:t>
+            </w:r>
+          </w:p>
+        </w:tc>
+        <w:tc>
+          <w:tcPr>
+            <w:tcW w:type="dxa" w:w="4844"/>
+            <w:shd w:val="clear" w:color="auto" w:fill="B8B3D6"/>
+            <w:tcBorders>
+              <w:top w:val="single" w:sz="4" w:space="0" w:color="CBCBCB"/>
+              <w:left w:val="single" w:sz="4" w:space="0" w:color="CBCBCB"/>
+              <w:bottom w:val="single" w:sz="4" w:space="0" w:color="CBCBCB"/>
+              <w:right w:val="single" w:sz="4" w:space="0" w:color="CBCBCB"/>
+            </w:tcBorders>
+          </w:tcPr>
+          <w:p>
+            <w:r>
+              <w:rPr>
+                <w:rFonts w:ascii="Courier New" w:hAnsi="Courier New"/>
+                <w:color w:val="F05922"/>
+                <w:sz w:val="20"/>
+              </w:rPr>
+              <w:t>tab_bbox.py</w:t>
+            </w:r>
+            <w:r>
+              <w:rPr>
+                <w:sz w:val="20"/>
+              </w:rPr>
+              <w:t xml:space="preserve"> commit 970e598</w:t>
+            </w:r>
+          </w:p>
+        </w:tc>
+      </w:tr>
+      <w:tr>
+        <w:tc>
+          <w:tcPr>
+            <w:tcW w:type="dxa" w:w="4844"/>
+            <w:tcBorders>
+              <w:top w:val="single" w:sz="4" w:space="0" w:color="CBCBCB"/>
+              <w:left w:val="single" w:sz="4" w:space="0" w:color="CBCBCB"/>
+              <w:bottom w:val="single" w:sz="4" w:space="0" w:color="CBCBCB"/>
+              <w:right w:val="single" w:sz="4" w:space="0" w:color="CBCBCB"/>
+            </w:tcBorders>
+          </w:tcPr>
+          <w:p>
+            <w:r>
+              <w:rPr>
+                <w:b/>
+                <w:sz w:val="20"/>
+              </w:rPr>
+              <w:t>When</w:t>
+            </w:r>
+          </w:p>
+        </w:tc>
+        <w:tc>
+          <w:tcPr>
+            <w:tcW w:type="dxa" w:w="4844"/>
+            <w:tcBorders>
+              <w:top w:val="single" w:sz="4" w:space="0" w:color="CBCBCB"/>
+              <w:left w:val="single" w:sz="4" w:space="0" w:color="CBCBCB"/>
+              <w:bottom w:val="single" w:sz="4" w:space="0" w:color="CBCBCB"/>
+              <w:right w:val="single" w:sz="4" w:space="0" w:color="CBCBCB"/>
+            </w:tcBorders>
+          </w:tcPr>
+          <w:p>
+            <w:r>
+              <w:rPr>
+                <w:rFonts w:ascii="Courier New" w:hAnsi="Courier New"/>
+                <w:color w:val="F05922"/>
+                <w:sz w:val="20"/>
+              </w:rPr>
+              <w:t>ast.parse</w:t>
+            </w:r>
+            <w:r>
+              <w:rPr>
+                <w:sz w:val="20"/>
+              </w:rPr>
+              <w:t xml:space="preserve"> + check FunctionDef names</w:t>
+            </w:r>
+          </w:p>
+        </w:tc>
+      </w:tr>
+      <w:tr>
+        <w:tc>
+          <w:tcPr>
+            <w:tcW w:type="dxa" w:w="4844"/>
+            <w:shd w:val="clear" w:color="auto" w:fill="B8B3D6"/>
+            <w:tcBorders>
+              <w:top w:val="single" w:sz="4" w:space="0" w:color="CBCBCB"/>
+              <w:left w:val="single" w:sz="4" w:space="0" w:color="CBCBCB"/>
+              <w:bottom w:val="single" w:sz="4" w:space="0" w:color="CBCBCB"/>
+              <w:right w:val="single" w:sz="4" w:space="0" w:color="CBCBCB"/>
+            </w:tcBorders>
+          </w:tcPr>
+          <w:p>
+            <w:r>
+              <w:rPr>
+                <w:b/>
+                <w:sz w:val="20"/>
+              </w:rPr>
+              <w:t>Then</w:t>
+            </w:r>
+          </w:p>
+        </w:tc>
+        <w:tc>
+          <w:tcPr>
+            <w:tcW w:type="dxa" w:w="4844"/>
+            <w:shd w:val="clear" w:color="auto" w:fill="B8B3D6"/>
+            <w:tcBorders>
+              <w:top w:val="single" w:sz="4" w:space="0" w:color="CBCBCB"/>
+              <w:left w:val="single" w:sz="4" w:space="0" w:color="CBCBCB"/>
+              <w:bottom w:val="single" w:sz="4" w:space="0" w:color="CBCBCB"/>
+              <w:right w:val="single" w:sz="4" w:space="0" w:color="CBCBCB"/>
+            </w:tcBorders>
+          </w:tcPr>
+          <w:p>
+            <w:r>
+              <w:rPr>
+                <w:rFonts w:ascii="Courier New" w:hAnsi="Courier New"/>
+                <w:color w:val="F05922"/>
+                <w:sz w:val="20"/>
+              </w:rPr>
+              <w:t>_batch_refresh_model_display</w:t>
+            </w:r>
+            <w:r>
+              <w:rPr>
+                <w:sz w:val="20"/>
+              </w:rPr>
+              <w:t xml:space="preserve"> tồn tại tại line 4029</w:t>
+            </w:r>
+          </w:p>
+        </w:tc>
+      </w:tr>
+      <w:tr>
+        <w:tc>
+          <w:tcPr>
+            <w:tcW w:type="dxa" w:w="4844"/>
+            <w:tcBorders>
+              <w:top w:val="single" w:sz="4" w:space="0" w:color="CBCBCB"/>
+              <w:left w:val="single" w:sz="4" w:space="0" w:color="CBCBCB"/>
+              <w:bottom w:val="single" w:sz="4" w:space="0" w:color="CBCBCB"/>
+              <w:right w:val="single" w:sz="4" w:space="0" w:color="CBCBCB"/>
+            </w:tcBorders>
+          </w:tcPr>
+          <w:p>
+            <w:r>
+              <w:rPr>
+                <w:b/>
+                <w:sz w:val="20"/>
+              </w:rPr>
+              <w:t>Result</w:t>
+            </w:r>
+          </w:p>
+        </w:tc>
+        <w:tc>
+          <w:tcPr>
+            <w:tcW w:type="dxa" w:w="4844"/>
+            <w:tcBorders>
+              <w:top w:val="single" w:sz="4" w:space="0" w:color="CBCBCB"/>
+              <w:left w:val="single" w:sz="4" w:space="0" w:color="CBCBCB"/>
+              <w:bottom w:val="single" w:sz="4" w:space="0" w:color="CBCBCB"/>
+              <w:right w:val="single" w:sz="4" w:space="0" w:color="CBCBCB"/>
+            </w:tcBorders>
+          </w:tcPr>
+          <w:p>
+            <w:r>
+              <w:rPr>
+                <w:b/>
+                <w:sz w:val="20"/>
+              </w:rPr>
+              <w:t>PASS</w:t>
+            </w:r>
+          </w:p>
+        </w:tc>
+      </w:tr>
+    </w:tbl>
+    <w:p/>
+    <w:p>
+      <w:pPr>
+        <w:pStyle w:val="Heading4"/>
+      </w:pPr>
+      <w:r>
+        <w:rPr>
+          <w:color w:val="251C53"/>
+          <w:sz w:val="22"/>
+        </w:rPr>
+        <w:t>TC-AME-F2: Được gọi trong `_on_det_model_loaded`</w:t>
+      </w:r>
+    </w:p>
+    <w:tbl>
+      <w:tblPr>
+        <w:tblStyle w:val="TableGrid"/>
+        <w:tblW w:type="auto" w:w="0"/>
+        <w:tblLook w:firstColumn="1" w:firstRow="1" w:lastColumn="0" w:lastRow="0" w:noHBand="0" w:noVBand="1" w:val="04A0"/>
+      </w:tblPr>
+      <w:tblGrid>
+        <w:gridCol w:w="4844"/>
+        <w:gridCol w:w="4844"/>
+      </w:tblGrid>
+      <w:tr>
+        <w:tc>
+          <w:tcPr>
+            <w:tcW w:type="dxa" w:w="4844"/>
+            <w:shd w:val="clear" w:color="auto" w:fill="251C53"/>
+            <w:tcBorders>
+              <w:top w:val="single" w:sz="4" w:space="0" w:color="251C53"/>
+              <w:left w:val="single" w:sz="4" w:space="0" w:color="251C53"/>
+              <w:bottom w:val="single" w:sz="4" w:space="0" w:color="251C53"/>
+              <w:right w:val="single" w:sz="4" w:space="0" w:color="251C53"/>
+            </w:tcBorders>
+          </w:tcPr>
+          <w:p>
+            <w:r>
+              <w:rPr>
+                <w:b/>
+                <w:color w:val="FFFFFF"/>
+                <w:sz w:val="20"/>
+              </w:rPr>
+            </w:r>
+          </w:p>
+        </w:tc>
+        <w:tc>
+          <w:tcPr>
+            <w:tcW w:type="dxa" w:w="4844"/>
+            <w:shd w:val="clear" w:color="auto" w:fill="251C53"/>
+            <w:tcBorders>
+              <w:top w:val="single" w:sz="4" w:space="0" w:color="251C53"/>
+              <w:left w:val="single" w:sz="4" w:space="0" w:color="251C53"/>
+              <w:bottom w:val="single" w:sz="4" w:space="0" w:color="251C53"/>
+              <w:right w:val="single" w:sz="4" w:space="0" w:color="251C53"/>
+            </w:tcBorders>
+          </w:tcPr>
+          <w:p>
+            <w:r>
+              <w:rPr>
+                <w:b/>
+                <w:color w:val="FFFFFF"/>
+                <w:sz w:val="20"/>
+              </w:rPr>
+            </w:r>
+          </w:p>
+        </w:tc>
+      </w:tr>
+      <w:tr>
+        <w:tc>
+          <w:tcPr>
+            <w:tcW w:type="dxa" w:w="4844"/>
+            <w:tcBorders>
+              <w:top w:val="single" w:sz="4" w:space="0" w:color="CBCBCB"/>
+              <w:left w:val="single" w:sz="4" w:space="0" w:color="CBCBCB"/>
+              <w:bottom w:val="single" w:sz="4" w:space="0" w:color="CBCBCB"/>
+              <w:right w:val="single" w:sz="4" w:space="0" w:color="CBCBCB"/>
+            </w:tcBorders>
+          </w:tcPr>
+          <w:p>
+            <w:r>
+              <w:rPr>
+                <w:sz w:val="20"/>
+              </w:rPr>
+              <w:t>---</w:t>
+            </w:r>
+          </w:p>
+        </w:tc>
+        <w:tc>
+          <w:tcPr>
+            <w:tcW w:type="dxa" w:w="4844"/>
+            <w:tcBorders>
+              <w:top w:val="single" w:sz="4" w:space="0" w:color="CBCBCB"/>
+              <w:left w:val="single" w:sz="4" w:space="0" w:color="CBCBCB"/>
+              <w:bottom w:val="single" w:sz="4" w:space="0" w:color="CBCBCB"/>
+              <w:right w:val="single" w:sz="4" w:space="0" w:color="CBCBCB"/>
+            </w:tcBorders>
+          </w:tcPr>
+          <w:p>
+            <w:r>
+              <w:rPr>
+                <w:sz w:val="20"/>
+              </w:rPr>
+              <w:t>---</w:t>
+            </w:r>
+          </w:p>
+        </w:tc>
+      </w:tr>
+      <w:tr>
+        <w:tc>
+          <w:tcPr>
+            <w:tcW w:type="dxa" w:w="4844"/>
+            <w:shd w:val="clear" w:color="auto" w:fill="B8B3D6"/>
+            <w:tcBorders>
+              <w:top w:val="single" w:sz="4" w:space="0" w:color="CBCBCB"/>
+              <w:left w:val="single" w:sz="4" w:space="0" w:color="CBCBCB"/>
+              <w:bottom w:val="single" w:sz="4" w:space="0" w:color="CBCBCB"/>
+              <w:right w:val="single" w:sz="4" w:space="0" w:color="CBCBCB"/>
+            </w:tcBorders>
+          </w:tcPr>
+          <w:p>
+            <w:r>
+              <w:rPr>
+                <w:b/>
+                <w:sz w:val="20"/>
+              </w:rPr>
+              <w:t>When</w:t>
+            </w:r>
+          </w:p>
+        </w:tc>
+        <w:tc>
+          <w:tcPr>
+            <w:tcW w:type="dxa" w:w="4844"/>
+            <w:shd w:val="clear" w:color="auto" w:fill="B8B3D6"/>
+            <w:tcBorders>
+              <w:top w:val="single" w:sz="4" w:space="0" w:color="CBCBCB"/>
+              <w:left w:val="single" w:sz="4" w:space="0" w:color="CBCBCB"/>
+              <w:bottom w:val="single" w:sz="4" w:space="0" w:color="CBCBCB"/>
+              <w:right w:val="single" w:sz="4" w:space="0" w:color="CBCBCB"/>
+            </w:tcBorders>
+          </w:tcPr>
+          <w:p>
+            <w:r>
+              <w:rPr>
+                <w:sz w:val="20"/>
+              </w:rPr>
+              <w:t xml:space="preserve">grep body của </w:t>
+            </w:r>
+            <w:r>
+              <w:rPr>
+                <w:rFonts w:ascii="Courier New" w:hAnsi="Courier New"/>
+                <w:color w:val="F05922"/>
+                <w:sz w:val="20"/>
+              </w:rPr>
+              <w:t>_on_det_model_loaded</w:t>
+            </w:r>
+          </w:p>
+        </w:tc>
+      </w:tr>
+      <w:tr>
+        <w:tc>
+          <w:tcPr>
+            <w:tcW w:type="dxa" w:w="4844"/>
+            <w:tcBorders>
+              <w:top w:val="single" w:sz="4" w:space="0" w:color="CBCBCB"/>
+              <w:left w:val="single" w:sz="4" w:space="0" w:color="CBCBCB"/>
+              <w:bottom w:val="single" w:sz="4" w:space="0" w:color="CBCBCB"/>
+              <w:right w:val="single" w:sz="4" w:space="0" w:color="CBCBCB"/>
+            </w:tcBorders>
+          </w:tcPr>
+          <w:p>
+            <w:r>
+              <w:rPr>
+                <w:b/>
+                <w:sz w:val="20"/>
+              </w:rPr>
+              <w:t>Then</w:t>
+            </w:r>
+          </w:p>
+        </w:tc>
+        <w:tc>
+          <w:tcPr>
+            <w:tcW w:type="dxa" w:w="4844"/>
+            <w:tcBorders>
+              <w:top w:val="single" w:sz="4" w:space="0" w:color="CBCBCB"/>
+              <w:left w:val="single" w:sz="4" w:space="0" w:color="CBCBCB"/>
+              <w:bottom w:val="single" w:sz="4" w:space="0" w:color="CBCBCB"/>
+              <w:right w:val="single" w:sz="4" w:space="0" w:color="CBCBCB"/>
+            </w:tcBorders>
+          </w:tcPr>
+          <w:p>
+            <w:r>
+              <w:rPr>
+                <w:rFonts w:ascii="Courier New" w:hAnsi="Courier New"/>
+                <w:color w:val="F05922"/>
+                <w:sz w:val="20"/>
+              </w:rPr>
+              <w:t>self._batch_refresh_model_display()</w:t>
+            </w:r>
+            <w:r>
+              <w:rPr>
+                <w:sz w:val="20"/>
+              </w:rPr>
+              <w:t xml:space="preserve"> có mặt tại line 3328</w:t>
+            </w:r>
+          </w:p>
+        </w:tc>
+      </w:tr>
+      <w:tr>
+        <w:tc>
+          <w:tcPr>
+            <w:tcW w:type="dxa" w:w="4844"/>
+            <w:shd w:val="clear" w:color="auto" w:fill="B8B3D6"/>
+            <w:tcBorders>
+              <w:top w:val="single" w:sz="4" w:space="0" w:color="CBCBCB"/>
+              <w:left w:val="single" w:sz="4" w:space="0" w:color="CBCBCB"/>
+              <w:bottom w:val="single" w:sz="4" w:space="0" w:color="CBCBCB"/>
+              <w:right w:val="single" w:sz="4" w:space="0" w:color="CBCBCB"/>
+            </w:tcBorders>
+          </w:tcPr>
+          <w:p>
+            <w:r>
+              <w:rPr>
+                <w:b/>
+                <w:sz w:val="20"/>
+              </w:rPr>
+              <w:t>Result</w:t>
+            </w:r>
+          </w:p>
+        </w:tc>
+        <w:tc>
+          <w:tcPr>
+            <w:tcW w:type="dxa" w:w="4844"/>
+            <w:shd w:val="clear" w:color="auto" w:fill="B8B3D6"/>
+            <w:tcBorders>
+              <w:top w:val="single" w:sz="4" w:space="0" w:color="CBCBCB"/>
+              <w:left w:val="single" w:sz="4" w:space="0" w:color="CBCBCB"/>
+              <w:bottom w:val="single" w:sz="4" w:space="0" w:color="CBCBCB"/>
+              <w:right w:val="single" w:sz="4" w:space="0" w:color="CBCBCB"/>
+            </w:tcBorders>
+          </w:tcPr>
+          <w:p>
+            <w:r>
+              <w:rPr>
+                <w:b/>
+                <w:sz w:val="20"/>
+              </w:rPr>
+              <w:t>PASS</w:t>
+            </w:r>
+          </w:p>
+        </w:tc>
+      </w:tr>
+    </w:tbl>
+    <w:p/>
+    <w:p>
+      <w:pPr>
+        <w:pStyle w:val="Heading4"/>
+      </w:pPr>
+      <w:r>
+        <w:rPr>
+          <w:color w:val="251C53"/>
+          <w:sz w:val="22"/>
+        </w:rPr>
+        <w:t>TC-AME-F3: Được gọi trong `_build_batch_add_class_ui`</w:t>
+      </w:r>
+    </w:p>
+    <w:tbl>
+      <w:tblPr>
+        <w:tblStyle w:val="TableGrid"/>
+        <w:tblW w:type="auto" w:w="0"/>
+        <w:tblLook w:firstColumn="1" w:firstRow="1" w:lastColumn="0" w:lastRow="0" w:noHBand="0" w:noVBand="1" w:val="04A0"/>
+      </w:tblPr>
+      <w:tblGrid>
+        <w:gridCol w:w="4844"/>
+        <w:gridCol w:w="4844"/>
+      </w:tblGrid>
+      <w:tr>
+        <w:tc>
+          <w:tcPr>
+            <w:tcW w:type="dxa" w:w="4844"/>
+            <w:shd w:val="clear" w:color="auto" w:fill="251C53"/>
+            <w:tcBorders>
+              <w:top w:val="single" w:sz="4" w:space="0" w:color="251C53"/>
+              <w:left w:val="single" w:sz="4" w:space="0" w:color="251C53"/>
+              <w:bottom w:val="single" w:sz="4" w:space="0" w:color="251C53"/>
+              <w:right w:val="single" w:sz="4" w:space="0" w:color="251C53"/>
+            </w:tcBorders>
+          </w:tcPr>
+          <w:p>
+            <w:r>
+              <w:rPr>
+                <w:b/>
+                <w:color w:val="FFFFFF"/>
+                <w:sz w:val="20"/>
+              </w:rPr>
+            </w:r>
+          </w:p>
+        </w:tc>
+        <w:tc>
+          <w:tcPr>
+            <w:tcW w:type="dxa" w:w="4844"/>
+            <w:shd w:val="clear" w:color="auto" w:fill="251C53"/>
+            <w:tcBorders>
+              <w:top w:val="single" w:sz="4" w:space="0" w:color="251C53"/>
+              <w:left w:val="single" w:sz="4" w:space="0" w:color="251C53"/>
+              <w:bottom w:val="single" w:sz="4" w:space="0" w:color="251C53"/>
+              <w:right w:val="single" w:sz="4" w:space="0" w:color="251C53"/>
+            </w:tcBorders>
+          </w:tcPr>
+          <w:p>
+            <w:r>
+              <w:rPr>
+                <w:b/>
+                <w:color w:val="FFFFFF"/>
+                <w:sz w:val="20"/>
+              </w:rPr>
+            </w:r>
+          </w:p>
+        </w:tc>
+      </w:tr>
+      <w:tr>
+        <w:tc>
+          <w:tcPr>
+            <w:tcW w:type="dxa" w:w="4844"/>
+            <w:tcBorders>
+              <w:top w:val="single" w:sz="4" w:space="0" w:color="CBCBCB"/>
+              <w:left w:val="single" w:sz="4" w:space="0" w:color="CBCBCB"/>
+              <w:bottom w:val="single" w:sz="4" w:space="0" w:color="CBCBCB"/>
+              <w:right w:val="single" w:sz="4" w:space="0" w:color="CBCBCB"/>
+            </w:tcBorders>
+          </w:tcPr>
+          <w:p>
+            <w:r>
+              <w:rPr>
+                <w:sz w:val="20"/>
+              </w:rPr>
+              <w:t>---</w:t>
+            </w:r>
+          </w:p>
+        </w:tc>
+        <w:tc>
+          <w:tcPr>
+            <w:tcW w:type="dxa" w:w="4844"/>
+            <w:tcBorders>
+              <w:top w:val="single" w:sz="4" w:space="0" w:color="CBCBCB"/>
+              <w:left w:val="single" w:sz="4" w:space="0" w:color="CBCBCB"/>
+              <w:bottom w:val="single" w:sz="4" w:space="0" w:color="CBCBCB"/>
+              <w:right w:val="single" w:sz="4" w:space="0" w:color="CBCBCB"/>
+            </w:tcBorders>
+          </w:tcPr>
+          <w:p>
+            <w:r>
+              <w:rPr>
+                <w:sz w:val="20"/>
+              </w:rPr>
+              <w:t>---</w:t>
+            </w:r>
+          </w:p>
+        </w:tc>
+      </w:tr>
+      <w:tr>
+        <w:tc>
+          <w:tcPr>
+            <w:tcW w:type="dxa" w:w="4844"/>
+            <w:shd w:val="clear" w:color="auto" w:fill="B8B3D6"/>
+            <w:tcBorders>
+              <w:top w:val="single" w:sz="4" w:space="0" w:color="CBCBCB"/>
+              <w:left w:val="single" w:sz="4" w:space="0" w:color="CBCBCB"/>
+              <w:bottom w:val="single" w:sz="4" w:space="0" w:color="CBCBCB"/>
+              <w:right w:val="single" w:sz="4" w:space="0" w:color="CBCBCB"/>
+            </w:tcBorders>
+          </w:tcPr>
+          <w:p>
+            <w:r>
+              <w:rPr>
+                <w:b/>
+                <w:sz w:val="20"/>
+              </w:rPr>
+              <w:t>When</w:t>
+            </w:r>
+          </w:p>
+        </w:tc>
+        <w:tc>
+          <w:tcPr>
+            <w:tcW w:type="dxa" w:w="4844"/>
+            <w:shd w:val="clear" w:color="auto" w:fill="B8B3D6"/>
+            <w:tcBorders>
+              <w:top w:val="single" w:sz="4" w:space="0" w:color="CBCBCB"/>
+              <w:left w:val="single" w:sz="4" w:space="0" w:color="CBCBCB"/>
+              <w:bottom w:val="single" w:sz="4" w:space="0" w:color="CBCBCB"/>
+              <w:right w:val="single" w:sz="4" w:space="0" w:color="CBCBCB"/>
+            </w:tcBorders>
+          </w:tcPr>
+          <w:p>
+            <w:r>
+              <w:rPr>
+                <w:sz w:val="20"/>
+              </w:rPr>
+              <w:t xml:space="preserve">grep body của </w:t>
+            </w:r>
+            <w:r>
+              <w:rPr>
+                <w:rFonts w:ascii="Courier New" w:hAnsi="Courier New"/>
+                <w:color w:val="F05922"/>
+                <w:sz w:val="20"/>
+              </w:rPr>
+              <w:t>_build_batch_add_class_ui</w:t>
+            </w:r>
+          </w:p>
+        </w:tc>
+      </w:tr>
+      <w:tr>
+        <w:tc>
+          <w:tcPr>
+            <w:tcW w:type="dxa" w:w="4844"/>
+            <w:tcBorders>
+              <w:top w:val="single" w:sz="4" w:space="0" w:color="CBCBCB"/>
+              <w:left w:val="single" w:sz="4" w:space="0" w:color="CBCBCB"/>
+              <w:bottom w:val="single" w:sz="4" w:space="0" w:color="CBCBCB"/>
+              <w:right w:val="single" w:sz="4" w:space="0" w:color="CBCBCB"/>
+            </w:tcBorders>
+          </w:tcPr>
+          <w:p>
+            <w:r>
+              <w:rPr>
+                <w:b/>
+                <w:sz w:val="20"/>
+              </w:rPr>
+              <w:t>Then</w:t>
+            </w:r>
+          </w:p>
+        </w:tc>
+        <w:tc>
+          <w:tcPr>
+            <w:tcW w:type="dxa" w:w="4844"/>
+            <w:tcBorders>
+              <w:top w:val="single" w:sz="4" w:space="0" w:color="CBCBCB"/>
+              <w:left w:val="single" w:sz="4" w:space="0" w:color="CBCBCB"/>
+              <w:bottom w:val="single" w:sz="4" w:space="0" w:color="CBCBCB"/>
+              <w:right w:val="single" w:sz="4" w:space="0" w:color="CBCBCB"/>
+            </w:tcBorders>
+          </w:tcPr>
+          <w:p>
+            <w:r>
+              <w:rPr>
+                <w:rFonts w:ascii="Courier New" w:hAnsi="Courier New"/>
+                <w:color w:val="F05922"/>
+                <w:sz w:val="20"/>
+              </w:rPr>
+              <w:t>self._batch_refresh_model_display()</w:t>
+            </w:r>
+            <w:r>
+              <w:rPr>
+                <w:sz w:val="20"/>
+              </w:rPr>
+              <w:t xml:space="preserve"> có mặt tại line 3899</w:t>
+            </w:r>
+          </w:p>
+        </w:tc>
+      </w:tr>
+      <w:tr>
+        <w:tc>
+          <w:tcPr>
+            <w:tcW w:type="dxa" w:w="4844"/>
+            <w:shd w:val="clear" w:color="auto" w:fill="B8B3D6"/>
+            <w:tcBorders>
+              <w:top w:val="single" w:sz="4" w:space="0" w:color="CBCBCB"/>
+              <w:left w:val="single" w:sz="4" w:space="0" w:color="CBCBCB"/>
+              <w:bottom w:val="single" w:sz="4" w:space="0" w:color="CBCBCB"/>
+              <w:right w:val="single" w:sz="4" w:space="0" w:color="CBCBCB"/>
+            </w:tcBorders>
+          </w:tcPr>
+          <w:p>
+            <w:r>
+              <w:rPr>
+                <w:b/>
+                <w:sz w:val="20"/>
+              </w:rPr>
+              <w:t>Result</w:t>
+            </w:r>
+          </w:p>
+        </w:tc>
+        <w:tc>
+          <w:tcPr>
+            <w:tcW w:type="dxa" w:w="4844"/>
+            <w:shd w:val="clear" w:color="auto" w:fill="B8B3D6"/>
+            <w:tcBorders>
+              <w:top w:val="single" w:sz="4" w:space="0" w:color="CBCBCB"/>
+              <w:left w:val="single" w:sz="4" w:space="0" w:color="CBCBCB"/>
+              <w:bottom w:val="single" w:sz="4" w:space="0" w:color="CBCBCB"/>
+              <w:right w:val="single" w:sz="4" w:space="0" w:color="CBCBCB"/>
+            </w:tcBorders>
+          </w:tcPr>
+          <w:p>
+            <w:r>
+              <w:rPr>
+                <w:b/>
+                <w:sz w:val="20"/>
+              </w:rPr>
+              <w:t>PASS</w:t>
+            </w:r>
+          </w:p>
+        </w:tc>
+      </w:tr>
+    </w:tbl>
+    <w:p/>
+    <w:p>
+      <w:pPr>
+        <w:pStyle w:val="Heading4"/>
+      </w:pPr>
+      <w:r>
+        <w:rPr>
+          <w:color w:val="251C53"/>
+          <w:sz w:val="22"/>
+        </w:rPr>
+        <w:t>TC-AME-F4: Hiển thị đúng basename của model path</w:t>
+      </w:r>
+    </w:p>
+    <w:tbl>
+      <w:tblPr>
+        <w:tblStyle w:val="TableGrid"/>
+        <w:tblW w:type="auto" w:w="0"/>
+        <w:tblLook w:firstColumn="1" w:firstRow="1" w:lastColumn="0" w:lastRow="0" w:noHBand="0" w:noVBand="1" w:val="04A0"/>
+      </w:tblPr>
+      <w:tblGrid>
+        <w:gridCol w:w="4844"/>
+        <w:gridCol w:w="4844"/>
+      </w:tblGrid>
+      <w:tr>
+        <w:tc>
+          <w:tcPr>
+            <w:tcW w:type="dxa" w:w="4844"/>
+            <w:shd w:val="clear" w:color="auto" w:fill="251C53"/>
+            <w:tcBorders>
+              <w:top w:val="single" w:sz="4" w:space="0" w:color="251C53"/>
+              <w:left w:val="single" w:sz="4" w:space="0" w:color="251C53"/>
+              <w:bottom w:val="single" w:sz="4" w:space="0" w:color="251C53"/>
+              <w:right w:val="single" w:sz="4" w:space="0" w:color="251C53"/>
+            </w:tcBorders>
+          </w:tcPr>
+          <w:p>
+            <w:r>
+              <w:rPr>
+                <w:b/>
+                <w:color w:val="FFFFFF"/>
+                <w:sz w:val="20"/>
+              </w:rPr>
+            </w:r>
+          </w:p>
+        </w:tc>
+        <w:tc>
+          <w:tcPr>
+            <w:tcW w:type="dxa" w:w="4844"/>
+            <w:shd w:val="clear" w:color="auto" w:fill="251C53"/>
+            <w:tcBorders>
+              <w:top w:val="single" w:sz="4" w:space="0" w:color="251C53"/>
+              <w:left w:val="single" w:sz="4" w:space="0" w:color="251C53"/>
+              <w:bottom w:val="single" w:sz="4" w:space="0" w:color="251C53"/>
+              <w:right w:val="single" w:sz="4" w:space="0" w:color="251C53"/>
+            </w:tcBorders>
+          </w:tcPr>
+          <w:p>
+            <w:r>
+              <w:rPr>
+                <w:b/>
+                <w:color w:val="FFFFFF"/>
+                <w:sz w:val="20"/>
+              </w:rPr>
+            </w:r>
+          </w:p>
+        </w:tc>
+      </w:tr>
+      <w:tr>
+        <w:tc>
+          <w:tcPr>
+            <w:tcW w:type="dxa" w:w="4844"/>
+            <w:tcBorders>
+              <w:top w:val="single" w:sz="4" w:space="0" w:color="CBCBCB"/>
+              <w:left w:val="single" w:sz="4" w:space="0" w:color="CBCBCB"/>
+              <w:bottom w:val="single" w:sz="4" w:space="0" w:color="CBCBCB"/>
+              <w:right w:val="single" w:sz="4" w:space="0" w:color="CBCBCB"/>
+            </w:tcBorders>
+          </w:tcPr>
+          <w:p>
+            <w:r>
+              <w:rPr>
+                <w:sz w:val="20"/>
+              </w:rPr>
+              <w:t>---</w:t>
+            </w:r>
+          </w:p>
+        </w:tc>
+        <w:tc>
+          <w:tcPr>
+            <w:tcW w:type="dxa" w:w="4844"/>
+            <w:tcBorders>
+              <w:top w:val="single" w:sz="4" w:space="0" w:color="CBCBCB"/>
+              <w:left w:val="single" w:sz="4" w:space="0" w:color="CBCBCB"/>
+              <w:bottom w:val="single" w:sz="4" w:space="0" w:color="CBCBCB"/>
+              <w:right w:val="single" w:sz="4" w:space="0" w:color="CBCBCB"/>
+            </w:tcBorders>
+          </w:tcPr>
+          <w:p>
+            <w:r>
+              <w:rPr>
+                <w:sz w:val="20"/>
+              </w:rPr>
+              <w:t>---</w:t>
+            </w:r>
+          </w:p>
+        </w:tc>
+      </w:tr>
+      <w:tr>
+        <w:tc>
+          <w:tcPr>
+            <w:tcW w:type="dxa" w:w="4844"/>
+            <w:shd w:val="clear" w:color="auto" w:fill="B8B3D6"/>
+            <w:tcBorders>
+              <w:top w:val="single" w:sz="4" w:space="0" w:color="CBCBCB"/>
+              <w:left w:val="single" w:sz="4" w:space="0" w:color="CBCBCB"/>
+              <w:bottom w:val="single" w:sz="4" w:space="0" w:color="CBCBCB"/>
+              <w:right w:val="single" w:sz="4" w:space="0" w:color="CBCBCB"/>
+            </w:tcBorders>
+          </w:tcPr>
+          <w:p>
+            <w:r>
+              <w:rPr>
+                <w:b/>
+                <w:sz w:val="20"/>
+              </w:rPr>
+              <w:t>Given</w:t>
+            </w:r>
+          </w:p>
+        </w:tc>
+        <w:tc>
+          <w:tcPr>
+            <w:tcW w:type="dxa" w:w="4844"/>
+            <w:shd w:val="clear" w:color="auto" w:fill="B8B3D6"/>
+            <w:tcBorders>
+              <w:top w:val="single" w:sz="4" w:space="0" w:color="CBCBCB"/>
+              <w:left w:val="single" w:sz="4" w:space="0" w:color="CBCBCB"/>
+              <w:bottom w:val="single" w:sz="4" w:space="0" w:color="CBCBCB"/>
+              <w:right w:val="single" w:sz="4" w:space="0" w:color="CBCBCB"/>
+            </w:tcBorders>
+          </w:tcPr>
+          <w:p>
+            <w:r>
+              <w:rPr>
+                <w:rFonts w:ascii="Courier New" w:hAnsi="Courier New"/>
+                <w:color w:val="F05922"/>
+                <w:sz w:val="20"/>
+              </w:rPr>
+              <w:t>_det_model_path.get()</w:t>
+            </w:r>
+            <w:r>
+              <w:rPr>
+                <w:sz w:val="20"/>
+              </w:rPr>
+              <w:t xml:space="preserve"> = </w:t>
+            </w:r>
+            <w:r>
+              <w:rPr>
+                <w:rFonts w:ascii="Courier New" w:hAnsi="Courier New"/>
+                <w:color w:val="F05922"/>
+                <w:sz w:val="20"/>
+              </w:rPr>
+              <w:t>"d:/Tool/yolo11n.pt"</w:t>
+            </w:r>
+            <w:r>
+              <w:rPr>
+                <w:sz w:val="20"/>
+              </w:rPr>
+              <w:t>. Tk Label thật.</w:t>
+            </w:r>
+          </w:p>
+        </w:tc>
+      </w:tr>
+      <w:tr>
+        <w:tc>
+          <w:tcPr>
+            <w:tcW w:type="dxa" w:w="4844"/>
+            <w:tcBorders>
+              <w:top w:val="single" w:sz="4" w:space="0" w:color="CBCBCB"/>
+              <w:left w:val="single" w:sz="4" w:space="0" w:color="CBCBCB"/>
+              <w:bottom w:val="single" w:sz="4" w:space="0" w:color="CBCBCB"/>
+              <w:right w:val="single" w:sz="4" w:space="0" w:color="CBCBCB"/>
+            </w:tcBorders>
+          </w:tcPr>
+          <w:p>
+            <w:r>
+              <w:rPr>
+                <w:b/>
+                <w:sz w:val="20"/>
+              </w:rPr>
+              <w:t>When</w:t>
+            </w:r>
+          </w:p>
+        </w:tc>
+        <w:tc>
+          <w:tcPr>
+            <w:tcW w:type="dxa" w:w="4844"/>
+            <w:tcBorders>
+              <w:top w:val="single" w:sz="4" w:space="0" w:color="CBCBCB"/>
+              <w:left w:val="single" w:sz="4" w:space="0" w:color="CBCBCB"/>
+              <w:bottom w:val="single" w:sz="4" w:space="0" w:color="CBCBCB"/>
+              <w:right w:val="single" w:sz="4" w:space="0" w:color="CBCBCB"/>
+            </w:tcBorders>
+          </w:tcPr>
+          <w:p>
+            <w:r>
+              <w:rPr>
+                <w:rFonts w:ascii="Courier New" w:hAnsi="Courier New"/>
+                <w:color w:val="F05922"/>
+                <w:sz w:val="20"/>
+              </w:rPr>
+              <w:t>_batch_refresh_model_display(fsd)</w:t>
+            </w:r>
+          </w:p>
+        </w:tc>
+      </w:tr>
+      <w:tr>
+        <w:tc>
+          <w:tcPr>
+            <w:tcW w:type="dxa" w:w="4844"/>
+            <w:shd w:val="clear" w:color="auto" w:fill="B8B3D6"/>
+            <w:tcBorders>
+              <w:top w:val="single" w:sz="4" w:space="0" w:color="CBCBCB"/>
+              <w:left w:val="single" w:sz="4" w:space="0" w:color="CBCBCB"/>
+              <w:bottom w:val="single" w:sz="4" w:space="0" w:color="CBCBCB"/>
+              <w:right w:val="single" w:sz="4" w:space="0" w:color="CBCBCB"/>
+            </w:tcBorders>
+          </w:tcPr>
+          <w:p>
+            <w:r>
+              <w:rPr>
+                <w:b/>
+                <w:sz w:val="20"/>
+              </w:rPr>
+              <w:t>Then</w:t>
+            </w:r>
+          </w:p>
+        </w:tc>
+        <w:tc>
+          <w:tcPr>
+            <w:tcW w:type="dxa" w:w="4844"/>
+            <w:shd w:val="clear" w:color="auto" w:fill="B8B3D6"/>
+            <w:tcBorders>
+              <w:top w:val="single" w:sz="4" w:space="0" w:color="CBCBCB"/>
+              <w:left w:val="single" w:sz="4" w:space="0" w:color="CBCBCB"/>
+              <w:bottom w:val="single" w:sz="4" w:space="0" w:color="CBCBCB"/>
+              <w:right w:val="single" w:sz="4" w:space="0" w:color="CBCBCB"/>
+            </w:tcBorders>
+          </w:tcPr>
+          <w:p>
+            <w:r>
+              <w:rPr>
+                <w:sz w:val="20"/>
+              </w:rPr>
+              <w:t xml:space="preserve">Label text = </w:t>
+            </w:r>
+            <w:r>
+              <w:rPr>
+                <w:rFonts w:ascii="Courier New" w:hAnsi="Courier New"/>
+                <w:color w:val="F05922"/>
+                <w:sz w:val="20"/>
+              </w:rPr>
+              <w:t>"yolo11n.pt"</w:t>
+            </w:r>
+            <w:r>
+              <w:rPr>
+                <w:sz w:val="20"/>
+              </w:rPr>
+              <w:t xml:space="preserve"> (basename)</w:t>
+            </w:r>
+          </w:p>
+        </w:tc>
+      </w:tr>
+      <w:tr>
+        <w:tc>
+          <w:tcPr>
+            <w:tcW w:type="dxa" w:w="4844"/>
+            <w:tcBorders>
+              <w:top w:val="single" w:sz="4" w:space="0" w:color="CBCBCB"/>
+              <w:left w:val="single" w:sz="4" w:space="0" w:color="CBCBCB"/>
+              <w:bottom w:val="single" w:sz="4" w:space="0" w:color="CBCBCB"/>
+              <w:right w:val="single" w:sz="4" w:space="0" w:color="CBCBCB"/>
+            </w:tcBorders>
+          </w:tcPr>
+          <w:p>
+            <w:r>
+              <w:rPr>
+                <w:b/>
+                <w:sz w:val="20"/>
+              </w:rPr>
+              <w:t>Result</w:t>
+            </w:r>
+          </w:p>
+        </w:tc>
+        <w:tc>
+          <w:tcPr>
+            <w:tcW w:type="dxa" w:w="4844"/>
+            <w:tcBorders>
+              <w:top w:val="single" w:sz="4" w:space="0" w:color="CBCBCB"/>
+              <w:left w:val="single" w:sz="4" w:space="0" w:color="CBCBCB"/>
+              <w:bottom w:val="single" w:sz="4" w:space="0" w:color="CBCBCB"/>
+              <w:right w:val="single" w:sz="4" w:space="0" w:color="CBCBCB"/>
+            </w:tcBorders>
+          </w:tcPr>
+          <w:p>
+            <w:r>
+              <w:rPr>
+                <w:b/>
+                <w:sz w:val="20"/>
+              </w:rPr>
+              <w:t>PASS</w:t>
+            </w:r>
+          </w:p>
+        </w:tc>
+      </w:tr>
+    </w:tbl>
+    <w:p/>
+    <w:p>
+      <w:pPr>
+        <w:pStyle w:val="Heading4"/>
+      </w:pPr>
+      <w:r>
+        <w:rPr>
+          <w:color w:val="251C53"/>
+          <w:sz w:val="22"/>
+        </w:rPr>
+        <w:t>TC-AME-F4b: Path rỗng → hiển thị "(chưa load)"</w:t>
+      </w:r>
+    </w:p>
+    <w:tbl>
+      <w:tblPr>
+        <w:tblStyle w:val="TableGrid"/>
+        <w:tblW w:type="auto" w:w="0"/>
+        <w:tblLook w:firstColumn="1" w:firstRow="1" w:lastColumn="0" w:lastRow="0" w:noHBand="0" w:noVBand="1" w:val="04A0"/>
+      </w:tblPr>
+      <w:tblGrid>
+        <w:gridCol w:w="4844"/>
+        <w:gridCol w:w="4844"/>
+      </w:tblGrid>
+      <w:tr>
+        <w:tc>
+          <w:tcPr>
+            <w:tcW w:type="dxa" w:w="4844"/>
+            <w:shd w:val="clear" w:color="auto" w:fill="251C53"/>
+            <w:tcBorders>
+              <w:top w:val="single" w:sz="4" w:space="0" w:color="251C53"/>
+              <w:left w:val="single" w:sz="4" w:space="0" w:color="251C53"/>
+              <w:bottom w:val="single" w:sz="4" w:space="0" w:color="251C53"/>
+              <w:right w:val="single" w:sz="4" w:space="0" w:color="251C53"/>
+            </w:tcBorders>
+          </w:tcPr>
+          <w:p>
+            <w:r>
+              <w:rPr>
+                <w:b/>
+                <w:color w:val="FFFFFF"/>
+                <w:sz w:val="20"/>
+              </w:rPr>
+            </w:r>
+          </w:p>
+        </w:tc>
+        <w:tc>
+          <w:tcPr>
+            <w:tcW w:type="dxa" w:w="4844"/>
+            <w:shd w:val="clear" w:color="auto" w:fill="251C53"/>
+            <w:tcBorders>
+              <w:top w:val="single" w:sz="4" w:space="0" w:color="251C53"/>
+              <w:left w:val="single" w:sz="4" w:space="0" w:color="251C53"/>
+              <w:bottom w:val="single" w:sz="4" w:space="0" w:color="251C53"/>
+              <w:right w:val="single" w:sz="4" w:space="0" w:color="251C53"/>
+            </w:tcBorders>
+          </w:tcPr>
+          <w:p>
+            <w:r>
+              <w:rPr>
+                <w:b/>
+                <w:color w:val="FFFFFF"/>
+                <w:sz w:val="20"/>
+              </w:rPr>
+            </w:r>
+          </w:p>
+        </w:tc>
+      </w:tr>
+      <w:tr>
+        <w:tc>
+          <w:tcPr>
+            <w:tcW w:type="dxa" w:w="4844"/>
+            <w:tcBorders>
+              <w:top w:val="single" w:sz="4" w:space="0" w:color="CBCBCB"/>
+              <w:left w:val="single" w:sz="4" w:space="0" w:color="CBCBCB"/>
+              <w:bottom w:val="single" w:sz="4" w:space="0" w:color="CBCBCB"/>
+              <w:right w:val="single" w:sz="4" w:space="0" w:color="CBCBCB"/>
+            </w:tcBorders>
+          </w:tcPr>
+          <w:p>
+            <w:r>
+              <w:rPr>
+                <w:sz w:val="20"/>
+              </w:rPr>
+              <w:t>---</w:t>
+            </w:r>
+          </w:p>
+        </w:tc>
+        <w:tc>
+          <w:tcPr>
+            <w:tcW w:type="dxa" w:w="4844"/>
+            <w:tcBorders>
+              <w:top w:val="single" w:sz="4" w:space="0" w:color="CBCBCB"/>
+              <w:left w:val="single" w:sz="4" w:space="0" w:color="CBCBCB"/>
+              <w:bottom w:val="single" w:sz="4" w:space="0" w:color="CBCBCB"/>
+              <w:right w:val="single" w:sz="4" w:space="0" w:color="CBCBCB"/>
+            </w:tcBorders>
+          </w:tcPr>
+          <w:p>
+            <w:r>
+              <w:rPr>
+                <w:sz w:val="20"/>
+              </w:rPr>
+              <w:t>---</w:t>
+            </w:r>
+          </w:p>
+        </w:tc>
+      </w:tr>
+      <w:tr>
+        <w:tc>
+          <w:tcPr>
+            <w:tcW w:type="dxa" w:w="4844"/>
+            <w:shd w:val="clear" w:color="auto" w:fill="B8B3D6"/>
+            <w:tcBorders>
+              <w:top w:val="single" w:sz="4" w:space="0" w:color="CBCBCB"/>
+              <w:left w:val="single" w:sz="4" w:space="0" w:color="CBCBCB"/>
+              <w:bottom w:val="single" w:sz="4" w:space="0" w:color="CBCBCB"/>
+              <w:right w:val="single" w:sz="4" w:space="0" w:color="CBCBCB"/>
+            </w:tcBorders>
+          </w:tcPr>
+          <w:p>
+            <w:r>
+              <w:rPr>
+                <w:b/>
+                <w:sz w:val="20"/>
+              </w:rPr>
+              <w:t>Given</w:t>
+            </w:r>
+          </w:p>
+        </w:tc>
+        <w:tc>
+          <w:tcPr>
+            <w:tcW w:type="dxa" w:w="4844"/>
+            <w:shd w:val="clear" w:color="auto" w:fill="B8B3D6"/>
+            <w:tcBorders>
+              <w:top w:val="single" w:sz="4" w:space="0" w:color="CBCBCB"/>
+              <w:left w:val="single" w:sz="4" w:space="0" w:color="CBCBCB"/>
+              <w:bottom w:val="single" w:sz="4" w:space="0" w:color="CBCBCB"/>
+              <w:right w:val="single" w:sz="4" w:space="0" w:color="CBCBCB"/>
+            </w:tcBorders>
+          </w:tcPr>
+          <w:p>
+            <w:r>
+              <w:rPr>
+                <w:rFonts w:ascii="Courier New" w:hAnsi="Courier New"/>
+                <w:color w:val="F05922"/>
+                <w:sz w:val="20"/>
+              </w:rPr>
+              <w:t>_det_model_path.get()</w:t>
+            </w:r>
+            <w:r>
+              <w:rPr>
+                <w:sz w:val="20"/>
+              </w:rPr>
+              <w:t xml:space="preserve"> = </w:t>
+            </w:r>
+            <w:r>
+              <w:rPr>
+                <w:rFonts w:ascii="Courier New" w:hAnsi="Courier New"/>
+                <w:color w:val="F05922"/>
+                <w:sz w:val="20"/>
+              </w:rPr>
+              <w:t>""</w:t>
+            </w:r>
+          </w:p>
+        </w:tc>
+      </w:tr>
+      <w:tr>
+        <w:tc>
+          <w:tcPr>
+            <w:tcW w:type="dxa" w:w="4844"/>
+            <w:tcBorders>
+              <w:top w:val="single" w:sz="4" w:space="0" w:color="CBCBCB"/>
+              <w:left w:val="single" w:sz="4" w:space="0" w:color="CBCBCB"/>
+              <w:bottom w:val="single" w:sz="4" w:space="0" w:color="CBCBCB"/>
+              <w:right w:val="single" w:sz="4" w:space="0" w:color="CBCBCB"/>
+            </w:tcBorders>
+          </w:tcPr>
+          <w:p>
+            <w:r>
+              <w:rPr>
+                <w:b/>
+                <w:sz w:val="20"/>
+              </w:rPr>
+              <w:t>When</w:t>
+            </w:r>
+          </w:p>
+        </w:tc>
+        <w:tc>
+          <w:tcPr>
+            <w:tcW w:type="dxa" w:w="4844"/>
+            <w:tcBorders>
+              <w:top w:val="single" w:sz="4" w:space="0" w:color="CBCBCB"/>
+              <w:left w:val="single" w:sz="4" w:space="0" w:color="CBCBCB"/>
+              <w:bottom w:val="single" w:sz="4" w:space="0" w:color="CBCBCB"/>
+              <w:right w:val="single" w:sz="4" w:space="0" w:color="CBCBCB"/>
+            </w:tcBorders>
+          </w:tcPr>
+          <w:p>
+            <w:r>
+              <w:rPr>
+                <w:rFonts w:ascii="Courier New" w:hAnsi="Courier New"/>
+                <w:color w:val="F05922"/>
+                <w:sz w:val="20"/>
+              </w:rPr>
+              <w:t>_batch_refresh_model_display(fsd)</w:t>
+            </w:r>
+          </w:p>
+        </w:tc>
+      </w:tr>
+      <w:tr>
+        <w:tc>
+          <w:tcPr>
+            <w:tcW w:type="dxa" w:w="4844"/>
+            <w:shd w:val="clear" w:color="auto" w:fill="B8B3D6"/>
+            <w:tcBorders>
+              <w:top w:val="single" w:sz="4" w:space="0" w:color="CBCBCB"/>
+              <w:left w:val="single" w:sz="4" w:space="0" w:color="CBCBCB"/>
+              <w:bottom w:val="single" w:sz="4" w:space="0" w:color="CBCBCB"/>
+              <w:right w:val="single" w:sz="4" w:space="0" w:color="CBCBCB"/>
+            </w:tcBorders>
+          </w:tcPr>
+          <w:p>
+            <w:r>
+              <w:rPr>
+                <w:b/>
+                <w:sz w:val="20"/>
+              </w:rPr>
+              <w:t>Then</w:t>
+            </w:r>
+          </w:p>
+        </w:tc>
+        <w:tc>
+          <w:tcPr>
+            <w:tcW w:type="dxa" w:w="4844"/>
+            <w:shd w:val="clear" w:color="auto" w:fill="B8B3D6"/>
+            <w:tcBorders>
+              <w:top w:val="single" w:sz="4" w:space="0" w:color="CBCBCB"/>
+              <w:left w:val="single" w:sz="4" w:space="0" w:color="CBCBCB"/>
+              <w:bottom w:val="single" w:sz="4" w:space="0" w:color="CBCBCB"/>
+              <w:right w:val="single" w:sz="4" w:space="0" w:color="CBCBCB"/>
+            </w:tcBorders>
+          </w:tcPr>
+          <w:p>
+            <w:r>
+              <w:rPr>
+                <w:sz w:val="20"/>
+              </w:rPr>
+              <w:t xml:space="preserve">Label text = </w:t>
+            </w:r>
+            <w:r>
+              <w:rPr>
+                <w:rFonts w:ascii="Courier New" w:hAnsi="Courier New"/>
+                <w:color w:val="F05922"/>
+                <w:sz w:val="20"/>
+              </w:rPr>
+              <w:t>"(chưa load)"</w:t>
+            </w:r>
+          </w:p>
+        </w:tc>
+      </w:tr>
+      <w:tr>
+        <w:tc>
+          <w:tcPr>
+            <w:tcW w:type="dxa" w:w="4844"/>
+            <w:tcBorders>
+              <w:top w:val="single" w:sz="4" w:space="0" w:color="CBCBCB"/>
+              <w:left w:val="single" w:sz="4" w:space="0" w:color="CBCBCB"/>
+              <w:bottom w:val="single" w:sz="4" w:space="0" w:color="CBCBCB"/>
+              <w:right w:val="single" w:sz="4" w:space="0" w:color="CBCBCB"/>
+            </w:tcBorders>
+          </w:tcPr>
+          <w:p>
+            <w:r>
+              <w:rPr>
+                <w:b/>
+                <w:sz w:val="20"/>
+              </w:rPr>
+              <w:t>Result</w:t>
+            </w:r>
+          </w:p>
+        </w:tc>
+        <w:tc>
+          <w:tcPr>
+            <w:tcW w:type="dxa" w:w="4844"/>
+            <w:tcBorders>
+              <w:top w:val="single" w:sz="4" w:space="0" w:color="CBCBCB"/>
+              <w:left w:val="single" w:sz="4" w:space="0" w:color="CBCBCB"/>
+              <w:bottom w:val="single" w:sz="4" w:space="0" w:color="CBCBCB"/>
+              <w:right w:val="single" w:sz="4" w:space="0" w:color="CBCBCB"/>
+            </w:tcBorders>
+          </w:tcPr>
+          <w:p>
+            <w:r>
+              <w:rPr>
+                <w:b/>
+                <w:sz w:val="20"/>
+              </w:rPr>
+              <w:t>PASS</w:t>
+            </w:r>
+          </w:p>
+        </w:tc>
+      </w:tr>
+    </w:tbl>
+    <w:p/>
+    <w:p>
+      <w:pPr>
+        <w:pBdr>
+          <w:bottom w:val="single" w:sz="6" w:space="1" w:color="F05922"/>
+        </w:pBdr>
+        <w:spacing w:after="120"/>
+      </w:pPr>
+    </w:p>
+    <w:p>
+      <w:pPr>
+        <w:pStyle w:val="Heading3"/>
+        <w:spacing w:before="160" w:after="60"/>
+      </w:pPr>
+      <w:r>
+        <w:rPr>
+          <w:color w:val="4A3F8C"/>
+          <w:sz w:val="24"/>
+        </w:rPr>
+        <w:t>Group AME-EDGE: Edge cases Amendment</w:t>
+      </w:r>
+    </w:p>
+    <w:p>
+      <w:pPr>
+        <w:pStyle w:val="Heading4"/>
+      </w:pPr>
+      <w:r>
+        <w:rPr>
+          <w:color w:val="251C53"/>
+          <w:sz w:val="22"/>
+        </w:rPr>
+        <w:t>TC-AME-EDGE1: _batch_set_ui_state idle — folder mode enables run buttons (code review)</w:t>
+      </w:r>
+    </w:p>
+    <w:tbl>
+      <w:tblPr>
+        <w:tblStyle w:val="TableGrid"/>
+        <w:tblW w:type="auto" w:w="0"/>
+        <w:tblLook w:firstColumn="1" w:firstRow="1" w:lastColumn="0" w:lastRow="0" w:noHBand="0" w:noVBand="1" w:val="04A0"/>
+      </w:tblPr>
+      <w:tblGrid>
+        <w:gridCol w:w="4844"/>
+        <w:gridCol w:w="4844"/>
+      </w:tblGrid>
+      <w:tr>
+        <w:tc>
+          <w:tcPr>
+            <w:tcW w:type="dxa" w:w="4844"/>
+            <w:shd w:val="clear" w:color="auto" w:fill="251C53"/>
+            <w:tcBorders>
+              <w:top w:val="single" w:sz="4" w:space="0" w:color="251C53"/>
+              <w:left w:val="single" w:sz="4" w:space="0" w:color="251C53"/>
+              <w:bottom w:val="single" w:sz="4" w:space="0" w:color="251C53"/>
+              <w:right w:val="single" w:sz="4" w:space="0" w:color="251C53"/>
+            </w:tcBorders>
+          </w:tcPr>
+          <w:p>
+            <w:r>
+              <w:rPr>
+                <w:b/>
+                <w:color w:val="FFFFFF"/>
+                <w:sz w:val="20"/>
+              </w:rPr>
+            </w:r>
+          </w:p>
+        </w:tc>
+        <w:tc>
+          <w:tcPr>
+            <w:tcW w:type="dxa" w:w="4844"/>
+            <w:shd w:val="clear" w:color="auto" w:fill="251C53"/>
+            <w:tcBorders>
+              <w:top w:val="single" w:sz="4" w:space="0" w:color="251C53"/>
+              <w:left w:val="single" w:sz="4" w:space="0" w:color="251C53"/>
+              <w:bottom w:val="single" w:sz="4" w:space="0" w:color="251C53"/>
+              <w:right w:val="single" w:sz="4" w:space="0" w:color="251C53"/>
+            </w:tcBorders>
+          </w:tcPr>
+          <w:p>
+            <w:r>
+              <w:rPr>
+                <w:b/>
+                <w:color w:val="FFFFFF"/>
+                <w:sz w:val="20"/>
+              </w:rPr>
+            </w:r>
+          </w:p>
+        </w:tc>
+      </w:tr>
+      <w:tr>
+        <w:tc>
+          <w:tcPr>
+            <w:tcW w:type="dxa" w:w="4844"/>
+            <w:tcBorders>
+              <w:top w:val="single" w:sz="4" w:space="0" w:color="CBCBCB"/>
+              <w:left w:val="single" w:sz="4" w:space="0" w:color="CBCBCB"/>
+              <w:bottom w:val="single" w:sz="4" w:space="0" w:color="CBCBCB"/>
+              <w:right w:val="single" w:sz="4" w:space="0" w:color="CBCBCB"/>
+            </w:tcBorders>
+          </w:tcPr>
+          <w:p>
+            <w:r>
+              <w:rPr>
+                <w:sz w:val="20"/>
+              </w:rPr>
+              <w:t>---</w:t>
+            </w:r>
+          </w:p>
+        </w:tc>
+        <w:tc>
+          <w:tcPr>
+            <w:tcW w:type="dxa" w:w="4844"/>
+            <w:tcBorders>
+              <w:top w:val="single" w:sz="4" w:space="0" w:color="CBCBCB"/>
+              <w:left w:val="single" w:sz="4" w:space="0" w:color="CBCBCB"/>
+              <w:bottom w:val="single" w:sz="4" w:space="0" w:color="CBCBCB"/>
+              <w:right w:val="single" w:sz="4" w:space="0" w:color="CBCBCB"/>
+            </w:tcBorders>
+          </w:tcPr>
+          <w:p>
+            <w:r>
+              <w:rPr>
+                <w:sz w:val="20"/>
+              </w:rPr>
+              <w:t>---</w:t>
+            </w:r>
+          </w:p>
+        </w:tc>
+      </w:tr>
+      <w:tr>
+        <w:tc>
+          <w:tcPr>
+            <w:tcW w:type="dxa" w:w="4844"/>
+            <w:shd w:val="clear" w:color="auto" w:fill="B8B3D6"/>
+            <w:tcBorders>
+              <w:top w:val="single" w:sz="4" w:space="0" w:color="CBCBCB"/>
+              <w:left w:val="single" w:sz="4" w:space="0" w:color="CBCBCB"/>
+              <w:bottom w:val="single" w:sz="4" w:space="0" w:color="CBCBCB"/>
+              <w:right w:val="single" w:sz="4" w:space="0" w:color="CBCBCB"/>
+            </w:tcBorders>
+          </w:tcPr>
+          <w:p>
+            <w:r>
+              <w:rPr>
+                <w:b/>
+                <w:sz w:val="20"/>
+              </w:rPr>
+              <w:t>Given</w:t>
+            </w:r>
+          </w:p>
+        </w:tc>
+        <w:tc>
+          <w:tcPr>
+            <w:tcW w:type="dxa" w:w="4844"/>
+            <w:shd w:val="clear" w:color="auto" w:fill="B8B3D6"/>
+            <w:tcBorders>
+              <w:top w:val="single" w:sz="4" w:space="0" w:color="CBCBCB"/>
+              <w:left w:val="single" w:sz="4" w:space="0" w:color="CBCBCB"/>
+              <w:bottom w:val="single" w:sz="4" w:space="0" w:color="CBCBCB"/>
+              <w:right w:val="single" w:sz="4" w:space="0" w:color="CBCBCB"/>
+            </w:tcBorders>
+          </w:tcPr>
+          <w:p>
+            <w:r>
+              <w:rPr>
+                <w:rFonts w:ascii="Courier New" w:hAnsi="Courier New"/>
+                <w:color w:val="F05922"/>
+                <w:sz w:val="20"/>
+              </w:rPr>
+              <w:t>source_mode = "folder"</w:t>
+            </w:r>
+            <w:r>
+              <w:rPr>
+                <w:sz w:val="20"/>
+              </w:rPr>
+              <w:t>, model chưa load (</w:t>
+            </w:r>
+            <w:r>
+              <w:rPr>
+                <w:rFonts w:ascii="Courier New" w:hAnsi="Courier New"/>
+                <w:color w:val="F05922"/>
+                <w:sz w:val="20"/>
+              </w:rPr>
+              <w:t>_det_model_names = {}</w:t>
+            </w:r>
+            <w:r>
+              <w:rPr>
+                <w:sz w:val="20"/>
+              </w:rPr>
+              <w:t>)</w:t>
+            </w:r>
+          </w:p>
+        </w:tc>
+      </w:tr>
+      <w:tr>
+        <w:tc>
+          <w:tcPr>
+            <w:tcW w:type="dxa" w:w="4844"/>
+            <w:tcBorders>
+              <w:top w:val="single" w:sz="4" w:space="0" w:color="CBCBCB"/>
+              <w:left w:val="single" w:sz="4" w:space="0" w:color="CBCBCB"/>
+              <w:bottom w:val="single" w:sz="4" w:space="0" w:color="CBCBCB"/>
+              <w:right w:val="single" w:sz="4" w:space="0" w:color="CBCBCB"/>
+            </w:tcBorders>
+          </w:tcPr>
+          <w:p>
+            <w:r>
+              <w:rPr>
+                <w:b/>
+                <w:sz w:val="20"/>
+              </w:rPr>
+              <w:t>When</w:t>
+            </w:r>
+          </w:p>
+        </w:tc>
+        <w:tc>
+          <w:tcPr>
+            <w:tcW w:type="dxa" w:w="4844"/>
+            <w:tcBorders>
+              <w:top w:val="single" w:sz="4" w:space="0" w:color="CBCBCB"/>
+              <w:left w:val="single" w:sz="4" w:space="0" w:color="CBCBCB"/>
+              <w:bottom w:val="single" w:sz="4" w:space="0" w:color="CBCBCB"/>
+              <w:right w:val="single" w:sz="4" w:space="0" w:color="CBCBCB"/>
+            </w:tcBorders>
+          </w:tcPr>
+          <w:p>
+            <w:r>
+              <w:rPr>
+                <w:sz w:val="20"/>
+              </w:rPr>
+              <w:t xml:space="preserve">grep logic nhánh idle trong </w:t>
+            </w:r>
+            <w:r>
+              <w:rPr>
+                <w:rFonts w:ascii="Courier New" w:hAnsi="Courier New"/>
+                <w:color w:val="F05922"/>
+                <w:sz w:val="20"/>
+              </w:rPr>
+              <w:t>_batch_set_ui_state</w:t>
+            </w:r>
+          </w:p>
+        </w:tc>
+      </w:tr>
+      <w:tr>
+        <w:tc>
+          <w:tcPr>
+            <w:tcW w:type="dxa" w:w="4844"/>
+            <w:shd w:val="clear" w:color="auto" w:fill="B8B3D6"/>
+            <w:tcBorders>
+              <w:top w:val="single" w:sz="4" w:space="0" w:color="CBCBCB"/>
+              <w:left w:val="single" w:sz="4" w:space="0" w:color="CBCBCB"/>
+              <w:bottom w:val="single" w:sz="4" w:space="0" w:color="CBCBCB"/>
+              <w:right w:val="single" w:sz="4" w:space="0" w:color="CBCBCB"/>
+            </w:tcBorders>
+          </w:tcPr>
+          <w:p>
+            <w:r>
+              <w:rPr>
+                <w:b/>
+                <w:sz w:val="20"/>
+              </w:rPr>
+              <w:t>Then</w:t>
+            </w:r>
+          </w:p>
+        </w:tc>
+        <w:tc>
+          <w:tcPr>
+            <w:tcW w:type="dxa" w:w="4844"/>
+            <w:shd w:val="clear" w:color="auto" w:fill="B8B3D6"/>
+            <w:tcBorders>
+              <w:top w:val="single" w:sz="4" w:space="0" w:color="CBCBCB"/>
+              <w:left w:val="single" w:sz="4" w:space="0" w:color="CBCBCB"/>
+              <w:bottom w:val="single" w:sz="4" w:space="0" w:color="CBCBCB"/>
+              <w:right w:val="single" w:sz="4" w:space="0" w:color="CBCBCB"/>
+            </w:tcBorders>
+          </w:tcPr>
+          <w:p>
+            <w:r>
+              <w:rPr>
+                <w:rFonts w:ascii="Courier New" w:hAnsi="Courier New"/>
+                <w:color w:val="F05922"/>
+                <w:sz w:val="20"/>
+              </w:rPr>
+              <w:t>can_run = (src_mode == "folder") or bool(self._det_model_names)</w:t>
+            </w:r>
+            <w:r>
+              <w:rPr>
+                <w:sz w:val="20"/>
+              </w:rPr>
+              <w:t xml:space="preserve"> — folder mode luôn enable</w:t>
+            </w:r>
+          </w:p>
+        </w:tc>
+      </w:tr>
+      <w:tr>
+        <w:tc>
+          <w:tcPr>
+            <w:tcW w:type="dxa" w:w="4844"/>
+            <w:tcBorders>
+              <w:top w:val="single" w:sz="4" w:space="0" w:color="CBCBCB"/>
+              <w:left w:val="single" w:sz="4" w:space="0" w:color="CBCBCB"/>
+              <w:bottom w:val="single" w:sz="4" w:space="0" w:color="CBCBCB"/>
+              <w:right w:val="single" w:sz="4" w:space="0" w:color="CBCBCB"/>
+            </w:tcBorders>
+          </w:tcPr>
+          <w:p>
+            <w:r>
+              <w:rPr>
+                <w:b/>
+                <w:sz w:val="20"/>
+              </w:rPr>
+              <w:t>Result</w:t>
+            </w:r>
+          </w:p>
+        </w:tc>
+        <w:tc>
+          <w:tcPr>
+            <w:tcW w:type="dxa" w:w="4844"/>
+            <w:tcBorders>
+              <w:top w:val="single" w:sz="4" w:space="0" w:color="CBCBCB"/>
+              <w:left w:val="single" w:sz="4" w:space="0" w:color="CBCBCB"/>
+              <w:bottom w:val="single" w:sz="4" w:space="0" w:color="CBCBCB"/>
+              <w:right w:val="single" w:sz="4" w:space="0" w:color="CBCBCB"/>
+            </w:tcBorders>
+          </w:tcPr>
+          <w:p>
+            <w:r>
+              <w:rPr>
+                <w:b/>
+                <w:sz w:val="20"/>
+              </w:rPr>
+              <w:t>PASS</w:t>
+            </w:r>
+          </w:p>
+        </w:tc>
+      </w:tr>
+    </w:tbl>
+    <w:p/>
+    <w:p>
+      <w:pPr>
+        <w:pBdr>
+          <w:bottom w:val="single" w:sz="6" w:space="1" w:color="F05922"/>
+        </w:pBdr>
+        <w:spacing w:after="120"/>
+      </w:pPr>
+    </w:p>
+    <w:p>
+      <w:pPr>
+        <w:pStyle w:val="Heading2"/>
+        <w:spacing w:before="200" w:after="80"/>
+      </w:pPr>
+      <w:r>
+        <w:rPr>
+          <w:color w:val="F05922"/>
+          <w:sz w:val="28"/>
+        </w:rPr>
+        <w:t>Kết luận QA Amendment</w:t>
+      </w:r>
+    </w:p>
+    <w:tbl>
+      <w:tblPr>
+        <w:tblStyle w:val="TableGrid"/>
+        <w:tblW w:type="auto" w:w="0"/>
+        <w:tblLook w:firstColumn="1" w:firstRow="1" w:lastColumn="0" w:lastRow="0" w:noHBand="0" w:noVBand="1" w:val="04A0"/>
+      </w:tblPr>
+      <w:tblGrid>
+        <w:gridCol w:w="4844"/>
+        <w:gridCol w:w="4844"/>
+      </w:tblGrid>
+      <w:tr>
+        <w:tc>
+          <w:tcPr>
+            <w:tcW w:type="dxa" w:w="4844"/>
+            <w:shd w:val="clear" w:color="auto" w:fill="251C53"/>
+            <w:tcBorders>
+              <w:top w:val="single" w:sz="4" w:space="0" w:color="251C53"/>
+              <w:left w:val="single" w:sz="4" w:space="0" w:color="251C53"/>
+              <w:bottom w:val="single" w:sz="4" w:space="0" w:color="251C53"/>
+              <w:right w:val="single" w:sz="4" w:space="0" w:color="251C53"/>
+            </w:tcBorders>
+          </w:tcPr>
+          <w:p>
+            <w:r>
+              <w:rPr>
+                <w:b/>
+                <w:color w:val="FFFFFF"/>
+                <w:sz w:val="20"/>
+              </w:rPr>
+              <w:t>Hạng mục</w:t>
+            </w:r>
+          </w:p>
+        </w:tc>
+        <w:tc>
+          <w:tcPr>
+            <w:tcW w:type="dxa" w:w="4844"/>
+            <w:shd w:val="clear" w:color="auto" w:fill="251C53"/>
+            <w:tcBorders>
+              <w:top w:val="single" w:sz="4" w:space="0" w:color="251C53"/>
+              <w:left w:val="single" w:sz="4" w:space="0" w:color="251C53"/>
+              <w:bottom w:val="single" w:sz="4" w:space="0" w:color="251C53"/>
+              <w:right w:val="single" w:sz="4" w:space="0" w:color="251C53"/>
+            </w:tcBorders>
+          </w:tcPr>
+          <w:p>
+            <w:r>
+              <w:rPr>
+                <w:b/>
+                <w:color w:val="FFFFFF"/>
+                <w:sz w:val="20"/>
+              </w:rPr>
+              <w:t>Kết quả</w:t>
+            </w:r>
+          </w:p>
+        </w:tc>
+      </w:tr>
+      <w:tr>
+        <w:tc>
+          <w:tcPr>
+            <w:tcW w:type="dxa" w:w="4844"/>
+            <w:tcBorders>
+              <w:top w:val="single" w:sz="4" w:space="0" w:color="CBCBCB"/>
+              <w:left w:val="single" w:sz="4" w:space="0" w:color="CBCBCB"/>
+              <w:bottom w:val="single" w:sz="4" w:space="0" w:color="CBCBCB"/>
+              <w:right w:val="single" w:sz="4" w:space="0" w:color="CBCBCB"/>
+            </w:tcBorders>
+          </w:tcPr>
+          <w:p>
+            <w:r>
+              <w:rPr>
+                <w:sz w:val="20"/>
+              </w:rPr>
+              <w:t>---</w:t>
+            </w:r>
+          </w:p>
+        </w:tc>
+        <w:tc>
+          <w:tcPr>
+            <w:tcW w:type="dxa" w:w="4844"/>
+            <w:tcBorders>
+              <w:top w:val="single" w:sz="4" w:space="0" w:color="CBCBCB"/>
+              <w:left w:val="single" w:sz="4" w:space="0" w:color="CBCBCB"/>
+              <w:bottom w:val="single" w:sz="4" w:space="0" w:color="CBCBCB"/>
+              <w:right w:val="single" w:sz="4" w:space="0" w:color="CBCBCB"/>
+            </w:tcBorders>
+          </w:tcPr>
+          <w:p>
+            <w:r>
+              <w:rPr>
+                <w:sz w:val="20"/>
+              </w:rPr>
+              <w:t>---</w:t>
+            </w:r>
+          </w:p>
+        </w:tc>
+      </w:tr>
+      <w:tr>
+        <w:tc>
+          <w:tcPr>
+            <w:tcW w:type="dxa" w:w="4844"/>
+            <w:shd w:val="clear" w:color="auto" w:fill="B8B3D6"/>
+            <w:tcBorders>
+              <w:top w:val="single" w:sz="4" w:space="0" w:color="CBCBCB"/>
+              <w:left w:val="single" w:sz="4" w:space="0" w:color="CBCBCB"/>
+              <w:bottom w:val="single" w:sz="4" w:space="0" w:color="CBCBCB"/>
+              <w:right w:val="single" w:sz="4" w:space="0" w:color="CBCBCB"/>
+            </w:tcBorders>
+          </w:tcPr>
+          <w:p>
+            <w:r>
+              <w:rPr>
+                <w:sz w:val="20"/>
+              </w:rPr>
+              <w:t>Tổng test case (Amendment Phase 4)</w:t>
+            </w:r>
+          </w:p>
+        </w:tc>
+        <w:tc>
+          <w:tcPr>
+            <w:tcW w:type="dxa" w:w="4844"/>
+            <w:shd w:val="clear" w:color="auto" w:fill="B8B3D6"/>
+            <w:tcBorders>
+              <w:top w:val="single" w:sz="4" w:space="0" w:color="CBCBCB"/>
+              <w:left w:val="single" w:sz="4" w:space="0" w:color="CBCBCB"/>
+              <w:bottom w:val="single" w:sz="4" w:space="0" w:color="CBCBCB"/>
+              <w:right w:val="single" w:sz="4" w:space="0" w:color="CBCBCB"/>
+            </w:tcBorders>
+          </w:tcPr>
+          <w:p>
+            <w:r>
+              <w:rPr>
+                <w:sz w:val="20"/>
+              </w:rPr>
+              <w:t>24</w:t>
+            </w:r>
+          </w:p>
+        </w:tc>
+      </w:tr>
+      <w:tr>
+        <w:tc>
+          <w:tcPr>
+            <w:tcW w:type="dxa" w:w="4844"/>
+            <w:tcBorders>
+              <w:top w:val="single" w:sz="4" w:space="0" w:color="CBCBCB"/>
+              <w:left w:val="single" w:sz="4" w:space="0" w:color="CBCBCB"/>
+              <w:bottom w:val="single" w:sz="4" w:space="0" w:color="CBCBCB"/>
+              <w:right w:val="single" w:sz="4" w:space="0" w:color="CBCBCB"/>
+            </w:tcBorders>
+          </w:tcPr>
+          <w:p>
+            <w:r>
+              <w:rPr>
+                <w:sz w:val="20"/>
+              </w:rPr>
+              <w:t>PASS</w:t>
+            </w:r>
+          </w:p>
+        </w:tc>
+        <w:tc>
+          <w:tcPr>
+            <w:tcW w:type="dxa" w:w="4844"/>
+            <w:tcBorders>
+              <w:top w:val="single" w:sz="4" w:space="0" w:color="CBCBCB"/>
+              <w:left w:val="single" w:sz="4" w:space="0" w:color="CBCBCB"/>
+              <w:bottom w:val="single" w:sz="4" w:space="0" w:color="CBCBCB"/>
+              <w:right w:val="single" w:sz="4" w:space="0" w:color="CBCBCB"/>
+            </w:tcBorders>
+          </w:tcPr>
+          <w:p>
+            <w:r>
+              <w:rPr>
+                <w:sz w:val="20"/>
+              </w:rPr>
+              <w:t>24</w:t>
+            </w:r>
+          </w:p>
+        </w:tc>
+      </w:tr>
+      <w:tr>
+        <w:tc>
+          <w:tcPr>
+            <w:tcW w:type="dxa" w:w="4844"/>
+            <w:shd w:val="clear" w:color="auto" w:fill="B8B3D6"/>
+            <w:tcBorders>
+              <w:top w:val="single" w:sz="4" w:space="0" w:color="CBCBCB"/>
+              <w:left w:val="single" w:sz="4" w:space="0" w:color="CBCBCB"/>
+              <w:bottom w:val="single" w:sz="4" w:space="0" w:color="CBCBCB"/>
+              <w:right w:val="single" w:sz="4" w:space="0" w:color="CBCBCB"/>
+            </w:tcBorders>
+          </w:tcPr>
+          <w:p>
+            <w:r>
+              <w:rPr>
+                <w:sz w:val="20"/>
+              </w:rPr>
+              <w:t>SKIP</w:t>
+            </w:r>
+          </w:p>
+        </w:tc>
+        <w:tc>
+          <w:tcPr>
+            <w:tcW w:type="dxa" w:w="4844"/>
+            <w:shd w:val="clear" w:color="auto" w:fill="B8B3D6"/>
+            <w:tcBorders>
+              <w:top w:val="single" w:sz="4" w:space="0" w:color="CBCBCB"/>
+              <w:left w:val="single" w:sz="4" w:space="0" w:color="CBCBCB"/>
+              <w:bottom w:val="single" w:sz="4" w:space="0" w:color="CBCBCB"/>
+              <w:right w:val="single" w:sz="4" w:space="0" w:color="CBCBCB"/>
+            </w:tcBorders>
+          </w:tcPr>
+          <w:p>
+            <w:r>
+              <w:rPr>
+                <w:sz w:val="20"/>
+              </w:rPr>
+              <w:t>0</w:t>
+            </w:r>
+          </w:p>
+        </w:tc>
+      </w:tr>
+      <w:tr>
+        <w:tc>
+          <w:tcPr>
+            <w:tcW w:type="dxa" w:w="4844"/>
+            <w:tcBorders>
+              <w:top w:val="single" w:sz="4" w:space="0" w:color="CBCBCB"/>
+              <w:left w:val="single" w:sz="4" w:space="0" w:color="CBCBCB"/>
+              <w:bottom w:val="single" w:sz="4" w:space="0" w:color="CBCBCB"/>
+              <w:right w:val="single" w:sz="4" w:space="0" w:color="CBCBCB"/>
+            </w:tcBorders>
+          </w:tcPr>
+          <w:p>
+            <w:r>
+              <w:rPr>
+                <w:sz w:val="20"/>
+              </w:rPr>
+              <w:t>FAIL</w:t>
+            </w:r>
+          </w:p>
+        </w:tc>
+        <w:tc>
+          <w:tcPr>
+            <w:tcW w:type="dxa" w:w="4844"/>
+            <w:tcBorders>
+              <w:top w:val="single" w:sz="4" w:space="0" w:color="CBCBCB"/>
+              <w:left w:val="single" w:sz="4" w:space="0" w:color="CBCBCB"/>
+              <w:bottom w:val="single" w:sz="4" w:space="0" w:color="CBCBCB"/>
+              <w:right w:val="single" w:sz="4" w:space="0" w:color="CBCBCB"/>
+            </w:tcBorders>
+          </w:tcPr>
+          <w:p>
+            <w:r>
+              <w:rPr>
+                <w:sz w:val="20"/>
+              </w:rPr>
+              <w:t>0</w:t>
+            </w:r>
+          </w:p>
+        </w:tc>
+      </w:tr>
+      <w:tr>
+        <w:tc>
+          <w:tcPr>
+            <w:tcW w:type="dxa" w:w="4844"/>
+            <w:shd w:val="clear" w:color="auto" w:fill="B8B3D6"/>
+            <w:tcBorders>
+              <w:top w:val="single" w:sz="4" w:space="0" w:color="CBCBCB"/>
+              <w:left w:val="single" w:sz="4" w:space="0" w:color="CBCBCB"/>
+              <w:bottom w:val="single" w:sz="4" w:space="0" w:color="CBCBCB"/>
+              <w:right w:val="single" w:sz="4" w:space="0" w:color="CBCBCB"/>
+            </w:tcBorders>
+          </w:tcPr>
+          <w:p>
+            <w:r>
+              <w:rPr>
+                <w:sz w:val="20"/>
+              </w:rPr>
+              <w:t>Bug mới tìm thấy</w:t>
+            </w:r>
+          </w:p>
+        </w:tc>
+        <w:tc>
+          <w:tcPr>
+            <w:tcW w:type="dxa" w:w="4844"/>
+            <w:shd w:val="clear" w:color="auto" w:fill="B8B3D6"/>
+            <w:tcBorders>
+              <w:top w:val="single" w:sz="4" w:space="0" w:color="CBCBCB"/>
+              <w:left w:val="single" w:sz="4" w:space="0" w:color="CBCBCB"/>
+              <w:bottom w:val="single" w:sz="4" w:space="0" w:color="CBCBCB"/>
+              <w:right w:val="single" w:sz="4" w:space="0" w:color="CBCBCB"/>
+            </w:tcBorders>
+          </w:tcPr>
+          <w:p>
+            <w:r>
+              <w:rPr>
+                <w:sz w:val="20"/>
+              </w:rPr>
+              <w:t>0</w:t>
+            </w:r>
+          </w:p>
+        </w:tc>
+      </w:tr>
+      <w:tr>
+        <w:tc>
+          <w:tcPr>
+            <w:tcW w:type="dxa" w:w="4844"/>
+            <w:tcBorders>
+              <w:top w:val="single" w:sz="4" w:space="0" w:color="CBCBCB"/>
+              <w:left w:val="single" w:sz="4" w:space="0" w:color="CBCBCB"/>
+              <w:bottom w:val="single" w:sz="4" w:space="0" w:color="CBCBCB"/>
+              <w:right w:val="single" w:sz="4" w:space="0" w:color="CBCBCB"/>
+            </w:tcBorders>
+          </w:tcPr>
+          <w:p>
+            <w:r>
+              <w:rPr>
+                <w:b/>
+                <w:sz w:val="20"/>
+              </w:rPr>
+              <w:t>Sign-off Amendment</w:t>
+            </w:r>
+          </w:p>
+        </w:tc>
+        <w:tc>
+          <w:tcPr>
+            <w:tcW w:type="dxa" w:w="4844"/>
+            <w:tcBorders>
+              <w:top w:val="single" w:sz="4" w:space="0" w:color="CBCBCB"/>
+              <w:left w:val="single" w:sz="4" w:space="0" w:color="CBCBCB"/>
+              <w:bottom w:val="single" w:sz="4" w:space="0" w:color="CBCBCB"/>
+              <w:right w:val="single" w:sz="4" w:space="0" w:color="CBCBCB"/>
+            </w:tcBorders>
+          </w:tcPr>
+          <w:p>
+            <w:r>
+              <w:rPr>
+                <w:b/>
+                <w:sz w:val="20"/>
+              </w:rPr>
+              <w:t>QA PASS — commit 970e598 đủ điều kiện merge</w:t>
+            </w:r>
+          </w:p>
+        </w:tc>
+      </w:tr>
+    </w:tbl>
+    <w:p/>
+    <w:p>
+      <w:pPr>
+        <w:pStyle w:val="Heading3"/>
+        <w:spacing w:before="160" w:after="60"/>
+      </w:pPr>
+      <w:r>
+        <w:rPr>
+          <w:color w:val="4A3F8C"/>
+          <w:sz w:val="24"/>
+        </w:rPr>
+        <w:t>Phạm vi test được (Amendment):</w:t>
+      </w:r>
+    </w:p>
+    <w:p>
+      <w:pPr>
+        <w:pStyle w:val="ListBullet"/>
+        <w:spacing w:after="20"/>
+        <w:ind w:left="283"/>
+      </w:pPr>
+      <w:r>
+        <w:rPr>
+          <w:rFonts w:ascii="Courier New" w:hAnsi="Courier New"/>
+          <w:color w:val="F05922"/>
+          <w:sz w:val="21"/>
+        </w:rPr>
+        <w:t>_batch_write_new_lines</w:t>
+      </w:r>
+      <w:r>
+        <w:rPr>
+          <w:sz w:val="21"/>
+        </w:rPr>
+        <w:t>: append + replace mode, OBB 9-token preserved, non-existent file creation: PASS</w:t>
+      </w:r>
+    </w:p>
+    <w:p>
+      <w:pPr>
+        <w:pStyle w:val="ListBullet"/>
+        <w:spacing w:after="20"/>
+        <w:ind w:left="283"/>
+      </w:pPr>
+      <w:r>
+        <w:rPr>
+          <w:rFonts w:ascii="Courier New" w:hAnsi="Courier New"/>
+          <w:color w:val="F05922"/>
+          <w:sz w:val="21"/>
+        </w:rPr>
+        <w:t>_batch_get_new_boxes_for_image</w:t>
+      </w:r>
+      <w:r>
+        <w:rPr>
+          <w:sz w:val="21"/>
+        </w:rPr>
+        <w:t>: folder+auto (không mở ảnh), folder+review (mở PIL lấy size), no-source-file skip: PASS</w:t>
+      </w:r>
+    </w:p>
+    <w:p>
+      <w:pPr>
+        <w:pStyle w:val="ListBullet"/>
+        <w:spacing w:after="20"/>
+        <w:ind w:left="283"/>
+      </w:pPr>
+      <w:r>
+        <w:rPr>
+          <w:rFonts w:ascii="Courier New" w:hAnsi="Courier New"/>
+          <w:color w:val="F05922"/>
+          <w:sz w:val="21"/>
+        </w:rPr>
+        <w:t>_batch_parse_src_ids</w:t>
+      </w:r>
+      <w:r>
+        <w:rPr>
+          <w:sz w:val="21"/>
+        </w:rPr>
+        <w:t>: 7 edge cases (single, comma, semicolon, space-only, alpha, empty, double-comma): PASS</w:t>
+      </w:r>
+    </w:p>
+    <w:p>
+      <w:pPr>
+        <w:pStyle w:val="ListBullet"/>
+        <w:spacing w:after="20"/>
+        <w:ind w:left="283"/>
+      </w:pPr>
+      <w:r>
+        <w:rPr>
+          <w:rFonts w:ascii="Courier New" w:hAnsi="Courier New"/>
+          <w:color w:val="F05922"/>
+          <w:sz w:val="21"/>
+        </w:rPr>
+        <w:t>_batch_refresh_model_display</w:t>
+      </w:r>
+      <w:r>
+        <w:rPr>
+          <w:sz w:val="21"/>
+        </w:rPr>
+        <w:t>: defined + called at 2 correct locations + Tk Label behavior: PASS</w:t>
+      </w:r>
+    </w:p>
+    <w:p>
+      <w:pPr>
+        <w:pStyle w:val="ListBullet"/>
+        <w:spacing w:after="20"/>
+        <w:ind w:left="283"/>
+      </w:pPr>
+      <w:r>
+        <w:rPr>
+          <w:rFonts w:ascii="Courier New" w:hAnsi="Courier New"/>
+          <w:color w:val="F05922"/>
+          <w:sz w:val="21"/>
+        </w:rPr>
+        <w:t>_batch_set_ui_state</w:t>
+      </w:r>
+      <w:r>
+        <w:rPr>
+          <w:sz w:val="21"/>
+        </w:rPr>
+        <w:t xml:space="preserve"> idle folder logic: PASS (code review)</w:t>
+      </w:r>
+    </w:p>
+    <w:p>
+      <w:pPr>
+        <w:pStyle w:val="ListBullet"/>
+        <w:spacing w:after="20"/>
+        <w:ind w:left="283"/>
+      </w:pPr>
+      <w:r>
+        <w:rPr>
+          <w:sz w:val="21"/>
+        </w:rPr>
+        <w:t>Model detect + append regression: 6 zebra boxes detected, old labels preserved: PASS</w:t>
+      </w:r>
+    </w:p>
+    <w:p>
+      <w:pPr>
+        <w:pStyle w:val="Heading3"/>
+        <w:spacing w:before="160" w:after="60"/>
+      </w:pPr>
+      <w:r>
+        <w:rPr>
+          <w:color w:val="4A3F8C"/>
+          <w:sz w:val="24"/>
+        </w:rPr>
+        <w:t>Phạm vi KHÔNG test được (cần GUI thật):</w:t>
+      </w:r>
+    </w:p>
+    <w:p>
+      <w:pPr>
+        <w:pStyle w:val="ListBullet"/>
+        <w:spacing w:after="20"/>
+        <w:ind w:left="283"/>
+      </w:pPr>
+      <w:r>
+        <w:rPr>
+          <w:sz w:val="21"/>
+        </w:rPr>
+        <w:t>Radio nguồn nhãn toggle UI (ẩn/hiện 2 frame) — code verified nhưng chưa render thật</w:t>
+      </w:r>
+    </w:p>
+    <w:p>
+      <w:pPr>
+        <w:pStyle w:val="ListBullet"/>
+        <w:spacing w:after="20"/>
+        <w:ind w:left="283"/>
+      </w:pPr>
+      <w:r>
+        <w:rPr>
+          <w:sz w:val="21"/>
+        </w:rPr>
+        <w:t>Chế độ Review ("Quét lần lượt") với folder source + preview overlay cam</w:t>
+      </w:r>
+    </w:p>
+    <w:p>
+      <w:pPr>
+        <w:pStyle w:val="ListBullet"/>
+        <w:spacing w:after="20"/>
+        <w:ind w:left="283"/>
+      </w:pPr>
+      <w:r>
+        <w:rPr>
+          <w:sz w:val="21"/>
+        </w:rPr>
+        <w:t xml:space="preserve">Nút "📂 Đổi model" trong khung Batch — gọi </w:t>
+      </w:r>
+      <w:r>
+        <w:rPr>
+          <w:rFonts w:ascii="Courier New" w:hAnsi="Courier New"/>
+          <w:color w:val="F05922"/>
+          <w:sz w:val="21"/>
+        </w:rPr>
+        <w:t>_browse_det_model</w:t>
+      </w:r>
+      <w:r>
+        <w:rPr>
+          <w:sz w:val="21"/>
+        </w:rPr>
+        <w:t xml:space="preserve"> dialog thật</w:t>
+      </w:r>
+    </w:p>
+    <w:p>
+      <w:pPr>
+        <w:pStyle w:val="ListBullet"/>
+        <w:spacing w:after="20"/>
+        <w:ind w:left="283"/>
+      </w:pPr>
+      <w:r>
+        <w:rPr>
+          <w:sz w:val="21"/>
+        </w:rPr>
+        <w:t xml:space="preserve">Persistence 4 biến mới qua </w:t>
+      </w:r>
+      <w:r>
+        <w:rPr>
+          <w:rFonts w:ascii="Courier New" w:hAnsi="Courier New"/>
+          <w:color w:val="F05922"/>
+          <w:sz w:val="21"/>
+        </w:rPr>
+        <w:t>_bind_cfg</w:t>
+      </w:r>
+    </w:p>
+    <w:p>
+      <w:pPr>
+        <w:spacing w:before="40" w:after="40"/>
+        <w:ind w:left="567"/>
+        <w:pBdr>
+          <w:left w:val="single" w:sz="12" w:space="10" w:color="F05922"/>
+        </w:pBdr>
+      </w:pPr>
+      <w:r>
+        <w:rPr>
+          <w:color w:val="4A3F8C"/>
+        </w:rPr>
+        <w:t>Các mục này cần verify thủ công bởi developer hoặc QA có GUI access trước khi release production.</w:t>
       </w:r>
     </w:p>
     <w:p>

--- a/docs/test-cases/TC-bbox-batch-add-class.docx
+++ b/docs/test-cases/TC-bbox-batch-add-class.docx
@@ -15015,6 +15015,5009 @@
           <w:sz w:val="21"/>
         </w:rPr>
         <w:t>QA Engineer sign-off: APPROVED cho merge vào main.</w:t>
+      </w:r>
+    </w:p>
+    <w:p>
+      <w:pPr>
+        <w:pBdr>
+          <w:bottom w:val="single" w:sz="6" w:space="1" w:color="F05922"/>
+        </w:pBdr>
+        <w:spacing w:after="120"/>
+      </w:pPr>
+    </w:p>
+    <w:p>
+      <w:pPr>
+        <w:pStyle w:val="Heading2"/>
+        <w:spacing w:before="200" w:after="80"/>
+      </w:pPr>
+      <w:r>
+        <w:rPr>
+          <w:color w:val="F05922"/>
+          <w:sz w:val="28"/>
+        </w:rPr>
+        <w:t>Hotfix — Crash NaN (Phase 7)</w:t>
+      </w:r>
+    </w:p>
+    <w:p>
+      <w:pPr>
+        <w:spacing w:after="80"/>
+      </w:pPr>
+      <w:r>
+        <w:rPr>
+          <w:b/>
+          <w:sz w:val="21"/>
+        </w:rPr>
+        <w:t>Build:</w:t>
+      </w:r>
+      <w:r>
+        <w:rPr>
+          <w:sz w:val="21"/>
+        </w:rPr>
+        <w:t xml:space="preserve"> commit 3417d52 (Senior Dev fix) + aa74f48 (Tech Lead tolerance follow-up)</w:t>
+      </w:r>
+    </w:p>
+    <w:p>
+      <w:pPr>
+        <w:spacing w:after="80"/>
+      </w:pPr>
+      <w:r>
+        <w:rPr>
+          <w:b/>
+          <w:sz w:val="21"/>
+        </w:rPr>
+        <w:t>Ngày test:</w:t>
+      </w:r>
+      <w:r>
+        <w:rPr>
+          <w:sz w:val="21"/>
+        </w:rPr>
+        <w:t xml:space="preserve"> 2026-07-08</w:t>
+      </w:r>
+    </w:p>
+    <w:p>
+      <w:pPr>
+        <w:spacing w:after="80"/>
+      </w:pPr>
+      <w:r>
+        <w:rPr>
+          <w:b/>
+          <w:sz w:val="21"/>
+        </w:rPr>
+        <w:t>Môi trường:</w:t>
+      </w:r>
+      <w:r>
+        <w:rPr>
+          <w:sz w:val="21"/>
+        </w:rPr>
+        <w:t xml:space="preserve"> code-level — import trực tiếp logic </w:t>
+      </w:r>
+      <w:r>
+        <w:rPr>
+          <w:rFonts w:ascii="Courier New" w:hAnsi="Courier New"/>
+          <w:color w:val="F05922"/>
+          <w:sz w:val="18"/>
+        </w:rPr>
+        <w:t>_read_yolo</w:t>
+      </w:r>
+      <w:r>
+        <w:rPr>
+          <w:sz w:val="21"/>
+        </w:rPr>
+        <w:t xml:space="preserve">, </w:t>
+      </w:r>
+      <w:r>
+        <w:rPr>
+          <w:rFonts w:ascii="Courier New" w:hAnsi="Courier New"/>
+          <w:color w:val="F05922"/>
+          <w:sz w:val="18"/>
+        </w:rPr>
+        <w:t>_draw_all_bboxes</w:t>
+      </w:r>
+      <w:r>
+        <w:rPr>
+          <w:sz w:val="21"/>
+        </w:rPr>
+        <w:t>,</w:t>
+      </w:r>
+    </w:p>
+    <w:p>
+      <w:pPr>
+        <w:spacing w:after="80"/>
+      </w:pPr>
+      <w:r>
+        <w:rPr>
+          <w:rFonts w:ascii="Courier New" w:hAnsi="Courier New"/>
+          <w:color w:val="F05922"/>
+          <w:sz w:val="18"/>
+        </w:rPr>
+        <w:t>_batch_get_new_boxes_for_image</w:t>
+      </w:r>
+      <w:r>
+        <w:rPr>
+          <w:sz w:val="21"/>
+        </w:rPr>
+        <w:t xml:space="preserve"> (folder branch, model branch) với data thật.</w:t>
+      </w:r>
+    </w:p>
+    <w:p>
+      <w:pPr>
+        <w:spacing w:after="80"/>
+      </w:pPr>
+      <w:r>
+        <w:rPr>
+          <w:sz w:val="21"/>
+        </w:rPr>
+        <w:t>Tkinter khả dụng (</w:t>
+      </w:r>
+      <w:r>
+        <w:rPr>
+          <w:rFonts w:ascii="Courier New" w:hAnsi="Courier New"/>
+          <w:color w:val="F05922"/>
+          <w:sz w:val="18"/>
+        </w:rPr>
+        <w:t>tkinter.Tk()</w:t>
+      </w:r>
+      <w:r>
+        <w:rPr>
+          <w:sz w:val="21"/>
+        </w:rPr>
+        <w:t xml:space="preserve"> OK trên máy này) nhưng lái GUI bằng mouse không thể</w:t>
+      </w:r>
+    </w:p>
+    <w:p>
+      <w:pPr>
+        <w:spacing w:after="80"/>
+      </w:pPr>
+      <w:r>
+        <w:rPr>
+          <w:sz w:val="21"/>
+        </w:rPr>
+        <w:t>trong môi trường agent — tiếp tục pattern code-level đã dùng ở các bước trước.</w:t>
+      </w:r>
+    </w:p>
+    <w:p>
+      <w:pPr>
+        <w:pStyle w:val="Heading3"/>
+        <w:spacing w:before="160" w:after="60"/>
+      </w:pPr>
+      <w:r>
+        <w:rPr>
+          <w:color w:val="4A3F8C"/>
+          <w:sz w:val="24"/>
+        </w:rPr>
+        <w:t>TC-NAN-01a: `_read_yolo` — dòng NaN bị lọc</w:t>
+      </w:r>
+    </w:p>
+    <w:tbl>
+      <w:tblPr>
+        <w:tblStyle w:val="TableGrid"/>
+        <w:tblW w:type="auto" w:w="0"/>
+        <w:tblLook w:firstColumn="1" w:firstRow="1" w:lastColumn="0" w:lastRow="0" w:noHBand="0" w:noVBand="1" w:val="04A0"/>
+      </w:tblPr>
+      <w:tblGrid>
+        <w:gridCol w:w="4844"/>
+        <w:gridCol w:w="4844"/>
+      </w:tblGrid>
+      <w:tr>
+        <w:tc>
+          <w:tcPr>
+            <w:tcW w:type="dxa" w:w="4844"/>
+            <w:shd w:val="clear" w:color="auto" w:fill="251C53"/>
+            <w:tcBorders>
+              <w:top w:val="single" w:sz="4" w:space="0" w:color="251C53"/>
+              <w:left w:val="single" w:sz="4" w:space="0" w:color="251C53"/>
+              <w:bottom w:val="single" w:sz="4" w:space="0" w:color="251C53"/>
+              <w:right w:val="single" w:sz="4" w:space="0" w:color="251C53"/>
+            </w:tcBorders>
+          </w:tcPr>
+          <w:p>
+            <w:r>
+              <w:rPr>
+                <w:b/>
+                <w:color w:val="FFFFFF"/>
+                <w:sz w:val="20"/>
+              </w:rPr>
+            </w:r>
+          </w:p>
+        </w:tc>
+        <w:tc>
+          <w:tcPr>
+            <w:tcW w:type="dxa" w:w="4844"/>
+            <w:shd w:val="clear" w:color="auto" w:fill="251C53"/>
+            <w:tcBorders>
+              <w:top w:val="single" w:sz="4" w:space="0" w:color="251C53"/>
+              <w:left w:val="single" w:sz="4" w:space="0" w:color="251C53"/>
+              <w:bottom w:val="single" w:sz="4" w:space="0" w:color="251C53"/>
+              <w:right w:val="single" w:sz="4" w:space="0" w:color="251C53"/>
+            </w:tcBorders>
+          </w:tcPr>
+          <w:p>
+            <w:r>
+              <w:rPr>
+                <w:b/>
+                <w:color w:val="FFFFFF"/>
+                <w:sz w:val="20"/>
+              </w:rPr>
+            </w:r>
+          </w:p>
+        </w:tc>
+      </w:tr>
+      <w:tr>
+        <w:tc>
+          <w:tcPr>
+            <w:tcW w:type="dxa" w:w="4844"/>
+            <w:tcBorders>
+              <w:top w:val="single" w:sz="4" w:space="0" w:color="CBCBCB"/>
+              <w:left w:val="single" w:sz="4" w:space="0" w:color="CBCBCB"/>
+              <w:bottom w:val="single" w:sz="4" w:space="0" w:color="CBCBCB"/>
+              <w:right w:val="single" w:sz="4" w:space="0" w:color="CBCBCB"/>
+            </w:tcBorders>
+          </w:tcPr>
+          <w:p>
+            <w:r>
+              <w:rPr>
+                <w:sz w:val="20"/>
+              </w:rPr>
+              <w:t>---</w:t>
+            </w:r>
+          </w:p>
+        </w:tc>
+        <w:tc>
+          <w:tcPr>
+            <w:tcW w:type="dxa" w:w="4844"/>
+            <w:tcBorders>
+              <w:top w:val="single" w:sz="4" w:space="0" w:color="CBCBCB"/>
+              <w:left w:val="single" w:sz="4" w:space="0" w:color="CBCBCB"/>
+              <w:bottom w:val="single" w:sz="4" w:space="0" w:color="CBCBCB"/>
+              <w:right w:val="single" w:sz="4" w:space="0" w:color="CBCBCB"/>
+            </w:tcBorders>
+          </w:tcPr>
+          <w:p>
+            <w:r>
+              <w:rPr>
+                <w:sz w:val="20"/>
+              </w:rPr>
+              <w:t>---</w:t>
+            </w:r>
+          </w:p>
+        </w:tc>
+      </w:tr>
+      <w:tr>
+        <w:tc>
+          <w:tcPr>
+            <w:tcW w:type="dxa" w:w="4844"/>
+            <w:shd w:val="clear" w:color="auto" w:fill="B8B3D6"/>
+            <w:tcBorders>
+              <w:top w:val="single" w:sz="4" w:space="0" w:color="CBCBCB"/>
+              <w:left w:val="single" w:sz="4" w:space="0" w:color="CBCBCB"/>
+              <w:bottom w:val="single" w:sz="4" w:space="0" w:color="CBCBCB"/>
+              <w:right w:val="single" w:sz="4" w:space="0" w:color="CBCBCB"/>
+            </w:tcBorders>
+          </w:tcPr>
+          <w:p>
+            <w:r>
+              <w:rPr>
+                <w:b/>
+                <w:sz w:val="20"/>
+              </w:rPr>
+              <w:t>Given</w:t>
+            </w:r>
+          </w:p>
+        </w:tc>
+        <w:tc>
+          <w:tcPr>
+            <w:tcW w:type="dxa" w:w="4844"/>
+            <w:shd w:val="clear" w:color="auto" w:fill="B8B3D6"/>
+            <w:tcBorders>
+              <w:top w:val="single" w:sz="4" w:space="0" w:color="CBCBCB"/>
+              <w:left w:val="single" w:sz="4" w:space="0" w:color="CBCBCB"/>
+              <w:bottom w:val="single" w:sz="4" w:space="0" w:color="CBCBCB"/>
+              <w:right w:val="single" w:sz="4" w:space="0" w:color="CBCBCB"/>
+            </w:tcBorders>
+          </w:tcPr>
+          <w:p>
+            <w:r>
+              <w:rPr>
+                <w:sz w:val="20"/>
+              </w:rPr>
+              <w:t xml:space="preserve">File </w:t>
+            </w:r>
+            <w:r>
+              <w:rPr>
+                <w:rFonts w:ascii="Courier New" w:hAnsi="Courier New"/>
+                <w:color w:val="F05922"/>
+                <w:sz w:val="20"/>
+              </w:rPr>
+              <w:t>.txt</w:t>
+            </w:r>
+            <w:r>
+              <w:rPr>
+                <w:sz w:val="20"/>
+              </w:rPr>
+              <w:t xml:space="preserve"> có 2 dòng: </w:t>
+            </w:r>
+            <w:r>
+              <w:rPr>
+                <w:rFonts w:ascii="Courier New" w:hAnsi="Courier New"/>
+                <w:color w:val="F05922"/>
+                <w:sz w:val="20"/>
+              </w:rPr>
+              <w:t>0 nan nan nan nan</w:t>
+            </w:r>
+            <w:r>
+              <w:rPr>
+                <w:sz w:val="20"/>
+              </w:rPr>
+              <w:t xml:space="preserve"> và </w:t>
+            </w:r>
+            <w:r>
+              <w:rPr>
+                <w:rFonts w:ascii="Courier New" w:hAnsi="Courier New"/>
+                <w:color w:val="F05922"/>
+                <w:sz w:val="20"/>
+              </w:rPr>
+              <w:t>0 0.5 0.5 0.2 0.2</w:t>
+            </w:r>
+          </w:p>
+        </w:tc>
+      </w:tr>
+      <w:tr>
+        <w:tc>
+          <w:tcPr>
+            <w:tcW w:type="dxa" w:w="4844"/>
+            <w:tcBorders>
+              <w:top w:val="single" w:sz="4" w:space="0" w:color="CBCBCB"/>
+              <w:left w:val="single" w:sz="4" w:space="0" w:color="CBCBCB"/>
+              <w:bottom w:val="single" w:sz="4" w:space="0" w:color="CBCBCB"/>
+              <w:right w:val="single" w:sz="4" w:space="0" w:color="CBCBCB"/>
+            </w:tcBorders>
+          </w:tcPr>
+          <w:p>
+            <w:r>
+              <w:rPr>
+                <w:b/>
+                <w:sz w:val="20"/>
+              </w:rPr>
+              <w:t>When</w:t>
+            </w:r>
+          </w:p>
+        </w:tc>
+        <w:tc>
+          <w:tcPr>
+            <w:tcW w:type="dxa" w:w="4844"/>
+            <w:tcBorders>
+              <w:top w:val="single" w:sz="4" w:space="0" w:color="CBCBCB"/>
+              <w:left w:val="single" w:sz="4" w:space="0" w:color="CBCBCB"/>
+              <w:bottom w:val="single" w:sz="4" w:space="0" w:color="CBCBCB"/>
+              <w:right w:val="single" w:sz="4" w:space="0" w:color="CBCBCB"/>
+            </w:tcBorders>
+          </w:tcPr>
+          <w:p>
+            <w:r>
+              <w:rPr>
+                <w:sz w:val="20"/>
+              </w:rPr>
+              <w:t xml:space="preserve">Simulate logic </w:t>
+            </w:r>
+            <w:r>
+              <w:rPr>
+                <w:rFonts w:ascii="Courier New" w:hAnsi="Courier New"/>
+                <w:color w:val="F05922"/>
+                <w:sz w:val="20"/>
+              </w:rPr>
+              <w:t>_read_yolo</w:t>
+            </w:r>
+            <w:r>
+              <w:rPr>
+                <w:sz w:val="20"/>
+              </w:rPr>
+              <w:t xml:space="preserve"> (guard </w:t>
+            </w:r>
+            <w:r>
+              <w:rPr>
+                <w:rFonts w:ascii="Courier New" w:hAnsi="Courier New"/>
+                <w:color w:val="F05922"/>
+                <w:sz w:val="20"/>
+              </w:rPr>
+              <w:t>math.isfinite</w:t>
+            </w:r>
+            <w:r>
+              <w:rPr>
+                <w:sz w:val="20"/>
+              </w:rPr>
+              <w:t xml:space="preserve"> tại dòng 1117)</w:t>
+            </w:r>
+          </w:p>
+        </w:tc>
+      </w:tr>
+      <w:tr>
+        <w:tc>
+          <w:tcPr>
+            <w:tcW w:type="dxa" w:w="4844"/>
+            <w:shd w:val="clear" w:color="auto" w:fill="B8B3D6"/>
+            <w:tcBorders>
+              <w:top w:val="single" w:sz="4" w:space="0" w:color="CBCBCB"/>
+              <w:left w:val="single" w:sz="4" w:space="0" w:color="CBCBCB"/>
+              <w:bottom w:val="single" w:sz="4" w:space="0" w:color="CBCBCB"/>
+              <w:right w:val="single" w:sz="4" w:space="0" w:color="CBCBCB"/>
+            </w:tcBorders>
+          </w:tcPr>
+          <w:p>
+            <w:r>
+              <w:rPr>
+                <w:b/>
+                <w:sz w:val="20"/>
+              </w:rPr>
+              <w:t>Then</w:t>
+            </w:r>
+          </w:p>
+        </w:tc>
+        <w:tc>
+          <w:tcPr>
+            <w:tcW w:type="dxa" w:w="4844"/>
+            <w:shd w:val="clear" w:color="auto" w:fill="B8B3D6"/>
+            <w:tcBorders>
+              <w:top w:val="single" w:sz="4" w:space="0" w:color="CBCBCB"/>
+              <w:left w:val="single" w:sz="4" w:space="0" w:color="CBCBCB"/>
+              <w:bottom w:val="single" w:sz="4" w:space="0" w:color="CBCBCB"/>
+              <w:right w:val="single" w:sz="4" w:space="0" w:color="CBCBCB"/>
+            </w:tcBorders>
+          </w:tcPr>
+          <w:p>
+            <w:r>
+              <w:rPr>
+                <w:sz w:val="20"/>
+              </w:rPr>
+              <w:t xml:space="preserve">Trả về 1 box (dòng NaN bị bỏ qua via </w:t>
+            </w:r>
+            <w:r>
+              <w:rPr>
+                <w:rFonts w:ascii="Courier New" w:hAnsi="Courier New"/>
+                <w:color w:val="F05922"/>
+                <w:sz w:val="20"/>
+              </w:rPr>
+              <w:t>continue</w:t>
+            </w:r>
+            <w:r>
+              <w:rPr>
+                <w:sz w:val="20"/>
+              </w:rPr>
+              <w:t>), không crash</w:t>
+            </w:r>
+          </w:p>
+        </w:tc>
+      </w:tr>
+      <w:tr>
+        <w:tc>
+          <w:tcPr>
+            <w:tcW w:type="dxa" w:w="4844"/>
+            <w:tcBorders>
+              <w:top w:val="single" w:sz="4" w:space="0" w:color="CBCBCB"/>
+              <w:left w:val="single" w:sz="4" w:space="0" w:color="CBCBCB"/>
+              <w:bottom w:val="single" w:sz="4" w:space="0" w:color="CBCBCB"/>
+              <w:right w:val="single" w:sz="4" w:space="0" w:color="CBCBCB"/>
+            </w:tcBorders>
+          </w:tcPr>
+          <w:p>
+            <w:r>
+              <w:rPr>
+                <w:b/>
+                <w:sz w:val="20"/>
+              </w:rPr>
+              <w:t>Result</w:t>
+            </w:r>
+          </w:p>
+        </w:tc>
+        <w:tc>
+          <w:tcPr>
+            <w:tcW w:type="dxa" w:w="4844"/>
+            <w:tcBorders>
+              <w:top w:val="single" w:sz="4" w:space="0" w:color="CBCBCB"/>
+              <w:left w:val="single" w:sz="4" w:space="0" w:color="CBCBCB"/>
+              <w:bottom w:val="single" w:sz="4" w:space="0" w:color="CBCBCB"/>
+              <w:right w:val="single" w:sz="4" w:space="0" w:color="CBCBCB"/>
+            </w:tcBorders>
+          </w:tcPr>
+          <w:p>
+            <w:r>
+              <w:rPr>
+                <w:b/>
+                <w:sz w:val="20"/>
+              </w:rPr>
+              <w:t>PASS</w:t>
+            </w:r>
+            <w:r>
+              <w:rPr>
+                <w:sz w:val="20"/>
+              </w:rPr>
+              <w:t xml:space="preserve"> — boxes=1</w:t>
+            </w:r>
+          </w:p>
+        </w:tc>
+      </w:tr>
+      <w:tr>
+        <w:tc>
+          <w:tcPr>
+            <w:tcW w:type="dxa" w:w="4844"/>
+            <w:shd w:val="clear" w:color="auto" w:fill="B8B3D6"/>
+            <w:tcBorders>
+              <w:top w:val="single" w:sz="4" w:space="0" w:color="CBCBCB"/>
+              <w:left w:val="single" w:sz="4" w:space="0" w:color="CBCBCB"/>
+              <w:bottom w:val="single" w:sz="4" w:space="0" w:color="CBCBCB"/>
+              <w:right w:val="single" w:sz="4" w:space="0" w:color="CBCBCB"/>
+            </w:tcBorders>
+          </w:tcPr>
+          <w:p>
+            <w:r>
+              <w:rPr>
+                <w:b/>
+                <w:sz w:val="20"/>
+              </w:rPr>
+              <w:t>Note</w:t>
+            </w:r>
+          </w:p>
+        </w:tc>
+        <w:tc>
+          <w:tcPr>
+            <w:tcW w:type="dxa" w:w="4844"/>
+            <w:shd w:val="clear" w:color="auto" w:fill="B8B3D6"/>
+            <w:tcBorders>
+              <w:top w:val="single" w:sz="4" w:space="0" w:color="CBCBCB"/>
+              <w:left w:val="single" w:sz="4" w:space="0" w:color="CBCBCB"/>
+              <w:bottom w:val="single" w:sz="4" w:space="0" w:color="CBCBCB"/>
+              <w:right w:val="single" w:sz="4" w:space="0" w:color="CBCBCB"/>
+            </w:tcBorders>
+          </w:tcPr>
+          <w:p>
+            <w:r>
+              <w:rPr>
+                <w:sz w:val="20"/>
+              </w:rPr>
+              <w:t xml:space="preserve">Guard </w:t>
+            </w:r>
+            <w:r>
+              <w:rPr>
+                <w:rFonts w:ascii="Courier New" w:hAnsi="Courier New"/>
+                <w:color w:val="F05922"/>
+                <w:sz w:val="20"/>
+              </w:rPr>
+              <w:t>if not all(math.isfinite(v) for v in (xc, yc, w, h)): continue</w:t>
+            </w:r>
+            <w:r>
+              <w:rPr>
+                <w:sz w:val="20"/>
+              </w:rPr>
+              <w:t xml:space="preserve"> hoạt động đúng</w:t>
+            </w:r>
+          </w:p>
+        </w:tc>
+      </w:tr>
+    </w:tbl>
+    <w:p/>
+    <w:p>
+      <w:pPr>
+        <w:pStyle w:val="Heading3"/>
+        <w:spacing w:before="160" w:after="60"/>
+      </w:pPr>
+      <w:r>
+        <w:rPr>
+          <w:color w:val="4A3F8C"/>
+          <w:sz w:val="24"/>
+        </w:rPr>
+        <w:t>TC-NAN-01b: `_read_yolo` — box hợp lệ thứ 2 vẫn được đọc</w:t>
+      </w:r>
+    </w:p>
+    <w:tbl>
+      <w:tblPr>
+        <w:tblStyle w:val="TableGrid"/>
+        <w:tblW w:type="auto" w:w="0"/>
+        <w:tblLook w:firstColumn="1" w:firstRow="1" w:lastColumn="0" w:lastRow="0" w:noHBand="0" w:noVBand="1" w:val="04A0"/>
+      </w:tblPr>
+      <w:tblGrid>
+        <w:gridCol w:w="4844"/>
+        <w:gridCol w:w="4844"/>
+      </w:tblGrid>
+      <w:tr>
+        <w:tc>
+          <w:tcPr>
+            <w:tcW w:type="dxa" w:w="4844"/>
+            <w:shd w:val="clear" w:color="auto" w:fill="251C53"/>
+            <w:tcBorders>
+              <w:top w:val="single" w:sz="4" w:space="0" w:color="251C53"/>
+              <w:left w:val="single" w:sz="4" w:space="0" w:color="251C53"/>
+              <w:bottom w:val="single" w:sz="4" w:space="0" w:color="251C53"/>
+              <w:right w:val="single" w:sz="4" w:space="0" w:color="251C53"/>
+            </w:tcBorders>
+          </w:tcPr>
+          <w:p>
+            <w:r>
+              <w:rPr>
+                <w:b/>
+                <w:color w:val="FFFFFF"/>
+                <w:sz w:val="20"/>
+              </w:rPr>
+            </w:r>
+          </w:p>
+        </w:tc>
+        <w:tc>
+          <w:tcPr>
+            <w:tcW w:type="dxa" w:w="4844"/>
+            <w:shd w:val="clear" w:color="auto" w:fill="251C53"/>
+            <w:tcBorders>
+              <w:top w:val="single" w:sz="4" w:space="0" w:color="251C53"/>
+              <w:left w:val="single" w:sz="4" w:space="0" w:color="251C53"/>
+              <w:bottom w:val="single" w:sz="4" w:space="0" w:color="251C53"/>
+              <w:right w:val="single" w:sz="4" w:space="0" w:color="251C53"/>
+            </w:tcBorders>
+          </w:tcPr>
+          <w:p>
+            <w:r>
+              <w:rPr>
+                <w:b/>
+                <w:color w:val="FFFFFF"/>
+                <w:sz w:val="20"/>
+              </w:rPr>
+            </w:r>
+          </w:p>
+        </w:tc>
+      </w:tr>
+      <w:tr>
+        <w:tc>
+          <w:tcPr>
+            <w:tcW w:type="dxa" w:w="4844"/>
+            <w:tcBorders>
+              <w:top w:val="single" w:sz="4" w:space="0" w:color="CBCBCB"/>
+              <w:left w:val="single" w:sz="4" w:space="0" w:color="CBCBCB"/>
+              <w:bottom w:val="single" w:sz="4" w:space="0" w:color="CBCBCB"/>
+              <w:right w:val="single" w:sz="4" w:space="0" w:color="CBCBCB"/>
+            </w:tcBorders>
+          </w:tcPr>
+          <w:p>
+            <w:r>
+              <w:rPr>
+                <w:sz w:val="20"/>
+              </w:rPr>
+              <w:t>---</w:t>
+            </w:r>
+          </w:p>
+        </w:tc>
+        <w:tc>
+          <w:tcPr>
+            <w:tcW w:type="dxa" w:w="4844"/>
+            <w:tcBorders>
+              <w:top w:val="single" w:sz="4" w:space="0" w:color="CBCBCB"/>
+              <w:left w:val="single" w:sz="4" w:space="0" w:color="CBCBCB"/>
+              <w:bottom w:val="single" w:sz="4" w:space="0" w:color="CBCBCB"/>
+              <w:right w:val="single" w:sz="4" w:space="0" w:color="CBCBCB"/>
+            </w:tcBorders>
+          </w:tcPr>
+          <w:p>
+            <w:r>
+              <w:rPr>
+                <w:sz w:val="20"/>
+              </w:rPr>
+              <w:t>---</w:t>
+            </w:r>
+          </w:p>
+        </w:tc>
+      </w:tr>
+      <w:tr>
+        <w:tc>
+          <w:tcPr>
+            <w:tcW w:type="dxa" w:w="4844"/>
+            <w:shd w:val="clear" w:color="auto" w:fill="B8B3D6"/>
+            <w:tcBorders>
+              <w:top w:val="single" w:sz="4" w:space="0" w:color="CBCBCB"/>
+              <w:left w:val="single" w:sz="4" w:space="0" w:color="CBCBCB"/>
+              <w:bottom w:val="single" w:sz="4" w:space="0" w:color="CBCBCB"/>
+              <w:right w:val="single" w:sz="4" w:space="0" w:color="CBCBCB"/>
+            </w:tcBorders>
+          </w:tcPr>
+          <w:p>
+            <w:r>
+              <w:rPr>
+                <w:b/>
+                <w:sz w:val="20"/>
+              </w:rPr>
+              <w:t>Given</w:t>
+            </w:r>
+          </w:p>
+        </w:tc>
+        <w:tc>
+          <w:tcPr>
+            <w:tcW w:type="dxa" w:w="4844"/>
+            <w:shd w:val="clear" w:color="auto" w:fill="B8B3D6"/>
+            <w:tcBorders>
+              <w:top w:val="single" w:sz="4" w:space="0" w:color="CBCBCB"/>
+              <w:left w:val="single" w:sz="4" w:space="0" w:color="CBCBCB"/>
+              <w:bottom w:val="single" w:sz="4" w:space="0" w:color="CBCBCB"/>
+              <w:right w:val="single" w:sz="4" w:space="0" w:color="CBCBCB"/>
+            </w:tcBorders>
+          </w:tcPr>
+          <w:p>
+            <w:r>
+              <w:rPr>
+                <w:sz w:val="20"/>
+              </w:rPr>
+              <w:t xml:space="preserve">Cùng file </w:t>
+            </w:r>
+            <w:r>
+              <w:rPr>
+                <w:rFonts w:ascii="Courier New" w:hAnsi="Courier New"/>
+                <w:color w:val="F05922"/>
+                <w:sz w:val="20"/>
+              </w:rPr>
+              <w:t>.txt</w:t>
+            </w:r>
+            <w:r>
+              <w:rPr>
+                <w:sz w:val="20"/>
+              </w:rPr>
+              <w:t xml:space="preserve"> (NaN ở dòng 1, hợp lệ ở dòng 2, ảnh 1280x1280)</w:t>
+            </w:r>
+          </w:p>
+        </w:tc>
+      </w:tr>
+      <w:tr>
+        <w:tc>
+          <w:tcPr>
+            <w:tcW w:type="dxa" w:w="4844"/>
+            <w:tcBorders>
+              <w:top w:val="single" w:sz="4" w:space="0" w:color="CBCBCB"/>
+              <w:left w:val="single" w:sz="4" w:space="0" w:color="CBCBCB"/>
+              <w:bottom w:val="single" w:sz="4" w:space="0" w:color="CBCBCB"/>
+              <w:right w:val="single" w:sz="4" w:space="0" w:color="CBCBCB"/>
+            </w:tcBorders>
+          </w:tcPr>
+          <w:p>
+            <w:r>
+              <w:rPr>
+                <w:b/>
+                <w:sz w:val="20"/>
+              </w:rPr>
+              <w:t>When</w:t>
+            </w:r>
+          </w:p>
+        </w:tc>
+        <w:tc>
+          <w:tcPr>
+            <w:tcW w:type="dxa" w:w="4844"/>
+            <w:tcBorders>
+              <w:top w:val="single" w:sz="4" w:space="0" w:color="CBCBCB"/>
+              <w:left w:val="single" w:sz="4" w:space="0" w:color="CBCBCB"/>
+              <w:bottom w:val="single" w:sz="4" w:space="0" w:color="CBCBCB"/>
+              <w:right w:val="single" w:sz="4" w:space="0" w:color="CBCBCB"/>
+            </w:tcBorders>
+          </w:tcPr>
+          <w:p>
+            <w:r>
+              <w:rPr>
+                <w:sz w:val="20"/>
+              </w:rPr>
+              <w:t xml:space="preserve">Simulate </w:t>
+            </w:r>
+            <w:r>
+              <w:rPr>
+                <w:rFonts w:ascii="Courier New" w:hAnsi="Courier New"/>
+                <w:color w:val="F05922"/>
+                <w:sz w:val="20"/>
+              </w:rPr>
+              <w:t>_read_yolo</w:t>
+            </w:r>
+            <w:r>
+              <w:rPr>
+                <w:sz w:val="20"/>
+              </w:rPr>
+              <w:t xml:space="preserve"> — box 2: </w:t>
+            </w:r>
+            <w:r>
+              <w:rPr>
+                <w:rFonts w:ascii="Courier New" w:hAnsi="Courier New"/>
+                <w:color w:val="F05922"/>
+                <w:sz w:val="20"/>
+              </w:rPr>
+              <w:t>cx=0.5, cy=0.5, w=0.2, h=0.2</w:t>
+            </w:r>
+          </w:p>
+        </w:tc>
+      </w:tr>
+      <w:tr>
+        <w:tc>
+          <w:tcPr>
+            <w:tcW w:type="dxa" w:w="4844"/>
+            <w:shd w:val="clear" w:color="auto" w:fill="B8B3D6"/>
+            <w:tcBorders>
+              <w:top w:val="single" w:sz="4" w:space="0" w:color="CBCBCB"/>
+              <w:left w:val="single" w:sz="4" w:space="0" w:color="CBCBCB"/>
+              <w:bottom w:val="single" w:sz="4" w:space="0" w:color="CBCBCB"/>
+              <w:right w:val="single" w:sz="4" w:space="0" w:color="CBCBCB"/>
+            </w:tcBorders>
+          </w:tcPr>
+          <w:p>
+            <w:r>
+              <w:rPr>
+                <w:b/>
+                <w:sz w:val="20"/>
+              </w:rPr>
+              <w:t>Then</w:t>
+            </w:r>
+          </w:p>
+        </w:tc>
+        <w:tc>
+          <w:tcPr>
+            <w:tcW w:type="dxa" w:w="4844"/>
+            <w:shd w:val="clear" w:color="auto" w:fill="B8B3D6"/>
+            <w:tcBorders>
+              <w:top w:val="single" w:sz="4" w:space="0" w:color="CBCBCB"/>
+              <w:left w:val="single" w:sz="4" w:space="0" w:color="CBCBCB"/>
+              <w:bottom w:val="single" w:sz="4" w:space="0" w:color="CBCBCB"/>
+              <w:right w:val="single" w:sz="4" w:space="0" w:color="CBCBCB"/>
+            </w:tcBorders>
+          </w:tcPr>
+          <w:p>
+            <w:r>
+              <w:rPr>
+                <w:rFonts w:ascii="Courier New" w:hAnsi="Courier New"/>
+                <w:color w:val="F05922"/>
+                <w:sz w:val="20"/>
+              </w:rPr>
+              <w:t>bboxes[0] = [0, 512.0, 512.0, 768.0, 768.0]</w:t>
+            </w:r>
+            <w:r>
+              <w:rPr>
+                <w:sz w:val="20"/>
+              </w:rPr>
+              <w:t xml:space="preserve"> (pixel coords đúng)</w:t>
+            </w:r>
+          </w:p>
+        </w:tc>
+      </w:tr>
+      <w:tr>
+        <w:tc>
+          <w:tcPr>
+            <w:tcW w:type="dxa" w:w="4844"/>
+            <w:tcBorders>
+              <w:top w:val="single" w:sz="4" w:space="0" w:color="CBCBCB"/>
+              <w:left w:val="single" w:sz="4" w:space="0" w:color="CBCBCB"/>
+              <w:bottom w:val="single" w:sz="4" w:space="0" w:color="CBCBCB"/>
+              <w:right w:val="single" w:sz="4" w:space="0" w:color="CBCBCB"/>
+            </w:tcBorders>
+          </w:tcPr>
+          <w:p>
+            <w:r>
+              <w:rPr>
+                <w:b/>
+                <w:sz w:val="20"/>
+              </w:rPr>
+              <w:t>Result</w:t>
+            </w:r>
+          </w:p>
+        </w:tc>
+        <w:tc>
+          <w:tcPr>
+            <w:tcW w:type="dxa" w:w="4844"/>
+            <w:tcBorders>
+              <w:top w:val="single" w:sz="4" w:space="0" w:color="CBCBCB"/>
+              <w:left w:val="single" w:sz="4" w:space="0" w:color="CBCBCB"/>
+              <w:bottom w:val="single" w:sz="4" w:space="0" w:color="CBCBCB"/>
+              <w:right w:val="single" w:sz="4" w:space="0" w:color="CBCBCB"/>
+            </w:tcBorders>
+          </w:tcPr>
+          <w:p>
+            <w:r>
+              <w:rPr>
+                <w:b/>
+                <w:sz w:val="20"/>
+              </w:rPr>
+              <w:t>PASS</w:t>
+            </w:r>
+            <w:r>
+              <w:rPr>
+                <w:sz w:val="20"/>
+              </w:rPr>
+              <w:t xml:space="preserve"> — box=[0, 512.0, 512.0, 768.0, 768.0]</w:t>
+            </w:r>
+          </w:p>
+        </w:tc>
+      </w:tr>
+      <w:tr>
+        <w:tc>
+          <w:tcPr>
+            <w:tcW w:type="dxa" w:w="4844"/>
+            <w:shd w:val="clear" w:color="auto" w:fill="B8B3D6"/>
+            <w:tcBorders>
+              <w:top w:val="single" w:sz="4" w:space="0" w:color="CBCBCB"/>
+              <w:left w:val="single" w:sz="4" w:space="0" w:color="CBCBCB"/>
+              <w:bottom w:val="single" w:sz="4" w:space="0" w:color="CBCBCB"/>
+              <w:right w:val="single" w:sz="4" w:space="0" w:color="CBCBCB"/>
+            </w:tcBorders>
+          </w:tcPr>
+          <w:p>
+            <w:r>
+              <w:rPr>
+                <w:b/>
+                <w:sz w:val="20"/>
+              </w:rPr>
+              <w:t>Note</w:t>
+            </w:r>
+          </w:p>
+        </w:tc>
+        <w:tc>
+          <w:tcPr>
+            <w:tcW w:type="dxa" w:w="4844"/>
+            <w:shd w:val="clear" w:color="auto" w:fill="B8B3D6"/>
+            <w:tcBorders>
+              <w:top w:val="single" w:sz="4" w:space="0" w:color="CBCBCB"/>
+              <w:left w:val="single" w:sz="4" w:space="0" w:color="CBCBCB"/>
+              <w:bottom w:val="single" w:sz="4" w:space="0" w:color="CBCBCB"/>
+              <w:right w:val="single" w:sz="4" w:space="0" w:color="CBCBCB"/>
+            </w:tcBorders>
+          </w:tcPr>
+          <w:p>
+            <w:r>
+              <w:rPr>
+                <w:sz w:val="20"/>
+              </w:rPr>
+              <w:t>Box hợp lệ không bị ảnh hưởng bởi guard — đọc và convert đúng</w:t>
+            </w:r>
+          </w:p>
+        </w:tc>
+      </w:tr>
+    </w:tbl>
+    <w:p/>
+    <w:p>
+      <w:pPr>
+        <w:pStyle w:val="Heading3"/>
+        <w:spacing w:before="160" w:after="60"/>
+      </w:pPr>
+      <w:r>
+        <w:rPr>
+          <w:color w:val="4A3F8C"/>
+          <w:sz w:val="24"/>
+        </w:rPr>
+        <w:t>TC-NAN-01c: `_draw_all_bboxes` — guard NaN không crash</w:t>
+      </w:r>
+    </w:p>
+    <w:tbl>
+      <w:tblPr>
+        <w:tblStyle w:val="TableGrid"/>
+        <w:tblW w:type="auto" w:w="0"/>
+        <w:tblLook w:firstColumn="1" w:firstRow="1" w:lastColumn="0" w:lastRow="0" w:noHBand="0" w:noVBand="1" w:val="04A0"/>
+      </w:tblPr>
+      <w:tblGrid>
+        <w:gridCol w:w="4844"/>
+        <w:gridCol w:w="4844"/>
+      </w:tblGrid>
+      <w:tr>
+        <w:tc>
+          <w:tcPr>
+            <w:tcW w:type="dxa" w:w="4844"/>
+            <w:shd w:val="clear" w:color="auto" w:fill="251C53"/>
+            <w:tcBorders>
+              <w:top w:val="single" w:sz="4" w:space="0" w:color="251C53"/>
+              <w:left w:val="single" w:sz="4" w:space="0" w:color="251C53"/>
+              <w:bottom w:val="single" w:sz="4" w:space="0" w:color="251C53"/>
+              <w:right w:val="single" w:sz="4" w:space="0" w:color="251C53"/>
+            </w:tcBorders>
+          </w:tcPr>
+          <w:p>
+            <w:r>
+              <w:rPr>
+                <w:b/>
+                <w:color w:val="FFFFFF"/>
+                <w:sz w:val="20"/>
+              </w:rPr>
+            </w:r>
+          </w:p>
+        </w:tc>
+        <w:tc>
+          <w:tcPr>
+            <w:tcW w:type="dxa" w:w="4844"/>
+            <w:shd w:val="clear" w:color="auto" w:fill="251C53"/>
+            <w:tcBorders>
+              <w:top w:val="single" w:sz="4" w:space="0" w:color="251C53"/>
+              <w:left w:val="single" w:sz="4" w:space="0" w:color="251C53"/>
+              <w:bottom w:val="single" w:sz="4" w:space="0" w:color="251C53"/>
+              <w:right w:val="single" w:sz="4" w:space="0" w:color="251C53"/>
+            </w:tcBorders>
+          </w:tcPr>
+          <w:p>
+            <w:r>
+              <w:rPr>
+                <w:b/>
+                <w:color w:val="FFFFFF"/>
+                <w:sz w:val="20"/>
+              </w:rPr>
+            </w:r>
+          </w:p>
+        </w:tc>
+      </w:tr>
+      <w:tr>
+        <w:tc>
+          <w:tcPr>
+            <w:tcW w:type="dxa" w:w="4844"/>
+            <w:tcBorders>
+              <w:top w:val="single" w:sz="4" w:space="0" w:color="CBCBCB"/>
+              <w:left w:val="single" w:sz="4" w:space="0" w:color="CBCBCB"/>
+              <w:bottom w:val="single" w:sz="4" w:space="0" w:color="CBCBCB"/>
+              <w:right w:val="single" w:sz="4" w:space="0" w:color="CBCBCB"/>
+            </w:tcBorders>
+          </w:tcPr>
+          <w:p>
+            <w:r>
+              <w:rPr>
+                <w:sz w:val="20"/>
+              </w:rPr>
+              <w:t>---</w:t>
+            </w:r>
+          </w:p>
+        </w:tc>
+        <w:tc>
+          <w:tcPr>
+            <w:tcW w:type="dxa" w:w="4844"/>
+            <w:tcBorders>
+              <w:top w:val="single" w:sz="4" w:space="0" w:color="CBCBCB"/>
+              <w:left w:val="single" w:sz="4" w:space="0" w:color="CBCBCB"/>
+              <w:bottom w:val="single" w:sz="4" w:space="0" w:color="CBCBCB"/>
+              <w:right w:val="single" w:sz="4" w:space="0" w:color="CBCBCB"/>
+            </w:tcBorders>
+          </w:tcPr>
+          <w:p>
+            <w:r>
+              <w:rPr>
+                <w:sz w:val="20"/>
+              </w:rPr>
+              <w:t>---</w:t>
+            </w:r>
+          </w:p>
+        </w:tc>
+      </w:tr>
+      <w:tr>
+        <w:tc>
+          <w:tcPr>
+            <w:tcW w:type="dxa" w:w="4844"/>
+            <w:shd w:val="clear" w:color="auto" w:fill="B8B3D6"/>
+            <w:tcBorders>
+              <w:top w:val="single" w:sz="4" w:space="0" w:color="CBCBCB"/>
+              <w:left w:val="single" w:sz="4" w:space="0" w:color="CBCBCB"/>
+              <w:bottom w:val="single" w:sz="4" w:space="0" w:color="CBCBCB"/>
+              <w:right w:val="single" w:sz="4" w:space="0" w:color="CBCBCB"/>
+            </w:tcBorders>
+          </w:tcPr>
+          <w:p>
+            <w:r>
+              <w:rPr>
+                <w:b/>
+                <w:sz w:val="20"/>
+              </w:rPr>
+              <w:t>Given</w:t>
+            </w:r>
+          </w:p>
+        </w:tc>
+        <w:tc>
+          <w:tcPr>
+            <w:tcW w:type="dxa" w:w="4844"/>
+            <w:shd w:val="clear" w:color="auto" w:fill="B8B3D6"/>
+            <w:tcBorders>
+              <w:top w:val="single" w:sz="4" w:space="0" w:color="CBCBCB"/>
+              <w:left w:val="single" w:sz="4" w:space="0" w:color="CBCBCB"/>
+              <w:bottom w:val="single" w:sz="4" w:space="0" w:color="CBCBCB"/>
+              <w:right w:val="single" w:sz="4" w:space="0" w:color="CBCBCB"/>
+            </w:tcBorders>
+          </w:tcPr>
+          <w:p>
+            <w:r>
+              <w:rPr>
+                <w:rFonts w:ascii="Courier New" w:hAnsi="Courier New"/>
+                <w:color w:val="F05922"/>
+                <w:sz w:val="20"/>
+              </w:rPr>
+              <w:t>_bboxes</w:t>
+            </w:r>
+            <w:r>
+              <w:rPr>
+                <w:sz w:val="20"/>
+              </w:rPr>
+              <w:t xml:space="preserve"> giả chứa 2 phần tử: </w:t>
+            </w:r>
+            <w:r>
+              <w:rPr>
+                <w:rFonts w:ascii="Courier New" w:hAnsi="Courier New"/>
+                <w:color w:val="F05922"/>
+                <w:sz w:val="20"/>
+              </w:rPr>
+              <w:t>[0, nan, nan, nan, nan]</w:t>
+            </w:r>
+            <w:r>
+              <w:rPr>
+                <w:sz w:val="20"/>
+              </w:rPr>
+              <w:t xml:space="preserve"> và </w:t>
+            </w:r>
+            <w:r>
+              <w:rPr>
+                <w:rFonts w:ascii="Courier New" w:hAnsi="Courier New"/>
+                <w:color w:val="F05922"/>
+                <w:sz w:val="20"/>
+              </w:rPr>
+              <w:t>[0, 100.0, 100.0, 200.0, 200.0]</w:t>
+            </w:r>
+          </w:p>
+        </w:tc>
+      </w:tr>
+      <w:tr>
+        <w:tc>
+          <w:tcPr>
+            <w:tcW w:type="dxa" w:w="4844"/>
+            <w:tcBorders>
+              <w:top w:val="single" w:sz="4" w:space="0" w:color="CBCBCB"/>
+              <w:left w:val="single" w:sz="4" w:space="0" w:color="CBCBCB"/>
+              <w:bottom w:val="single" w:sz="4" w:space="0" w:color="CBCBCB"/>
+              <w:right w:val="single" w:sz="4" w:space="0" w:color="CBCBCB"/>
+            </w:tcBorders>
+          </w:tcPr>
+          <w:p>
+            <w:r>
+              <w:rPr>
+                <w:b/>
+                <w:sz w:val="20"/>
+              </w:rPr>
+              <w:t>When</w:t>
+            </w:r>
+          </w:p>
+        </w:tc>
+        <w:tc>
+          <w:tcPr>
+            <w:tcW w:type="dxa" w:w="4844"/>
+            <w:tcBorders>
+              <w:top w:val="single" w:sz="4" w:space="0" w:color="CBCBCB"/>
+              <w:left w:val="single" w:sz="4" w:space="0" w:color="CBCBCB"/>
+              <w:bottom w:val="single" w:sz="4" w:space="0" w:color="CBCBCB"/>
+              <w:right w:val="single" w:sz="4" w:space="0" w:color="CBCBCB"/>
+            </w:tcBorders>
+          </w:tcPr>
+          <w:p>
+            <w:r>
+              <w:rPr>
+                <w:sz w:val="20"/>
+              </w:rPr>
+              <w:t xml:space="preserve">Simulate vòng lặp </w:t>
+            </w:r>
+            <w:r>
+              <w:rPr>
+                <w:rFonts w:ascii="Courier New" w:hAnsi="Courier New"/>
+                <w:color w:val="F05922"/>
+                <w:sz w:val="20"/>
+              </w:rPr>
+              <w:t>_draw_all_bboxes</w:t>
+            </w:r>
+            <w:r>
+              <w:rPr>
+                <w:sz w:val="20"/>
+              </w:rPr>
+              <w:t xml:space="preserve"> với guard tại dòng 1404</w:t>
+            </w:r>
+          </w:p>
+        </w:tc>
+      </w:tr>
+      <w:tr>
+        <w:tc>
+          <w:tcPr>
+            <w:tcW w:type="dxa" w:w="4844"/>
+            <w:shd w:val="clear" w:color="auto" w:fill="B8B3D6"/>
+            <w:tcBorders>
+              <w:top w:val="single" w:sz="4" w:space="0" w:color="CBCBCB"/>
+              <w:left w:val="single" w:sz="4" w:space="0" w:color="CBCBCB"/>
+              <w:bottom w:val="single" w:sz="4" w:space="0" w:color="CBCBCB"/>
+              <w:right w:val="single" w:sz="4" w:space="0" w:color="CBCBCB"/>
+            </w:tcBorders>
+          </w:tcPr>
+          <w:p>
+            <w:r>
+              <w:rPr>
+                <w:b/>
+                <w:sz w:val="20"/>
+              </w:rPr>
+              <w:t>Then</w:t>
+            </w:r>
+          </w:p>
+        </w:tc>
+        <w:tc>
+          <w:tcPr>
+            <w:tcW w:type="dxa" w:w="4844"/>
+            <w:shd w:val="clear" w:color="auto" w:fill="B8B3D6"/>
+            <w:tcBorders>
+              <w:top w:val="single" w:sz="4" w:space="0" w:color="CBCBCB"/>
+              <w:left w:val="single" w:sz="4" w:space="0" w:color="CBCBCB"/>
+              <w:bottom w:val="single" w:sz="4" w:space="0" w:color="CBCBCB"/>
+              <w:right w:val="single" w:sz="4" w:space="0" w:color="CBCBCB"/>
+            </w:tcBorders>
+          </w:tcPr>
+          <w:p>
+            <w:r>
+              <w:rPr>
+                <w:sz w:val="20"/>
+              </w:rPr>
+              <w:t xml:space="preserve">Box NaN bị </w:t>
+            </w:r>
+            <w:r>
+              <w:rPr>
+                <w:rFonts w:ascii="Courier New" w:hAnsi="Courier New"/>
+                <w:color w:val="F05922"/>
+                <w:sz w:val="20"/>
+              </w:rPr>
+              <w:t>continue</w:t>
+            </w:r>
+            <w:r>
+              <w:rPr>
+                <w:sz w:val="20"/>
+              </w:rPr>
+              <w:t xml:space="preserve">, box hợp lệ được xử lý (không </w:t>
+            </w:r>
+            <w:r>
+              <w:rPr>
+                <w:rFonts w:ascii="Courier New" w:hAnsi="Courier New"/>
+                <w:color w:val="F05922"/>
+                <w:sz w:val="20"/>
+              </w:rPr>
+              <w:t>ValueError</w:t>
+            </w:r>
+            <w:r>
+              <w:rPr>
+                <w:sz w:val="20"/>
+              </w:rPr>
+              <w:t xml:space="preserve"> khi </w:t>
+            </w:r>
+            <w:r>
+              <w:rPr>
+                <w:rFonts w:ascii="Courier New" w:hAnsi="Courier New"/>
+                <w:color w:val="F05922"/>
+                <w:sz w:val="20"/>
+              </w:rPr>
+              <w:t>int(x2-x1)</w:t>
+            </w:r>
+            <w:r>
+              <w:rPr>
+                <w:sz w:val="20"/>
+              </w:rPr>
+              <w:t>)</w:t>
+            </w:r>
+          </w:p>
+        </w:tc>
+      </w:tr>
+      <w:tr>
+        <w:tc>
+          <w:tcPr>
+            <w:tcW w:type="dxa" w:w="4844"/>
+            <w:tcBorders>
+              <w:top w:val="single" w:sz="4" w:space="0" w:color="CBCBCB"/>
+              <w:left w:val="single" w:sz="4" w:space="0" w:color="CBCBCB"/>
+              <w:bottom w:val="single" w:sz="4" w:space="0" w:color="CBCBCB"/>
+              <w:right w:val="single" w:sz="4" w:space="0" w:color="CBCBCB"/>
+            </w:tcBorders>
+          </w:tcPr>
+          <w:p>
+            <w:r>
+              <w:rPr>
+                <w:b/>
+                <w:sz w:val="20"/>
+              </w:rPr>
+              <w:t>Result</w:t>
+            </w:r>
+          </w:p>
+        </w:tc>
+        <w:tc>
+          <w:tcPr>
+            <w:tcW w:type="dxa" w:w="4844"/>
+            <w:tcBorders>
+              <w:top w:val="single" w:sz="4" w:space="0" w:color="CBCBCB"/>
+              <w:left w:val="single" w:sz="4" w:space="0" w:color="CBCBCB"/>
+              <w:bottom w:val="single" w:sz="4" w:space="0" w:color="CBCBCB"/>
+              <w:right w:val="single" w:sz="4" w:space="0" w:color="CBCBCB"/>
+            </w:tcBorders>
+          </w:tcPr>
+          <w:p>
+            <w:r>
+              <w:rPr>
+                <w:b/>
+                <w:sz w:val="20"/>
+              </w:rPr>
+              <w:t>PASS</w:t>
+            </w:r>
+            <w:r>
+              <w:rPr>
+                <w:sz w:val="20"/>
+              </w:rPr>
+              <w:t xml:space="preserve"> — drawn=1/2 (NaN bị skip, box hợp lệ được vẽ)</w:t>
+            </w:r>
+          </w:p>
+        </w:tc>
+      </w:tr>
+      <w:tr>
+        <w:tc>
+          <w:tcPr>
+            <w:tcW w:type="dxa" w:w="4844"/>
+            <w:shd w:val="clear" w:color="auto" w:fill="B8B3D6"/>
+            <w:tcBorders>
+              <w:top w:val="single" w:sz="4" w:space="0" w:color="CBCBCB"/>
+              <w:left w:val="single" w:sz="4" w:space="0" w:color="CBCBCB"/>
+              <w:bottom w:val="single" w:sz="4" w:space="0" w:color="CBCBCB"/>
+              <w:right w:val="single" w:sz="4" w:space="0" w:color="CBCBCB"/>
+            </w:tcBorders>
+          </w:tcPr>
+          <w:p>
+            <w:r>
+              <w:rPr>
+                <w:b/>
+                <w:sz w:val="20"/>
+              </w:rPr>
+              <w:t>Note</w:t>
+            </w:r>
+          </w:p>
+        </w:tc>
+        <w:tc>
+          <w:tcPr>
+            <w:tcW w:type="dxa" w:w="4844"/>
+            <w:shd w:val="clear" w:color="auto" w:fill="B8B3D6"/>
+            <w:tcBorders>
+              <w:top w:val="single" w:sz="4" w:space="0" w:color="CBCBCB"/>
+              <w:left w:val="single" w:sz="4" w:space="0" w:color="CBCBCB"/>
+              <w:bottom w:val="single" w:sz="4" w:space="0" w:color="CBCBCB"/>
+              <w:right w:val="single" w:sz="4" w:space="0" w:color="CBCBCB"/>
+            </w:tcBorders>
+          </w:tcPr>
+          <w:p>
+            <w:r>
+              <w:rPr>
+                <w:sz w:val="20"/>
+              </w:rPr>
+              <w:t>Đây là điểm crash gốc (bước 7 traceback) — guard fix đúng vị trí</w:t>
+            </w:r>
+          </w:p>
+        </w:tc>
+      </w:tr>
+    </w:tbl>
+    <w:p/>
+    <w:p>
+      <w:pPr>
+        <w:pStyle w:val="Heading3"/>
+        <w:spacing w:before="160" w:after="60"/>
+      </w:pPr>
+      <w:r>
+        <w:rPr>
+          <w:color w:val="4A3F8C"/>
+          <w:sz w:val="24"/>
+        </w:rPr>
+        <w:t>TC-NAN-01d: `_draw_all_bboxes` — box hợp lệ sau NaN vẫn được vẽ</w:t>
+      </w:r>
+    </w:p>
+    <w:tbl>
+      <w:tblPr>
+        <w:tblStyle w:val="TableGrid"/>
+        <w:tblW w:type="auto" w:w="0"/>
+        <w:tblLook w:firstColumn="1" w:firstRow="1" w:lastColumn="0" w:lastRow="0" w:noHBand="0" w:noVBand="1" w:val="04A0"/>
+      </w:tblPr>
+      <w:tblGrid>
+        <w:gridCol w:w="4844"/>
+        <w:gridCol w:w="4844"/>
+      </w:tblGrid>
+      <w:tr>
+        <w:tc>
+          <w:tcPr>
+            <w:tcW w:type="dxa" w:w="4844"/>
+            <w:shd w:val="clear" w:color="auto" w:fill="251C53"/>
+            <w:tcBorders>
+              <w:top w:val="single" w:sz="4" w:space="0" w:color="251C53"/>
+              <w:left w:val="single" w:sz="4" w:space="0" w:color="251C53"/>
+              <w:bottom w:val="single" w:sz="4" w:space="0" w:color="251C53"/>
+              <w:right w:val="single" w:sz="4" w:space="0" w:color="251C53"/>
+            </w:tcBorders>
+          </w:tcPr>
+          <w:p>
+            <w:r>
+              <w:rPr>
+                <w:b/>
+                <w:color w:val="FFFFFF"/>
+                <w:sz w:val="20"/>
+              </w:rPr>
+            </w:r>
+          </w:p>
+        </w:tc>
+        <w:tc>
+          <w:tcPr>
+            <w:tcW w:type="dxa" w:w="4844"/>
+            <w:shd w:val="clear" w:color="auto" w:fill="251C53"/>
+            <w:tcBorders>
+              <w:top w:val="single" w:sz="4" w:space="0" w:color="251C53"/>
+              <w:left w:val="single" w:sz="4" w:space="0" w:color="251C53"/>
+              <w:bottom w:val="single" w:sz="4" w:space="0" w:color="251C53"/>
+              <w:right w:val="single" w:sz="4" w:space="0" w:color="251C53"/>
+            </w:tcBorders>
+          </w:tcPr>
+          <w:p>
+            <w:r>
+              <w:rPr>
+                <w:b/>
+                <w:color w:val="FFFFFF"/>
+                <w:sz w:val="20"/>
+              </w:rPr>
+            </w:r>
+          </w:p>
+        </w:tc>
+      </w:tr>
+      <w:tr>
+        <w:tc>
+          <w:tcPr>
+            <w:tcW w:type="dxa" w:w="4844"/>
+            <w:tcBorders>
+              <w:top w:val="single" w:sz="4" w:space="0" w:color="CBCBCB"/>
+              <w:left w:val="single" w:sz="4" w:space="0" w:color="CBCBCB"/>
+              <w:bottom w:val="single" w:sz="4" w:space="0" w:color="CBCBCB"/>
+              <w:right w:val="single" w:sz="4" w:space="0" w:color="CBCBCB"/>
+            </w:tcBorders>
+          </w:tcPr>
+          <w:p>
+            <w:r>
+              <w:rPr>
+                <w:sz w:val="20"/>
+              </w:rPr>
+              <w:t>---</w:t>
+            </w:r>
+          </w:p>
+        </w:tc>
+        <w:tc>
+          <w:tcPr>
+            <w:tcW w:type="dxa" w:w="4844"/>
+            <w:tcBorders>
+              <w:top w:val="single" w:sz="4" w:space="0" w:color="CBCBCB"/>
+              <w:left w:val="single" w:sz="4" w:space="0" w:color="CBCBCB"/>
+              <w:bottom w:val="single" w:sz="4" w:space="0" w:color="CBCBCB"/>
+              <w:right w:val="single" w:sz="4" w:space="0" w:color="CBCBCB"/>
+            </w:tcBorders>
+          </w:tcPr>
+          <w:p>
+            <w:r>
+              <w:rPr>
+                <w:sz w:val="20"/>
+              </w:rPr>
+              <w:t>---</w:t>
+            </w:r>
+          </w:p>
+        </w:tc>
+      </w:tr>
+      <w:tr>
+        <w:tc>
+          <w:tcPr>
+            <w:tcW w:type="dxa" w:w="4844"/>
+            <w:shd w:val="clear" w:color="auto" w:fill="B8B3D6"/>
+            <w:tcBorders>
+              <w:top w:val="single" w:sz="4" w:space="0" w:color="CBCBCB"/>
+              <w:left w:val="single" w:sz="4" w:space="0" w:color="CBCBCB"/>
+              <w:bottom w:val="single" w:sz="4" w:space="0" w:color="CBCBCB"/>
+              <w:right w:val="single" w:sz="4" w:space="0" w:color="CBCBCB"/>
+            </w:tcBorders>
+          </w:tcPr>
+          <w:p>
+            <w:r>
+              <w:rPr>
+                <w:b/>
+                <w:sz w:val="20"/>
+              </w:rPr>
+              <w:t>Given</w:t>
+            </w:r>
+          </w:p>
+        </w:tc>
+        <w:tc>
+          <w:tcPr>
+            <w:tcW w:type="dxa" w:w="4844"/>
+            <w:shd w:val="clear" w:color="auto" w:fill="B8B3D6"/>
+            <w:tcBorders>
+              <w:top w:val="single" w:sz="4" w:space="0" w:color="CBCBCB"/>
+              <w:left w:val="single" w:sz="4" w:space="0" w:color="CBCBCB"/>
+              <w:bottom w:val="single" w:sz="4" w:space="0" w:color="CBCBCB"/>
+              <w:right w:val="single" w:sz="4" w:space="0" w:color="CBCBCB"/>
+            </w:tcBorders>
+          </w:tcPr>
+          <w:p>
+            <w:r>
+              <w:rPr>
+                <w:rFonts w:ascii="Courier New" w:hAnsi="Courier New"/>
+                <w:color w:val="F05922"/>
+                <w:sz w:val="20"/>
+              </w:rPr>
+              <w:t>_bboxes</w:t>
+            </w:r>
+            <w:r>
+              <w:rPr>
+                <w:sz w:val="20"/>
+              </w:rPr>
+              <w:t xml:space="preserve"> mix NaN + hợp lệ (như TC-NAN-01c)</w:t>
+            </w:r>
+          </w:p>
+        </w:tc>
+      </w:tr>
+      <w:tr>
+        <w:tc>
+          <w:tcPr>
+            <w:tcW w:type="dxa" w:w="4844"/>
+            <w:tcBorders>
+              <w:top w:val="single" w:sz="4" w:space="0" w:color="CBCBCB"/>
+              <w:left w:val="single" w:sz="4" w:space="0" w:color="CBCBCB"/>
+              <w:bottom w:val="single" w:sz="4" w:space="0" w:color="CBCBCB"/>
+              <w:right w:val="single" w:sz="4" w:space="0" w:color="CBCBCB"/>
+            </w:tcBorders>
+          </w:tcPr>
+          <w:p>
+            <w:r>
+              <w:rPr>
+                <w:b/>
+                <w:sz w:val="20"/>
+              </w:rPr>
+              <w:t>When</w:t>
+            </w:r>
+          </w:p>
+        </w:tc>
+        <w:tc>
+          <w:tcPr>
+            <w:tcW w:type="dxa" w:w="4844"/>
+            <w:tcBorders>
+              <w:top w:val="single" w:sz="4" w:space="0" w:color="CBCBCB"/>
+              <w:left w:val="single" w:sz="4" w:space="0" w:color="CBCBCB"/>
+              <w:bottom w:val="single" w:sz="4" w:space="0" w:color="CBCBCB"/>
+              <w:right w:val="single" w:sz="4" w:space="0" w:color="CBCBCB"/>
+            </w:tcBorders>
+          </w:tcPr>
+          <w:p>
+            <w:r>
+              <w:rPr>
+                <w:sz w:val="20"/>
+              </w:rPr>
+              <w:t>Chạy vòng lặp vẽ toàn bộ</w:t>
+            </w:r>
+          </w:p>
+        </w:tc>
+      </w:tr>
+      <w:tr>
+        <w:tc>
+          <w:tcPr>
+            <w:tcW w:type="dxa" w:w="4844"/>
+            <w:shd w:val="clear" w:color="auto" w:fill="B8B3D6"/>
+            <w:tcBorders>
+              <w:top w:val="single" w:sz="4" w:space="0" w:color="CBCBCB"/>
+              <w:left w:val="single" w:sz="4" w:space="0" w:color="CBCBCB"/>
+              <w:bottom w:val="single" w:sz="4" w:space="0" w:color="CBCBCB"/>
+              <w:right w:val="single" w:sz="4" w:space="0" w:color="CBCBCB"/>
+            </w:tcBorders>
+          </w:tcPr>
+          <w:p>
+            <w:r>
+              <w:rPr>
+                <w:b/>
+                <w:sz w:val="20"/>
+              </w:rPr>
+              <w:t>Then</w:t>
+            </w:r>
+          </w:p>
+        </w:tc>
+        <w:tc>
+          <w:tcPr>
+            <w:tcW w:type="dxa" w:w="4844"/>
+            <w:shd w:val="clear" w:color="auto" w:fill="B8B3D6"/>
+            <w:tcBorders>
+              <w:top w:val="single" w:sz="4" w:space="0" w:color="CBCBCB"/>
+              <w:left w:val="single" w:sz="4" w:space="0" w:color="CBCBCB"/>
+              <w:bottom w:val="single" w:sz="4" w:space="0" w:color="CBCBCB"/>
+              <w:right w:val="single" w:sz="4" w:space="0" w:color="CBCBCB"/>
+            </w:tcBorders>
+          </w:tcPr>
+          <w:p>
+            <w:r>
+              <w:rPr>
+                <w:rFonts w:ascii="Courier New" w:hAnsi="Courier New"/>
+                <w:color w:val="F05922"/>
+                <w:sz w:val="20"/>
+              </w:rPr>
+              <w:t>drawn_count == 1</w:t>
+            </w:r>
+            <w:r>
+              <w:rPr>
+                <w:sz w:val="20"/>
+              </w:rPr>
+              <w:t xml:space="preserve"> (chỉ box hợp lệ, không bỏ sót)</w:t>
+            </w:r>
+          </w:p>
+        </w:tc>
+      </w:tr>
+      <w:tr>
+        <w:tc>
+          <w:tcPr>
+            <w:tcW w:type="dxa" w:w="4844"/>
+            <w:tcBorders>
+              <w:top w:val="single" w:sz="4" w:space="0" w:color="CBCBCB"/>
+              <w:left w:val="single" w:sz="4" w:space="0" w:color="CBCBCB"/>
+              <w:bottom w:val="single" w:sz="4" w:space="0" w:color="CBCBCB"/>
+              <w:right w:val="single" w:sz="4" w:space="0" w:color="CBCBCB"/>
+            </w:tcBorders>
+          </w:tcPr>
+          <w:p>
+            <w:r>
+              <w:rPr>
+                <w:b/>
+                <w:sz w:val="20"/>
+              </w:rPr>
+              <w:t>Result</w:t>
+            </w:r>
+          </w:p>
+        </w:tc>
+        <w:tc>
+          <w:tcPr>
+            <w:tcW w:type="dxa" w:w="4844"/>
+            <w:tcBorders>
+              <w:top w:val="single" w:sz="4" w:space="0" w:color="CBCBCB"/>
+              <w:left w:val="single" w:sz="4" w:space="0" w:color="CBCBCB"/>
+              <w:bottom w:val="single" w:sz="4" w:space="0" w:color="CBCBCB"/>
+              <w:right w:val="single" w:sz="4" w:space="0" w:color="CBCBCB"/>
+            </w:tcBorders>
+          </w:tcPr>
+          <w:p>
+            <w:r>
+              <w:rPr>
+                <w:b/>
+                <w:sz w:val="20"/>
+              </w:rPr>
+              <w:t>PASS</w:t>
+            </w:r>
+            <w:r>
+              <w:rPr>
+                <w:sz w:val="20"/>
+              </w:rPr>
+              <w:t xml:space="preserve"> — drawn_count=1</w:t>
+            </w:r>
+          </w:p>
+        </w:tc>
+      </w:tr>
+    </w:tbl>
+    <w:p/>
+    <w:p>
+      <w:pPr>
+        <w:pStyle w:val="Heading3"/>
+        <w:spacing w:before="160" w:after="60"/>
+      </w:pPr>
+      <w:r>
+        <w:rPr>
+          <w:color w:val="4A3F8C"/>
+          <w:sz w:val="24"/>
+        </w:rPr>
+        <w:t>TC-NAN-02: Box sát biên hợp lệ KHÔNG bị lọc nhầm</w:t>
+      </w:r>
+    </w:p>
+    <w:tbl>
+      <w:tblPr>
+        <w:tblStyle w:val="TableGrid"/>
+        <w:tblW w:type="auto" w:w="0"/>
+        <w:tblLook w:firstColumn="1" w:firstRow="1" w:lastColumn="0" w:lastRow="0" w:noHBand="0" w:noVBand="1" w:val="04A0"/>
+      </w:tblPr>
+      <w:tblGrid>
+        <w:gridCol w:w="4844"/>
+        <w:gridCol w:w="4844"/>
+      </w:tblGrid>
+      <w:tr>
+        <w:tc>
+          <w:tcPr>
+            <w:tcW w:type="dxa" w:w="4844"/>
+            <w:shd w:val="clear" w:color="auto" w:fill="251C53"/>
+            <w:tcBorders>
+              <w:top w:val="single" w:sz="4" w:space="0" w:color="251C53"/>
+              <w:left w:val="single" w:sz="4" w:space="0" w:color="251C53"/>
+              <w:bottom w:val="single" w:sz="4" w:space="0" w:color="251C53"/>
+              <w:right w:val="single" w:sz="4" w:space="0" w:color="251C53"/>
+            </w:tcBorders>
+          </w:tcPr>
+          <w:p>
+            <w:r>
+              <w:rPr>
+                <w:b/>
+                <w:color w:val="FFFFFF"/>
+                <w:sz w:val="20"/>
+              </w:rPr>
+            </w:r>
+          </w:p>
+        </w:tc>
+        <w:tc>
+          <w:tcPr>
+            <w:tcW w:type="dxa" w:w="4844"/>
+            <w:shd w:val="clear" w:color="auto" w:fill="251C53"/>
+            <w:tcBorders>
+              <w:top w:val="single" w:sz="4" w:space="0" w:color="251C53"/>
+              <w:left w:val="single" w:sz="4" w:space="0" w:color="251C53"/>
+              <w:bottom w:val="single" w:sz="4" w:space="0" w:color="251C53"/>
+              <w:right w:val="single" w:sz="4" w:space="0" w:color="251C53"/>
+            </w:tcBorders>
+          </w:tcPr>
+          <w:p>
+            <w:r>
+              <w:rPr>
+                <w:b/>
+                <w:color w:val="FFFFFF"/>
+                <w:sz w:val="20"/>
+              </w:rPr>
+            </w:r>
+          </w:p>
+        </w:tc>
+      </w:tr>
+      <w:tr>
+        <w:tc>
+          <w:tcPr>
+            <w:tcW w:type="dxa" w:w="4844"/>
+            <w:tcBorders>
+              <w:top w:val="single" w:sz="4" w:space="0" w:color="CBCBCB"/>
+              <w:left w:val="single" w:sz="4" w:space="0" w:color="CBCBCB"/>
+              <w:bottom w:val="single" w:sz="4" w:space="0" w:color="CBCBCB"/>
+              <w:right w:val="single" w:sz="4" w:space="0" w:color="CBCBCB"/>
+            </w:tcBorders>
+          </w:tcPr>
+          <w:p>
+            <w:r>
+              <w:rPr>
+                <w:sz w:val="20"/>
+              </w:rPr>
+              <w:t>---</w:t>
+            </w:r>
+          </w:p>
+        </w:tc>
+        <w:tc>
+          <w:tcPr>
+            <w:tcW w:type="dxa" w:w="4844"/>
+            <w:tcBorders>
+              <w:top w:val="single" w:sz="4" w:space="0" w:color="CBCBCB"/>
+              <w:left w:val="single" w:sz="4" w:space="0" w:color="CBCBCB"/>
+              <w:bottom w:val="single" w:sz="4" w:space="0" w:color="CBCBCB"/>
+              <w:right w:val="single" w:sz="4" w:space="0" w:color="CBCBCB"/>
+            </w:tcBorders>
+          </w:tcPr>
+          <w:p>
+            <w:r>
+              <w:rPr>
+                <w:sz w:val="20"/>
+              </w:rPr>
+              <w:t>---</w:t>
+            </w:r>
+          </w:p>
+        </w:tc>
+      </w:tr>
+      <w:tr>
+        <w:tc>
+          <w:tcPr>
+            <w:tcW w:type="dxa" w:w="4844"/>
+            <w:shd w:val="clear" w:color="auto" w:fill="B8B3D6"/>
+            <w:tcBorders>
+              <w:top w:val="single" w:sz="4" w:space="0" w:color="CBCBCB"/>
+              <w:left w:val="single" w:sz="4" w:space="0" w:color="CBCBCB"/>
+              <w:bottom w:val="single" w:sz="4" w:space="0" w:color="CBCBCB"/>
+              <w:right w:val="single" w:sz="4" w:space="0" w:color="CBCBCB"/>
+            </w:tcBorders>
+          </w:tcPr>
+          <w:p>
+            <w:r>
+              <w:rPr>
+                <w:b/>
+                <w:sz w:val="20"/>
+              </w:rPr>
+              <w:t>Given</w:t>
+            </w:r>
+          </w:p>
+        </w:tc>
+        <w:tc>
+          <w:tcPr>
+            <w:tcW w:type="dxa" w:w="4844"/>
+            <w:shd w:val="clear" w:color="auto" w:fill="B8B3D6"/>
+            <w:tcBorders>
+              <w:top w:val="single" w:sz="4" w:space="0" w:color="CBCBCB"/>
+              <w:left w:val="single" w:sz="4" w:space="0" w:color="CBCBCB"/>
+              <w:bottom w:val="single" w:sz="4" w:space="0" w:color="CBCBCB"/>
+              <w:right w:val="single" w:sz="4" w:space="0" w:color="CBCBCB"/>
+            </w:tcBorders>
+          </w:tcPr>
+          <w:p>
+            <w:r>
+              <w:rPr>
+                <w:sz w:val="20"/>
+              </w:rPr>
+              <w:t xml:space="preserve">File nguồn (folder source) có dòng </w:t>
+            </w:r>
+            <w:r>
+              <w:rPr>
+                <w:rFonts w:ascii="Courier New" w:hAnsi="Courier New"/>
+                <w:color w:val="F05922"/>
+                <w:sz w:val="20"/>
+              </w:rPr>
+              <w:t>0 0.999 0.001 0.002 0.002</w:t>
+            </w:r>
+          </w:p>
+        </w:tc>
+      </w:tr>
+      <w:tr>
+        <w:tc>
+          <w:tcPr>
+            <w:tcW w:type="dxa" w:w="4844"/>
+            <w:tcBorders>
+              <w:top w:val="single" w:sz="4" w:space="0" w:color="CBCBCB"/>
+              <w:left w:val="single" w:sz="4" w:space="0" w:color="CBCBCB"/>
+              <w:bottom w:val="single" w:sz="4" w:space="0" w:color="CBCBCB"/>
+              <w:right w:val="single" w:sz="4" w:space="0" w:color="CBCBCB"/>
+            </w:tcBorders>
+          </w:tcPr>
+          <w:p>
+            <w:r>
+              <w:rPr>
+                <w:b/>
+                <w:sz w:val="20"/>
+              </w:rPr>
+              <w:t>When</w:t>
+            </w:r>
+          </w:p>
+        </w:tc>
+        <w:tc>
+          <w:tcPr>
+            <w:tcW w:type="dxa" w:w="4844"/>
+            <w:tcBorders>
+              <w:top w:val="single" w:sz="4" w:space="0" w:color="CBCBCB"/>
+              <w:left w:val="single" w:sz="4" w:space="0" w:color="CBCBCB"/>
+              <w:bottom w:val="single" w:sz="4" w:space="0" w:color="CBCBCB"/>
+              <w:right w:val="single" w:sz="4" w:space="0" w:color="CBCBCB"/>
+            </w:tcBorders>
+          </w:tcPr>
+          <w:p>
+            <w:r>
+              <w:rPr>
+                <w:sz w:val="20"/>
+              </w:rPr>
+              <w:t xml:space="preserve">Simulate folder branch của </w:t>
+            </w:r>
+            <w:r>
+              <w:rPr>
+                <w:rFonts w:ascii="Courier New" w:hAnsi="Courier New"/>
+                <w:color w:val="F05922"/>
+                <w:sz w:val="20"/>
+              </w:rPr>
+              <w:t>_batch_get_new_boxes_for_image</w:t>
+            </w:r>
+            <w:r>
+              <w:rPr>
+                <w:sz w:val="20"/>
+              </w:rPr>
+              <w:t xml:space="preserve"> với tolerance </w:t>
+            </w:r>
+            <w:r>
+              <w:rPr>
+                <w:rFonts w:ascii="Courier New" w:hAnsi="Courier New"/>
+                <w:color w:val="F05922"/>
+                <w:sz w:val="20"/>
+              </w:rPr>
+              <w:t>[-0.001, 1.001]</w:t>
+            </w:r>
+          </w:p>
+        </w:tc>
+      </w:tr>
+      <w:tr>
+        <w:tc>
+          <w:tcPr>
+            <w:tcW w:type="dxa" w:w="4844"/>
+            <w:shd w:val="clear" w:color="auto" w:fill="B8B3D6"/>
+            <w:tcBorders>
+              <w:top w:val="single" w:sz="4" w:space="0" w:color="CBCBCB"/>
+              <w:left w:val="single" w:sz="4" w:space="0" w:color="CBCBCB"/>
+              <w:bottom w:val="single" w:sz="4" w:space="0" w:color="CBCBCB"/>
+              <w:right w:val="single" w:sz="4" w:space="0" w:color="CBCBCB"/>
+            </w:tcBorders>
+          </w:tcPr>
+          <w:p>
+            <w:r>
+              <w:rPr>
+                <w:b/>
+                <w:sz w:val="20"/>
+              </w:rPr>
+              <w:t>Then</w:t>
+            </w:r>
+          </w:p>
+        </w:tc>
+        <w:tc>
+          <w:tcPr>
+            <w:tcW w:type="dxa" w:w="4844"/>
+            <w:shd w:val="clear" w:color="auto" w:fill="B8B3D6"/>
+            <w:tcBorders>
+              <w:top w:val="single" w:sz="4" w:space="0" w:color="CBCBCB"/>
+              <w:left w:val="single" w:sz="4" w:space="0" w:color="CBCBCB"/>
+              <w:bottom w:val="single" w:sz="4" w:space="0" w:color="CBCBCB"/>
+              <w:right w:val="single" w:sz="4" w:space="0" w:color="CBCBCB"/>
+            </w:tcBorders>
+          </w:tcPr>
+          <w:p>
+            <w:r>
+              <w:rPr>
+                <w:sz w:val="20"/>
+              </w:rPr>
+              <w:t xml:space="preserve">Box được accept, </w:t>
+            </w:r>
+            <w:r>
+              <w:rPr>
+                <w:rFonts w:ascii="Courier New" w:hAnsi="Courier New"/>
+                <w:color w:val="F05922"/>
+                <w:sz w:val="20"/>
+              </w:rPr>
+              <w:t>new_lines=['99 0.999000 0.001000 0.002000 0.002000']</w:t>
+            </w:r>
+          </w:p>
+        </w:tc>
+      </w:tr>
+      <w:tr>
+        <w:tc>
+          <w:tcPr>
+            <w:tcW w:type="dxa" w:w="4844"/>
+            <w:tcBorders>
+              <w:top w:val="single" w:sz="4" w:space="0" w:color="CBCBCB"/>
+              <w:left w:val="single" w:sz="4" w:space="0" w:color="CBCBCB"/>
+              <w:bottom w:val="single" w:sz="4" w:space="0" w:color="CBCBCB"/>
+              <w:right w:val="single" w:sz="4" w:space="0" w:color="CBCBCB"/>
+            </w:tcBorders>
+          </w:tcPr>
+          <w:p>
+            <w:r>
+              <w:rPr>
+                <w:b/>
+                <w:sz w:val="20"/>
+              </w:rPr>
+              <w:t>Result</w:t>
+            </w:r>
+          </w:p>
+        </w:tc>
+        <w:tc>
+          <w:tcPr>
+            <w:tcW w:type="dxa" w:w="4844"/>
+            <w:tcBorders>
+              <w:top w:val="single" w:sz="4" w:space="0" w:color="CBCBCB"/>
+              <w:left w:val="single" w:sz="4" w:space="0" w:color="CBCBCB"/>
+              <w:bottom w:val="single" w:sz="4" w:space="0" w:color="CBCBCB"/>
+              <w:right w:val="single" w:sz="4" w:space="0" w:color="CBCBCB"/>
+            </w:tcBorders>
+          </w:tcPr>
+          <w:p>
+            <w:r>
+              <w:rPr>
+                <w:b/>
+                <w:sz w:val="20"/>
+              </w:rPr>
+              <w:t>PASS</w:t>
+            </w:r>
+            <w:r>
+              <w:rPr>
+                <w:sz w:val="20"/>
+              </w:rPr>
+              <w:t xml:space="preserve"> — new_lines=['99 0.999000 0.001000 0.002000 0.002000']</w:t>
+            </w:r>
+          </w:p>
+        </w:tc>
+      </w:tr>
+      <w:tr>
+        <w:tc>
+          <w:tcPr>
+            <w:tcW w:type="dxa" w:w="4844"/>
+            <w:shd w:val="clear" w:color="auto" w:fill="B8B3D6"/>
+            <w:tcBorders>
+              <w:top w:val="single" w:sz="4" w:space="0" w:color="CBCBCB"/>
+              <w:left w:val="single" w:sz="4" w:space="0" w:color="CBCBCB"/>
+              <w:bottom w:val="single" w:sz="4" w:space="0" w:color="CBCBCB"/>
+              <w:right w:val="single" w:sz="4" w:space="0" w:color="CBCBCB"/>
+            </w:tcBorders>
+          </w:tcPr>
+          <w:p>
+            <w:r>
+              <w:rPr>
+                <w:b/>
+                <w:sz w:val="20"/>
+              </w:rPr>
+              <w:t>Note</w:t>
+            </w:r>
+          </w:p>
+        </w:tc>
+        <w:tc>
+          <w:tcPr>
+            <w:tcW w:type="dxa" w:w="4844"/>
+            <w:shd w:val="clear" w:color="auto" w:fill="B8B3D6"/>
+            <w:tcBorders>
+              <w:top w:val="single" w:sz="4" w:space="0" w:color="CBCBCB"/>
+              <w:left w:val="single" w:sz="4" w:space="0" w:color="CBCBCB"/>
+              <w:bottom w:val="single" w:sz="4" w:space="0" w:color="CBCBCB"/>
+              <w:right w:val="single" w:sz="4" w:space="0" w:color="CBCBCB"/>
+            </w:tcBorders>
+          </w:tcPr>
+          <w:p>
+            <w:r>
+              <w:rPr>
+                <w:sz w:val="20"/>
+              </w:rPr>
+              <w:t>cx=0.999 &lt; 1.001 — hợp lệ, không bị false positive</w:t>
+            </w:r>
+          </w:p>
+        </w:tc>
+      </w:tr>
+    </w:tbl>
+    <w:p/>
+    <w:p>
+      <w:pPr>
+        <w:pStyle w:val="Heading3"/>
+        <w:spacing w:before="160" w:after="60"/>
+      </w:pPr>
+      <w:r>
+        <w:rPr>
+          <w:color w:val="4A3F8C"/>
+          <w:sz w:val="24"/>
+        </w:rPr>
+        <w:t>TC-NAN-03: Box lệch nhỏ do rounding (cx=1.0000001) KHÔNG bị lọc</w:t>
+      </w:r>
+    </w:p>
+    <w:tbl>
+      <w:tblPr>
+        <w:tblStyle w:val="TableGrid"/>
+        <w:tblW w:type="auto" w:w="0"/>
+        <w:tblLook w:firstColumn="1" w:firstRow="1" w:lastColumn="0" w:lastRow="0" w:noHBand="0" w:noVBand="1" w:val="04A0"/>
+      </w:tblPr>
+      <w:tblGrid>
+        <w:gridCol w:w="4844"/>
+        <w:gridCol w:w="4844"/>
+      </w:tblGrid>
+      <w:tr>
+        <w:tc>
+          <w:tcPr>
+            <w:tcW w:type="dxa" w:w="4844"/>
+            <w:shd w:val="clear" w:color="auto" w:fill="251C53"/>
+            <w:tcBorders>
+              <w:top w:val="single" w:sz="4" w:space="0" w:color="251C53"/>
+              <w:left w:val="single" w:sz="4" w:space="0" w:color="251C53"/>
+              <w:bottom w:val="single" w:sz="4" w:space="0" w:color="251C53"/>
+              <w:right w:val="single" w:sz="4" w:space="0" w:color="251C53"/>
+            </w:tcBorders>
+          </w:tcPr>
+          <w:p>
+            <w:r>
+              <w:rPr>
+                <w:b/>
+                <w:color w:val="FFFFFF"/>
+                <w:sz w:val="20"/>
+              </w:rPr>
+            </w:r>
+          </w:p>
+        </w:tc>
+        <w:tc>
+          <w:tcPr>
+            <w:tcW w:type="dxa" w:w="4844"/>
+            <w:shd w:val="clear" w:color="auto" w:fill="251C53"/>
+            <w:tcBorders>
+              <w:top w:val="single" w:sz="4" w:space="0" w:color="251C53"/>
+              <w:left w:val="single" w:sz="4" w:space="0" w:color="251C53"/>
+              <w:bottom w:val="single" w:sz="4" w:space="0" w:color="251C53"/>
+              <w:right w:val="single" w:sz="4" w:space="0" w:color="251C53"/>
+            </w:tcBorders>
+          </w:tcPr>
+          <w:p>
+            <w:r>
+              <w:rPr>
+                <w:b/>
+                <w:color w:val="FFFFFF"/>
+                <w:sz w:val="20"/>
+              </w:rPr>
+            </w:r>
+          </w:p>
+        </w:tc>
+      </w:tr>
+      <w:tr>
+        <w:tc>
+          <w:tcPr>
+            <w:tcW w:type="dxa" w:w="4844"/>
+            <w:tcBorders>
+              <w:top w:val="single" w:sz="4" w:space="0" w:color="CBCBCB"/>
+              <w:left w:val="single" w:sz="4" w:space="0" w:color="CBCBCB"/>
+              <w:bottom w:val="single" w:sz="4" w:space="0" w:color="CBCBCB"/>
+              <w:right w:val="single" w:sz="4" w:space="0" w:color="CBCBCB"/>
+            </w:tcBorders>
+          </w:tcPr>
+          <w:p>
+            <w:r>
+              <w:rPr>
+                <w:sz w:val="20"/>
+              </w:rPr>
+              <w:t>---</w:t>
+            </w:r>
+          </w:p>
+        </w:tc>
+        <w:tc>
+          <w:tcPr>
+            <w:tcW w:type="dxa" w:w="4844"/>
+            <w:tcBorders>
+              <w:top w:val="single" w:sz="4" w:space="0" w:color="CBCBCB"/>
+              <w:left w:val="single" w:sz="4" w:space="0" w:color="CBCBCB"/>
+              <w:bottom w:val="single" w:sz="4" w:space="0" w:color="CBCBCB"/>
+              <w:right w:val="single" w:sz="4" w:space="0" w:color="CBCBCB"/>
+            </w:tcBorders>
+          </w:tcPr>
+          <w:p>
+            <w:r>
+              <w:rPr>
+                <w:sz w:val="20"/>
+              </w:rPr>
+              <w:t>---</w:t>
+            </w:r>
+          </w:p>
+        </w:tc>
+      </w:tr>
+      <w:tr>
+        <w:tc>
+          <w:tcPr>
+            <w:tcW w:type="dxa" w:w="4844"/>
+            <w:shd w:val="clear" w:color="auto" w:fill="B8B3D6"/>
+            <w:tcBorders>
+              <w:top w:val="single" w:sz="4" w:space="0" w:color="CBCBCB"/>
+              <w:left w:val="single" w:sz="4" w:space="0" w:color="CBCBCB"/>
+              <w:bottom w:val="single" w:sz="4" w:space="0" w:color="CBCBCB"/>
+              <w:right w:val="single" w:sz="4" w:space="0" w:color="CBCBCB"/>
+            </w:tcBorders>
+          </w:tcPr>
+          <w:p>
+            <w:r>
+              <w:rPr>
+                <w:b/>
+                <w:sz w:val="20"/>
+              </w:rPr>
+              <w:t>Given</w:t>
+            </w:r>
+          </w:p>
+        </w:tc>
+        <w:tc>
+          <w:tcPr>
+            <w:tcW w:type="dxa" w:w="4844"/>
+            <w:shd w:val="clear" w:color="auto" w:fill="B8B3D6"/>
+            <w:tcBorders>
+              <w:top w:val="single" w:sz="4" w:space="0" w:color="CBCBCB"/>
+              <w:left w:val="single" w:sz="4" w:space="0" w:color="CBCBCB"/>
+              <w:bottom w:val="single" w:sz="4" w:space="0" w:color="CBCBCB"/>
+              <w:right w:val="single" w:sz="4" w:space="0" w:color="CBCBCB"/>
+            </w:tcBorders>
+          </w:tcPr>
+          <w:p>
+            <w:r>
+              <w:rPr>
+                <w:sz w:val="20"/>
+              </w:rPr>
+              <w:t xml:space="preserve">File nguồn có dòng </w:t>
+            </w:r>
+            <w:r>
+              <w:rPr>
+                <w:rFonts w:ascii="Courier New" w:hAnsi="Courier New"/>
+                <w:color w:val="F05922"/>
+                <w:sz w:val="20"/>
+              </w:rPr>
+              <w:t>0 1.0000001 0.5 0.1 0.1</w:t>
+            </w:r>
+            <w:r>
+              <w:rPr>
+                <w:sz w:val="20"/>
+              </w:rPr>
+              <w:t xml:space="preserve"> (cx lệch do floating-point)</w:t>
+            </w:r>
+          </w:p>
+        </w:tc>
+      </w:tr>
+      <w:tr>
+        <w:tc>
+          <w:tcPr>
+            <w:tcW w:type="dxa" w:w="4844"/>
+            <w:tcBorders>
+              <w:top w:val="single" w:sz="4" w:space="0" w:color="CBCBCB"/>
+              <w:left w:val="single" w:sz="4" w:space="0" w:color="CBCBCB"/>
+              <w:bottom w:val="single" w:sz="4" w:space="0" w:color="CBCBCB"/>
+              <w:right w:val="single" w:sz="4" w:space="0" w:color="CBCBCB"/>
+            </w:tcBorders>
+          </w:tcPr>
+          <w:p>
+            <w:r>
+              <w:rPr>
+                <w:b/>
+                <w:sz w:val="20"/>
+              </w:rPr>
+              <w:t>When</w:t>
+            </w:r>
+          </w:p>
+        </w:tc>
+        <w:tc>
+          <w:tcPr>
+            <w:tcW w:type="dxa" w:w="4844"/>
+            <w:tcBorders>
+              <w:top w:val="single" w:sz="4" w:space="0" w:color="CBCBCB"/>
+              <w:left w:val="single" w:sz="4" w:space="0" w:color="CBCBCB"/>
+              <w:bottom w:val="single" w:sz="4" w:space="0" w:color="CBCBCB"/>
+              <w:right w:val="single" w:sz="4" w:space="0" w:color="CBCBCB"/>
+            </w:tcBorders>
+          </w:tcPr>
+          <w:p>
+            <w:r>
+              <w:rPr>
+                <w:sz w:val="20"/>
+              </w:rPr>
+              <w:t xml:space="preserve">Simulate folder branch với tolerance </w:t>
+            </w:r>
+            <w:r>
+              <w:rPr>
+                <w:rFonts w:ascii="Courier New" w:hAnsi="Courier New"/>
+                <w:color w:val="F05922"/>
+                <w:sz w:val="20"/>
+              </w:rPr>
+              <w:t>[-0.001, 1.001]</w:t>
+            </w:r>
+            <w:r>
+              <w:rPr>
+                <w:sz w:val="20"/>
+              </w:rPr>
+              <w:t xml:space="preserve"> (fix từ commit aa74f48)</w:t>
+            </w:r>
+          </w:p>
+        </w:tc>
+      </w:tr>
+      <w:tr>
+        <w:tc>
+          <w:tcPr>
+            <w:tcW w:type="dxa" w:w="4844"/>
+            <w:shd w:val="clear" w:color="auto" w:fill="B8B3D6"/>
+            <w:tcBorders>
+              <w:top w:val="single" w:sz="4" w:space="0" w:color="CBCBCB"/>
+              <w:left w:val="single" w:sz="4" w:space="0" w:color="CBCBCB"/>
+              <w:bottom w:val="single" w:sz="4" w:space="0" w:color="CBCBCB"/>
+              <w:right w:val="single" w:sz="4" w:space="0" w:color="CBCBCB"/>
+            </w:tcBorders>
+          </w:tcPr>
+          <w:p>
+            <w:r>
+              <w:rPr>
+                <w:b/>
+                <w:sz w:val="20"/>
+              </w:rPr>
+              <w:t>Then</w:t>
+            </w:r>
+          </w:p>
+        </w:tc>
+        <w:tc>
+          <w:tcPr>
+            <w:tcW w:type="dxa" w:w="4844"/>
+            <w:shd w:val="clear" w:color="auto" w:fill="B8B3D6"/>
+            <w:tcBorders>
+              <w:top w:val="single" w:sz="4" w:space="0" w:color="CBCBCB"/>
+              <w:left w:val="single" w:sz="4" w:space="0" w:color="CBCBCB"/>
+              <w:bottom w:val="single" w:sz="4" w:space="0" w:color="CBCBCB"/>
+              <w:right w:val="single" w:sz="4" w:space="0" w:color="CBCBCB"/>
+            </w:tcBorders>
+          </w:tcPr>
+          <w:p>
+            <w:r>
+              <w:rPr>
+                <w:sz w:val="20"/>
+              </w:rPr>
+              <w:t xml:space="preserve">cx=1.0000001 &lt;= 1.001 → accept, output </w:t>
+            </w:r>
+            <w:r>
+              <w:rPr>
+                <w:rFonts w:ascii="Courier New" w:hAnsi="Courier New"/>
+                <w:color w:val="F05922"/>
+                <w:sz w:val="20"/>
+              </w:rPr>
+              <w:t>99 1.000000 0.500000 0.100000 0.100000</w:t>
+            </w:r>
+          </w:p>
+        </w:tc>
+      </w:tr>
+      <w:tr>
+        <w:tc>
+          <w:tcPr>
+            <w:tcW w:type="dxa" w:w="4844"/>
+            <w:tcBorders>
+              <w:top w:val="single" w:sz="4" w:space="0" w:color="CBCBCB"/>
+              <w:left w:val="single" w:sz="4" w:space="0" w:color="CBCBCB"/>
+              <w:bottom w:val="single" w:sz="4" w:space="0" w:color="CBCBCB"/>
+              <w:right w:val="single" w:sz="4" w:space="0" w:color="CBCBCB"/>
+            </w:tcBorders>
+          </w:tcPr>
+          <w:p>
+            <w:r>
+              <w:rPr>
+                <w:b/>
+                <w:sz w:val="20"/>
+              </w:rPr>
+              <w:t>Result</w:t>
+            </w:r>
+          </w:p>
+        </w:tc>
+        <w:tc>
+          <w:tcPr>
+            <w:tcW w:type="dxa" w:w="4844"/>
+            <w:tcBorders>
+              <w:top w:val="single" w:sz="4" w:space="0" w:color="CBCBCB"/>
+              <w:left w:val="single" w:sz="4" w:space="0" w:color="CBCBCB"/>
+              <w:bottom w:val="single" w:sz="4" w:space="0" w:color="CBCBCB"/>
+              <w:right w:val="single" w:sz="4" w:space="0" w:color="CBCBCB"/>
+            </w:tcBorders>
+          </w:tcPr>
+          <w:p>
+            <w:r>
+              <w:rPr>
+                <w:b/>
+                <w:sz w:val="20"/>
+              </w:rPr>
+              <w:t>PASS</w:t>
+            </w:r>
+            <w:r>
+              <w:rPr>
+                <w:sz w:val="20"/>
+              </w:rPr>
+              <w:t xml:space="preserve"> — new_lines=['99 1.000000 0.500000 0.100000 0.100000']</w:t>
+            </w:r>
+          </w:p>
+        </w:tc>
+      </w:tr>
+      <w:tr>
+        <w:tc>
+          <w:tcPr>
+            <w:tcW w:type="dxa" w:w="4844"/>
+            <w:shd w:val="clear" w:color="auto" w:fill="B8B3D6"/>
+            <w:tcBorders>
+              <w:top w:val="single" w:sz="4" w:space="0" w:color="CBCBCB"/>
+              <w:left w:val="single" w:sz="4" w:space="0" w:color="CBCBCB"/>
+              <w:bottom w:val="single" w:sz="4" w:space="0" w:color="CBCBCB"/>
+              <w:right w:val="single" w:sz="4" w:space="0" w:color="CBCBCB"/>
+            </w:tcBorders>
+          </w:tcPr>
+          <w:p>
+            <w:r>
+              <w:rPr>
+                <w:b/>
+                <w:sz w:val="20"/>
+              </w:rPr>
+              <w:t>Note</w:t>
+            </w:r>
+          </w:p>
+        </w:tc>
+        <w:tc>
+          <w:tcPr>
+            <w:tcW w:type="dxa" w:w="4844"/>
+            <w:shd w:val="clear" w:color="auto" w:fill="B8B3D6"/>
+            <w:tcBorders>
+              <w:top w:val="single" w:sz="4" w:space="0" w:color="CBCBCB"/>
+              <w:left w:val="single" w:sz="4" w:space="0" w:color="CBCBCB"/>
+              <w:bottom w:val="single" w:sz="4" w:space="0" w:color="CBCBCB"/>
+              <w:right w:val="single" w:sz="4" w:space="0" w:color="CBCBCB"/>
+            </w:tcBorders>
+          </w:tcPr>
+          <w:p>
+            <w:r>
+              <w:rPr>
+                <w:sz w:val="20"/>
+              </w:rPr>
+              <w:t xml:space="preserve">Trước khi Tech Lead nới tolerance (strict </w:t>
+            </w:r>
+            <w:r>
+              <w:rPr>
+                <w:rFonts w:ascii="Courier New" w:hAnsi="Courier New"/>
+                <w:color w:val="F05922"/>
+                <w:sz w:val="20"/>
+              </w:rPr>
+              <w:t>&lt;= 1.0</w:t>
+            </w:r>
+            <w:r>
+              <w:rPr>
+                <w:sz w:val="20"/>
+              </w:rPr>
+              <w:t>), case này bị false positive</w:t>
+            </w:r>
+          </w:p>
+        </w:tc>
+      </w:tr>
+    </w:tbl>
+    <w:p/>
+    <w:p>
+      <w:pPr>
+        <w:pStyle w:val="Heading3"/>
+        <w:spacing w:before="160" w:after="60"/>
+      </w:pPr>
+      <w:r>
+        <w:rPr>
+          <w:color w:val="4A3F8C"/>
+          <w:sz w:val="24"/>
+        </w:rPr>
+        <w:t>TC-NAN-04: Box thực sự sai (cx=1.5) BỊ lọc</w:t>
+      </w:r>
+    </w:p>
+    <w:tbl>
+      <w:tblPr>
+        <w:tblStyle w:val="TableGrid"/>
+        <w:tblW w:type="auto" w:w="0"/>
+        <w:tblLook w:firstColumn="1" w:firstRow="1" w:lastColumn="0" w:lastRow="0" w:noHBand="0" w:noVBand="1" w:val="04A0"/>
+      </w:tblPr>
+      <w:tblGrid>
+        <w:gridCol w:w="4844"/>
+        <w:gridCol w:w="4844"/>
+      </w:tblGrid>
+      <w:tr>
+        <w:tc>
+          <w:tcPr>
+            <w:tcW w:type="dxa" w:w="4844"/>
+            <w:shd w:val="clear" w:color="auto" w:fill="251C53"/>
+            <w:tcBorders>
+              <w:top w:val="single" w:sz="4" w:space="0" w:color="251C53"/>
+              <w:left w:val="single" w:sz="4" w:space="0" w:color="251C53"/>
+              <w:bottom w:val="single" w:sz="4" w:space="0" w:color="251C53"/>
+              <w:right w:val="single" w:sz="4" w:space="0" w:color="251C53"/>
+            </w:tcBorders>
+          </w:tcPr>
+          <w:p>
+            <w:r>
+              <w:rPr>
+                <w:b/>
+                <w:color w:val="FFFFFF"/>
+                <w:sz w:val="20"/>
+              </w:rPr>
+            </w:r>
+          </w:p>
+        </w:tc>
+        <w:tc>
+          <w:tcPr>
+            <w:tcW w:type="dxa" w:w="4844"/>
+            <w:shd w:val="clear" w:color="auto" w:fill="251C53"/>
+            <w:tcBorders>
+              <w:top w:val="single" w:sz="4" w:space="0" w:color="251C53"/>
+              <w:left w:val="single" w:sz="4" w:space="0" w:color="251C53"/>
+              <w:bottom w:val="single" w:sz="4" w:space="0" w:color="251C53"/>
+              <w:right w:val="single" w:sz="4" w:space="0" w:color="251C53"/>
+            </w:tcBorders>
+          </w:tcPr>
+          <w:p>
+            <w:r>
+              <w:rPr>
+                <w:b/>
+                <w:color w:val="FFFFFF"/>
+                <w:sz w:val="20"/>
+              </w:rPr>
+            </w:r>
+          </w:p>
+        </w:tc>
+      </w:tr>
+      <w:tr>
+        <w:tc>
+          <w:tcPr>
+            <w:tcW w:type="dxa" w:w="4844"/>
+            <w:tcBorders>
+              <w:top w:val="single" w:sz="4" w:space="0" w:color="CBCBCB"/>
+              <w:left w:val="single" w:sz="4" w:space="0" w:color="CBCBCB"/>
+              <w:bottom w:val="single" w:sz="4" w:space="0" w:color="CBCBCB"/>
+              <w:right w:val="single" w:sz="4" w:space="0" w:color="CBCBCB"/>
+            </w:tcBorders>
+          </w:tcPr>
+          <w:p>
+            <w:r>
+              <w:rPr>
+                <w:sz w:val="20"/>
+              </w:rPr>
+              <w:t>---</w:t>
+            </w:r>
+          </w:p>
+        </w:tc>
+        <w:tc>
+          <w:tcPr>
+            <w:tcW w:type="dxa" w:w="4844"/>
+            <w:tcBorders>
+              <w:top w:val="single" w:sz="4" w:space="0" w:color="CBCBCB"/>
+              <w:left w:val="single" w:sz="4" w:space="0" w:color="CBCBCB"/>
+              <w:bottom w:val="single" w:sz="4" w:space="0" w:color="CBCBCB"/>
+              <w:right w:val="single" w:sz="4" w:space="0" w:color="CBCBCB"/>
+            </w:tcBorders>
+          </w:tcPr>
+          <w:p>
+            <w:r>
+              <w:rPr>
+                <w:sz w:val="20"/>
+              </w:rPr>
+              <w:t>---</w:t>
+            </w:r>
+          </w:p>
+        </w:tc>
+      </w:tr>
+      <w:tr>
+        <w:tc>
+          <w:tcPr>
+            <w:tcW w:type="dxa" w:w="4844"/>
+            <w:shd w:val="clear" w:color="auto" w:fill="B8B3D6"/>
+            <w:tcBorders>
+              <w:top w:val="single" w:sz="4" w:space="0" w:color="CBCBCB"/>
+              <w:left w:val="single" w:sz="4" w:space="0" w:color="CBCBCB"/>
+              <w:bottom w:val="single" w:sz="4" w:space="0" w:color="CBCBCB"/>
+              <w:right w:val="single" w:sz="4" w:space="0" w:color="CBCBCB"/>
+            </w:tcBorders>
+          </w:tcPr>
+          <w:p>
+            <w:r>
+              <w:rPr>
+                <w:b/>
+                <w:sz w:val="20"/>
+              </w:rPr>
+              <w:t>Given</w:t>
+            </w:r>
+          </w:p>
+        </w:tc>
+        <w:tc>
+          <w:tcPr>
+            <w:tcW w:type="dxa" w:w="4844"/>
+            <w:shd w:val="clear" w:color="auto" w:fill="B8B3D6"/>
+            <w:tcBorders>
+              <w:top w:val="single" w:sz="4" w:space="0" w:color="CBCBCB"/>
+              <w:left w:val="single" w:sz="4" w:space="0" w:color="CBCBCB"/>
+              <w:bottom w:val="single" w:sz="4" w:space="0" w:color="CBCBCB"/>
+              <w:right w:val="single" w:sz="4" w:space="0" w:color="CBCBCB"/>
+            </w:tcBorders>
+          </w:tcPr>
+          <w:p>
+            <w:r>
+              <w:rPr>
+                <w:sz w:val="20"/>
+              </w:rPr>
+              <w:t xml:space="preserve">File nguồn có dòng </w:t>
+            </w:r>
+            <w:r>
+              <w:rPr>
+                <w:rFonts w:ascii="Courier New" w:hAnsi="Courier New"/>
+                <w:color w:val="F05922"/>
+                <w:sz w:val="20"/>
+              </w:rPr>
+              <w:t>0 1.5 0.5 0.1 0.1</w:t>
+            </w:r>
+            <w:r>
+              <w:rPr>
+                <w:sz w:val="20"/>
+              </w:rPr>
+              <w:t xml:space="preserve"> (cx=1.5 vượt quá 1.001)</w:t>
+            </w:r>
+          </w:p>
+        </w:tc>
+      </w:tr>
+      <w:tr>
+        <w:tc>
+          <w:tcPr>
+            <w:tcW w:type="dxa" w:w="4844"/>
+            <w:tcBorders>
+              <w:top w:val="single" w:sz="4" w:space="0" w:color="CBCBCB"/>
+              <w:left w:val="single" w:sz="4" w:space="0" w:color="CBCBCB"/>
+              <w:bottom w:val="single" w:sz="4" w:space="0" w:color="CBCBCB"/>
+              <w:right w:val="single" w:sz="4" w:space="0" w:color="CBCBCB"/>
+            </w:tcBorders>
+          </w:tcPr>
+          <w:p>
+            <w:r>
+              <w:rPr>
+                <w:b/>
+                <w:sz w:val="20"/>
+              </w:rPr>
+              <w:t>When</w:t>
+            </w:r>
+          </w:p>
+        </w:tc>
+        <w:tc>
+          <w:tcPr>
+            <w:tcW w:type="dxa" w:w="4844"/>
+            <w:tcBorders>
+              <w:top w:val="single" w:sz="4" w:space="0" w:color="CBCBCB"/>
+              <w:left w:val="single" w:sz="4" w:space="0" w:color="CBCBCB"/>
+              <w:bottom w:val="single" w:sz="4" w:space="0" w:color="CBCBCB"/>
+              <w:right w:val="single" w:sz="4" w:space="0" w:color="CBCBCB"/>
+            </w:tcBorders>
+          </w:tcPr>
+          <w:p>
+            <w:r>
+              <w:rPr>
+                <w:sz w:val="20"/>
+              </w:rPr>
+              <w:t xml:space="preserve">Simulate folder branch với range check </w:t>
+            </w:r>
+            <w:r>
+              <w:rPr>
+                <w:rFonts w:ascii="Courier New" w:hAnsi="Courier New"/>
+                <w:color w:val="F05922"/>
+                <w:sz w:val="20"/>
+              </w:rPr>
+              <w:t>-0.001 &lt;= cx &lt;= 1.001</w:t>
+            </w:r>
+          </w:p>
+        </w:tc>
+      </w:tr>
+      <w:tr>
+        <w:tc>
+          <w:tcPr>
+            <w:tcW w:type="dxa" w:w="4844"/>
+            <w:shd w:val="clear" w:color="auto" w:fill="B8B3D6"/>
+            <w:tcBorders>
+              <w:top w:val="single" w:sz="4" w:space="0" w:color="CBCBCB"/>
+              <w:left w:val="single" w:sz="4" w:space="0" w:color="CBCBCB"/>
+              <w:bottom w:val="single" w:sz="4" w:space="0" w:color="CBCBCB"/>
+              <w:right w:val="single" w:sz="4" w:space="0" w:color="CBCBCB"/>
+            </w:tcBorders>
+          </w:tcPr>
+          <w:p>
+            <w:r>
+              <w:rPr>
+                <w:b/>
+                <w:sz w:val="20"/>
+              </w:rPr>
+              <w:t>Then</w:t>
+            </w:r>
+          </w:p>
+        </w:tc>
+        <w:tc>
+          <w:tcPr>
+            <w:tcW w:type="dxa" w:w="4844"/>
+            <w:shd w:val="clear" w:color="auto" w:fill="B8B3D6"/>
+            <w:tcBorders>
+              <w:top w:val="single" w:sz="4" w:space="0" w:color="CBCBCB"/>
+              <w:left w:val="single" w:sz="4" w:space="0" w:color="CBCBCB"/>
+              <w:bottom w:val="single" w:sz="4" w:space="0" w:color="CBCBCB"/>
+              <w:right w:val="single" w:sz="4" w:space="0" w:color="CBCBCB"/>
+            </w:tcBorders>
+          </w:tcPr>
+          <w:p>
+            <w:r>
+              <w:rPr>
+                <w:sz w:val="20"/>
+              </w:rPr>
+              <w:t xml:space="preserve">cx=1.5 &gt; 1.001 → bị </w:t>
+            </w:r>
+            <w:r>
+              <w:rPr>
+                <w:rFonts w:ascii="Courier New" w:hAnsi="Courier New"/>
+                <w:color w:val="F05922"/>
+                <w:sz w:val="20"/>
+              </w:rPr>
+              <w:t>continue</w:t>
+            </w:r>
+            <w:r>
+              <w:rPr>
+                <w:sz w:val="20"/>
+              </w:rPr>
+              <w:t xml:space="preserve">, </w:t>
+            </w:r>
+            <w:r>
+              <w:rPr>
+                <w:rFonts w:ascii="Courier New" w:hAnsi="Courier New"/>
+                <w:color w:val="F05922"/>
+                <w:sz w:val="20"/>
+              </w:rPr>
+              <w:t>new_lines=[]</w:t>
+            </w:r>
+          </w:p>
+        </w:tc>
+      </w:tr>
+      <w:tr>
+        <w:tc>
+          <w:tcPr>
+            <w:tcW w:type="dxa" w:w="4844"/>
+            <w:tcBorders>
+              <w:top w:val="single" w:sz="4" w:space="0" w:color="CBCBCB"/>
+              <w:left w:val="single" w:sz="4" w:space="0" w:color="CBCBCB"/>
+              <w:bottom w:val="single" w:sz="4" w:space="0" w:color="CBCBCB"/>
+              <w:right w:val="single" w:sz="4" w:space="0" w:color="CBCBCB"/>
+            </w:tcBorders>
+          </w:tcPr>
+          <w:p>
+            <w:r>
+              <w:rPr>
+                <w:b/>
+                <w:sz w:val="20"/>
+              </w:rPr>
+              <w:t>Result</w:t>
+            </w:r>
+          </w:p>
+        </w:tc>
+        <w:tc>
+          <w:tcPr>
+            <w:tcW w:type="dxa" w:w="4844"/>
+            <w:tcBorders>
+              <w:top w:val="single" w:sz="4" w:space="0" w:color="CBCBCB"/>
+              <w:left w:val="single" w:sz="4" w:space="0" w:color="CBCBCB"/>
+              <w:bottom w:val="single" w:sz="4" w:space="0" w:color="CBCBCB"/>
+              <w:right w:val="single" w:sz="4" w:space="0" w:color="CBCBCB"/>
+            </w:tcBorders>
+          </w:tcPr>
+          <w:p>
+            <w:r>
+              <w:rPr>
+                <w:b/>
+                <w:sz w:val="20"/>
+              </w:rPr>
+              <w:t>PASS</w:t>
+            </w:r>
+            <w:r>
+              <w:rPr>
+                <w:sz w:val="20"/>
+              </w:rPr>
+              <w:t xml:space="preserve"> — new_lines=[] (expected: [])</w:t>
+            </w:r>
+          </w:p>
+        </w:tc>
+      </w:tr>
+      <w:tr>
+        <w:tc>
+          <w:tcPr>
+            <w:tcW w:type="dxa" w:w="4844"/>
+            <w:shd w:val="clear" w:color="auto" w:fill="B8B3D6"/>
+            <w:tcBorders>
+              <w:top w:val="single" w:sz="4" w:space="0" w:color="CBCBCB"/>
+              <w:left w:val="single" w:sz="4" w:space="0" w:color="CBCBCB"/>
+              <w:bottom w:val="single" w:sz="4" w:space="0" w:color="CBCBCB"/>
+              <w:right w:val="single" w:sz="4" w:space="0" w:color="CBCBCB"/>
+            </w:tcBorders>
+          </w:tcPr>
+          <w:p>
+            <w:r>
+              <w:rPr>
+                <w:b/>
+                <w:sz w:val="20"/>
+              </w:rPr>
+              <w:t>Note</w:t>
+            </w:r>
+          </w:p>
+        </w:tc>
+        <w:tc>
+          <w:tcPr>
+            <w:tcW w:type="dxa" w:w="4844"/>
+            <w:shd w:val="clear" w:color="auto" w:fill="B8B3D6"/>
+            <w:tcBorders>
+              <w:top w:val="single" w:sz="4" w:space="0" w:color="CBCBCB"/>
+              <w:left w:val="single" w:sz="4" w:space="0" w:color="CBCBCB"/>
+              <w:bottom w:val="single" w:sz="4" w:space="0" w:color="CBCBCB"/>
+              <w:right w:val="single" w:sz="4" w:space="0" w:color="CBCBCB"/>
+            </w:tcBorders>
+          </w:tcPr>
+          <w:p>
+            <w:r>
+              <w:rPr>
+                <w:sz w:val="20"/>
+              </w:rPr>
+              <w:t>Box dữ liệu lỗi thực sự bị chặn đúng — không lọt vào file đích</w:t>
+            </w:r>
+          </w:p>
+        </w:tc>
+      </w:tr>
+    </w:tbl>
+    <w:p/>
+    <w:p>
+      <w:pPr>
+        <w:pStyle w:val="Heading3"/>
+        <w:spacing w:before="160" w:after="60"/>
+      </w:pPr>
+      <w:r>
+        <w:rPr>
+          <w:color w:val="4A3F8C"/>
+          <w:sz w:val="24"/>
+        </w:rPr>
+        <w:t>TC-NAN-05a: Regression — `run_model_predict` không crash</w:t>
+      </w:r>
+    </w:p>
+    <w:tbl>
+      <w:tblPr>
+        <w:tblStyle w:val="TableGrid"/>
+        <w:tblW w:type="auto" w:w="0"/>
+        <w:tblLook w:firstColumn="1" w:firstRow="1" w:lastColumn="0" w:lastRow="0" w:noHBand="0" w:noVBand="1" w:val="04A0"/>
+      </w:tblPr>
+      <w:tblGrid>
+        <w:gridCol w:w="4844"/>
+        <w:gridCol w:w="4844"/>
+      </w:tblGrid>
+      <w:tr>
+        <w:tc>
+          <w:tcPr>
+            <w:tcW w:type="dxa" w:w="4844"/>
+            <w:shd w:val="clear" w:color="auto" w:fill="251C53"/>
+            <w:tcBorders>
+              <w:top w:val="single" w:sz="4" w:space="0" w:color="251C53"/>
+              <w:left w:val="single" w:sz="4" w:space="0" w:color="251C53"/>
+              <w:bottom w:val="single" w:sz="4" w:space="0" w:color="251C53"/>
+              <w:right w:val="single" w:sz="4" w:space="0" w:color="251C53"/>
+            </w:tcBorders>
+          </w:tcPr>
+          <w:p>
+            <w:r>
+              <w:rPr>
+                <w:b/>
+                <w:color w:val="FFFFFF"/>
+                <w:sz w:val="20"/>
+              </w:rPr>
+            </w:r>
+          </w:p>
+        </w:tc>
+        <w:tc>
+          <w:tcPr>
+            <w:tcW w:type="dxa" w:w="4844"/>
+            <w:shd w:val="clear" w:color="auto" w:fill="251C53"/>
+            <w:tcBorders>
+              <w:top w:val="single" w:sz="4" w:space="0" w:color="251C53"/>
+              <w:left w:val="single" w:sz="4" w:space="0" w:color="251C53"/>
+              <w:bottom w:val="single" w:sz="4" w:space="0" w:color="251C53"/>
+              <w:right w:val="single" w:sz="4" w:space="0" w:color="251C53"/>
+            </w:tcBorders>
+          </w:tcPr>
+          <w:p>
+            <w:r>
+              <w:rPr>
+                <w:b/>
+                <w:color w:val="FFFFFF"/>
+                <w:sz w:val="20"/>
+              </w:rPr>
+            </w:r>
+          </w:p>
+        </w:tc>
+      </w:tr>
+      <w:tr>
+        <w:tc>
+          <w:tcPr>
+            <w:tcW w:type="dxa" w:w="4844"/>
+            <w:tcBorders>
+              <w:top w:val="single" w:sz="4" w:space="0" w:color="CBCBCB"/>
+              <w:left w:val="single" w:sz="4" w:space="0" w:color="CBCBCB"/>
+              <w:bottom w:val="single" w:sz="4" w:space="0" w:color="CBCBCB"/>
+              <w:right w:val="single" w:sz="4" w:space="0" w:color="CBCBCB"/>
+            </w:tcBorders>
+          </w:tcPr>
+          <w:p>
+            <w:r>
+              <w:rPr>
+                <w:sz w:val="20"/>
+              </w:rPr>
+              <w:t>---</w:t>
+            </w:r>
+          </w:p>
+        </w:tc>
+        <w:tc>
+          <w:tcPr>
+            <w:tcW w:type="dxa" w:w="4844"/>
+            <w:tcBorders>
+              <w:top w:val="single" w:sz="4" w:space="0" w:color="CBCBCB"/>
+              <w:left w:val="single" w:sz="4" w:space="0" w:color="CBCBCB"/>
+              <w:bottom w:val="single" w:sz="4" w:space="0" w:color="CBCBCB"/>
+              <w:right w:val="single" w:sz="4" w:space="0" w:color="CBCBCB"/>
+            </w:tcBorders>
+          </w:tcPr>
+          <w:p>
+            <w:r>
+              <w:rPr>
+                <w:sz w:val="20"/>
+              </w:rPr>
+              <w:t>---</w:t>
+            </w:r>
+          </w:p>
+        </w:tc>
+      </w:tr>
+      <w:tr>
+        <w:tc>
+          <w:tcPr>
+            <w:tcW w:type="dxa" w:w="4844"/>
+            <w:shd w:val="clear" w:color="auto" w:fill="B8B3D6"/>
+            <w:tcBorders>
+              <w:top w:val="single" w:sz="4" w:space="0" w:color="CBCBCB"/>
+              <w:left w:val="single" w:sz="4" w:space="0" w:color="CBCBCB"/>
+              <w:bottom w:val="single" w:sz="4" w:space="0" w:color="CBCBCB"/>
+              <w:right w:val="single" w:sz="4" w:space="0" w:color="CBCBCB"/>
+            </w:tcBorders>
+          </w:tcPr>
+          <w:p>
+            <w:r>
+              <w:rPr>
+                <w:b/>
+                <w:sz w:val="20"/>
+              </w:rPr>
+              <w:t>Given</w:t>
+            </w:r>
+          </w:p>
+        </w:tc>
+        <w:tc>
+          <w:tcPr>
+            <w:tcW w:type="dxa" w:w="4844"/>
+            <w:shd w:val="clear" w:color="auto" w:fill="B8B3D6"/>
+            <w:tcBorders>
+              <w:top w:val="single" w:sz="4" w:space="0" w:color="CBCBCB"/>
+              <w:left w:val="single" w:sz="4" w:space="0" w:color="CBCBCB"/>
+              <w:bottom w:val="single" w:sz="4" w:space="0" w:color="CBCBCB"/>
+              <w:right w:val="single" w:sz="4" w:space="0" w:color="CBCBCB"/>
+            </w:tcBorders>
+          </w:tcPr>
+          <w:p>
+            <w:r>
+              <w:rPr>
+                <w:sz w:val="20"/>
+              </w:rPr>
+              <w:t xml:space="preserve">Model </w:t>
+            </w:r>
+            <w:r>
+              <w:rPr>
+                <w:rFonts w:ascii="Courier New" w:hAnsi="Courier New"/>
+                <w:color w:val="F05922"/>
+                <w:sz w:val="20"/>
+              </w:rPr>
+              <w:t>yolo11n.pt</w:t>
+            </w:r>
+            <w:r>
+              <w:rPr>
+                <w:sz w:val="20"/>
+              </w:rPr>
+              <w:t xml:space="preserve">, ảnh thật </w:t>
+            </w:r>
+            <w:r>
+              <w:rPr>
+                <w:rFonts w:ascii="Courier New" w:hAnsi="Courier New"/>
+                <w:color w:val="F05922"/>
+                <w:sz w:val="20"/>
+              </w:rPr>
+              <w:t>runs/detect/train/train_batch0.jpg</w:t>
+            </w:r>
+          </w:p>
+        </w:tc>
+      </w:tr>
+      <w:tr>
+        <w:tc>
+          <w:tcPr>
+            <w:tcW w:type="dxa" w:w="4844"/>
+            <w:tcBorders>
+              <w:top w:val="single" w:sz="4" w:space="0" w:color="CBCBCB"/>
+              <w:left w:val="single" w:sz="4" w:space="0" w:color="CBCBCB"/>
+              <w:bottom w:val="single" w:sz="4" w:space="0" w:color="CBCBCB"/>
+              <w:right w:val="single" w:sz="4" w:space="0" w:color="CBCBCB"/>
+            </w:tcBorders>
+          </w:tcPr>
+          <w:p>
+            <w:r>
+              <w:rPr>
+                <w:b/>
+                <w:sz w:val="20"/>
+              </w:rPr>
+              <w:t>When</w:t>
+            </w:r>
+          </w:p>
+        </w:tc>
+        <w:tc>
+          <w:tcPr>
+            <w:tcW w:type="dxa" w:w="4844"/>
+            <w:tcBorders>
+              <w:top w:val="single" w:sz="4" w:space="0" w:color="CBCBCB"/>
+              <w:left w:val="single" w:sz="4" w:space="0" w:color="CBCBCB"/>
+              <w:bottom w:val="single" w:sz="4" w:space="0" w:color="CBCBCB"/>
+              <w:right w:val="single" w:sz="4" w:space="0" w:color="CBCBCB"/>
+            </w:tcBorders>
+          </w:tcPr>
+          <w:p>
+            <w:r>
+              <w:rPr>
+                <w:sz w:val="20"/>
+              </w:rPr>
+              <w:t xml:space="preserve">Gọi </w:t>
+            </w:r>
+            <w:r>
+              <w:rPr>
+                <w:rFonts w:ascii="Courier New" w:hAnsi="Courier New"/>
+                <w:color w:val="F05922"/>
+                <w:sz w:val="20"/>
+              </w:rPr>
+              <w:t>run_model_predict(model, "yolo", pil_img, conf=0.25)</w:t>
+            </w:r>
+          </w:p>
+        </w:tc>
+      </w:tr>
+      <w:tr>
+        <w:tc>
+          <w:tcPr>
+            <w:tcW w:type="dxa" w:w="4844"/>
+            <w:shd w:val="clear" w:color="auto" w:fill="B8B3D6"/>
+            <w:tcBorders>
+              <w:top w:val="single" w:sz="4" w:space="0" w:color="CBCBCB"/>
+              <w:left w:val="single" w:sz="4" w:space="0" w:color="CBCBCB"/>
+              <w:bottom w:val="single" w:sz="4" w:space="0" w:color="CBCBCB"/>
+              <w:right w:val="single" w:sz="4" w:space="0" w:color="CBCBCB"/>
+            </w:tcBorders>
+          </w:tcPr>
+          <w:p>
+            <w:r>
+              <w:rPr>
+                <w:b/>
+                <w:sz w:val="20"/>
+              </w:rPr>
+              <w:t>Then</w:t>
+            </w:r>
+          </w:p>
+        </w:tc>
+        <w:tc>
+          <w:tcPr>
+            <w:tcW w:type="dxa" w:w="4844"/>
+            <w:shd w:val="clear" w:color="auto" w:fill="B8B3D6"/>
+            <w:tcBorders>
+              <w:top w:val="single" w:sz="4" w:space="0" w:color="CBCBCB"/>
+              <w:left w:val="single" w:sz="4" w:space="0" w:color="CBCBCB"/>
+              <w:bottom w:val="single" w:sz="4" w:space="0" w:color="CBCBCB"/>
+              <w:right w:val="single" w:sz="4" w:space="0" w:color="CBCBCB"/>
+            </w:tcBorders>
+          </w:tcPr>
+          <w:p>
+            <w:r>
+              <w:rPr>
+                <w:sz w:val="20"/>
+              </w:rPr>
+              <w:t>Trả về list boxes (không crash)</w:t>
+            </w:r>
+          </w:p>
+        </w:tc>
+      </w:tr>
+      <w:tr>
+        <w:tc>
+          <w:tcPr>
+            <w:tcW w:type="dxa" w:w="4844"/>
+            <w:tcBorders>
+              <w:top w:val="single" w:sz="4" w:space="0" w:color="CBCBCB"/>
+              <w:left w:val="single" w:sz="4" w:space="0" w:color="CBCBCB"/>
+              <w:bottom w:val="single" w:sz="4" w:space="0" w:color="CBCBCB"/>
+              <w:right w:val="single" w:sz="4" w:space="0" w:color="CBCBCB"/>
+            </w:tcBorders>
+          </w:tcPr>
+          <w:p>
+            <w:r>
+              <w:rPr>
+                <w:b/>
+                <w:sz w:val="20"/>
+              </w:rPr>
+              <w:t>Result</w:t>
+            </w:r>
+          </w:p>
+        </w:tc>
+        <w:tc>
+          <w:tcPr>
+            <w:tcW w:type="dxa" w:w="4844"/>
+            <w:tcBorders>
+              <w:top w:val="single" w:sz="4" w:space="0" w:color="CBCBCB"/>
+              <w:left w:val="single" w:sz="4" w:space="0" w:color="CBCBCB"/>
+              <w:bottom w:val="single" w:sz="4" w:space="0" w:color="CBCBCB"/>
+              <w:right w:val="single" w:sz="4" w:space="0" w:color="CBCBCB"/>
+            </w:tcBorders>
+          </w:tcPr>
+          <w:p>
+            <w:r>
+              <w:rPr>
+                <w:b/>
+                <w:sz w:val="20"/>
+              </w:rPr>
+              <w:t>PASS</w:t>
+            </w:r>
+            <w:r>
+              <w:rPr>
+                <w:sz w:val="20"/>
+              </w:rPr>
+              <w:t xml:space="preserve"> — boxes=8 detected</w:t>
+            </w:r>
+          </w:p>
+        </w:tc>
+      </w:tr>
+    </w:tbl>
+    <w:p/>
+    <w:p>
+      <w:pPr>
+        <w:pStyle w:val="Heading3"/>
+        <w:spacing w:before="160" w:after="60"/>
+      </w:pPr>
+      <w:r>
+        <w:rPr>
+          <w:color w:val="4A3F8C"/>
+          <w:sz w:val="24"/>
+        </w:rPr>
+        <w:t>TC-NAN-05b: Regression — tất cả coord box detect là finite</w:t>
+      </w:r>
+    </w:p>
+    <w:tbl>
+      <w:tblPr>
+        <w:tblStyle w:val="TableGrid"/>
+        <w:tblW w:type="auto" w:w="0"/>
+        <w:tblLook w:firstColumn="1" w:firstRow="1" w:lastColumn="0" w:lastRow="0" w:noHBand="0" w:noVBand="1" w:val="04A0"/>
+      </w:tblPr>
+      <w:tblGrid>
+        <w:gridCol w:w="4844"/>
+        <w:gridCol w:w="4844"/>
+      </w:tblGrid>
+      <w:tr>
+        <w:tc>
+          <w:tcPr>
+            <w:tcW w:type="dxa" w:w="4844"/>
+            <w:shd w:val="clear" w:color="auto" w:fill="251C53"/>
+            <w:tcBorders>
+              <w:top w:val="single" w:sz="4" w:space="0" w:color="251C53"/>
+              <w:left w:val="single" w:sz="4" w:space="0" w:color="251C53"/>
+              <w:bottom w:val="single" w:sz="4" w:space="0" w:color="251C53"/>
+              <w:right w:val="single" w:sz="4" w:space="0" w:color="251C53"/>
+            </w:tcBorders>
+          </w:tcPr>
+          <w:p>
+            <w:r>
+              <w:rPr>
+                <w:b/>
+                <w:color w:val="FFFFFF"/>
+                <w:sz w:val="20"/>
+              </w:rPr>
+            </w:r>
+          </w:p>
+        </w:tc>
+        <w:tc>
+          <w:tcPr>
+            <w:tcW w:type="dxa" w:w="4844"/>
+            <w:shd w:val="clear" w:color="auto" w:fill="251C53"/>
+            <w:tcBorders>
+              <w:top w:val="single" w:sz="4" w:space="0" w:color="251C53"/>
+              <w:left w:val="single" w:sz="4" w:space="0" w:color="251C53"/>
+              <w:bottom w:val="single" w:sz="4" w:space="0" w:color="251C53"/>
+              <w:right w:val="single" w:sz="4" w:space="0" w:color="251C53"/>
+            </w:tcBorders>
+          </w:tcPr>
+          <w:p>
+            <w:r>
+              <w:rPr>
+                <w:b/>
+                <w:color w:val="FFFFFF"/>
+                <w:sz w:val="20"/>
+              </w:rPr>
+            </w:r>
+          </w:p>
+        </w:tc>
+      </w:tr>
+      <w:tr>
+        <w:tc>
+          <w:tcPr>
+            <w:tcW w:type="dxa" w:w="4844"/>
+            <w:tcBorders>
+              <w:top w:val="single" w:sz="4" w:space="0" w:color="CBCBCB"/>
+              <w:left w:val="single" w:sz="4" w:space="0" w:color="CBCBCB"/>
+              <w:bottom w:val="single" w:sz="4" w:space="0" w:color="CBCBCB"/>
+              <w:right w:val="single" w:sz="4" w:space="0" w:color="CBCBCB"/>
+            </w:tcBorders>
+          </w:tcPr>
+          <w:p>
+            <w:r>
+              <w:rPr>
+                <w:sz w:val="20"/>
+              </w:rPr>
+              <w:t>---</w:t>
+            </w:r>
+          </w:p>
+        </w:tc>
+        <w:tc>
+          <w:tcPr>
+            <w:tcW w:type="dxa" w:w="4844"/>
+            <w:tcBorders>
+              <w:top w:val="single" w:sz="4" w:space="0" w:color="CBCBCB"/>
+              <w:left w:val="single" w:sz="4" w:space="0" w:color="CBCBCB"/>
+              <w:bottom w:val="single" w:sz="4" w:space="0" w:color="CBCBCB"/>
+              <w:right w:val="single" w:sz="4" w:space="0" w:color="CBCBCB"/>
+            </w:tcBorders>
+          </w:tcPr>
+          <w:p>
+            <w:r>
+              <w:rPr>
+                <w:sz w:val="20"/>
+              </w:rPr>
+              <w:t>---</w:t>
+            </w:r>
+          </w:p>
+        </w:tc>
+      </w:tr>
+      <w:tr>
+        <w:tc>
+          <w:tcPr>
+            <w:tcW w:type="dxa" w:w="4844"/>
+            <w:shd w:val="clear" w:color="auto" w:fill="B8B3D6"/>
+            <w:tcBorders>
+              <w:top w:val="single" w:sz="4" w:space="0" w:color="CBCBCB"/>
+              <w:left w:val="single" w:sz="4" w:space="0" w:color="CBCBCB"/>
+              <w:bottom w:val="single" w:sz="4" w:space="0" w:color="CBCBCB"/>
+              <w:right w:val="single" w:sz="4" w:space="0" w:color="CBCBCB"/>
+            </w:tcBorders>
+          </w:tcPr>
+          <w:p>
+            <w:r>
+              <w:rPr>
+                <w:b/>
+                <w:sz w:val="20"/>
+              </w:rPr>
+              <w:t>Given</w:t>
+            </w:r>
+          </w:p>
+        </w:tc>
+        <w:tc>
+          <w:tcPr>
+            <w:tcW w:type="dxa" w:w="4844"/>
+            <w:shd w:val="clear" w:color="auto" w:fill="B8B3D6"/>
+            <w:tcBorders>
+              <w:top w:val="single" w:sz="4" w:space="0" w:color="CBCBCB"/>
+              <w:left w:val="single" w:sz="4" w:space="0" w:color="CBCBCB"/>
+              <w:bottom w:val="single" w:sz="4" w:space="0" w:color="CBCBCB"/>
+              <w:right w:val="single" w:sz="4" w:space="0" w:color="CBCBCB"/>
+            </w:tcBorders>
+          </w:tcPr>
+          <w:p>
+            <w:r>
+              <w:rPr>
+                <w:sz w:val="20"/>
+              </w:rPr>
+              <w:t>8 boxes được detect từ ảnh thật (TC-NAN-05a)</w:t>
+            </w:r>
+          </w:p>
+        </w:tc>
+      </w:tr>
+      <w:tr>
+        <w:tc>
+          <w:tcPr>
+            <w:tcW w:type="dxa" w:w="4844"/>
+            <w:tcBorders>
+              <w:top w:val="single" w:sz="4" w:space="0" w:color="CBCBCB"/>
+              <w:left w:val="single" w:sz="4" w:space="0" w:color="CBCBCB"/>
+              <w:bottom w:val="single" w:sz="4" w:space="0" w:color="CBCBCB"/>
+              <w:right w:val="single" w:sz="4" w:space="0" w:color="CBCBCB"/>
+            </w:tcBorders>
+          </w:tcPr>
+          <w:p>
+            <w:r>
+              <w:rPr>
+                <w:b/>
+                <w:sz w:val="20"/>
+              </w:rPr>
+              <w:t>When</w:t>
+            </w:r>
+          </w:p>
+        </w:tc>
+        <w:tc>
+          <w:tcPr>
+            <w:tcW w:type="dxa" w:w="4844"/>
+            <w:tcBorders>
+              <w:top w:val="single" w:sz="4" w:space="0" w:color="CBCBCB"/>
+              <w:left w:val="single" w:sz="4" w:space="0" w:color="CBCBCB"/>
+              <w:bottom w:val="single" w:sz="4" w:space="0" w:color="CBCBCB"/>
+              <w:right w:val="single" w:sz="4" w:space="0" w:color="CBCBCB"/>
+            </w:tcBorders>
+          </w:tcPr>
+          <w:p>
+            <w:r>
+              <w:rPr>
+                <w:sz w:val="20"/>
+              </w:rPr>
+              <w:t xml:space="preserve">Convert sang normalized coords, áp guard </w:t>
+            </w:r>
+            <w:r>
+              <w:rPr>
+                <w:rFonts w:ascii="Courier New" w:hAnsi="Courier New"/>
+                <w:color w:val="F05922"/>
+                <w:sz w:val="20"/>
+              </w:rPr>
+              <w:t>math.isfinite</w:t>
+            </w:r>
+          </w:p>
+        </w:tc>
+      </w:tr>
+      <w:tr>
+        <w:tc>
+          <w:tcPr>
+            <w:tcW w:type="dxa" w:w="4844"/>
+            <w:shd w:val="clear" w:color="auto" w:fill="B8B3D6"/>
+            <w:tcBorders>
+              <w:top w:val="single" w:sz="4" w:space="0" w:color="CBCBCB"/>
+              <w:left w:val="single" w:sz="4" w:space="0" w:color="CBCBCB"/>
+              <w:bottom w:val="single" w:sz="4" w:space="0" w:color="CBCBCB"/>
+              <w:right w:val="single" w:sz="4" w:space="0" w:color="CBCBCB"/>
+            </w:tcBorders>
+          </w:tcPr>
+          <w:p>
+            <w:r>
+              <w:rPr>
+                <w:b/>
+                <w:sz w:val="20"/>
+              </w:rPr>
+              <w:t>Then</w:t>
+            </w:r>
+          </w:p>
+        </w:tc>
+        <w:tc>
+          <w:tcPr>
+            <w:tcW w:type="dxa" w:w="4844"/>
+            <w:shd w:val="clear" w:color="auto" w:fill="B8B3D6"/>
+            <w:tcBorders>
+              <w:top w:val="single" w:sz="4" w:space="0" w:color="CBCBCB"/>
+              <w:left w:val="single" w:sz="4" w:space="0" w:color="CBCBCB"/>
+              <w:bottom w:val="single" w:sz="4" w:space="0" w:color="CBCBCB"/>
+              <w:right w:val="single" w:sz="4" w:space="0" w:color="CBCBCB"/>
+            </w:tcBorders>
+          </w:tcPr>
+          <w:p>
+            <w:r>
+              <w:rPr>
+                <w:sz w:val="20"/>
+              </w:rPr>
+              <w:t>Tất cả coord đều finite (không có NaN/Inf từ model inference thật)</w:t>
+            </w:r>
+          </w:p>
+        </w:tc>
+      </w:tr>
+      <w:tr>
+        <w:tc>
+          <w:tcPr>
+            <w:tcW w:type="dxa" w:w="4844"/>
+            <w:tcBorders>
+              <w:top w:val="single" w:sz="4" w:space="0" w:color="CBCBCB"/>
+              <w:left w:val="single" w:sz="4" w:space="0" w:color="CBCBCB"/>
+              <w:bottom w:val="single" w:sz="4" w:space="0" w:color="CBCBCB"/>
+              <w:right w:val="single" w:sz="4" w:space="0" w:color="CBCBCB"/>
+            </w:tcBorders>
+          </w:tcPr>
+          <w:p>
+            <w:r>
+              <w:rPr>
+                <w:b/>
+                <w:sz w:val="20"/>
+              </w:rPr>
+              <w:t>Result</w:t>
+            </w:r>
+          </w:p>
+        </w:tc>
+        <w:tc>
+          <w:tcPr>
+            <w:tcW w:type="dxa" w:w="4844"/>
+            <w:tcBorders>
+              <w:top w:val="single" w:sz="4" w:space="0" w:color="CBCBCB"/>
+              <w:left w:val="single" w:sz="4" w:space="0" w:color="CBCBCB"/>
+              <w:bottom w:val="single" w:sz="4" w:space="0" w:color="CBCBCB"/>
+              <w:right w:val="single" w:sz="4" w:space="0" w:color="CBCBCB"/>
+            </w:tcBorders>
+          </w:tcPr>
+          <w:p>
+            <w:r>
+              <w:rPr>
+                <w:b/>
+                <w:sz w:val="20"/>
+              </w:rPr>
+              <w:t>PASS</w:t>
+            </w:r>
+            <w:r>
+              <w:rPr>
+                <w:sz w:val="20"/>
+              </w:rPr>
+              <w:t xml:space="preserve"> — all_finite=True (class 0/person không detect trên ảnh này → 0 lines, vẫn PASS vì không crash)</w:t>
+            </w:r>
+          </w:p>
+        </w:tc>
+      </w:tr>
+    </w:tbl>
+    <w:p/>
+    <w:p>
+      <w:pPr>
+        <w:pStyle w:val="Heading3"/>
+        <w:spacing w:before="160" w:after="60"/>
+      </w:pPr>
+      <w:r>
+        <w:rPr>
+          <w:color w:val="4A3F8C"/>
+          <w:sz w:val="24"/>
+        </w:rPr>
+        <w:t>TC-NAN-05c: Regression — append không mất box cũ</w:t>
+      </w:r>
+    </w:p>
+    <w:tbl>
+      <w:tblPr>
+        <w:tblStyle w:val="TableGrid"/>
+        <w:tblW w:type="auto" w:w="0"/>
+        <w:tblLook w:firstColumn="1" w:firstRow="1" w:lastColumn="0" w:lastRow="0" w:noHBand="0" w:noVBand="1" w:val="04A0"/>
+      </w:tblPr>
+      <w:tblGrid>
+        <w:gridCol w:w="4844"/>
+        <w:gridCol w:w="4844"/>
+      </w:tblGrid>
+      <w:tr>
+        <w:tc>
+          <w:tcPr>
+            <w:tcW w:type="dxa" w:w="4844"/>
+            <w:shd w:val="clear" w:color="auto" w:fill="251C53"/>
+            <w:tcBorders>
+              <w:top w:val="single" w:sz="4" w:space="0" w:color="251C53"/>
+              <w:left w:val="single" w:sz="4" w:space="0" w:color="251C53"/>
+              <w:bottom w:val="single" w:sz="4" w:space="0" w:color="251C53"/>
+              <w:right w:val="single" w:sz="4" w:space="0" w:color="251C53"/>
+            </w:tcBorders>
+          </w:tcPr>
+          <w:p>
+            <w:r>
+              <w:rPr>
+                <w:b/>
+                <w:color w:val="FFFFFF"/>
+                <w:sz w:val="20"/>
+              </w:rPr>
+            </w:r>
+          </w:p>
+        </w:tc>
+        <w:tc>
+          <w:tcPr>
+            <w:tcW w:type="dxa" w:w="4844"/>
+            <w:shd w:val="clear" w:color="auto" w:fill="251C53"/>
+            <w:tcBorders>
+              <w:top w:val="single" w:sz="4" w:space="0" w:color="251C53"/>
+              <w:left w:val="single" w:sz="4" w:space="0" w:color="251C53"/>
+              <w:bottom w:val="single" w:sz="4" w:space="0" w:color="251C53"/>
+              <w:right w:val="single" w:sz="4" w:space="0" w:color="251C53"/>
+            </w:tcBorders>
+          </w:tcPr>
+          <w:p>
+            <w:r>
+              <w:rPr>
+                <w:b/>
+                <w:color w:val="FFFFFF"/>
+                <w:sz w:val="20"/>
+              </w:rPr>
+            </w:r>
+          </w:p>
+        </w:tc>
+      </w:tr>
+      <w:tr>
+        <w:tc>
+          <w:tcPr>
+            <w:tcW w:type="dxa" w:w="4844"/>
+            <w:tcBorders>
+              <w:top w:val="single" w:sz="4" w:space="0" w:color="CBCBCB"/>
+              <w:left w:val="single" w:sz="4" w:space="0" w:color="CBCBCB"/>
+              <w:bottom w:val="single" w:sz="4" w:space="0" w:color="CBCBCB"/>
+              <w:right w:val="single" w:sz="4" w:space="0" w:color="CBCBCB"/>
+            </w:tcBorders>
+          </w:tcPr>
+          <w:p>
+            <w:r>
+              <w:rPr>
+                <w:sz w:val="20"/>
+              </w:rPr>
+              <w:t>---</w:t>
+            </w:r>
+          </w:p>
+        </w:tc>
+        <w:tc>
+          <w:tcPr>
+            <w:tcW w:type="dxa" w:w="4844"/>
+            <w:tcBorders>
+              <w:top w:val="single" w:sz="4" w:space="0" w:color="CBCBCB"/>
+              <w:left w:val="single" w:sz="4" w:space="0" w:color="CBCBCB"/>
+              <w:bottom w:val="single" w:sz="4" w:space="0" w:color="CBCBCB"/>
+              <w:right w:val="single" w:sz="4" w:space="0" w:color="CBCBCB"/>
+            </w:tcBorders>
+          </w:tcPr>
+          <w:p>
+            <w:r>
+              <w:rPr>
+                <w:sz w:val="20"/>
+              </w:rPr>
+              <w:t>---</w:t>
+            </w:r>
+          </w:p>
+        </w:tc>
+      </w:tr>
+      <w:tr>
+        <w:tc>
+          <w:tcPr>
+            <w:tcW w:type="dxa" w:w="4844"/>
+            <w:shd w:val="clear" w:color="auto" w:fill="B8B3D6"/>
+            <w:tcBorders>
+              <w:top w:val="single" w:sz="4" w:space="0" w:color="CBCBCB"/>
+              <w:left w:val="single" w:sz="4" w:space="0" w:color="CBCBCB"/>
+              <w:bottom w:val="single" w:sz="4" w:space="0" w:color="CBCBCB"/>
+              <w:right w:val="single" w:sz="4" w:space="0" w:color="CBCBCB"/>
+            </w:tcBorders>
+          </w:tcPr>
+          <w:p>
+            <w:r>
+              <w:rPr>
+                <w:b/>
+                <w:sz w:val="20"/>
+              </w:rPr>
+              <w:t>Given</w:t>
+            </w:r>
+          </w:p>
+        </w:tc>
+        <w:tc>
+          <w:tcPr>
+            <w:tcW w:type="dxa" w:w="4844"/>
+            <w:shd w:val="clear" w:color="auto" w:fill="B8B3D6"/>
+            <w:tcBorders>
+              <w:top w:val="single" w:sz="4" w:space="0" w:color="CBCBCB"/>
+              <w:left w:val="single" w:sz="4" w:space="0" w:color="CBCBCB"/>
+              <w:bottom w:val="single" w:sz="4" w:space="0" w:color="CBCBCB"/>
+              <w:right w:val="single" w:sz="4" w:space="0" w:color="CBCBCB"/>
+            </w:tcBorders>
+          </w:tcPr>
+          <w:p>
+            <w:r>
+              <w:rPr>
+                <w:sz w:val="20"/>
+              </w:rPr>
+              <w:t xml:space="preserve">File label đích có sẵn </w:t>
+            </w:r>
+            <w:r>
+              <w:rPr>
+                <w:rFonts w:ascii="Courier New" w:hAnsi="Courier New"/>
+                <w:color w:val="F05922"/>
+                <w:sz w:val="20"/>
+              </w:rPr>
+              <w:t>5 0.5 0.5 0.2 0.2</w:t>
+            </w:r>
+            <w:r>
+              <w:rPr>
+                <w:sz w:val="20"/>
+              </w:rPr>
+              <w:t xml:space="preserve"> (class 5, box cũ)</w:t>
+            </w:r>
+          </w:p>
+        </w:tc>
+      </w:tr>
+      <w:tr>
+        <w:tc>
+          <w:tcPr>
+            <w:tcW w:type="dxa" w:w="4844"/>
+            <w:tcBorders>
+              <w:top w:val="single" w:sz="4" w:space="0" w:color="CBCBCB"/>
+              <w:left w:val="single" w:sz="4" w:space="0" w:color="CBCBCB"/>
+              <w:bottom w:val="single" w:sz="4" w:space="0" w:color="CBCBCB"/>
+              <w:right w:val="single" w:sz="4" w:space="0" w:color="CBCBCB"/>
+            </w:tcBorders>
+          </w:tcPr>
+          <w:p>
+            <w:r>
+              <w:rPr>
+                <w:b/>
+                <w:sz w:val="20"/>
+              </w:rPr>
+              <w:t>When</w:t>
+            </w:r>
+          </w:p>
+        </w:tc>
+        <w:tc>
+          <w:tcPr>
+            <w:tcW w:type="dxa" w:w="4844"/>
+            <w:tcBorders>
+              <w:top w:val="single" w:sz="4" w:space="0" w:color="CBCBCB"/>
+              <w:left w:val="single" w:sz="4" w:space="0" w:color="CBCBCB"/>
+              <w:bottom w:val="single" w:sz="4" w:space="0" w:color="CBCBCB"/>
+              <w:right w:val="single" w:sz="4" w:space="0" w:color="CBCBCB"/>
+            </w:tcBorders>
+          </w:tcPr>
+          <w:p>
+            <w:r>
+              <w:rPr>
+                <w:sz w:val="20"/>
+              </w:rPr>
+              <w:t>Simulate append new boxes (text-level), ghi lại file</w:t>
+            </w:r>
+          </w:p>
+        </w:tc>
+      </w:tr>
+      <w:tr>
+        <w:tc>
+          <w:tcPr>
+            <w:tcW w:type="dxa" w:w="4844"/>
+            <w:shd w:val="clear" w:color="auto" w:fill="B8B3D6"/>
+            <w:tcBorders>
+              <w:top w:val="single" w:sz="4" w:space="0" w:color="CBCBCB"/>
+              <w:left w:val="single" w:sz="4" w:space="0" w:color="CBCBCB"/>
+              <w:bottom w:val="single" w:sz="4" w:space="0" w:color="CBCBCB"/>
+              <w:right w:val="single" w:sz="4" w:space="0" w:color="CBCBCB"/>
+            </w:tcBorders>
+          </w:tcPr>
+          <w:p>
+            <w:r>
+              <w:rPr>
+                <w:b/>
+                <w:sz w:val="20"/>
+              </w:rPr>
+              <w:t>Then</w:t>
+            </w:r>
+          </w:p>
+        </w:tc>
+        <w:tc>
+          <w:tcPr>
+            <w:tcW w:type="dxa" w:w="4844"/>
+            <w:shd w:val="clear" w:color="auto" w:fill="B8B3D6"/>
+            <w:tcBorders>
+              <w:top w:val="single" w:sz="4" w:space="0" w:color="CBCBCB"/>
+              <w:left w:val="single" w:sz="4" w:space="0" w:color="CBCBCB"/>
+              <w:bottom w:val="single" w:sz="4" w:space="0" w:color="CBCBCB"/>
+              <w:right w:val="single" w:sz="4" w:space="0" w:color="CBCBCB"/>
+            </w:tcBorders>
+          </w:tcPr>
+          <w:p>
+            <w:r>
+              <w:rPr>
+                <w:sz w:val="20"/>
+              </w:rPr>
+              <w:t>Dòng class 5 vẫn còn trong file sau khi append</w:t>
+            </w:r>
+          </w:p>
+        </w:tc>
+      </w:tr>
+      <w:tr>
+        <w:tc>
+          <w:tcPr>
+            <w:tcW w:type="dxa" w:w="4844"/>
+            <w:tcBorders>
+              <w:top w:val="single" w:sz="4" w:space="0" w:color="CBCBCB"/>
+              <w:left w:val="single" w:sz="4" w:space="0" w:color="CBCBCB"/>
+              <w:bottom w:val="single" w:sz="4" w:space="0" w:color="CBCBCB"/>
+              <w:right w:val="single" w:sz="4" w:space="0" w:color="CBCBCB"/>
+            </w:tcBorders>
+          </w:tcPr>
+          <w:p>
+            <w:r>
+              <w:rPr>
+                <w:b/>
+                <w:sz w:val="20"/>
+              </w:rPr>
+              <w:t>Result</w:t>
+            </w:r>
+          </w:p>
+        </w:tc>
+        <w:tc>
+          <w:tcPr>
+            <w:tcW w:type="dxa" w:w="4844"/>
+            <w:tcBorders>
+              <w:top w:val="single" w:sz="4" w:space="0" w:color="CBCBCB"/>
+              <w:left w:val="single" w:sz="4" w:space="0" w:color="CBCBCB"/>
+              <w:bottom w:val="single" w:sz="4" w:space="0" w:color="CBCBCB"/>
+              <w:right w:val="single" w:sz="4" w:space="0" w:color="CBCBCB"/>
+            </w:tcBorders>
+          </w:tcPr>
+          <w:p>
+            <w:r>
+              <w:rPr>
+                <w:b/>
+                <w:sz w:val="20"/>
+              </w:rPr>
+              <w:t>PASS</w:t>
+            </w:r>
+            <w:r>
+              <w:rPr>
+                <w:sz w:val="20"/>
+              </w:rPr>
+              <w:t xml:space="preserve"> — old_kept=True</w:t>
+            </w:r>
+          </w:p>
+        </w:tc>
+      </w:tr>
+    </w:tbl>
+    <w:p/>
+    <w:p>
+      <w:pPr>
+        <w:pStyle w:val="Heading3"/>
+        <w:spacing w:before="160" w:after="60"/>
+      </w:pPr>
+      <w:r>
+        <w:rPr>
+          <w:color w:val="4A3F8C"/>
+          <w:sz w:val="24"/>
+        </w:rPr>
+        <w:t>TC-NAN-05d: Regression — append mode không xóa box cũ</w:t>
+      </w:r>
+    </w:p>
+    <w:tbl>
+      <w:tblPr>
+        <w:tblStyle w:val="TableGrid"/>
+        <w:tblW w:type="auto" w:w="0"/>
+        <w:tblLook w:firstColumn="1" w:firstRow="1" w:lastColumn="0" w:lastRow="0" w:noHBand="0" w:noVBand="1" w:val="04A0"/>
+      </w:tblPr>
+      <w:tblGrid>
+        <w:gridCol w:w="4844"/>
+        <w:gridCol w:w="4844"/>
+      </w:tblGrid>
+      <w:tr>
+        <w:tc>
+          <w:tcPr>
+            <w:tcW w:type="dxa" w:w="4844"/>
+            <w:shd w:val="clear" w:color="auto" w:fill="251C53"/>
+            <w:tcBorders>
+              <w:top w:val="single" w:sz="4" w:space="0" w:color="251C53"/>
+              <w:left w:val="single" w:sz="4" w:space="0" w:color="251C53"/>
+              <w:bottom w:val="single" w:sz="4" w:space="0" w:color="251C53"/>
+              <w:right w:val="single" w:sz="4" w:space="0" w:color="251C53"/>
+            </w:tcBorders>
+          </w:tcPr>
+          <w:p>
+            <w:r>
+              <w:rPr>
+                <w:b/>
+                <w:color w:val="FFFFFF"/>
+                <w:sz w:val="20"/>
+              </w:rPr>
+            </w:r>
+          </w:p>
+        </w:tc>
+        <w:tc>
+          <w:tcPr>
+            <w:tcW w:type="dxa" w:w="4844"/>
+            <w:shd w:val="clear" w:color="auto" w:fill="251C53"/>
+            <w:tcBorders>
+              <w:top w:val="single" w:sz="4" w:space="0" w:color="251C53"/>
+              <w:left w:val="single" w:sz="4" w:space="0" w:color="251C53"/>
+              <w:bottom w:val="single" w:sz="4" w:space="0" w:color="251C53"/>
+              <w:right w:val="single" w:sz="4" w:space="0" w:color="251C53"/>
+            </w:tcBorders>
+          </w:tcPr>
+          <w:p>
+            <w:r>
+              <w:rPr>
+                <w:b/>
+                <w:color w:val="FFFFFF"/>
+                <w:sz w:val="20"/>
+              </w:rPr>
+            </w:r>
+          </w:p>
+        </w:tc>
+      </w:tr>
+      <w:tr>
+        <w:tc>
+          <w:tcPr>
+            <w:tcW w:type="dxa" w:w="4844"/>
+            <w:tcBorders>
+              <w:top w:val="single" w:sz="4" w:space="0" w:color="CBCBCB"/>
+              <w:left w:val="single" w:sz="4" w:space="0" w:color="CBCBCB"/>
+              <w:bottom w:val="single" w:sz="4" w:space="0" w:color="CBCBCB"/>
+              <w:right w:val="single" w:sz="4" w:space="0" w:color="CBCBCB"/>
+            </w:tcBorders>
+          </w:tcPr>
+          <w:p>
+            <w:r>
+              <w:rPr>
+                <w:sz w:val="20"/>
+              </w:rPr>
+              <w:t>---</w:t>
+            </w:r>
+          </w:p>
+        </w:tc>
+        <w:tc>
+          <w:tcPr>
+            <w:tcW w:type="dxa" w:w="4844"/>
+            <w:tcBorders>
+              <w:top w:val="single" w:sz="4" w:space="0" w:color="CBCBCB"/>
+              <w:left w:val="single" w:sz="4" w:space="0" w:color="CBCBCB"/>
+              <w:bottom w:val="single" w:sz="4" w:space="0" w:color="CBCBCB"/>
+              <w:right w:val="single" w:sz="4" w:space="0" w:color="CBCBCB"/>
+            </w:tcBorders>
+          </w:tcPr>
+          <w:p>
+            <w:r>
+              <w:rPr>
+                <w:sz w:val="20"/>
+              </w:rPr>
+              <w:t>---</w:t>
+            </w:r>
+          </w:p>
+        </w:tc>
+      </w:tr>
+      <w:tr>
+        <w:tc>
+          <w:tcPr>
+            <w:tcW w:type="dxa" w:w="4844"/>
+            <w:shd w:val="clear" w:color="auto" w:fill="B8B3D6"/>
+            <w:tcBorders>
+              <w:top w:val="single" w:sz="4" w:space="0" w:color="CBCBCB"/>
+              <w:left w:val="single" w:sz="4" w:space="0" w:color="CBCBCB"/>
+              <w:bottom w:val="single" w:sz="4" w:space="0" w:color="CBCBCB"/>
+              <w:right w:val="single" w:sz="4" w:space="0" w:color="CBCBCB"/>
+            </w:tcBorders>
+          </w:tcPr>
+          <w:p>
+            <w:r>
+              <w:rPr>
+                <w:b/>
+                <w:sz w:val="20"/>
+              </w:rPr>
+              <w:t>Given</w:t>
+            </w:r>
+          </w:p>
+        </w:tc>
+        <w:tc>
+          <w:tcPr>
+            <w:tcW w:type="dxa" w:w="4844"/>
+            <w:shd w:val="clear" w:color="auto" w:fill="B8B3D6"/>
+            <w:tcBorders>
+              <w:top w:val="single" w:sz="4" w:space="0" w:color="CBCBCB"/>
+              <w:left w:val="single" w:sz="4" w:space="0" w:color="CBCBCB"/>
+              <w:bottom w:val="single" w:sz="4" w:space="0" w:color="CBCBCB"/>
+              <w:right w:val="single" w:sz="4" w:space="0" w:color="CBCBCB"/>
+            </w:tcBorders>
+          </w:tcPr>
+          <w:p>
+            <w:r>
+              <w:rPr>
+                <w:sz w:val="20"/>
+              </w:rPr>
+              <w:t>File đích sau TC-NAN-05c (có box cũ class 5)</w:t>
+            </w:r>
+          </w:p>
+        </w:tc>
+      </w:tr>
+      <w:tr>
+        <w:tc>
+          <w:tcPr>
+            <w:tcW w:type="dxa" w:w="4844"/>
+            <w:tcBorders>
+              <w:top w:val="single" w:sz="4" w:space="0" w:color="CBCBCB"/>
+              <w:left w:val="single" w:sz="4" w:space="0" w:color="CBCBCB"/>
+              <w:bottom w:val="single" w:sz="4" w:space="0" w:color="CBCBCB"/>
+              <w:right w:val="single" w:sz="4" w:space="0" w:color="CBCBCB"/>
+            </w:tcBorders>
+          </w:tcPr>
+          <w:p>
+            <w:r>
+              <w:rPr>
+                <w:b/>
+                <w:sz w:val="20"/>
+              </w:rPr>
+              <w:t>When</w:t>
+            </w:r>
+          </w:p>
+        </w:tc>
+        <w:tc>
+          <w:tcPr>
+            <w:tcW w:type="dxa" w:w="4844"/>
+            <w:tcBorders>
+              <w:top w:val="single" w:sz="4" w:space="0" w:color="CBCBCB"/>
+              <w:left w:val="single" w:sz="4" w:space="0" w:color="CBCBCB"/>
+              <w:bottom w:val="single" w:sz="4" w:space="0" w:color="CBCBCB"/>
+              <w:right w:val="single" w:sz="4" w:space="0" w:color="CBCBCB"/>
+            </w:tcBorders>
+          </w:tcPr>
+          <w:p>
+            <w:r>
+              <w:rPr>
+                <w:sz w:val="20"/>
+              </w:rPr>
+              <w:t>Không detect được box person (class 0) trên ảnh test này</w:t>
+            </w:r>
+          </w:p>
+        </w:tc>
+      </w:tr>
+      <w:tr>
+        <w:tc>
+          <w:tcPr>
+            <w:tcW w:type="dxa" w:w="4844"/>
+            <w:shd w:val="clear" w:color="auto" w:fill="B8B3D6"/>
+            <w:tcBorders>
+              <w:top w:val="single" w:sz="4" w:space="0" w:color="CBCBCB"/>
+              <w:left w:val="single" w:sz="4" w:space="0" w:color="CBCBCB"/>
+              <w:bottom w:val="single" w:sz="4" w:space="0" w:color="CBCBCB"/>
+              <w:right w:val="single" w:sz="4" w:space="0" w:color="CBCBCB"/>
+            </w:tcBorders>
+          </w:tcPr>
+          <w:p>
+            <w:r>
+              <w:rPr>
+                <w:b/>
+                <w:sz w:val="20"/>
+              </w:rPr>
+              <w:t>Then</w:t>
+            </w:r>
+          </w:p>
+        </w:tc>
+        <w:tc>
+          <w:tcPr>
+            <w:tcW w:type="dxa" w:w="4844"/>
+            <w:shd w:val="clear" w:color="auto" w:fill="B8B3D6"/>
+            <w:tcBorders>
+              <w:top w:val="single" w:sz="4" w:space="0" w:color="CBCBCB"/>
+              <w:left w:val="single" w:sz="4" w:space="0" w:color="CBCBCB"/>
+              <w:bottom w:val="single" w:sz="4" w:space="0" w:color="CBCBCB"/>
+              <w:right w:val="single" w:sz="4" w:space="0" w:color="CBCBCB"/>
+            </w:tcBorders>
+          </w:tcPr>
+          <w:p>
+            <w:r>
+              <w:rPr>
+                <w:sz w:val="20"/>
+              </w:rPr>
+              <w:t>File giữ nguyên box cũ, không bị xóa hay corrupt</w:t>
+            </w:r>
+          </w:p>
+        </w:tc>
+      </w:tr>
+      <w:tr>
+        <w:tc>
+          <w:tcPr>
+            <w:tcW w:type="dxa" w:w="4844"/>
+            <w:tcBorders>
+              <w:top w:val="single" w:sz="4" w:space="0" w:color="CBCBCB"/>
+              <w:left w:val="single" w:sz="4" w:space="0" w:color="CBCBCB"/>
+              <w:bottom w:val="single" w:sz="4" w:space="0" w:color="CBCBCB"/>
+              <w:right w:val="single" w:sz="4" w:space="0" w:color="CBCBCB"/>
+            </w:tcBorders>
+          </w:tcPr>
+          <w:p>
+            <w:r>
+              <w:rPr>
+                <w:b/>
+                <w:sz w:val="20"/>
+              </w:rPr>
+              <w:t>Result</w:t>
+            </w:r>
+          </w:p>
+        </w:tc>
+        <w:tc>
+          <w:tcPr>
+            <w:tcW w:type="dxa" w:w="4844"/>
+            <w:tcBorders>
+              <w:top w:val="single" w:sz="4" w:space="0" w:color="CBCBCB"/>
+              <w:left w:val="single" w:sz="4" w:space="0" w:color="CBCBCB"/>
+              <w:bottom w:val="single" w:sz="4" w:space="0" w:color="CBCBCB"/>
+              <w:right w:val="single" w:sz="4" w:space="0" w:color="CBCBCB"/>
+            </w:tcBorders>
+          </w:tcPr>
+          <w:p>
+            <w:r>
+              <w:rPr>
+                <w:b/>
+                <w:sz w:val="20"/>
+              </w:rPr>
+              <w:t>PASS</w:t>
+            </w:r>
+            <w:r>
+              <w:rPr>
+                <w:sz w:val="20"/>
+              </w:rPr>
+              <w:t xml:space="preserve"> — detect=0 boxes (không có person trong ảnh), old_kept=True, file intact</w:t>
+            </w:r>
+          </w:p>
+        </w:tc>
+      </w:tr>
+    </w:tbl>
+    <w:p/>
+    <w:p>
+      <w:pPr>
+        <w:pBdr>
+          <w:bottom w:val="single" w:sz="6" w:space="1" w:color="F05922"/>
+        </w:pBdr>
+        <w:spacing w:after="120"/>
+      </w:pPr>
+    </w:p>
+    <w:p>
+      <w:pPr>
+        <w:pStyle w:val="Heading3"/>
+        <w:spacing w:before="160" w:after="60"/>
+      </w:pPr>
+      <w:r>
+        <w:rPr>
+          <w:color w:val="4A3F8C"/>
+          <w:sz w:val="24"/>
+        </w:rPr>
+        <w:t>Tóm tắt Phase 7</w:t>
+      </w:r>
+    </w:p>
+    <w:tbl>
+      <w:tblPr>
+        <w:tblStyle w:val="TableGrid"/>
+        <w:tblW w:type="auto" w:w="0"/>
+        <w:tblLook w:firstColumn="1" w:firstRow="1" w:lastColumn="0" w:lastRow="0" w:noHBand="0" w:noVBand="1" w:val="04A0"/>
+      </w:tblPr>
+      <w:tblGrid>
+        <w:gridCol w:w="3230"/>
+        <w:gridCol w:w="3230"/>
+        <w:gridCol w:w="3230"/>
+      </w:tblGrid>
+      <w:tr>
+        <w:tc>
+          <w:tcPr>
+            <w:tcW w:type="dxa" w:w="3230"/>
+            <w:shd w:val="clear" w:color="auto" w:fill="251C53"/>
+            <w:tcBorders>
+              <w:top w:val="single" w:sz="4" w:space="0" w:color="251C53"/>
+              <w:left w:val="single" w:sz="4" w:space="0" w:color="251C53"/>
+              <w:bottom w:val="single" w:sz="4" w:space="0" w:color="251C53"/>
+              <w:right w:val="single" w:sz="4" w:space="0" w:color="251C53"/>
+            </w:tcBorders>
+          </w:tcPr>
+          <w:p>
+            <w:r>
+              <w:rPr>
+                <w:b/>
+                <w:color w:val="FFFFFF"/>
+                <w:sz w:val="20"/>
+              </w:rPr>
+              <w:t>TC</w:t>
+            </w:r>
+          </w:p>
+        </w:tc>
+        <w:tc>
+          <w:tcPr>
+            <w:tcW w:type="dxa" w:w="3230"/>
+            <w:shd w:val="clear" w:color="auto" w:fill="251C53"/>
+            <w:tcBorders>
+              <w:top w:val="single" w:sz="4" w:space="0" w:color="251C53"/>
+              <w:left w:val="single" w:sz="4" w:space="0" w:color="251C53"/>
+              <w:bottom w:val="single" w:sz="4" w:space="0" w:color="251C53"/>
+              <w:right w:val="single" w:sz="4" w:space="0" w:color="251C53"/>
+            </w:tcBorders>
+          </w:tcPr>
+          <w:p>
+            <w:r>
+              <w:rPr>
+                <w:b/>
+                <w:color w:val="FFFFFF"/>
+                <w:sz w:val="20"/>
+              </w:rPr>
+              <w:t>Mô tả</w:t>
+            </w:r>
+          </w:p>
+        </w:tc>
+        <w:tc>
+          <w:tcPr>
+            <w:tcW w:type="dxa" w:w="3230"/>
+            <w:shd w:val="clear" w:color="auto" w:fill="251C53"/>
+            <w:tcBorders>
+              <w:top w:val="single" w:sz="4" w:space="0" w:color="251C53"/>
+              <w:left w:val="single" w:sz="4" w:space="0" w:color="251C53"/>
+              <w:bottom w:val="single" w:sz="4" w:space="0" w:color="251C53"/>
+              <w:right w:val="single" w:sz="4" w:space="0" w:color="251C53"/>
+            </w:tcBorders>
+          </w:tcPr>
+          <w:p>
+            <w:r>
+              <w:rPr>
+                <w:b/>
+                <w:color w:val="FFFFFF"/>
+                <w:sz w:val="20"/>
+              </w:rPr>
+              <w:t>Kết quả</w:t>
+            </w:r>
+          </w:p>
+        </w:tc>
+      </w:tr>
+      <w:tr>
+        <w:tc>
+          <w:tcPr>
+            <w:tcW w:type="dxa" w:w="3230"/>
+            <w:tcBorders>
+              <w:top w:val="single" w:sz="4" w:space="0" w:color="CBCBCB"/>
+              <w:left w:val="single" w:sz="4" w:space="0" w:color="CBCBCB"/>
+              <w:bottom w:val="single" w:sz="4" w:space="0" w:color="CBCBCB"/>
+              <w:right w:val="single" w:sz="4" w:space="0" w:color="CBCBCB"/>
+            </w:tcBorders>
+          </w:tcPr>
+          <w:p>
+            <w:r>
+              <w:rPr>
+                <w:sz w:val="20"/>
+              </w:rPr>
+              <w:t>---</w:t>
+            </w:r>
+          </w:p>
+        </w:tc>
+        <w:tc>
+          <w:tcPr>
+            <w:tcW w:type="dxa" w:w="3230"/>
+            <w:tcBorders>
+              <w:top w:val="single" w:sz="4" w:space="0" w:color="CBCBCB"/>
+              <w:left w:val="single" w:sz="4" w:space="0" w:color="CBCBCB"/>
+              <w:bottom w:val="single" w:sz="4" w:space="0" w:color="CBCBCB"/>
+              <w:right w:val="single" w:sz="4" w:space="0" w:color="CBCBCB"/>
+            </w:tcBorders>
+          </w:tcPr>
+          <w:p>
+            <w:r>
+              <w:rPr>
+                <w:sz w:val="20"/>
+              </w:rPr>
+              <w:t>---</w:t>
+            </w:r>
+          </w:p>
+        </w:tc>
+        <w:tc>
+          <w:tcPr>
+            <w:tcW w:type="dxa" w:w="3230"/>
+            <w:tcBorders>
+              <w:top w:val="single" w:sz="4" w:space="0" w:color="CBCBCB"/>
+              <w:left w:val="single" w:sz="4" w:space="0" w:color="CBCBCB"/>
+              <w:bottom w:val="single" w:sz="4" w:space="0" w:color="CBCBCB"/>
+              <w:right w:val="single" w:sz="4" w:space="0" w:color="CBCBCB"/>
+            </w:tcBorders>
+          </w:tcPr>
+          <w:p>
+            <w:r>
+              <w:rPr>
+                <w:sz w:val="20"/>
+              </w:rPr>
+              <w:t>---</w:t>
+            </w:r>
+          </w:p>
+        </w:tc>
+      </w:tr>
+      <w:tr>
+        <w:tc>
+          <w:tcPr>
+            <w:tcW w:type="dxa" w:w="3230"/>
+            <w:shd w:val="clear" w:color="auto" w:fill="B8B3D6"/>
+            <w:tcBorders>
+              <w:top w:val="single" w:sz="4" w:space="0" w:color="CBCBCB"/>
+              <w:left w:val="single" w:sz="4" w:space="0" w:color="CBCBCB"/>
+              <w:bottom w:val="single" w:sz="4" w:space="0" w:color="CBCBCB"/>
+              <w:right w:val="single" w:sz="4" w:space="0" w:color="CBCBCB"/>
+            </w:tcBorders>
+          </w:tcPr>
+          <w:p>
+            <w:r>
+              <w:rPr>
+                <w:sz w:val="20"/>
+              </w:rPr>
+              <w:t>TC-NAN-01a</w:t>
+            </w:r>
+          </w:p>
+        </w:tc>
+        <w:tc>
+          <w:tcPr>
+            <w:tcW w:type="dxa" w:w="3230"/>
+            <w:shd w:val="clear" w:color="auto" w:fill="B8B3D6"/>
+            <w:tcBorders>
+              <w:top w:val="single" w:sz="4" w:space="0" w:color="CBCBCB"/>
+              <w:left w:val="single" w:sz="4" w:space="0" w:color="CBCBCB"/>
+              <w:bottom w:val="single" w:sz="4" w:space="0" w:color="CBCBCB"/>
+              <w:right w:val="single" w:sz="4" w:space="0" w:color="CBCBCB"/>
+            </w:tcBorders>
+          </w:tcPr>
+          <w:p>
+            <w:r>
+              <w:rPr>
+                <w:rFonts w:ascii="Courier New" w:hAnsi="Courier New"/>
+                <w:color w:val="F05922"/>
+                <w:sz w:val="20"/>
+              </w:rPr>
+              <w:t>_read_yolo</w:t>
+            </w:r>
+            <w:r>
+              <w:rPr>
+                <w:sz w:val="20"/>
+              </w:rPr>
+              <w:t xml:space="preserve"> lọc NaN</w:t>
+            </w:r>
+          </w:p>
+        </w:tc>
+        <w:tc>
+          <w:tcPr>
+            <w:tcW w:type="dxa" w:w="3230"/>
+            <w:shd w:val="clear" w:color="auto" w:fill="B8B3D6"/>
+            <w:tcBorders>
+              <w:top w:val="single" w:sz="4" w:space="0" w:color="CBCBCB"/>
+              <w:left w:val="single" w:sz="4" w:space="0" w:color="CBCBCB"/>
+              <w:bottom w:val="single" w:sz="4" w:space="0" w:color="CBCBCB"/>
+              <w:right w:val="single" w:sz="4" w:space="0" w:color="CBCBCB"/>
+            </w:tcBorders>
+          </w:tcPr>
+          <w:p>
+            <w:r>
+              <w:rPr>
+                <w:b/>
+                <w:sz w:val="20"/>
+              </w:rPr>
+              <w:t>PASS</w:t>
+            </w:r>
+          </w:p>
+        </w:tc>
+      </w:tr>
+      <w:tr>
+        <w:tc>
+          <w:tcPr>
+            <w:tcW w:type="dxa" w:w="3230"/>
+            <w:tcBorders>
+              <w:top w:val="single" w:sz="4" w:space="0" w:color="CBCBCB"/>
+              <w:left w:val="single" w:sz="4" w:space="0" w:color="CBCBCB"/>
+              <w:bottom w:val="single" w:sz="4" w:space="0" w:color="CBCBCB"/>
+              <w:right w:val="single" w:sz="4" w:space="0" w:color="CBCBCB"/>
+            </w:tcBorders>
+          </w:tcPr>
+          <w:p>
+            <w:r>
+              <w:rPr>
+                <w:sz w:val="20"/>
+              </w:rPr>
+              <w:t>TC-NAN-01b</w:t>
+            </w:r>
+          </w:p>
+        </w:tc>
+        <w:tc>
+          <w:tcPr>
+            <w:tcW w:type="dxa" w:w="3230"/>
+            <w:tcBorders>
+              <w:top w:val="single" w:sz="4" w:space="0" w:color="CBCBCB"/>
+              <w:left w:val="single" w:sz="4" w:space="0" w:color="CBCBCB"/>
+              <w:bottom w:val="single" w:sz="4" w:space="0" w:color="CBCBCB"/>
+              <w:right w:val="single" w:sz="4" w:space="0" w:color="CBCBCB"/>
+            </w:tcBorders>
+          </w:tcPr>
+          <w:p>
+            <w:r>
+              <w:rPr>
+                <w:rFonts w:ascii="Courier New" w:hAnsi="Courier New"/>
+                <w:color w:val="F05922"/>
+                <w:sz w:val="20"/>
+              </w:rPr>
+              <w:t>_read_yolo</w:t>
+            </w:r>
+            <w:r>
+              <w:rPr>
+                <w:sz w:val="20"/>
+              </w:rPr>
+              <w:t xml:space="preserve"> box hợp lệ vẫn đọc</w:t>
+            </w:r>
+          </w:p>
+        </w:tc>
+        <w:tc>
+          <w:tcPr>
+            <w:tcW w:type="dxa" w:w="3230"/>
+            <w:tcBorders>
+              <w:top w:val="single" w:sz="4" w:space="0" w:color="CBCBCB"/>
+              <w:left w:val="single" w:sz="4" w:space="0" w:color="CBCBCB"/>
+              <w:bottom w:val="single" w:sz="4" w:space="0" w:color="CBCBCB"/>
+              <w:right w:val="single" w:sz="4" w:space="0" w:color="CBCBCB"/>
+            </w:tcBorders>
+          </w:tcPr>
+          <w:p>
+            <w:r>
+              <w:rPr>
+                <w:b/>
+                <w:sz w:val="20"/>
+              </w:rPr>
+              <w:t>PASS</w:t>
+            </w:r>
+          </w:p>
+        </w:tc>
+      </w:tr>
+      <w:tr>
+        <w:tc>
+          <w:tcPr>
+            <w:tcW w:type="dxa" w:w="3230"/>
+            <w:shd w:val="clear" w:color="auto" w:fill="B8B3D6"/>
+            <w:tcBorders>
+              <w:top w:val="single" w:sz="4" w:space="0" w:color="CBCBCB"/>
+              <w:left w:val="single" w:sz="4" w:space="0" w:color="CBCBCB"/>
+              <w:bottom w:val="single" w:sz="4" w:space="0" w:color="CBCBCB"/>
+              <w:right w:val="single" w:sz="4" w:space="0" w:color="CBCBCB"/>
+            </w:tcBorders>
+          </w:tcPr>
+          <w:p>
+            <w:r>
+              <w:rPr>
+                <w:sz w:val="20"/>
+              </w:rPr>
+              <w:t>TC-NAN-01c</w:t>
+            </w:r>
+          </w:p>
+        </w:tc>
+        <w:tc>
+          <w:tcPr>
+            <w:tcW w:type="dxa" w:w="3230"/>
+            <w:shd w:val="clear" w:color="auto" w:fill="B8B3D6"/>
+            <w:tcBorders>
+              <w:top w:val="single" w:sz="4" w:space="0" w:color="CBCBCB"/>
+              <w:left w:val="single" w:sz="4" w:space="0" w:color="CBCBCB"/>
+              <w:bottom w:val="single" w:sz="4" w:space="0" w:color="CBCBCB"/>
+              <w:right w:val="single" w:sz="4" w:space="0" w:color="CBCBCB"/>
+            </w:tcBorders>
+          </w:tcPr>
+          <w:p>
+            <w:r>
+              <w:rPr>
+                <w:rFonts w:ascii="Courier New" w:hAnsi="Courier New"/>
+                <w:color w:val="F05922"/>
+                <w:sz w:val="20"/>
+              </w:rPr>
+              <w:t>_draw_all_bboxes</w:t>
+            </w:r>
+            <w:r>
+              <w:rPr>
+                <w:sz w:val="20"/>
+              </w:rPr>
+              <w:t xml:space="preserve"> không crash với NaN</w:t>
+            </w:r>
+          </w:p>
+        </w:tc>
+        <w:tc>
+          <w:tcPr>
+            <w:tcW w:type="dxa" w:w="3230"/>
+            <w:shd w:val="clear" w:color="auto" w:fill="B8B3D6"/>
+            <w:tcBorders>
+              <w:top w:val="single" w:sz="4" w:space="0" w:color="CBCBCB"/>
+              <w:left w:val="single" w:sz="4" w:space="0" w:color="CBCBCB"/>
+              <w:bottom w:val="single" w:sz="4" w:space="0" w:color="CBCBCB"/>
+              <w:right w:val="single" w:sz="4" w:space="0" w:color="CBCBCB"/>
+            </w:tcBorders>
+          </w:tcPr>
+          <w:p>
+            <w:r>
+              <w:rPr>
+                <w:b/>
+                <w:sz w:val="20"/>
+              </w:rPr>
+              <w:t>PASS</w:t>
+            </w:r>
+          </w:p>
+        </w:tc>
+      </w:tr>
+      <w:tr>
+        <w:tc>
+          <w:tcPr>
+            <w:tcW w:type="dxa" w:w="3230"/>
+            <w:tcBorders>
+              <w:top w:val="single" w:sz="4" w:space="0" w:color="CBCBCB"/>
+              <w:left w:val="single" w:sz="4" w:space="0" w:color="CBCBCB"/>
+              <w:bottom w:val="single" w:sz="4" w:space="0" w:color="CBCBCB"/>
+              <w:right w:val="single" w:sz="4" w:space="0" w:color="CBCBCB"/>
+            </w:tcBorders>
+          </w:tcPr>
+          <w:p>
+            <w:r>
+              <w:rPr>
+                <w:sz w:val="20"/>
+              </w:rPr>
+              <w:t>TC-NAN-01d</w:t>
+            </w:r>
+          </w:p>
+        </w:tc>
+        <w:tc>
+          <w:tcPr>
+            <w:tcW w:type="dxa" w:w="3230"/>
+            <w:tcBorders>
+              <w:top w:val="single" w:sz="4" w:space="0" w:color="CBCBCB"/>
+              <w:left w:val="single" w:sz="4" w:space="0" w:color="CBCBCB"/>
+              <w:bottom w:val="single" w:sz="4" w:space="0" w:color="CBCBCB"/>
+              <w:right w:val="single" w:sz="4" w:space="0" w:color="CBCBCB"/>
+            </w:tcBorders>
+          </w:tcPr>
+          <w:p>
+            <w:r>
+              <w:rPr>
+                <w:rFonts w:ascii="Courier New" w:hAnsi="Courier New"/>
+                <w:color w:val="F05922"/>
+                <w:sz w:val="20"/>
+              </w:rPr>
+              <w:t>_draw_all_bboxes</w:t>
+            </w:r>
+            <w:r>
+              <w:rPr>
+                <w:sz w:val="20"/>
+              </w:rPr>
+              <w:t xml:space="preserve"> box hợp lệ vẫn vẽ</w:t>
+            </w:r>
+          </w:p>
+        </w:tc>
+        <w:tc>
+          <w:tcPr>
+            <w:tcW w:type="dxa" w:w="3230"/>
+            <w:tcBorders>
+              <w:top w:val="single" w:sz="4" w:space="0" w:color="CBCBCB"/>
+              <w:left w:val="single" w:sz="4" w:space="0" w:color="CBCBCB"/>
+              <w:bottom w:val="single" w:sz="4" w:space="0" w:color="CBCBCB"/>
+              <w:right w:val="single" w:sz="4" w:space="0" w:color="CBCBCB"/>
+            </w:tcBorders>
+          </w:tcPr>
+          <w:p>
+            <w:r>
+              <w:rPr>
+                <w:b/>
+                <w:sz w:val="20"/>
+              </w:rPr>
+              <w:t>PASS</w:t>
+            </w:r>
+          </w:p>
+        </w:tc>
+      </w:tr>
+      <w:tr>
+        <w:tc>
+          <w:tcPr>
+            <w:tcW w:type="dxa" w:w="3230"/>
+            <w:shd w:val="clear" w:color="auto" w:fill="B8B3D6"/>
+            <w:tcBorders>
+              <w:top w:val="single" w:sz="4" w:space="0" w:color="CBCBCB"/>
+              <w:left w:val="single" w:sz="4" w:space="0" w:color="CBCBCB"/>
+              <w:bottom w:val="single" w:sz="4" w:space="0" w:color="CBCBCB"/>
+              <w:right w:val="single" w:sz="4" w:space="0" w:color="CBCBCB"/>
+            </w:tcBorders>
+          </w:tcPr>
+          <w:p>
+            <w:r>
+              <w:rPr>
+                <w:sz w:val="20"/>
+              </w:rPr>
+              <w:t>TC-NAN-02</w:t>
+            </w:r>
+          </w:p>
+        </w:tc>
+        <w:tc>
+          <w:tcPr>
+            <w:tcW w:type="dxa" w:w="3230"/>
+            <w:shd w:val="clear" w:color="auto" w:fill="B8B3D6"/>
+            <w:tcBorders>
+              <w:top w:val="single" w:sz="4" w:space="0" w:color="CBCBCB"/>
+              <w:left w:val="single" w:sz="4" w:space="0" w:color="CBCBCB"/>
+              <w:bottom w:val="single" w:sz="4" w:space="0" w:color="CBCBCB"/>
+              <w:right w:val="single" w:sz="4" w:space="0" w:color="CBCBCB"/>
+            </w:tcBorders>
+          </w:tcPr>
+          <w:p>
+            <w:r>
+              <w:rPr>
+                <w:sz w:val="20"/>
+              </w:rPr>
+              <w:t>Box sát biên (cx=0.999) không bị false positive</w:t>
+            </w:r>
+          </w:p>
+        </w:tc>
+        <w:tc>
+          <w:tcPr>
+            <w:tcW w:type="dxa" w:w="3230"/>
+            <w:shd w:val="clear" w:color="auto" w:fill="B8B3D6"/>
+            <w:tcBorders>
+              <w:top w:val="single" w:sz="4" w:space="0" w:color="CBCBCB"/>
+              <w:left w:val="single" w:sz="4" w:space="0" w:color="CBCBCB"/>
+              <w:bottom w:val="single" w:sz="4" w:space="0" w:color="CBCBCB"/>
+              <w:right w:val="single" w:sz="4" w:space="0" w:color="CBCBCB"/>
+            </w:tcBorders>
+          </w:tcPr>
+          <w:p>
+            <w:r>
+              <w:rPr>
+                <w:b/>
+                <w:sz w:val="20"/>
+              </w:rPr>
+              <w:t>PASS</w:t>
+            </w:r>
+          </w:p>
+        </w:tc>
+      </w:tr>
+      <w:tr>
+        <w:tc>
+          <w:tcPr>
+            <w:tcW w:type="dxa" w:w="3230"/>
+            <w:tcBorders>
+              <w:top w:val="single" w:sz="4" w:space="0" w:color="CBCBCB"/>
+              <w:left w:val="single" w:sz="4" w:space="0" w:color="CBCBCB"/>
+              <w:bottom w:val="single" w:sz="4" w:space="0" w:color="CBCBCB"/>
+              <w:right w:val="single" w:sz="4" w:space="0" w:color="CBCBCB"/>
+            </w:tcBorders>
+          </w:tcPr>
+          <w:p>
+            <w:r>
+              <w:rPr>
+                <w:sz w:val="20"/>
+              </w:rPr>
+              <w:t>TC-NAN-03</w:t>
+            </w:r>
+          </w:p>
+        </w:tc>
+        <w:tc>
+          <w:tcPr>
+            <w:tcW w:type="dxa" w:w="3230"/>
+            <w:tcBorders>
+              <w:top w:val="single" w:sz="4" w:space="0" w:color="CBCBCB"/>
+              <w:left w:val="single" w:sz="4" w:space="0" w:color="CBCBCB"/>
+              <w:bottom w:val="single" w:sz="4" w:space="0" w:color="CBCBCB"/>
+              <w:right w:val="single" w:sz="4" w:space="0" w:color="CBCBCB"/>
+            </w:tcBorders>
+          </w:tcPr>
+          <w:p>
+            <w:r>
+              <w:rPr>
+                <w:sz w:val="20"/>
+              </w:rPr>
+              <w:t>Box rounding (cx=1.0000001) không bị lọc</w:t>
+            </w:r>
+          </w:p>
+        </w:tc>
+        <w:tc>
+          <w:tcPr>
+            <w:tcW w:type="dxa" w:w="3230"/>
+            <w:tcBorders>
+              <w:top w:val="single" w:sz="4" w:space="0" w:color="CBCBCB"/>
+              <w:left w:val="single" w:sz="4" w:space="0" w:color="CBCBCB"/>
+              <w:bottom w:val="single" w:sz="4" w:space="0" w:color="CBCBCB"/>
+              <w:right w:val="single" w:sz="4" w:space="0" w:color="CBCBCB"/>
+            </w:tcBorders>
+          </w:tcPr>
+          <w:p>
+            <w:r>
+              <w:rPr>
+                <w:b/>
+                <w:sz w:val="20"/>
+              </w:rPr>
+              <w:t>PASS</w:t>
+            </w:r>
+          </w:p>
+        </w:tc>
+      </w:tr>
+      <w:tr>
+        <w:tc>
+          <w:tcPr>
+            <w:tcW w:type="dxa" w:w="3230"/>
+            <w:shd w:val="clear" w:color="auto" w:fill="B8B3D6"/>
+            <w:tcBorders>
+              <w:top w:val="single" w:sz="4" w:space="0" w:color="CBCBCB"/>
+              <w:left w:val="single" w:sz="4" w:space="0" w:color="CBCBCB"/>
+              <w:bottom w:val="single" w:sz="4" w:space="0" w:color="CBCBCB"/>
+              <w:right w:val="single" w:sz="4" w:space="0" w:color="CBCBCB"/>
+            </w:tcBorders>
+          </w:tcPr>
+          <w:p>
+            <w:r>
+              <w:rPr>
+                <w:sz w:val="20"/>
+              </w:rPr>
+              <w:t>TC-NAN-04</w:t>
+            </w:r>
+          </w:p>
+        </w:tc>
+        <w:tc>
+          <w:tcPr>
+            <w:tcW w:type="dxa" w:w="3230"/>
+            <w:shd w:val="clear" w:color="auto" w:fill="B8B3D6"/>
+            <w:tcBorders>
+              <w:top w:val="single" w:sz="4" w:space="0" w:color="CBCBCB"/>
+              <w:left w:val="single" w:sz="4" w:space="0" w:color="CBCBCB"/>
+              <w:bottom w:val="single" w:sz="4" w:space="0" w:color="CBCBCB"/>
+              <w:right w:val="single" w:sz="4" w:space="0" w:color="CBCBCB"/>
+            </w:tcBorders>
+          </w:tcPr>
+          <w:p>
+            <w:r>
+              <w:rPr>
+                <w:sz w:val="20"/>
+              </w:rPr>
+              <w:t>Box out-of-range (cx=1.5) bị lọc đúng</w:t>
+            </w:r>
+          </w:p>
+        </w:tc>
+        <w:tc>
+          <w:tcPr>
+            <w:tcW w:type="dxa" w:w="3230"/>
+            <w:shd w:val="clear" w:color="auto" w:fill="B8B3D6"/>
+            <w:tcBorders>
+              <w:top w:val="single" w:sz="4" w:space="0" w:color="CBCBCB"/>
+              <w:left w:val="single" w:sz="4" w:space="0" w:color="CBCBCB"/>
+              <w:bottom w:val="single" w:sz="4" w:space="0" w:color="CBCBCB"/>
+              <w:right w:val="single" w:sz="4" w:space="0" w:color="CBCBCB"/>
+            </w:tcBorders>
+          </w:tcPr>
+          <w:p>
+            <w:r>
+              <w:rPr>
+                <w:b/>
+                <w:sz w:val="20"/>
+              </w:rPr>
+              <w:t>PASS</w:t>
+            </w:r>
+          </w:p>
+        </w:tc>
+      </w:tr>
+      <w:tr>
+        <w:tc>
+          <w:tcPr>
+            <w:tcW w:type="dxa" w:w="3230"/>
+            <w:tcBorders>
+              <w:top w:val="single" w:sz="4" w:space="0" w:color="CBCBCB"/>
+              <w:left w:val="single" w:sz="4" w:space="0" w:color="CBCBCB"/>
+              <w:bottom w:val="single" w:sz="4" w:space="0" w:color="CBCBCB"/>
+              <w:right w:val="single" w:sz="4" w:space="0" w:color="CBCBCB"/>
+            </w:tcBorders>
+          </w:tcPr>
+          <w:p>
+            <w:r>
+              <w:rPr>
+                <w:sz w:val="20"/>
+              </w:rPr>
+              <w:t>TC-NAN-05a</w:t>
+            </w:r>
+          </w:p>
+        </w:tc>
+        <w:tc>
+          <w:tcPr>
+            <w:tcW w:type="dxa" w:w="3230"/>
+            <w:tcBorders>
+              <w:top w:val="single" w:sz="4" w:space="0" w:color="CBCBCB"/>
+              <w:left w:val="single" w:sz="4" w:space="0" w:color="CBCBCB"/>
+              <w:bottom w:val="single" w:sz="4" w:space="0" w:color="CBCBCB"/>
+              <w:right w:val="single" w:sz="4" w:space="0" w:color="CBCBCB"/>
+            </w:tcBorders>
+          </w:tcPr>
+          <w:p>
+            <w:r>
+              <w:rPr>
+                <w:sz w:val="20"/>
+              </w:rPr>
+              <w:t>Regression: run_model_predict không crash</w:t>
+            </w:r>
+          </w:p>
+        </w:tc>
+        <w:tc>
+          <w:tcPr>
+            <w:tcW w:type="dxa" w:w="3230"/>
+            <w:tcBorders>
+              <w:top w:val="single" w:sz="4" w:space="0" w:color="CBCBCB"/>
+              <w:left w:val="single" w:sz="4" w:space="0" w:color="CBCBCB"/>
+              <w:bottom w:val="single" w:sz="4" w:space="0" w:color="CBCBCB"/>
+              <w:right w:val="single" w:sz="4" w:space="0" w:color="CBCBCB"/>
+            </w:tcBorders>
+          </w:tcPr>
+          <w:p>
+            <w:r>
+              <w:rPr>
+                <w:b/>
+                <w:sz w:val="20"/>
+              </w:rPr>
+              <w:t>PASS</w:t>
+            </w:r>
+          </w:p>
+        </w:tc>
+      </w:tr>
+      <w:tr>
+        <w:tc>
+          <w:tcPr>
+            <w:tcW w:type="dxa" w:w="3230"/>
+            <w:shd w:val="clear" w:color="auto" w:fill="B8B3D6"/>
+            <w:tcBorders>
+              <w:top w:val="single" w:sz="4" w:space="0" w:color="CBCBCB"/>
+              <w:left w:val="single" w:sz="4" w:space="0" w:color="CBCBCB"/>
+              <w:bottom w:val="single" w:sz="4" w:space="0" w:color="CBCBCB"/>
+              <w:right w:val="single" w:sz="4" w:space="0" w:color="CBCBCB"/>
+            </w:tcBorders>
+          </w:tcPr>
+          <w:p>
+            <w:r>
+              <w:rPr>
+                <w:sz w:val="20"/>
+              </w:rPr>
+              <w:t>TC-NAN-05b</w:t>
+            </w:r>
+          </w:p>
+        </w:tc>
+        <w:tc>
+          <w:tcPr>
+            <w:tcW w:type="dxa" w:w="3230"/>
+            <w:shd w:val="clear" w:color="auto" w:fill="B8B3D6"/>
+            <w:tcBorders>
+              <w:top w:val="single" w:sz="4" w:space="0" w:color="CBCBCB"/>
+              <w:left w:val="single" w:sz="4" w:space="0" w:color="CBCBCB"/>
+              <w:bottom w:val="single" w:sz="4" w:space="0" w:color="CBCBCB"/>
+              <w:right w:val="single" w:sz="4" w:space="0" w:color="CBCBCB"/>
+            </w:tcBorders>
+          </w:tcPr>
+          <w:p>
+            <w:r>
+              <w:rPr>
+                <w:sz w:val="20"/>
+              </w:rPr>
+              <w:t>Regression: all coord finite</w:t>
+            </w:r>
+          </w:p>
+        </w:tc>
+        <w:tc>
+          <w:tcPr>
+            <w:tcW w:type="dxa" w:w="3230"/>
+            <w:shd w:val="clear" w:color="auto" w:fill="B8B3D6"/>
+            <w:tcBorders>
+              <w:top w:val="single" w:sz="4" w:space="0" w:color="CBCBCB"/>
+              <w:left w:val="single" w:sz="4" w:space="0" w:color="CBCBCB"/>
+              <w:bottom w:val="single" w:sz="4" w:space="0" w:color="CBCBCB"/>
+              <w:right w:val="single" w:sz="4" w:space="0" w:color="CBCBCB"/>
+            </w:tcBorders>
+          </w:tcPr>
+          <w:p>
+            <w:r>
+              <w:rPr>
+                <w:b/>
+                <w:sz w:val="20"/>
+              </w:rPr>
+              <w:t>PASS</w:t>
+            </w:r>
+          </w:p>
+        </w:tc>
+      </w:tr>
+      <w:tr>
+        <w:tc>
+          <w:tcPr>
+            <w:tcW w:type="dxa" w:w="3230"/>
+            <w:tcBorders>
+              <w:top w:val="single" w:sz="4" w:space="0" w:color="CBCBCB"/>
+              <w:left w:val="single" w:sz="4" w:space="0" w:color="CBCBCB"/>
+              <w:bottom w:val="single" w:sz="4" w:space="0" w:color="CBCBCB"/>
+              <w:right w:val="single" w:sz="4" w:space="0" w:color="CBCBCB"/>
+            </w:tcBorders>
+          </w:tcPr>
+          <w:p>
+            <w:r>
+              <w:rPr>
+                <w:sz w:val="20"/>
+              </w:rPr>
+              <w:t>TC-NAN-05c</w:t>
+            </w:r>
+          </w:p>
+        </w:tc>
+        <w:tc>
+          <w:tcPr>
+            <w:tcW w:type="dxa" w:w="3230"/>
+            <w:tcBorders>
+              <w:top w:val="single" w:sz="4" w:space="0" w:color="CBCBCB"/>
+              <w:left w:val="single" w:sz="4" w:space="0" w:color="CBCBCB"/>
+              <w:bottom w:val="single" w:sz="4" w:space="0" w:color="CBCBCB"/>
+              <w:right w:val="single" w:sz="4" w:space="0" w:color="CBCBCB"/>
+            </w:tcBorders>
+          </w:tcPr>
+          <w:p>
+            <w:r>
+              <w:rPr>
+                <w:sz w:val="20"/>
+              </w:rPr>
+              <w:t>Regression: append giữ box cũ</w:t>
+            </w:r>
+          </w:p>
+        </w:tc>
+        <w:tc>
+          <w:tcPr>
+            <w:tcW w:type="dxa" w:w="3230"/>
+            <w:tcBorders>
+              <w:top w:val="single" w:sz="4" w:space="0" w:color="CBCBCB"/>
+              <w:left w:val="single" w:sz="4" w:space="0" w:color="CBCBCB"/>
+              <w:bottom w:val="single" w:sz="4" w:space="0" w:color="CBCBCB"/>
+              <w:right w:val="single" w:sz="4" w:space="0" w:color="CBCBCB"/>
+            </w:tcBorders>
+          </w:tcPr>
+          <w:p>
+            <w:r>
+              <w:rPr>
+                <w:b/>
+                <w:sz w:val="20"/>
+              </w:rPr>
+              <w:t>PASS</w:t>
+            </w:r>
+          </w:p>
+        </w:tc>
+      </w:tr>
+      <w:tr>
+        <w:tc>
+          <w:tcPr>
+            <w:tcW w:type="dxa" w:w="3230"/>
+            <w:shd w:val="clear" w:color="auto" w:fill="B8B3D6"/>
+            <w:tcBorders>
+              <w:top w:val="single" w:sz="4" w:space="0" w:color="CBCBCB"/>
+              <w:left w:val="single" w:sz="4" w:space="0" w:color="CBCBCB"/>
+              <w:bottom w:val="single" w:sz="4" w:space="0" w:color="CBCBCB"/>
+              <w:right w:val="single" w:sz="4" w:space="0" w:color="CBCBCB"/>
+            </w:tcBorders>
+          </w:tcPr>
+          <w:p>
+            <w:r>
+              <w:rPr>
+                <w:sz w:val="20"/>
+              </w:rPr>
+              <w:t>TC-NAN-05d</w:t>
+            </w:r>
+          </w:p>
+        </w:tc>
+        <w:tc>
+          <w:tcPr>
+            <w:tcW w:type="dxa" w:w="3230"/>
+            <w:shd w:val="clear" w:color="auto" w:fill="B8B3D6"/>
+            <w:tcBorders>
+              <w:top w:val="single" w:sz="4" w:space="0" w:color="CBCBCB"/>
+              <w:left w:val="single" w:sz="4" w:space="0" w:color="CBCBCB"/>
+              <w:bottom w:val="single" w:sz="4" w:space="0" w:color="CBCBCB"/>
+              <w:right w:val="single" w:sz="4" w:space="0" w:color="CBCBCB"/>
+            </w:tcBorders>
+          </w:tcPr>
+          <w:p>
+            <w:r>
+              <w:rPr>
+                <w:sz w:val="20"/>
+              </w:rPr>
+              <w:t>Regression: append không corrupt</w:t>
+            </w:r>
+          </w:p>
+        </w:tc>
+        <w:tc>
+          <w:tcPr>
+            <w:tcW w:type="dxa" w:w="3230"/>
+            <w:shd w:val="clear" w:color="auto" w:fill="B8B3D6"/>
+            <w:tcBorders>
+              <w:top w:val="single" w:sz="4" w:space="0" w:color="CBCBCB"/>
+              <w:left w:val="single" w:sz="4" w:space="0" w:color="CBCBCB"/>
+              <w:bottom w:val="single" w:sz="4" w:space="0" w:color="CBCBCB"/>
+              <w:right w:val="single" w:sz="4" w:space="0" w:color="CBCBCB"/>
+            </w:tcBorders>
+          </w:tcPr>
+          <w:p>
+            <w:r>
+              <w:rPr>
+                <w:b/>
+                <w:sz w:val="20"/>
+              </w:rPr>
+              <w:t>PASS</w:t>
+            </w:r>
+          </w:p>
+        </w:tc>
+      </w:tr>
+    </w:tbl>
+    <w:p/>
+    <w:p>
+      <w:pPr>
+        <w:spacing w:after="80"/>
+      </w:pPr>
+      <w:r>
+        <w:rPr>
+          <w:b/>
+          <w:sz w:val="21"/>
+        </w:rPr>
+        <w:t>Tổng: 11 PASS / 0 FAIL / 0 SKIP</w:t>
+      </w:r>
+    </w:p>
+    <w:p>
+      <w:pPr>
+        <w:spacing w:after="80"/>
+      </w:pPr>
+      <w:r>
+        <w:rPr>
+          <w:b/>
+          <w:sz w:val="21"/>
+        </w:rPr>
+        <w:t>Bug tìm thấy:</w:t>
+      </w:r>
+      <w:r>
+        <w:rPr>
+          <w:sz w:val="21"/>
+        </w:rPr>
+        <w:t xml:space="preserve"> Không có bug mới.</w:t>
+      </w:r>
+    </w:p>
+    <w:p>
+      <w:pPr>
+        <w:spacing w:after="80"/>
+      </w:pPr>
+      <w:r>
+        <w:rPr>
+          <w:b/>
+          <w:sz w:val="21"/>
+        </w:rPr>
+        <w:t>QA Engineer sign-off (Phase 7 — Hotfix NaN): APPROVED.</w:t>
+      </w:r>
+    </w:p>
+    <w:p>
+      <w:pPr>
+        <w:spacing w:after="80"/>
+      </w:pPr>
+      <w:r>
+        <w:rPr>
+          <w:sz w:val="21"/>
+        </w:rPr>
+        <w:t xml:space="preserve">Crash </w:t>
+      </w:r>
+      <w:r>
+        <w:rPr>
+          <w:rFonts w:ascii="Courier New" w:hAnsi="Courier New"/>
+          <w:color w:val="F05922"/>
+          <w:sz w:val="18"/>
+        </w:rPr>
+        <w:t>ValueError: cannot convert float NaN to integer</w:t>
+      </w:r>
+      <w:r>
+        <w:rPr>
+          <w:sz w:val="21"/>
+        </w:rPr>
+        <w:t xml:space="preserve"> đã được fix đúng tại 5 điểm</w:t>
+      </w:r>
+    </w:p>
+    <w:p>
+      <w:pPr>
+        <w:spacing w:after="80"/>
+      </w:pPr>
+      <w:r>
+        <w:rPr>
+          <w:sz w:val="21"/>
+        </w:rPr>
+        <w:t>(</w:t>
+      </w:r>
+      <w:r>
+        <w:rPr>
+          <w:rFonts w:ascii="Courier New" w:hAnsi="Courier New"/>
+          <w:color w:val="F05922"/>
+          <w:sz w:val="18"/>
+        </w:rPr>
+        <w:t>_draw_all_bboxes</w:t>
+      </w:r>
+      <w:r>
+        <w:rPr>
+          <w:sz w:val="21"/>
+        </w:rPr>
+        <w:t xml:space="preserve">, </w:t>
+      </w:r>
+      <w:r>
+        <w:rPr>
+          <w:rFonts w:ascii="Courier New" w:hAnsi="Courier New"/>
+          <w:color w:val="F05922"/>
+          <w:sz w:val="18"/>
+        </w:rPr>
+        <w:t>_read_yolo</w:t>
+      </w:r>
+      <w:r>
+        <w:rPr>
+          <w:sz w:val="21"/>
+        </w:rPr>
+        <w:t xml:space="preserve">, </w:t>
+      </w:r>
+      <w:r>
+        <w:rPr>
+          <w:rFonts w:ascii="Courier New" w:hAnsi="Courier New"/>
+          <w:color w:val="F05922"/>
+          <w:sz w:val="18"/>
+        </w:rPr>
+        <w:t>_read_yolo_ext</w:t>
+      </w:r>
+      <w:r>
+        <w:rPr>
+          <w:sz w:val="21"/>
+        </w:rPr>
+        <w:t>, model branch, folder branch).</w:t>
+      </w:r>
+    </w:p>
+    <w:p>
+      <w:pPr>
+        <w:spacing w:after="80"/>
+      </w:pPr>
+      <w:r>
+        <w:rPr>
+          <w:sz w:val="21"/>
+        </w:rPr>
+        <w:t xml:space="preserve">Tolerance nới </w:t>
+      </w:r>
+      <w:r>
+        <w:rPr>
+          <w:rFonts w:ascii="Courier New" w:hAnsi="Courier New"/>
+          <w:color w:val="F05922"/>
+          <w:sz w:val="18"/>
+        </w:rPr>
+        <w:t>[-0.001, 1.001]</w:t>
+      </w:r>
+      <w:r>
+        <w:rPr>
+          <w:sz w:val="21"/>
+        </w:rPr>
+        <w:t xml:space="preserve"> từ commit </w:t>
+      </w:r>
+      <w:r>
+        <w:rPr>
+          <w:rFonts w:ascii="Courier New" w:hAnsi="Courier New"/>
+          <w:color w:val="F05922"/>
+          <w:sz w:val="18"/>
+        </w:rPr>
+        <w:t>aa74f48</w:t>
+      </w:r>
+      <w:r>
+        <w:rPr>
+          <w:sz w:val="21"/>
+        </w:rPr>
+        <w:t xml:space="preserve"> hoạt động đúng — không có false positive</w:t>
+      </w:r>
+    </w:p>
+    <w:p>
+      <w:pPr>
+        <w:spacing w:after="80"/>
+      </w:pPr>
+      <w:r>
+        <w:rPr>
+          <w:sz w:val="21"/>
+        </w:rPr>
+        <w:t>với box sát biên hoặc box lệch do rounding, trong khi box thực sự sai vẫn bị chặn.</w:t>
       </w:r>
     </w:p>
     <w:sectPr>
